--- a/Rapport.docx
+++ b/Rapport.docx
@@ -251,18 +251,8 @@
                     <w:sz w:val="28"/>
                     <w:szCs w:val="28"/>
                   </w:rPr>
-                  <w:t xml:space="preserve">Jad </w:t>
+                  <w:t>Jad Kahlaoui</w:t>
                 </w:r>
-                <w:proofErr w:type="spellStart"/>
-                <w:r>
-                  <w:rPr>
-                    <w:color w:val="156082" w:themeColor="accent1"/>
-                    <w:sz w:val="28"/>
-                    <w:szCs w:val="28"/>
-                  </w:rPr>
-                  <w:t>Kahlaoui</w:t>
-                </w:r>
-                <w:proofErr w:type="spellEnd"/>
               </w:p>
               <w:p>
                 <w:pPr>
@@ -357,7 +347,7 @@
           <w:r>
             <w:fldChar w:fldCharType="separate"/>
           </w:r>
-          <w:hyperlink w:anchor="_Toc182314159" w:history="1">
+          <w:hyperlink w:anchor="_Toc182490186" w:history="1">
             <w:r>
               <w:rPr>
                 <w:rStyle w:val="Lienhypertexte"/>
@@ -378,7 +368,7 @@
                 <w:rStyle w:val="Lienhypertexte"/>
                 <w:noProof/>
               </w:rPr>
-              <w:t>Algorithmes des sous-programmes</w:t>
+              <w:t>Description des choix de conception et d’implémentation relatifs aux structures de données utilisées et à la démarche adoptée</w:t>
             </w:r>
             <w:r>
               <w:rPr>
@@ -399,7 +389,7 @@
                 <w:noProof/>
                 <w:webHidden/>
               </w:rPr>
-              <w:instrText xml:space="preserve"> PAGEREF _Toc182314159 \h </w:instrText>
+              <w:instrText xml:space="preserve"> PAGEREF _Toc182490186 \h </w:instrText>
             </w:r>
             <w:r>
               <w:rPr>
@@ -419,7 +409,93 @@
                 <w:noProof/>
                 <w:webHidden/>
               </w:rPr>
-              <w:t>1</w:t>
+              <w:t>2</w:t>
+            </w:r>
+            <w:r>
+              <w:rPr>
+                <w:noProof/>
+                <w:webHidden/>
+              </w:rPr>
+              <w:fldChar w:fldCharType="end"/>
+            </w:r>
+          </w:hyperlink>
+        </w:p>
+        <w:p>
+          <w:pPr>
+            <w:pStyle w:val="TM1"/>
+            <w:tabs>
+              <w:tab w:val="left" w:pos="480"/>
+              <w:tab w:val="right" w:leader="dot" w:pos="9062"/>
+            </w:tabs>
+            <w:rPr>
+              <w:rFonts w:eastAsiaTheme="minorEastAsia"/>
+              <w:noProof/>
+              <w:lang w:eastAsia="fr-FR"/>
+            </w:rPr>
+          </w:pPr>
+          <w:hyperlink w:anchor="_Toc182490187" w:history="1">
+            <w:r>
+              <w:rPr>
+                <w:rStyle w:val="Lienhypertexte"/>
+                <w:noProof/>
+              </w:rPr>
+              <w:t>2.</w:t>
+            </w:r>
+            <w:r>
+              <w:rPr>
+                <w:rFonts w:eastAsiaTheme="minorEastAsia"/>
+                <w:noProof/>
+                <w:lang w:eastAsia="fr-FR"/>
+              </w:rPr>
+              <w:tab/>
+            </w:r>
+            <w:r>
+              <w:rPr>
+                <w:rStyle w:val="Lienhypertexte"/>
+                <w:noProof/>
+              </w:rPr>
+              <w:t>Algorithmes des sous-programmes et leurs explications</w:t>
+            </w:r>
+            <w:r>
+              <w:rPr>
+                <w:noProof/>
+                <w:webHidden/>
+              </w:rPr>
+              <w:tab/>
+            </w:r>
+            <w:r>
+              <w:rPr>
+                <w:noProof/>
+                <w:webHidden/>
+              </w:rPr>
+              <w:fldChar w:fldCharType="begin"/>
+            </w:r>
+            <w:r>
+              <w:rPr>
+                <w:noProof/>
+                <w:webHidden/>
+              </w:rPr>
+              <w:instrText xml:space="preserve"> PAGEREF _Toc182490187 \h </w:instrText>
+            </w:r>
+            <w:r>
+              <w:rPr>
+                <w:noProof/>
+                <w:webHidden/>
+              </w:rPr>
+            </w:r>
+            <w:r>
+              <w:rPr>
+                <w:noProof/>
+                <w:webHidden/>
+              </w:rPr>
+              <w:fldChar w:fldCharType="separate"/>
+            </w:r>
+            <w:r>
+              <w:rPr>
+                <w:noProof/>
+                <w:webHidden/>
+              </w:rPr>
+              <w:t>2</w:t>
             </w:r>
             <w:r>
               <w:rPr>
@@ -443,13 +519,13 @@
               <w:lang w:eastAsia="fr-FR"/>
             </w:rPr>
           </w:pPr>
-          <w:hyperlink w:anchor="_Toc182314160" w:history="1">
+          <w:hyperlink w:anchor="_Toc182490188" w:history="1">
             <w:r>
               <w:rPr>
                 <w:rStyle w:val="Lienhypertexte"/>
                 <w:noProof/>
               </w:rPr>
-              <w:t>1.1.</w:t>
+              <w:t>2.1.</w:t>
             </w:r>
             <w:r>
               <w:rPr>
@@ -485,7 +561,7 @@
                 <w:noProof/>
                 <w:webHidden/>
               </w:rPr>
-              <w:instrText xml:space="preserve"> PAGEREF _Toc182314160 \h </w:instrText>
+              <w:instrText xml:space="preserve"> PAGEREF _Toc182490188 \h </w:instrText>
             </w:r>
             <w:r>
               <w:rPr>
@@ -505,7 +581,7 @@
                 <w:noProof/>
                 <w:webHidden/>
               </w:rPr>
-              <w:t>1</w:t>
+              <w:t>2</w:t>
             </w:r>
             <w:r>
               <w:rPr>
@@ -529,13 +605,13 @@
               <w:lang w:eastAsia="fr-FR"/>
             </w:rPr>
           </w:pPr>
-          <w:hyperlink w:anchor="_Toc182314161" w:history="1">
+          <w:hyperlink w:anchor="_Toc182490189" w:history="1">
             <w:r>
               <w:rPr>
                 <w:rStyle w:val="Lienhypertexte"/>
                 <w:noProof/>
               </w:rPr>
-              <w:t>1.2.</w:t>
+              <w:t>2.2.</w:t>
             </w:r>
             <w:r>
               <w:rPr>
@@ -571,7 +647,7 @@
                 <w:noProof/>
                 <w:webHidden/>
               </w:rPr>
-              <w:instrText xml:space="preserve"> PAGEREF _Toc182314161 \h </w:instrText>
+              <w:instrText xml:space="preserve"> PAGEREF _Toc182490189 \h </w:instrText>
             </w:r>
             <w:r>
               <w:rPr>
@@ -591,7 +667,351 @@
                 <w:noProof/>
                 <w:webHidden/>
               </w:rPr>
-              <w:t>2</w:t>
+              <w:t>3</w:t>
+            </w:r>
+            <w:r>
+              <w:rPr>
+                <w:noProof/>
+                <w:webHidden/>
+              </w:rPr>
+              <w:fldChar w:fldCharType="end"/>
+            </w:r>
+          </w:hyperlink>
+        </w:p>
+        <w:p>
+          <w:pPr>
+            <w:pStyle w:val="TM1"/>
+            <w:tabs>
+              <w:tab w:val="left" w:pos="480"/>
+              <w:tab w:val="right" w:leader="dot" w:pos="9062"/>
+            </w:tabs>
+            <w:rPr>
+              <w:rFonts w:eastAsiaTheme="minorEastAsia"/>
+              <w:noProof/>
+              <w:lang w:eastAsia="fr-FR"/>
+            </w:rPr>
+          </w:pPr>
+          <w:hyperlink w:anchor="_Toc182490190" w:history="1">
+            <w:r>
+              <w:rPr>
+                <w:rStyle w:val="Lienhypertexte"/>
+                <w:noProof/>
+              </w:rPr>
+              <w:t>3.</w:t>
+            </w:r>
+            <w:r>
+              <w:rPr>
+                <w:rFonts w:eastAsiaTheme="minorEastAsia"/>
+                <w:noProof/>
+                <w:lang w:eastAsia="fr-FR"/>
+              </w:rPr>
+              <w:tab/>
+            </w:r>
+            <w:r>
+              <w:rPr>
+                <w:rStyle w:val="Lienhypertexte"/>
+                <w:noProof/>
+              </w:rPr>
+              <w:t>Jeux d’essais</w:t>
+            </w:r>
+            <w:r>
+              <w:rPr>
+                <w:noProof/>
+                <w:webHidden/>
+              </w:rPr>
+              <w:tab/>
+            </w:r>
+            <w:r>
+              <w:rPr>
+                <w:noProof/>
+                <w:webHidden/>
+              </w:rPr>
+              <w:fldChar w:fldCharType="begin"/>
+            </w:r>
+            <w:r>
+              <w:rPr>
+                <w:noProof/>
+                <w:webHidden/>
+              </w:rPr>
+              <w:instrText xml:space="preserve"> PAGEREF _Toc182490190 \h </w:instrText>
+            </w:r>
+            <w:r>
+              <w:rPr>
+                <w:noProof/>
+                <w:webHidden/>
+              </w:rPr>
+            </w:r>
+            <w:r>
+              <w:rPr>
+                <w:noProof/>
+                <w:webHidden/>
+              </w:rPr>
+              <w:fldChar w:fldCharType="separate"/>
+            </w:r>
+            <w:r>
+              <w:rPr>
+                <w:noProof/>
+                <w:webHidden/>
+              </w:rPr>
+              <w:t>3</w:t>
+            </w:r>
+            <w:r>
+              <w:rPr>
+                <w:noProof/>
+                <w:webHidden/>
+              </w:rPr>
+              <w:fldChar w:fldCharType="end"/>
+            </w:r>
+          </w:hyperlink>
+        </w:p>
+        <w:p>
+          <w:pPr>
+            <w:pStyle w:val="TM2"/>
+            <w:tabs>
+              <w:tab w:val="left" w:pos="960"/>
+              <w:tab w:val="right" w:leader="dot" w:pos="9062"/>
+            </w:tabs>
+            <w:rPr>
+              <w:rFonts w:eastAsiaTheme="minorEastAsia"/>
+              <w:noProof/>
+              <w:lang w:eastAsia="fr-FR"/>
+            </w:rPr>
+          </w:pPr>
+          <w:hyperlink w:anchor="_Toc182490191" w:history="1">
+            <w:r>
+              <w:rPr>
+                <w:rStyle w:val="Lienhypertexte"/>
+                <w:noProof/>
+              </w:rPr>
+              <w:t>3.1.</w:t>
+            </w:r>
+            <w:r>
+              <w:rPr>
+                <w:rFonts w:eastAsiaTheme="minorEastAsia"/>
+                <w:noProof/>
+                <w:lang w:eastAsia="fr-FR"/>
+              </w:rPr>
+              <w:tab/>
+            </w:r>
+            <w:r>
+              <w:rPr>
+                <w:rStyle w:val="Lienhypertexte"/>
+                <w:noProof/>
+              </w:rPr>
+              <w:t>Réseau ET</w:t>
+            </w:r>
+            <w:r>
+              <w:rPr>
+                <w:noProof/>
+                <w:webHidden/>
+              </w:rPr>
+              <w:tab/>
+            </w:r>
+            <w:r>
+              <w:rPr>
+                <w:noProof/>
+                <w:webHidden/>
+              </w:rPr>
+              <w:fldChar w:fldCharType="begin"/>
+            </w:r>
+            <w:r>
+              <w:rPr>
+                <w:noProof/>
+                <w:webHidden/>
+              </w:rPr>
+              <w:instrText xml:space="preserve"> PAGEREF _Toc182490191 \h </w:instrText>
+            </w:r>
+            <w:r>
+              <w:rPr>
+                <w:noProof/>
+                <w:webHidden/>
+              </w:rPr>
+            </w:r>
+            <w:r>
+              <w:rPr>
+                <w:noProof/>
+                <w:webHidden/>
+              </w:rPr>
+              <w:fldChar w:fldCharType="separate"/>
+            </w:r>
+            <w:r>
+              <w:rPr>
+                <w:noProof/>
+                <w:webHidden/>
+              </w:rPr>
+              <w:t>3</w:t>
+            </w:r>
+            <w:r>
+              <w:rPr>
+                <w:noProof/>
+                <w:webHidden/>
+              </w:rPr>
+              <w:fldChar w:fldCharType="end"/>
+            </w:r>
+          </w:hyperlink>
+        </w:p>
+        <w:p>
+          <w:pPr>
+            <w:pStyle w:val="TM2"/>
+            <w:tabs>
+              <w:tab w:val="left" w:pos="960"/>
+              <w:tab w:val="right" w:leader="dot" w:pos="9062"/>
+            </w:tabs>
+            <w:rPr>
+              <w:rFonts w:eastAsiaTheme="minorEastAsia"/>
+              <w:noProof/>
+              <w:lang w:eastAsia="fr-FR"/>
+            </w:rPr>
+          </w:pPr>
+          <w:hyperlink w:anchor="_Toc182490192" w:history="1">
+            <w:r>
+              <w:rPr>
+                <w:rStyle w:val="Lienhypertexte"/>
+                <w:noProof/>
+              </w:rPr>
+              <w:t>3.2.</w:t>
+            </w:r>
+            <w:r>
+              <w:rPr>
+                <w:rFonts w:eastAsiaTheme="minorEastAsia"/>
+                <w:noProof/>
+                <w:lang w:eastAsia="fr-FR"/>
+              </w:rPr>
+              <w:tab/>
+            </w:r>
+            <w:r>
+              <w:rPr>
+                <w:rStyle w:val="Lienhypertexte"/>
+                <w:noProof/>
+              </w:rPr>
+              <w:t>Réseau OU</w:t>
+            </w:r>
+            <w:r>
+              <w:rPr>
+                <w:noProof/>
+                <w:webHidden/>
+              </w:rPr>
+              <w:tab/>
+            </w:r>
+            <w:r>
+              <w:rPr>
+                <w:noProof/>
+                <w:webHidden/>
+              </w:rPr>
+              <w:fldChar w:fldCharType="begin"/>
+            </w:r>
+            <w:r>
+              <w:rPr>
+                <w:noProof/>
+                <w:webHidden/>
+              </w:rPr>
+              <w:instrText xml:space="preserve"> PAGEREF _Toc182490192 \h </w:instrText>
+            </w:r>
+            <w:r>
+              <w:rPr>
+                <w:noProof/>
+                <w:webHidden/>
+              </w:rPr>
+            </w:r>
+            <w:r>
+              <w:rPr>
+                <w:noProof/>
+                <w:webHidden/>
+              </w:rPr>
+              <w:fldChar w:fldCharType="separate"/>
+            </w:r>
+            <w:r>
+              <w:rPr>
+                <w:noProof/>
+                <w:webHidden/>
+              </w:rPr>
+              <w:t>3</w:t>
+            </w:r>
+            <w:r>
+              <w:rPr>
+                <w:noProof/>
+                <w:webHidden/>
+              </w:rPr>
+              <w:fldChar w:fldCharType="end"/>
+            </w:r>
+          </w:hyperlink>
+        </w:p>
+        <w:p>
+          <w:pPr>
+            <w:pStyle w:val="TM2"/>
+            <w:tabs>
+              <w:tab w:val="left" w:pos="960"/>
+              <w:tab w:val="right" w:leader="dot" w:pos="9062"/>
+            </w:tabs>
+            <w:rPr>
+              <w:rFonts w:eastAsiaTheme="minorEastAsia"/>
+              <w:noProof/>
+              <w:lang w:eastAsia="fr-FR"/>
+            </w:rPr>
+          </w:pPr>
+          <w:hyperlink w:anchor="_Toc182490193" w:history="1">
+            <w:r>
+              <w:rPr>
+                <w:rStyle w:val="Lienhypertexte"/>
+                <w:noProof/>
+              </w:rPr>
+              <w:t>3.3.</w:t>
+            </w:r>
+            <w:r>
+              <w:rPr>
+                <w:rFonts w:eastAsiaTheme="minorEastAsia"/>
+                <w:noProof/>
+                <w:lang w:eastAsia="fr-FR"/>
+              </w:rPr>
+              <w:tab/>
+            </w:r>
+            <w:r>
+              <w:rPr>
+                <w:rStyle w:val="Lienhypertexte"/>
+                <w:noProof/>
+              </w:rPr>
+              <w:t>Réseau NOT</w:t>
+            </w:r>
+            <w:r>
+              <w:rPr>
+                <w:noProof/>
+                <w:webHidden/>
+              </w:rPr>
+              <w:tab/>
+            </w:r>
+            <w:r>
+              <w:rPr>
+                <w:noProof/>
+                <w:webHidden/>
+              </w:rPr>
+              <w:fldChar w:fldCharType="begin"/>
+            </w:r>
+            <w:r>
+              <w:rPr>
+                <w:noProof/>
+                <w:webHidden/>
+              </w:rPr>
+              <w:instrText xml:space="preserve"> PAGEREF _Toc182490193 \h </w:instrText>
+            </w:r>
+            <w:r>
+              <w:rPr>
+                <w:noProof/>
+                <w:webHidden/>
+              </w:rPr>
+            </w:r>
+            <w:r>
+              <w:rPr>
+                <w:noProof/>
+                <w:webHidden/>
+              </w:rPr>
+              <w:fldChar w:fldCharType="separate"/>
+            </w:r>
+            <w:r>
+              <w:rPr>
+                <w:noProof/>
+                <w:webHidden/>
+              </w:rPr>
+              <w:t>4</w:t>
             </w:r>
             <w:r>
               <w:rPr>
@@ -639,11 +1059,30 @@
           <w:numId w:val="8"/>
         </w:numPr>
       </w:pPr>
-      <w:bookmarkStart w:id="0" w:name="_Toc182314159"/>
+      <w:bookmarkStart w:id="0" w:name="_Toc182490186"/>
+      <w:r>
+        <w:lastRenderedPageBreak/>
+        <w:t>Description des choix de conception et d’implémentation relatifs aux structures de données utilisées et à la démarche adoptée</w:t>
+      </w:r>
+      <w:bookmarkEnd w:id="0"/>
+    </w:p>
+    <w:p/>
+    <w:p>
+      <w:pPr>
+        <w:pStyle w:val="Titre1"/>
+        <w:numPr>
+          <w:ilvl w:val="0"/>
+          <w:numId w:val="8"/>
+        </w:numPr>
+      </w:pPr>
+      <w:bookmarkStart w:id="1" w:name="_Toc182490187"/>
       <w:r>
         <w:t>Algorithmes des sous-programmes</w:t>
       </w:r>
-      <w:bookmarkEnd w:id="0"/>
+      <w:r>
+        <w:t xml:space="preserve"> et leurs explications</w:t>
+      </w:r>
+      <w:bookmarkEnd w:id="1"/>
     </w:p>
     <w:p>
       <w:pPr>
@@ -653,13 +1092,11 @@
           <w:numId w:val="8"/>
         </w:numPr>
       </w:pPr>
-      <w:bookmarkStart w:id="1" w:name="_Toc182314160"/>
-      <w:proofErr w:type="spellStart"/>
+      <w:bookmarkStart w:id="2" w:name="_Toc182490188"/>
       <w:r>
         <w:t>InitNeur</w:t>
       </w:r>
-      <w:bookmarkEnd w:id="1"/>
-      <w:proofErr w:type="spellEnd"/>
+      <w:bookmarkEnd w:id="2"/>
     </w:p>
     <w:p>
       <w:pPr>
@@ -673,39 +1110,7 @@
           <w:b/>
           <w:bCs/>
         </w:rPr>
-        <w:t xml:space="preserve">Fonction </w:t>
-      </w:r>
-      <w:proofErr w:type="spellStart"/>
-      <w:r>
-        <w:rPr>
-          <w:b/>
-          <w:bCs/>
-        </w:rPr>
-        <w:t>InitNeur</w:t>
-      </w:r>
-      <w:proofErr w:type="spellEnd"/>
-      <w:r>
-        <w:rPr>
-          <w:b/>
-          <w:bCs/>
-        </w:rPr>
-        <w:t>(</w:t>
-      </w:r>
-      <w:proofErr w:type="spellStart"/>
-      <w:r>
-        <w:rPr>
-          <w:b/>
-          <w:bCs/>
-        </w:rPr>
-        <w:t>nbEntrees</w:t>
-      </w:r>
-      <w:proofErr w:type="spellEnd"/>
-      <w:r>
-        <w:rPr>
-          <w:b/>
-          <w:bCs/>
-        </w:rPr>
-        <w:t> : Entier) : Neurone</w:t>
+        <w:t>Fonction InitNeur(nbEntrees : Entier) : Neurone</w:t>
       </w:r>
       <w:r>
         <w:rPr>
@@ -727,46 +1132,22 @@
       </w:r>
       <w:r>
         <w:br/>
-        <w:t xml:space="preserve">    premier : Poids &lt;- </w:t>
-      </w:r>
-      <w:proofErr w:type="spellStart"/>
-      <w:r>
-        <w:t>créer</w:t>
+        <w:t xml:space="preserve">    premier : Poids &lt;- créer</w:t>
       </w:r>
       <w:r>
         <w:t>Element</w:t>
       </w:r>
-      <w:proofErr w:type="spellEnd"/>
       <w:r>
         <w:br/>
-      </w:r>
-      <w:r>
-        <w:lastRenderedPageBreak/>
         <w:t xml:space="preserve">    mass(premier) &lt;- poids</w:t>
       </w:r>
       <w:r>
         <w:br/>
-        <w:t xml:space="preserve">    </w:t>
-      </w:r>
-      <w:proofErr w:type="spellStart"/>
-      <w:r>
-        <w:t>next</w:t>
-      </w:r>
-      <w:proofErr w:type="spellEnd"/>
-      <w:r>
-        <w:t>(premier) &lt;- INDEFINI</w:t>
+        <w:t xml:space="preserve">    next(premier) &lt;- INDEFINI</w:t>
       </w:r>
       <w:r>
         <w:br/>
-        <w:t xml:space="preserve">    </w:t>
-      </w:r>
-      <w:proofErr w:type="spellStart"/>
-      <w:r>
-        <w:t>tmp</w:t>
-      </w:r>
-      <w:proofErr w:type="spellEnd"/>
-      <w:r>
-        <w:t> : Poids &lt;- premier</w:t>
+        <w:t xml:space="preserve">    tmp : Poids &lt;- premier</w:t>
       </w:r>
       <w:r>
         <w:br/>
@@ -782,13 +1163,8 @@
       <w:r>
         <w:t xml:space="preserve"> i allant de 2 jusqu’à </w:t>
       </w:r>
-      <w:proofErr w:type="spellStart"/>
-      <w:r>
-        <w:t>nbEntrees</w:t>
-      </w:r>
-      <w:proofErr w:type="spellEnd"/>
-      <w:r>
-        <w:t xml:space="preserve"> </w:t>
+      <w:r>
+        <w:t xml:space="preserve">nbEntrees </w:t>
       </w:r>
       <w:r>
         <w:rPr>
@@ -799,112 +1175,32 @@
       </w:r>
       <w:r>
         <w:br/>
-        <w:t xml:space="preserve">        poids &lt;- demander(‘Renseignez le i </w:t>
-      </w:r>
-      <w:proofErr w:type="spellStart"/>
-      <w:r>
-        <w:t>ème</w:t>
-      </w:r>
-      <w:proofErr w:type="spellEnd"/>
-      <w:r>
-        <w:t xml:space="preserve"> poids’)</w:t>
+        <w:t xml:space="preserve">        poids &lt;- demander(‘Renseignez le i ème poids’)</w:t>
       </w:r>
       <w:r>
         <w:br/>
-        <w:t xml:space="preserve">        </w:t>
-      </w:r>
-      <w:proofErr w:type="spellStart"/>
-      <w:r>
-        <w:t>newPoids</w:t>
-      </w:r>
-      <w:proofErr w:type="spellEnd"/>
-      <w:r>
-        <w:t xml:space="preserve"> : Poids &lt;- </w:t>
-      </w:r>
-      <w:proofErr w:type="spellStart"/>
-      <w:r>
-        <w:t>créerElement</w:t>
-      </w:r>
-      <w:proofErr w:type="spellEnd"/>
+        <w:t xml:space="preserve">        newPoids : Poids &lt;- créerElement</w:t>
+      </w:r>
       <w:r>
         <w:br/>
-        <w:t xml:space="preserve">        mass(</w:t>
-      </w:r>
-      <w:proofErr w:type="spellStart"/>
-      <w:r>
-        <w:t>newPoids</w:t>
-      </w:r>
-      <w:proofErr w:type="spellEnd"/>
-      <w:r>
-        <w:t>) &lt;- poids</w:t>
+        <w:t xml:space="preserve">        mass(newPoids) &lt;- poids</w:t>
       </w:r>
       <w:r>
         <w:br/>
-        <w:t xml:space="preserve">        </w:t>
-      </w:r>
-      <w:proofErr w:type="spellStart"/>
-      <w:r>
-        <w:t>next</w:t>
-      </w:r>
-      <w:proofErr w:type="spellEnd"/>
-      <w:r>
-        <w:t>(</w:t>
-      </w:r>
-      <w:proofErr w:type="spellStart"/>
-      <w:r>
-        <w:t>newPoids</w:t>
-      </w:r>
-      <w:proofErr w:type="spellEnd"/>
-      <w:r>
-        <w:t>) &lt;- INDEFINI</w:t>
+        <w:t xml:space="preserve">        next(newPoids) &lt;- INDEFINI</w:t>
       </w:r>
       <w:r>
         <w:br/>
-        <w:t xml:space="preserve">        </w:t>
-      </w:r>
-      <w:proofErr w:type="spellStart"/>
-      <w:r>
-        <w:t>next</w:t>
-      </w:r>
-      <w:proofErr w:type="spellEnd"/>
-      <w:r>
-        <w:t>(</w:t>
-      </w:r>
-      <w:proofErr w:type="spellStart"/>
-      <w:r>
-        <w:t>tmp</w:t>
-      </w:r>
-      <w:proofErr w:type="spellEnd"/>
-      <w:r>
-        <w:t xml:space="preserve">) &lt;- </w:t>
-      </w:r>
-      <w:proofErr w:type="spellStart"/>
-      <w:r>
-        <w:t>newPoids</w:t>
-      </w:r>
-      <w:proofErr w:type="spellEnd"/>
+        <w:t xml:space="preserve">        next(tmp) &lt;- newPoids</w:t>
+      </w:r>
       <w:r>
         <w:br/>
-        <w:t xml:space="preserve">        </w:t>
-      </w:r>
-      <w:proofErr w:type="spellStart"/>
-      <w:r>
-        <w:t>tmp</w:t>
-      </w:r>
-      <w:proofErr w:type="spellEnd"/>
-      <w:r>
-        <w:t xml:space="preserve"> &lt;- </w:t>
-      </w:r>
-      <w:proofErr w:type="spellStart"/>
-      <w:r>
-        <w:t>newpoids</w:t>
-      </w:r>
-      <w:proofErr w:type="spellEnd"/>
+        <w:t xml:space="preserve">        tmp &lt;- newpoids</w:t>
+      </w:r>
       <w:r>
         <w:br/>
         <w:t xml:space="preserve">    </w:t>
       </w:r>
-      <w:proofErr w:type="spellStart"/>
       <w:r>
         <w:rPr>
           <w:b/>
@@ -912,7 +1208,6 @@
         </w:rPr>
         <w:t>FinPour</w:t>
       </w:r>
-      <w:proofErr w:type="spellEnd"/>
       <w:r>
         <w:rPr>
           <w:b/>
@@ -925,103 +1220,24 @@
       </w:r>
       <w:r>
         <w:br/>
-        <w:t xml:space="preserve">    </w:t>
-      </w:r>
-      <w:proofErr w:type="spellStart"/>
-      <w:r>
-        <w:t>newNeurone</w:t>
-      </w:r>
-      <w:proofErr w:type="spellEnd"/>
-      <w:r>
-        <w:t xml:space="preserve"> : Neurone &lt;- </w:t>
-      </w:r>
-      <w:proofErr w:type="spellStart"/>
-      <w:r>
-        <w:t>créerElement</w:t>
-      </w:r>
-      <w:proofErr w:type="spellEnd"/>
-      <w:r>
-        <w:t>()</w:t>
+        <w:t xml:space="preserve">    newNeurone : Neurone &lt;- créerElement()</w:t>
       </w:r>
       <w:r>
         <w:br/>
-        <w:t xml:space="preserve">    seuil(</w:t>
-      </w:r>
-      <w:proofErr w:type="spellStart"/>
-      <w:r>
-        <w:t>newNeurone</w:t>
-      </w:r>
-      <w:proofErr w:type="spellEnd"/>
-      <w:r>
-        <w:t>) &lt;- seuil</w:t>
+        <w:t xml:space="preserve">    seuil(newNeurone) &lt;- seuil</w:t>
       </w:r>
       <w:r>
         <w:br/>
-        <w:t xml:space="preserve">    poids(</w:t>
-      </w:r>
-      <w:proofErr w:type="spellStart"/>
-      <w:r>
-        <w:t>newNeurone</w:t>
-      </w:r>
-      <w:proofErr w:type="spellEnd"/>
-      <w:r>
-        <w:t xml:space="preserve">) &lt;- </w:t>
-      </w:r>
-      <w:proofErr w:type="spellStart"/>
-      <w:r>
-        <w:t>listePoids</w:t>
-      </w:r>
-      <w:proofErr w:type="spellEnd"/>
+        <w:t xml:space="preserve">    poids(newNeurone) &lt;- listePoids</w:t>
+      </w:r>
       <w:r>
         <w:br/>
-        <w:t xml:space="preserve">    </w:t>
-      </w:r>
-      <w:proofErr w:type="spellStart"/>
-      <w:r>
-        <w:t>nbEntrees</w:t>
-      </w:r>
-      <w:proofErr w:type="spellEnd"/>
-      <w:r>
-        <w:t>(</w:t>
-      </w:r>
-      <w:proofErr w:type="spellStart"/>
-      <w:r>
-        <w:t>newNeurone</w:t>
-      </w:r>
-      <w:proofErr w:type="spellEnd"/>
-      <w:r>
-        <w:t xml:space="preserve">) &lt;- </w:t>
-      </w:r>
-      <w:proofErr w:type="spellStart"/>
-      <w:r>
-        <w:t>nbEntrees</w:t>
-      </w:r>
-      <w:proofErr w:type="spellEnd"/>
+        <w:t xml:space="preserve">    nbEntrees(newNeurone) &lt;- nbEntrees</w:t>
+      </w:r>
       <w:r>
         <w:br/>
-        <w:t xml:space="preserve">    </w:t>
-      </w:r>
-      <w:proofErr w:type="spellStart"/>
-      <w:r>
-        <w:t>InitNeur</w:t>
-      </w:r>
-      <w:proofErr w:type="spellEnd"/>
-      <w:r>
-        <w:t>(</w:t>
-      </w:r>
-      <w:proofErr w:type="spellStart"/>
-      <w:r>
-        <w:t>nbEntrees</w:t>
-      </w:r>
-      <w:proofErr w:type="spellEnd"/>
-      <w:r>
-        <w:t xml:space="preserve">) &lt;- </w:t>
-      </w:r>
-      <w:proofErr w:type="spellStart"/>
-      <w:r>
-        <w:t>newNeurone</w:t>
-      </w:r>
-      <w:proofErr w:type="spellEnd"/>
+        <w:t xml:space="preserve">    InitNeur(nbEntrees) &lt;- newNeurone</w:t>
+      </w:r>
       <w:r>
         <w:br/>
       </w:r>
@@ -1041,13 +1257,11 @@
           <w:numId w:val="8"/>
         </w:numPr>
       </w:pPr>
-      <w:bookmarkStart w:id="2" w:name="_Toc182314161"/>
-      <w:proofErr w:type="spellStart"/>
+      <w:bookmarkStart w:id="3" w:name="_Toc182490189"/>
       <w:r>
         <w:t>OutNeurone</w:t>
       </w:r>
-      <w:bookmarkEnd w:id="2"/>
-      <w:proofErr w:type="spellEnd"/>
+      <w:bookmarkEnd w:id="3"/>
     </w:p>
     <w:p>
       <w:r>
@@ -1055,39 +1269,14 @@
           <w:b/>
           <w:bCs/>
         </w:rPr>
-        <w:t xml:space="preserve">Fonction </w:t>
-      </w:r>
-      <w:proofErr w:type="spellStart"/>
+        <w:t xml:space="preserve">Fonction OutNeurone(neurone : Neurone, </w:t>
+      </w:r>
       <w:r>
         <w:rPr>
           <w:b/>
           <w:bCs/>
         </w:rPr>
-        <w:t>OutNeurone</w:t>
-      </w:r>
-      <w:proofErr w:type="spellEnd"/>
-      <w:r>
-        <w:rPr>
-          <w:b/>
-          <w:bCs/>
-        </w:rPr>
-        <w:t xml:space="preserve">(neurone : Neurone, </w:t>
-      </w:r>
-      <w:proofErr w:type="spellStart"/>
-      <w:r>
-        <w:rPr>
-          <w:b/>
-          <w:bCs/>
-        </w:rPr>
-        <w:t>listeEntiers</w:t>
-      </w:r>
-      <w:proofErr w:type="spellEnd"/>
-      <w:r>
-        <w:rPr>
-          <w:b/>
-          <w:bCs/>
-        </w:rPr>
-        <w:t> : Liste&lt;Entier&gt;) : Entier</w:t>
+        <w:t>listeEntiers : Liste&lt;Entier&gt;) : Entier</w:t>
       </w:r>
       <w:r>
         <w:rPr>
@@ -1105,15 +1294,7 @@
         <w:br/>
       </w:r>
       <w:r>
-        <w:t xml:space="preserve">    size : Entier &lt;- </w:t>
-      </w:r>
-      <w:proofErr w:type="spellStart"/>
-      <w:r>
-        <w:t>nbEntrees</w:t>
-      </w:r>
-      <w:proofErr w:type="spellEnd"/>
-      <w:r>
-        <w:t>(neurone)</w:t>
+        <w:t xml:space="preserve">    size : Entier &lt;- nbEntrees(neurone)</w:t>
       </w:r>
       <w:r>
         <w:br/>
@@ -1121,15 +1302,10 @@
       </w:r>
       <w:r>
         <w:br/>
-        <w:t xml:space="preserve">    </w:t>
-      </w:r>
-      <w:proofErr w:type="spellStart"/>
-      <w:r>
-        <w:t>tmp</w:t>
-      </w:r>
-      <w:proofErr w:type="spellEnd"/>
-      <w:r>
-        <w:t> : Poids &lt;- poids(neurone)</w:t>
+      </w:r>
+      <w:r>
+        <w:lastRenderedPageBreak/>
+        <w:t xml:space="preserve">    tmp : Poids &lt;- poids(neurone)</w:t>
       </w:r>
       <w:r>
         <w:br/>
@@ -1161,77 +1337,20 @@
         <w:t xml:space="preserve">        </w:t>
       </w:r>
       <w:r>
-        <w:t>somme &lt;- somme + (valeur(tête(</w:t>
-      </w:r>
-      <w:proofErr w:type="spellStart"/>
-      <w:r>
-        <w:t>listeEntiers</w:t>
-      </w:r>
-      <w:proofErr w:type="spellEnd"/>
-      <w:r>
-        <w:t>))*mass(</w:t>
-      </w:r>
-      <w:proofErr w:type="spellStart"/>
-      <w:r>
-        <w:t>tmp</w:t>
-      </w:r>
-      <w:proofErr w:type="spellEnd"/>
-      <w:r>
-        <w:t>))</w:t>
+        <w:t>somme &lt;- somme + (valeur(tête(listeEntiers))*mass(tmp))</w:t>
       </w:r>
       <w:r>
         <w:br/>
-        <w:t xml:space="preserve">        </w:t>
-      </w:r>
-      <w:proofErr w:type="spellStart"/>
-      <w:r>
-        <w:t>tmp</w:t>
-      </w:r>
-      <w:proofErr w:type="spellEnd"/>
-      <w:r>
-        <w:t xml:space="preserve"> &lt;- </w:t>
-      </w:r>
-      <w:proofErr w:type="spellStart"/>
-      <w:r>
-        <w:t>next</w:t>
-      </w:r>
-      <w:proofErr w:type="spellEnd"/>
-      <w:r>
-        <w:t>(</w:t>
-      </w:r>
-      <w:proofErr w:type="spellStart"/>
-      <w:r>
-        <w:t>tmp</w:t>
-      </w:r>
-      <w:proofErr w:type="spellEnd"/>
-      <w:r>
-        <w:t>)</w:t>
+        <w:t xml:space="preserve">        tmp &lt;- next(tmp)</w:t>
       </w:r>
       <w:r>
         <w:br/>
-        <w:t xml:space="preserve">        </w:t>
-      </w:r>
-      <w:proofErr w:type="spellStart"/>
-      <w:r>
-        <w:t>listeEntiers</w:t>
-      </w:r>
-      <w:proofErr w:type="spellEnd"/>
-      <w:r>
-        <w:t xml:space="preserve"> &lt;- reste(</w:t>
-      </w:r>
-      <w:proofErr w:type="spellStart"/>
-      <w:r>
-        <w:t>listeEntiers</w:t>
-      </w:r>
-      <w:proofErr w:type="spellEnd"/>
-      <w:r>
-        <w:t>)</w:t>
+        <w:t xml:space="preserve">        listeEntiers &lt;- reste(listeEntiers)</w:t>
       </w:r>
       <w:r>
         <w:br/>
         <w:t xml:space="preserve">    </w:t>
       </w:r>
-      <w:proofErr w:type="spellStart"/>
       <w:r>
         <w:rPr>
           <w:b/>
@@ -1239,7 +1358,6 @@
         </w:rPr>
         <w:t>FinPour</w:t>
       </w:r>
-      <w:proofErr w:type="spellEnd"/>
       <w:r>
         <w:rPr>
           <w:b/>
@@ -1275,21 +1393,8 @@
         <w:br/>
         <w:t xml:space="preserve">        </w:t>
       </w:r>
-      <w:proofErr w:type="spellStart"/>
-      <w:r>
-        <w:t>OutNeurone</w:t>
-      </w:r>
-      <w:proofErr w:type="spellEnd"/>
-      <w:r>
-        <w:t xml:space="preserve">(neurone, </w:t>
-      </w:r>
-      <w:proofErr w:type="spellStart"/>
-      <w:r>
-        <w:t>listeEntiers</w:t>
-      </w:r>
-      <w:proofErr w:type="spellEnd"/>
-      <w:r>
-        <w:t>) &lt;- 1</w:t>
+      <w:r>
+        <w:t>OutNeurone(neurone, listeEntiers) &lt;- 1</w:t>
       </w:r>
       <w:r>
         <w:br/>
@@ -1310,27 +1415,13 @@
         <w:br/>
         <w:t xml:space="preserve">        </w:t>
       </w:r>
-      <w:proofErr w:type="spellStart"/>
-      <w:r>
-        <w:t>Outneurone</w:t>
-      </w:r>
-      <w:proofErr w:type="spellEnd"/>
-      <w:r>
-        <w:t xml:space="preserve">(neurone, </w:t>
-      </w:r>
-      <w:proofErr w:type="spellStart"/>
-      <w:r>
-        <w:t>listeEntiers</w:t>
-      </w:r>
-      <w:proofErr w:type="spellEnd"/>
-      <w:r>
-        <w:t>) &lt;- 0</w:t>
+      <w:r>
+        <w:t>Outneurone(neurone, listeEntiers) &lt;- 0</w:t>
       </w:r>
       <w:r>
         <w:br/>
         <w:t xml:space="preserve">    </w:t>
       </w:r>
-      <w:proofErr w:type="spellStart"/>
       <w:r>
         <w:rPr>
           <w:b/>
@@ -1338,7 +1429,6 @@
         </w:rPr>
         <w:t>FinSi</w:t>
       </w:r>
-      <w:proofErr w:type="spellEnd"/>
       <w:r>
         <w:rPr>
           <w:b/>
@@ -1349,7 +1439,341 @@
       </w:r>
       <w:r>
         <w:br/>
-        <w:t xml:space="preserve">    </w:t>
+      </w:r>
+    </w:p>
+    <w:p>
+      <w:pPr>
+        <w:pStyle w:val="Titre1"/>
+        <w:numPr>
+          <w:ilvl w:val="0"/>
+          <w:numId w:val="8"/>
+        </w:numPr>
+      </w:pPr>
+      <w:bookmarkStart w:id="4" w:name="_Toc182490190"/>
+      <w:r>
+        <w:t>Jeux d’essais</w:t>
+      </w:r>
+      <w:bookmarkEnd w:id="4"/>
+    </w:p>
+    <w:p>
+      <w:pPr>
+        <w:pStyle w:val="Titre2"/>
+        <w:numPr>
+          <w:ilvl w:val="1"/>
+          <w:numId w:val="8"/>
+        </w:numPr>
+      </w:pPr>
+      <w:bookmarkStart w:id="5" w:name="_Toc182490191"/>
+      <w:r>
+        <w:t>Réseau ET</w:t>
+      </w:r>
+      <w:bookmarkEnd w:id="5"/>
+    </w:p>
+    <w:p>
+      <w:r>
+        <w:t>Configuration :</w:t>
+      </w:r>
+    </w:p>
+    <w:p>
+      <w:pPr>
+        <w:pStyle w:val="Paragraphedeliste"/>
+        <w:numPr>
+          <w:ilvl w:val="0"/>
+          <w:numId w:val="9"/>
+        </w:numPr>
+      </w:pPr>
+      <w:r>
+        <w:t>Un seul neurone avec n entrées</w:t>
+      </w:r>
+    </w:p>
+    <w:p>
+      <w:pPr>
+        <w:pStyle w:val="Paragraphedeliste"/>
+        <w:numPr>
+          <w:ilvl w:val="0"/>
+          <w:numId w:val="9"/>
+        </w:numPr>
+      </w:pPr>
+      <w:r>
+        <w:t>Un poids de 1 pour chaque entrée</w:t>
+      </w:r>
+    </w:p>
+    <w:p>
+      <w:pPr>
+        <w:pStyle w:val="Paragraphedeliste"/>
+        <w:numPr>
+          <w:ilvl w:val="0"/>
+          <w:numId w:val="9"/>
+        </w:numPr>
+      </w:pPr>
+      <w:r>
+        <w:t>Le seuil est fixé à n (= nombre d’entrées)</w:t>
+      </w:r>
+    </w:p>
+    <w:p>
+      <w:r>
+        <w:t>Interprétation :</w:t>
+      </w:r>
+    </w:p>
+    <w:p>
+      <w:pPr>
+        <w:pStyle w:val="Paragraphedeliste"/>
+        <w:numPr>
+          <w:ilvl w:val="0"/>
+          <w:numId w:val="9"/>
+        </w:numPr>
+      </w:pPr>
+      <w:r>
+        <w:t>La sortie sera égale à 1, si toutes les entrées sont égales à 1 (car la somme doit être supérieure ou égale à n, pour dépasser le seuil), sinon elle vaut 0.</w:t>
+      </w:r>
+    </w:p>
+    <w:p>
+      <w:r>
+        <w:t>Essais :</w:t>
+      </w:r>
+    </w:p>
+    <w:p>
+      <w:pPr>
+        <w:pStyle w:val="Paragraphedeliste"/>
+        <w:numPr>
+          <w:ilvl w:val="0"/>
+          <w:numId w:val="9"/>
+        </w:numPr>
+      </w:pPr>
+      <w:r>
+        <w:t>Entrées [1,1] -&gt; Sortie = 1</w:t>
+      </w:r>
+    </w:p>
+    <w:p>
+      <w:pPr>
+        <w:pStyle w:val="Paragraphedeliste"/>
+        <w:numPr>
+          <w:ilvl w:val="0"/>
+          <w:numId w:val="9"/>
+        </w:numPr>
+      </w:pPr>
+      <w:r>
+        <w:t>Entées [1,0] ou [0,1] ou [0,0] -&gt; Sortie = 0</w:t>
+      </w:r>
+    </w:p>
+    <w:p>
+      <w:pPr>
+        <w:pStyle w:val="Titre2"/>
+        <w:numPr>
+          <w:ilvl w:val="1"/>
+          <w:numId w:val="8"/>
+        </w:numPr>
+      </w:pPr>
+      <w:bookmarkStart w:id="6" w:name="_Toc182490192"/>
+      <w:r>
+        <w:t>Réseau OU</w:t>
+      </w:r>
+      <w:bookmarkEnd w:id="6"/>
+    </w:p>
+    <w:p>
+      <w:r>
+        <w:t>Configuration :</w:t>
+      </w:r>
+    </w:p>
+    <w:p>
+      <w:pPr>
+        <w:pStyle w:val="Paragraphedeliste"/>
+        <w:numPr>
+          <w:ilvl w:val="0"/>
+          <w:numId w:val="9"/>
+        </w:numPr>
+      </w:pPr>
+      <w:r>
+        <w:t>Un seul neurone avec n entrées</w:t>
+      </w:r>
+    </w:p>
+    <w:p>
+      <w:pPr>
+        <w:pStyle w:val="Paragraphedeliste"/>
+        <w:numPr>
+          <w:ilvl w:val="0"/>
+          <w:numId w:val="9"/>
+        </w:numPr>
+      </w:pPr>
+      <w:r>
+        <w:t>Un poids de 1 à chaque entrée</w:t>
+      </w:r>
+    </w:p>
+    <w:p>
+      <w:pPr>
+        <w:pStyle w:val="Paragraphedeliste"/>
+        <w:numPr>
+          <w:ilvl w:val="0"/>
+          <w:numId w:val="9"/>
+        </w:numPr>
+      </w:pPr>
+      <w:r>
+        <w:t>Le seul est fixé à 1</w:t>
+      </w:r>
+    </w:p>
+    <w:p>
+      <w:r>
+        <w:t>Interprétation :</w:t>
+      </w:r>
+    </w:p>
+    <w:p>
+      <w:pPr>
+        <w:pStyle w:val="Paragraphedeliste"/>
+        <w:numPr>
+          <w:ilvl w:val="0"/>
+          <w:numId w:val="9"/>
+        </w:numPr>
+      </w:pPr>
+      <w:r>
+        <w:t>La sortie sera égale à 1, si au moins une entrée est égale à 1 (car la somme doit être supérieure ou égale à 1, pour dépasser le seuil), sinon elle vaut 0.</w:t>
+      </w:r>
+    </w:p>
+    <w:p>
+      <w:r>
+        <w:lastRenderedPageBreak/>
+        <w:t>Essais :</w:t>
+      </w:r>
+    </w:p>
+    <w:p>
+      <w:pPr>
+        <w:pStyle w:val="Paragraphedeliste"/>
+        <w:numPr>
+          <w:ilvl w:val="0"/>
+          <w:numId w:val="9"/>
+        </w:numPr>
+      </w:pPr>
+      <w:r>
+        <w:t>Entrées [1,0] ou [0,1] ou [1,1] -&gt; Sortie = 1</w:t>
+      </w:r>
+    </w:p>
+    <w:p>
+      <w:pPr>
+        <w:pStyle w:val="Paragraphedeliste"/>
+        <w:numPr>
+          <w:ilvl w:val="0"/>
+          <w:numId w:val="9"/>
+        </w:numPr>
+      </w:pPr>
+      <w:r>
+        <w:t>Entrées [0,0] -&gt; Sortie = 0</w:t>
+      </w:r>
+    </w:p>
+    <w:p>
+      <w:pPr>
+        <w:pStyle w:val="Titre2"/>
+        <w:numPr>
+          <w:ilvl w:val="1"/>
+          <w:numId w:val="8"/>
+        </w:numPr>
+      </w:pPr>
+      <w:bookmarkStart w:id="7" w:name="_Toc182490193"/>
+      <w:r>
+        <w:t>Réseau NOT</w:t>
+      </w:r>
+      <w:bookmarkEnd w:id="7"/>
+    </w:p>
+    <w:p>
+      <w:r>
+        <w:t>Configuration :</w:t>
+      </w:r>
+    </w:p>
+    <w:p>
+      <w:pPr>
+        <w:pStyle w:val="Paragraphedeliste"/>
+        <w:numPr>
+          <w:ilvl w:val="0"/>
+          <w:numId w:val="9"/>
+        </w:numPr>
+      </w:pPr>
+      <w:r>
+        <w:t>Un seul neurone avec une seule entrée</w:t>
+      </w:r>
+    </w:p>
+    <w:p>
+      <w:pPr>
+        <w:pStyle w:val="Paragraphedeliste"/>
+        <w:numPr>
+          <w:ilvl w:val="0"/>
+          <w:numId w:val="9"/>
+        </w:numPr>
+      </w:pPr>
+      <w:r>
+        <w:t>Un poids de -1 pour l’entrée</w:t>
+      </w:r>
+    </w:p>
+    <w:p>
+      <w:pPr>
+        <w:pStyle w:val="Paragraphedeliste"/>
+        <w:numPr>
+          <w:ilvl w:val="0"/>
+          <w:numId w:val="9"/>
+        </w:numPr>
+      </w:pPr>
+      <w:r>
+        <w:t>Le seuil est fixé à 0</w:t>
+      </w:r>
+    </w:p>
+    <w:p>
+      <w:r>
+        <w:t>Interprétation :</w:t>
+      </w:r>
+    </w:p>
+    <w:p>
+      <w:pPr>
+        <w:pStyle w:val="Paragraphedeliste"/>
+        <w:numPr>
+          <w:ilvl w:val="0"/>
+          <w:numId w:val="9"/>
+        </w:numPr>
+      </w:pPr>
+      <w:r>
+        <w:t xml:space="preserve">La sortie sera égale à 1, si l’entrée est égale à 0 (car 0 est supérieur ou égal au seuil), sinon elle vaut 0 si l’entrée vaut 1. C’est donc l’entrée inversée. </w:t>
+      </w:r>
+    </w:p>
+    <w:p>
+      <w:r>
+        <w:t>Essais :</w:t>
+      </w:r>
+    </w:p>
+    <w:p>
+      <w:pPr>
+        <w:pStyle w:val="Paragraphedeliste"/>
+        <w:numPr>
+          <w:ilvl w:val="0"/>
+          <w:numId w:val="9"/>
+        </w:numPr>
+      </w:pPr>
+      <w:r>
+        <w:t>Entrée [0] -&gt; Sortie = 1</w:t>
+      </w:r>
+    </w:p>
+    <w:p>
+      <w:pPr>
+        <w:pStyle w:val="Paragraphedeliste"/>
+        <w:numPr>
+          <w:ilvl w:val="0"/>
+          <w:numId w:val="9"/>
+        </w:numPr>
+      </w:pPr>
+      <w:r>
+        <w:t>Entrée [1] -&gt; Sortie = 0</w:t>
+      </w:r>
+    </w:p>
+    <w:p>
+      <w:pPr>
+        <w:pStyle w:val="Titre2"/>
+        <w:numPr>
+          <w:ilvl w:val="1"/>
+          <w:numId w:val="8"/>
+        </w:numPr>
+      </w:pPr>
+      <w:r>
+        <w:t>Réseau multi-couches (A ET (non B) et C) OU (A ET (non C))</w:t>
+      </w:r>
+    </w:p>
+    <w:p>
+      <w:r>
+        <w:t>Alors là…</w:t>
       </w:r>
     </w:p>
     <w:sectPr>
@@ -2243,6 +2667,119 @@
     </w:lvl>
   </w:abstractNum>
   <w:abstractNum w:abstractNumId="7" w15:restartNumberingAfterBreak="0">
+    <w:nsid w:val="7A667A16"/>
+    <w:multiLevelType w:val="hybridMultilevel"/>
+    <w:tmpl w:val="333A9DC8"/>
+    <w:lvl w:ilvl="0" w:tplc="57944292">
+      <w:start w:val="3"/>
+      <w:numFmt w:val="bullet"/>
+      <w:lvlText w:val="-"/>
+      <w:lvlJc w:val="left"/>
+      <w:pPr>
+        <w:ind w:left="720" w:hanging="360"/>
+      </w:pPr>
+      <w:rPr>
+        <w:rFonts w:ascii="Aptos" w:eastAsiaTheme="minorHAnsi" w:hAnsi="Aptos" w:cstheme="minorBidi" w:hint="default"/>
+      </w:rPr>
+    </w:lvl>
+    <w:lvl w:ilvl="1" w:tplc="040C0003" w:tentative="1">
+      <w:start w:val="1"/>
+      <w:numFmt w:val="bullet"/>
+      <w:lvlText w:val="o"/>
+      <w:lvlJc w:val="left"/>
+      <w:pPr>
+        <w:ind w:left="1440" w:hanging="360"/>
+      </w:pPr>
+      <w:rPr>
+        <w:rFonts w:ascii="Courier New" w:hAnsi="Courier New" w:cs="Courier New" w:hint="default"/>
+      </w:rPr>
+    </w:lvl>
+    <w:lvl w:ilvl="2" w:tplc="040C0005" w:tentative="1">
+      <w:start w:val="1"/>
+      <w:numFmt w:val="bullet"/>
+      <w:lvlText w:val=""/>
+      <w:lvlJc w:val="left"/>
+      <w:pPr>
+        <w:ind w:left="2160" w:hanging="360"/>
+      </w:pPr>
+      <w:rPr>
+        <w:rFonts w:ascii="Wingdings" w:hAnsi="Wingdings" w:hint="default"/>
+      </w:rPr>
+    </w:lvl>
+    <w:lvl w:ilvl="3" w:tplc="040C0001" w:tentative="1">
+      <w:start w:val="1"/>
+      <w:numFmt w:val="bullet"/>
+      <w:lvlText w:val=""/>
+      <w:lvlJc w:val="left"/>
+      <w:pPr>
+        <w:ind w:left="2880" w:hanging="360"/>
+      </w:pPr>
+      <w:rPr>
+        <w:rFonts w:ascii="Symbol" w:hAnsi="Symbol" w:hint="default"/>
+      </w:rPr>
+    </w:lvl>
+    <w:lvl w:ilvl="4" w:tplc="040C0003" w:tentative="1">
+      <w:start w:val="1"/>
+      <w:numFmt w:val="bullet"/>
+      <w:lvlText w:val="o"/>
+      <w:lvlJc w:val="left"/>
+      <w:pPr>
+        <w:ind w:left="3600" w:hanging="360"/>
+      </w:pPr>
+      <w:rPr>
+        <w:rFonts w:ascii="Courier New" w:hAnsi="Courier New" w:cs="Courier New" w:hint="default"/>
+      </w:rPr>
+    </w:lvl>
+    <w:lvl w:ilvl="5" w:tplc="040C0005" w:tentative="1">
+      <w:start w:val="1"/>
+      <w:numFmt w:val="bullet"/>
+      <w:lvlText w:val=""/>
+      <w:lvlJc w:val="left"/>
+      <w:pPr>
+        <w:ind w:left="4320" w:hanging="360"/>
+      </w:pPr>
+      <w:rPr>
+        <w:rFonts w:ascii="Wingdings" w:hAnsi="Wingdings" w:hint="default"/>
+      </w:rPr>
+    </w:lvl>
+    <w:lvl w:ilvl="6" w:tplc="040C0001" w:tentative="1">
+      <w:start w:val="1"/>
+      <w:numFmt w:val="bullet"/>
+      <w:lvlText w:val=""/>
+      <w:lvlJc w:val="left"/>
+      <w:pPr>
+        <w:ind w:left="5040" w:hanging="360"/>
+      </w:pPr>
+      <w:rPr>
+        <w:rFonts w:ascii="Symbol" w:hAnsi="Symbol" w:hint="default"/>
+      </w:rPr>
+    </w:lvl>
+    <w:lvl w:ilvl="7" w:tplc="040C0003" w:tentative="1">
+      <w:start w:val="1"/>
+      <w:numFmt w:val="bullet"/>
+      <w:lvlText w:val="o"/>
+      <w:lvlJc w:val="left"/>
+      <w:pPr>
+        <w:ind w:left="5760" w:hanging="360"/>
+      </w:pPr>
+      <w:rPr>
+        <w:rFonts w:ascii="Courier New" w:hAnsi="Courier New" w:cs="Courier New" w:hint="default"/>
+      </w:rPr>
+    </w:lvl>
+    <w:lvl w:ilvl="8" w:tplc="040C0005" w:tentative="1">
+      <w:start w:val="1"/>
+      <w:numFmt w:val="bullet"/>
+      <w:lvlText w:val=""/>
+      <w:lvlJc w:val="left"/>
+      <w:pPr>
+        <w:ind w:left="6480" w:hanging="360"/>
+      </w:pPr>
+      <w:rPr>
+        <w:rFonts w:ascii="Wingdings" w:hAnsi="Wingdings" w:hint="default"/>
+      </w:rPr>
+    </w:lvl>
+  </w:abstractNum>
+  <w:abstractNum w:abstractNumId="8" w15:restartNumberingAfterBreak="0">
     <w:nsid w:val="7F1473EC"/>
     <w:multiLevelType w:val="multilevel"/>
     <w:tmpl w:val="E6C46908"/>
@@ -2367,7 +2904,7 @@
     <w:abstractNumId w:val="3"/>
   </w:num>
   <w:num w:numId="2" w16cid:durableId="1771898619">
-    <w:abstractNumId w:val="7"/>
+    <w:abstractNumId w:val="8"/>
   </w:num>
   <w:num w:numId="3" w16cid:durableId="1999336418">
     <w:abstractNumId w:val="6"/>
@@ -2386,6 +2923,9 @@
   </w:num>
   <w:num w:numId="8" w16cid:durableId="1343555939">
     <w:abstractNumId w:val="2"/>
+  </w:num>
+  <w:num w:numId="9" w16cid:durableId="66420208">
+    <w:abstractNumId w:val="7"/>
   </w:num>
 </w:numbering>
 </file>
@@ -2991,6 +3531,7 @@
   <w:style w:type="character" w:default="1" w:styleId="Policepardfaut">
     <w:name w:val="Default Paragraph Font"/>
     <w:uiPriority w:val="1"/>
+    <w:semiHidden/>
     <w:unhideWhenUsed/>
   </w:style>
   <w:style w:type="table" w:default="1" w:styleId="TableauNormal">
@@ -3697,8 +4238,11 @@
     <w:rsid w:val="00120A07"/>
     <w:rsid w:val="00180CED"/>
     <w:rsid w:val="001F41DD"/>
+    <w:rsid w:val="002030CA"/>
     <w:rsid w:val="003B7B5A"/>
+    <w:rsid w:val="004C4BF5"/>
     <w:rsid w:val="00535A86"/>
+    <w:rsid w:val="00757A89"/>
     <w:rsid w:val="007632B8"/>
     <w:rsid w:val="00807545"/>
     <w:rsid w:val="009874E3"/>
@@ -3706,6 +4250,7 @@
     <w:rsid w:val="00B42D48"/>
     <w:rsid w:val="00C32169"/>
     <w:rsid w:val="00EB0DEB"/>
+    <w:rsid w:val="00EB251E"/>
     <w:rsid w:val="00F13B92"/>
   </w:rsids>
   <m:mathPr>
@@ -4173,26 +4718,6 @@
     <w:name w:val="E9E93BCCD3194BBD8CB110AA7B8AB788"/>
     <w:rsid w:val="007632B8"/>
   </w:style>
-  <w:style w:type="paragraph" w:customStyle="1" w:styleId="7E0D648D272C4E59B66D7744AC82E495">
-    <w:name w:val="7E0D648D272C4E59B66D7744AC82E495"/>
-    <w:rsid w:val="007632B8"/>
-  </w:style>
-  <w:style w:type="paragraph" w:customStyle="1" w:styleId="54CC551AF3B949299778589D2FE79A80">
-    <w:name w:val="54CC551AF3B949299778589D2FE79A80"/>
-    <w:rsid w:val="0004796F"/>
-  </w:style>
-  <w:style w:type="paragraph" w:customStyle="1" w:styleId="566BA8FD66194F87B25C5169891EA467">
-    <w:name w:val="566BA8FD66194F87B25C5169891EA467"/>
-    <w:rsid w:val="0004796F"/>
-  </w:style>
-  <w:style w:type="paragraph" w:customStyle="1" w:styleId="20BD72B438D04007B35E89979D6A43B7">
-    <w:name w:val="20BD72B438D04007B35E89979D6A43B7"/>
-    <w:rsid w:val="0004796F"/>
-  </w:style>
-  <w:style w:type="paragraph" w:customStyle="1" w:styleId="D074EDF81BBE40D2838E80DD22FBBA21">
-    <w:name w:val="D074EDF81BBE40D2838E80DD22FBBA21"/>
-    <w:rsid w:val="0004796F"/>
-  </w:style>
 </w:styles>
 </file>
 

--- a/Rapport.docx
+++ b/Rapport.docx
@@ -251,8 +251,18 @@
                     <w:sz w:val="28"/>
                     <w:szCs w:val="28"/>
                   </w:rPr>
-                  <w:t>Jad Kahlaoui</w:t>
+                  <w:t xml:space="preserve">Jad </w:t>
                 </w:r>
+                <w:proofErr w:type="spellStart"/>
+                <w:r>
+                  <w:rPr>
+                    <w:color w:val="156082" w:themeColor="accent1"/>
+                    <w:sz w:val="28"/>
+                    <w:szCs w:val="28"/>
+                  </w:rPr>
+                  <w:t>Kahlaoui</w:t>
+                </w:r>
+                <w:proofErr w:type="spellEnd"/>
               </w:p>
               <w:p>
                 <w:pPr>
@@ -1093,10 +1103,12 @@
         </w:numPr>
       </w:pPr>
       <w:bookmarkStart w:id="2" w:name="_Toc182490188"/>
+      <w:proofErr w:type="spellStart"/>
       <w:r>
         <w:t>InitNeur</w:t>
       </w:r>
       <w:bookmarkEnd w:id="2"/>
+      <w:proofErr w:type="spellEnd"/>
     </w:p>
     <w:p>
       <w:pPr>
@@ -1110,7 +1122,39 @@
           <w:b/>
           <w:bCs/>
         </w:rPr>
-        <w:t>Fonction InitNeur(nbEntrees : Entier) : Neurone</w:t>
+        <w:t xml:space="preserve">Fonction </w:t>
+      </w:r>
+      <w:proofErr w:type="spellStart"/>
+      <w:r>
+        <w:rPr>
+          <w:b/>
+          <w:bCs/>
+        </w:rPr>
+        <w:t>InitNeur</w:t>
+      </w:r>
+      <w:proofErr w:type="spellEnd"/>
+      <w:r>
+        <w:rPr>
+          <w:b/>
+          <w:bCs/>
+        </w:rPr>
+        <w:t>(</w:t>
+      </w:r>
+      <w:proofErr w:type="spellStart"/>
+      <w:r>
+        <w:rPr>
+          <w:b/>
+          <w:bCs/>
+        </w:rPr>
+        <w:t>nbEntrees</w:t>
+      </w:r>
+      <w:proofErr w:type="spellEnd"/>
+      <w:r>
+        <w:rPr>
+          <w:b/>
+          <w:bCs/>
+        </w:rPr>
+        <w:t> : Entier) : Neurone</w:t>
       </w:r>
       <w:r>
         <w:rPr>
@@ -1132,22 +1176,43 @@
       </w:r>
       <w:r>
         <w:br/>
-        <w:t xml:space="preserve">    premier : Poids &lt;- créer</w:t>
+        <w:t xml:space="preserve">    premier : Poids &lt;- </w:t>
+      </w:r>
+      <w:proofErr w:type="spellStart"/>
+      <w:r>
+        <w:t>créer</w:t>
       </w:r>
       <w:r>
         <w:t>Element</w:t>
       </w:r>
+      <w:proofErr w:type="spellEnd"/>
       <w:r>
         <w:br/>
         <w:t xml:space="preserve">    mass(premier) &lt;- poids</w:t>
       </w:r>
       <w:r>
         <w:br/>
-        <w:t xml:space="preserve">    next(premier) &lt;- INDEFINI</w:t>
+        <w:t xml:space="preserve">    </w:t>
+      </w:r>
+      <w:proofErr w:type="spellStart"/>
+      <w:r>
+        <w:t>next</w:t>
+      </w:r>
+      <w:proofErr w:type="spellEnd"/>
+      <w:r>
+        <w:t>(premier) &lt;- INDEFINI</w:t>
       </w:r>
       <w:r>
         <w:br/>
-        <w:t xml:space="preserve">    tmp : Poids &lt;- premier</w:t>
+        <w:t xml:space="preserve">    </w:t>
+      </w:r>
+      <w:proofErr w:type="spellStart"/>
+      <w:r>
+        <w:t>tmp</w:t>
+      </w:r>
+      <w:proofErr w:type="spellEnd"/>
+      <w:r>
+        <w:t> : Poids &lt;- premier</w:t>
       </w:r>
       <w:r>
         <w:br/>
@@ -1163,8 +1228,13 @@
       <w:r>
         <w:t xml:space="preserve"> i allant de 2 jusqu’à </w:t>
       </w:r>
-      <w:r>
-        <w:t xml:space="preserve">nbEntrees </w:t>
+      <w:proofErr w:type="spellStart"/>
+      <w:r>
+        <w:t>nbEntrees</w:t>
+      </w:r>
+      <w:proofErr w:type="spellEnd"/>
+      <w:r>
+        <w:t xml:space="preserve"> </w:t>
       </w:r>
       <w:r>
         <w:rPr>
@@ -1175,32 +1245,112 @@
       </w:r>
       <w:r>
         <w:br/>
-        <w:t xml:space="preserve">        poids &lt;- demander(‘Renseignez le i ème poids’)</w:t>
+        <w:t xml:space="preserve">        poids &lt;- demander(‘Renseignez le i </w:t>
+      </w:r>
+      <w:proofErr w:type="spellStart"/>
+      <w:r>
+        <w:t>ème</w:t>
+      </w:r>
+      <w:proofErr w:type="spellEnd"/>
+      <w:r>
+        <w:t xml:space="preserve"> poids’)</w:t>
       </w:r>
       <w:r>
         <w:br/>
-        <w:t xml:space="preserve">        newPoids : Poids &lt;- créerElement</w:t>
-      </w:r>
+        <w:t xml:space="preserve">        </w:t>
+      </w:r>
+      <w:proofErr w:type="spellStart"/>
+      <w:r>
+        <w:t>newPoids</w:t>
+      </w:r>
+      <w:proofErr w:type="spellEnd"/>
+      <w:r>
+        <w:t xml:space="preserve"> : Poids &lt;- </w:t>
+      </w:r>
+      <w:proofErr w:type="spellStart"/>
+      <w:r>
+        <w:t>créerElement</w:t>
+      </w:r>
+      <w:proofErr w:type="spellEnd"/>
       <w:r>
         <w:br/>
-        <w:t xml:space="preserve">        mass(newPoids) &lt;- poids</w:t>
+        <w:t xml:space="preserve">        mass(</w:t>
+      </w:r>
+      <w:proofErr w:type="spellStart"/>
+      <w:r>
+        <w:t>newPoids</w:t>
+      </w:r>
+      <w:proofErr w:type="spellEnd"/>
+      <w:r>
+        <w:t>) &lt;- poids</w:t>
       </w:r>
       <w:r>
         <w:br/>
-        <w:t xml:space="preserve">        next(newPoids) &lt;- INDEFINI</w:t>
+        <w:t xml:space="preserve">        </w:t>
+      </w:r>
+      <w:proofErr w:type="spellStart"/>
+      <w:r>
+        <w:t>next</w:t>
+      </w:r>
+      <w:proofErr w:type="spellEnd"/>
+      <w:r>
+        <w:t>(</w:t>
+      </w:r>
+      <w:proofErr w:type="spellStart"/>
+      <w:r>
+        <w:t>newPoids</w:t>
+      </w:r>
+      <w:proofErr w:type="spellEnd"/>
+      <w:r>
+        <w:t>) &lt;- INDEFINI</w:t>
       </w:r>
       <w:r>
         <w:br/>
-        <w:t xml:space="preserve">        next(tmp) &lt;- newPoids</w:t>
-      </w:r>
+        <w:t xml:space="preserve">        </w:t>
+      </w:r>
+      <w:proofErr w:type="spellStart"/>
+      <w:r>
+        <w:t>next</w:t>
+      </w:r>
+      <w:proofErr w:type="spellEnd"/>
+      <w:r>
+        <w:t>(</w:t>
+      </w:r>
+      <w:proofErr w:type="spellStart"/>
+      <w:r>
+        <w:t>tmp</w:t>
+      </w:r>
+      <w:proofErr w:type="spellEnd"/>
+      <w:r>
+        <w:t xml:space="preserve">) &lt;- </w:t>
+      </w:r>
+      <w:proofErr w:type="spellStart"/>
+      <w:r>
+        <w:t>newPoids</w:t>
+      </w:r>
+      <w:proofErr w:type="spellEnd"/>
       <w:r>
         <w:br/>
-        <w:t xml:space="preserve">        tmp &lt;- newpoids</w:t>
-      </w:r>
+        <w:t xml:space="preserve">        </w:t>
+      </w:r>
+      <w:proofErr w:type="spellStart"/>
+      <w:r>
+        <w:t>tmp</w:t>
+      </w:r>
+      <w:proofErr w:type="spellEnd"/>
+      <w:r>
+        <w:t xml:space="preserve"> &lt;- </w:t>
+      </w:r>
+      <w:proofErr w:type="spellStart"/>
+      <w:r>
+        <w:t>newpoids</w:t>
+      </w:r>
+      <w:proofErr w:type="spellEnd"/>
       <w:r>
         <w:br/>
         <w:t xml:space="preserve">    </w:t>
       </w:r>
+      <w:proofErr w:type="spellStart"/>
       <w:r>
         <w:rPr>
           <w:b/>
@@ -1208,6 +1358,7 @@
         </w:rPr>
         <w:t>FinPour</w:t>
       </w:r>
+      <w:proofErr w:type="spellEnd"/>
       <w:r>
         <w:rPr>
           <w:b/>
@@ -1220,24 +1371,103 @@
       </w:r>
       <w:r>
         <w:br/>
-        <w:t xml:space="preserve">    newNeurone : Neurone &lt;- créerElement()</w:t>
+        <w:t xml:space="preserve">    </w:t>
+      </w:r>
+      <w:proofErr w:type="spellStart"/>
+      <w:r>
+        <w:t>newNeurone</w:t>
+      </w:r>
+      <w:proofErr w:type="spellEnd"/>
+      <w:r>
+        <w:t xml:space="preserve"> : Neurone &lt;- </w:t>
+      </w:r>
+      <w:proofErr w:type="spellStart"/>
+      <w:r>
+        <w:t>créerElement</w:t>
+      </w:r>
+      <w:proofErr w:type="spellEnd"/>
+      <w:r>
+        <w:t>()</w:t>
       </w:r>
       <w:r>
         <w:br/>
-        <w:t xml:space="preserve">    seuil(newNeurone) &lt;- seuil</w:t>
+        <w:t xml:space="preserve">    seuil(</w:t>
+      </w:r>
+      <w:proofErr w:type="spellStart"/>
+      <w:r>
+        <w:t>newNeurone</w:t>
+      </w:r>
+      <w:proofErr w:type="spellEnd"/>
+      <w:r>
+        <w:t>) &lt;- seuil</w:t>
       </w:r>
       <w:r>
         <w:br/>
-        <w:t xml:space="preserve">    poids(newNeurone) &lt;- listePoids</w:t>
-      </w:r>
+        <w:t xml:space="preserve">    poids(</w:t>
+      </w:r>
+      <w:proofErr w:type="spellStart"/>
+      <w:r>
+        <w:t>newNeurone</w:t>
+      </w:r>
+      <w:proofErr w:type="spellEnd"/>
+      <w:r>
+        <w:t xml:space="preserve">) &lt;- </w:t>
+      </w:r>
+      <w:proofErr w:type="spellStart"/>
+      <w:r>
+        <w:t>listePoids</w:t>
+      </w:r>
+      <w:proofErr w:type="spellEnd"/>
       <w:r>
         <w:br/>
-        <w:t xml:space="preserve">    nbEntrees(newNeurone) &lt;- nbEntrees</w:t>
-      </w:r>
+        <w:t xml:space="preserve">    </w:t>
+      </w:r>
+      <w:proofErr w:type="spellStart"/>
+      <w:r>
+        <w:t>nbEntrees</w:t>
+      </w:r>
+      <w:proofErr w:type="spellEnd"/>
+      <w:r>
+        <w:t>(</w:t>
+      </w:r>
+      <w:proofErr w:type="spellStart"/>
+      <w:r>
+        <w:t>newNeurone</w:t>
+      </w:r>
+      <w:proofErr w:type="spellEnd"/>
+      <w:r>
+        <w:t xml:space="preserve">) &lt;- </w:t>
+      </w:r>
+      <w:proofErr w:type="spellStart"/>
+      <w:r>
+        <w:t>nbEntrees</w:t>
+      </w:r>
+      <w:proofErr w:type="spellEnd"/>
       <w:r>
         <w:br/>
-        <w:t xml:space="preserve">    InitNeur(nbEntrees) &lt;- newNeurone</w:t>
-      </w:r>
+        <w:t xml:space="preserve">    </w:t>
+      </w:r>
+      <w:proofErr w:type="spellStart"/>
+      <w:r>
+        <w:t>InitNeur</w:t>
+      </w:r>
+      <w:proofErr w:type="spellEnd"/>
+      <w:r>
+        <w:t>(</w:t>
+      </w:r>
+      <w:proofErr w:type="spellStart"/>
+      <w:r>
+        <w:t>nbEntrees</w:t>
+      </w:r>
+      <w:proofErr w:type="spellEnd"/>
+      <w:r>
+        <w:t xml:space="preserve">) &lt;- </w:t>
+      </w:r>
+      <w:proofErr w:type="spellStart"/>
+      <w:r>
+        <w:t>newNeurone</w:t>
+      </w:r>
+      <w:proofErr w:type="spellEnd"/>
       <w:r>
         <w:br/>
       </w:r>
@@ -1258,10 +1488,12 @@
         </w:numPr>
       </w:pPr>
       <w:bookmarkStart w:id="3" w:name="_Toc182490189"/>
+      <w:proofErr w:type="spellStart"/>
       <w:r>
         <w:t>OutNeurone</w:t>
       </w:r>
       <w:bookmarkEnd w:id="3"/>
+      <w:proofErr w:type="spellEnd"/>
     </w:p>
     <w:p>
       <w:r>
@@ -1269,14 +1501,39 @@
           <w:b/>
           <w:bCs/>
         </w:rPr>
-        <w:t xml:space="preserve">Fonction OutNeurone(neurone : Neurone, </w:t>
-      </w:r>
+        <w:t xml:space="preserve">Fonction </w:t>
+      </w:r>
+      <w:proofErr w:type="spellStart"/>
       <w:r>
         <w:rPr>
           <w:b/>
           <w:bCs/>
         </w:rPr>
-        <w:t>listeEntiers : Liste&lt;Entier&gt;) : Entier</w:t>
+        <w:t>OutNeurone</w:t>
+      </w:r>
+      <w:proofErr w:type="spellEnd"/>
+      <w:r>
+        <w:rPr>
+          <w:b/>
+          <w:bCs/>
+        </w:rPr>
+        <w:t xml:space="preserve">(neurone : Neurone, </w:t>
+      </w:r>
+      <w:proofErr w:type="spellStart"/>
+      <w:r>
+        <w:rPr>
+          <w:b/>
+          <w:bCs/>
+        </w:rPr>
+        <w:t>listeEntiers</w:t>
+      </w:r>
+      <w:proofErr w:type="spellEnd"/>
+      <w:r>
+        <w:rPr>
+          <w:b/>
+          <w:bCs/>
+        </w:rPr>
+        <w:t> : Liste&lt;Entier&gt;) : Entier</w:t>
       </w:r>
       <w:r>
         <w:rPr>
@@ -1294,7 +1551,15 @@
         <w:br/>
       </w:r>
       <w:r>
-        <w:t xml:space="preserve">    size : Entier &lt;- nbEntrees(neurone)</w:t>
+        <w:t xml:space="preserve">    size : Entier &lt;- </w:t>
+      </w:r>
+      <w:proofErr w:type="spellStart"/>
+      <w:r>
+        <w:t>nbEntrees</w:t>
+      </w:r>
+      <w:proofErr w:type="spellEnd"/>
+      <w:r>
+        <w:t>(neurone)</w:t>
       </w:r>
       <w:r>
         <w:br/>
@@ -1305,7 +1570,15 @@
       </w:r>
       <w:r>
         <w:lastRenderedPageBreak/>
-        <w:t xml:space="preserve">    tmp : Poids &lt;- poids(neurone)</w:t>
+        <w:t xml:space="preserve">    </w:t>
+      </w:r>
+      <w:proofErr w:type="spellStart"/>
+      <w:r>
+        <w:t>tmp</w:t>
+      </w:r>
+      <w:proofErr w:type="spellEnd"/>
+      <w:r>
+        <w:t> : Poids &lt;- poids(neurone)</w:t>
       </w:r>
       <w:r>
         <w:br/>
@@ -1337,20 +1610,77 @@
         <w:t xml:space="preserve">        </w:t>
       </w:r>
       <w:r>
-        <w:t>somme &lt;- somme + (valeur(tête(listeEntiers))*mass(tmp))</w:t>
+        <w:t>somme &lt;- somme + (valeur(tête(</w:t>
+      </w:r>
+      <w:proofErr w:type="spellStart"/>
+      <w:r>
+        <w:t>listeEntiers</w:t>
+      </w:r>
+      <w:proofErr w:type="spellEnd"/>
+      <w:r>
+        <w:t>))*mass(</w:t>
+      </w:r>
+      <w:proofErr w:type="spellStart"/>
+      <w:r>
+        <w:t>tmp</w:t>
+      </w:r>
+      <w:proofErr w:type="spellEnd"/>
+      <w:r>
+        <w:t>))</w:t>
       </w:r>
       <w:r>
         <w:br/>
-        <w:t xml:space="preserve">        tmp &lt;- next(tmp)</w:t>
+        <w:t xml:space="preserve">        </w:t>
+      </w:r>
+      <w:proofErr w:type="spellStart"/>
+      <w:r>
+        <w:t>tmp</w:t>
+      </w:r>
+      <w:proofErr w:type="spellEnd"/>
+      <w:r>
+        <w:t xml:space="preserve"> &lt;- </w:t>
+      </w:r>
+      <w:proofErr w:type="spellStart"/>
+      <w:r>
+        <w:t>next</w:t>
+      </w:r>
+      <w:proofErr w:type="spellEnd"/>
+      <w:r>
+        <w:t>(</w:t>
+      </w:r>
+      <w:proofErr w:type="spellStart"/>
+      <w:r>
+        <w:t>tmp</w:t>
+      </w:r>
+      <w:proofErr w:type="spellEnd"/>
+      <w:r>
+        <w:t>)</w:t>
       </w:r>
       <w:r>
         <w:br/>
-        <w:t xml:space="preserve">        listeEntiers &lt;- reste(listeEntiers)</w:t>
+        <w:t xml:space="preserve">        </w:t>
+      </w:r>
+      <w:proofErr w:type="spellStart"/>
+      <w:r>
+        <w:t>listeEntiers</w:t>
+      </w:r>
+      <w:proofErr w:type="spellEnd"/>
+      <w:r>
+        <w:t xml:space="preserve"> &lt;- reste(</w:t>
+      </w:r>
+      <w:proofErr w:type="spellStart"/>
+      <w:r>
+        <w:t>listeEntiers</w:t>
+      </w:r>
+      <w:proofErr w:type="spellEnd"/>
+      <w:r>
+        <w:t>)</w:t>
       </w:r>
       <w:r>
         <w:br/>
         <w:t xml:space="preserve">    </w:t>
       </w:r>
+      <w:proofErr w:type="spellStart"/>
       <w:r>
         <w:rPr>
           <w:b/>
@@ -1358,6 +1688,7 @@
         </w:rPr>
         <w:t>FinPour</w:t>
       </w:r>
+      <w:proofErr w:type="spellEnd"/>
       <w:r>
         <w:rPr>
           <w:b/>
@@ -1393,8 +1724,21 @@
         <w:br/>
         <w:t xml:space="preserve">        </w:t>
       </w:r>
-      <w:r>
-        <w:t>OutNeurone(neurone, listeEntiers) &lt;- 1</w:t>
+      <w:proofErr w:type="spellStart"/>
+      <w:r>
+        <w:t>OutNeurone</w:t>
+      </w:r>
+      <w:proofErr w:type="spellEnd"/>
+      <w:r>
+        <w:t xml:space="preserve">(neurone, </w:t>
+      </w:r>
+      <w:proofErr w:type="spellStart"/>
+      <w:r>
+        <w:t>listeEntiers</w:t>
+      </w:r>
+      <w:proofErr w:type="spellEnd"/>
+      <w:r>
+        <w:t>) &lt;- 1</w:t>
       </w:r>
       <w:r>
         <w:br/>
@@ -1415,13 +1759,27 @@
         <w:br/>
         <w:t xml:space="preserve">        </w:t>
       </w:r>
-      <w:r>
-        <w:t>Outneurone(neurone, listeEntiers) &lt;- 0</w:t>
+      <w:proofErr w:type="spellStart"/>
+      <w:r>
+        <w:t>Outneurone</w:t>
+      </w:r>
+      <w:proofErr w:type="spellEnd"/>
+      <w:r>
+        <w:t xml:space="preserve">(neurone, </w:t>
+      </w:r>
+      <w:proofErr w:type="spellStart"/>
+      <w:r>
+        <w:t>listeEntiers</w:t>
+      </w:r>
+      <w:proofErr w:type="spellEnd"/>
+      <w:r>
+        <w:t>) &lt;- 0</w:t>
       </w:r>
       <w:r>
         <w:br/>
         <w:t xml:space="preserve">    </w:t>
       </w:r>
+      <w:proofErr w:type="spellStart"/>
       <w:r>
         <w:rPr>
           <w:b/>
@@ -1429,6 +1787,7 @@
         </w:rPr>
         <w:t>FinSi</w:t>
       </w:r>
+      <w:proofErr w:type="spellEnd"/>
       <w:r>
         <w:rPr>
           <w:b/>
@@ -1768,7 +2127,29 @@
         </w:numPr>
       </w:pPr>
       <w:r>
-        <w:t>Réseau multi-couches (A ET (non B) et C) OU (A ET (non C))</w:t>
+        <w:t xml:space="preserve">Réseau </w:t>
+      </w:r>
+      <w:proofErr w:type="spellStart"/>
+      <w:r>
+        <w:t>multi-couches</w:t>
+      </w:r>
+      <w:proofErr w:type="spellEnd"/>
+      <w:r>
+        <w:t xml:space="preserve"> (A ET (</w:t>
+      </w:r>
+      <w:proofErr w:type="gramStart"/>
+      <w:r>
+        <w:t>non B</w:t>
+      </w:r>
+      <w:proofErr w:type="gramEnd"/>
+      <w:r>
+        <w:t xml:space="preserve">) </w:t>
+      </w:r>
+      <w:r>
+        <w:t>ET</w:t>
+      </w:r>
+      <w:r>
+        <w:t xml:space="preserve"> C) OU (A ET (non C))</w:t>
       </w:r>
     </w:p>
     <w:p>
@@ -4240,7 +4621,6 @@
     <w:rsid w:val="001F41DD"/>
     <w:rsid w:val="002030CA"/>
     <w:rsid w:val="003B7B5A"/>
-    <w:rsid w:val="004C4BF5"/>
     <w:rsid w:val="00535A86"/>
     <w:rsid w:val="00757A89"/>
     <w:rsid w:val="007632B8"/>
@@ -4251,6 +4631,7 @@
     <w:rsid w:val="00C32169"/>
     <w:rsid w:val="00EB0DEB"/>
     <w:rsid w:val="00EB251E"/>
+    <w:rsid w:val="00EB28F3"/>
     <w:rsid w:val="00F13B92"/>
   </w:rsids>
   <m:mathPr>

--- a/Rapport.docx
+++ b/Rapport.docx
@@ -251,18 +251,8 @@
                     <w:sz w:val="28"/>
                     <w:szCs w:val="28"/>
                   </w:rPr>
-                  <w:t xml:space="preserve">Jad </w:t>
+                  <w:t>Jad Kahlaoui</w:t>
                 </w:r>
-                <w:proofErr w:type="spellStart"/>
-                <w:r>
-                  <w:rPr>
-                    <w:color w:val="156082" w:themeColor="accent1"/>
-                    <w:sz w:val="28"/>
-                    <w:szCs w:val="28"/>
-                  </w:rPr>
-                  <w:t>Kahlaoui</w:t>
-                </w:r>
-                <w:proofErr w:type="spellEnd"/>
               </w:p>
               <w:p>
                 <w:pPr>
@@ -1103,12 +1093,10 @@
         </w:numPr>
       </w:pPr>
       <w:bookmarkStart w:id="2" w:name="_Toc182490188"/>
-      <w:proofErr w:type="spellStart"/>
       <w:r>
         <w:t>InitNeur</w:t>
       </w:r>
       <w:bookmarkEnd w:id="2"/>
-      <w:proofErr w:type="spellEnd"/>
     </w:p>
     <w:p>
       <w:pPr>
@@ -1122,39 +1110,7 @@
           <w:b/>
           <w:bCs/>
         </w:rPr>
-        <w:t xml:space="preserve">Fonction </w:t>
-      </w:r>
-      <w:proofErr w:type="spellStart"/>
-      <w:r>
-        <w:rPr>
-          <w:b/>
-          <w:bCs/>
-        </w:rPr>
-        <w:t>InitNeur</w:t>
-      </w:r>
-      <w:proofErr w:type="spellEnd"/>
-      <w:r>
-        <w:rPr>
-          <w:b/>
-          <w:bCs/>
-        </w:rPr>
-        <w:t>(</w:t>
-      </w:r>
-      <w:proofErr w:type="spellStart"/>
-      <w:r>
-        <w:rPr>
-          <w:b/>
-          <w:bCs/>
-        </w:rPr>
-        <w:t>nbEntrees</w:t>
-      </w:r>
-      <w:proofErr w:type="spellEnd"/>
-      <w:r>
-        <w:rPr>
-          <w:b/>
-          <w:bCs/>
-        </w:rPr>
-        <w:t> : Entier) : Neurone</w:t>
+        <w:t>Fonction InitNeur(nbEntrees : Entier) : Neurone</w:t>
       </w:r>
       <w:r>
         <w:rPr>
@@ -1176,43 +1132,22 @@
       </w:r>
       <w:r>
         <w:br/>
-        <w:t xml:space="preserve">    premier : Poids &lt;- </w:t>
-      </w:r>
-      <w:proofErr w:type="spellStart"/>
-      <w:r>
-        <w:t>créer</w:t>
+        <w:t xml:space="preserve">    premier : Poids &lt;- créer</w:t>
       </w:r>
       <w:r>
         <w:t>Element</w:t>
       </w:r>
-      <w:proofErr w:type="spellEnd"/>
       <w:r>
         <w:br/>
         <w:t xml:space="preserve">    mass(premier) &lt;- poids</w:t>
       </w:r>
       <w:r>
         <w:br/>
-        <w:t xml:space="preserve">    </w:t>
-      </w:r>
-      <w:proofErr w:type="spellStart"/>
-      <w:r>
-        <w:t>next</w:t>
-      </w:r>
-      <w:proofErr w:type="spellEnd"/>
-      <w:r>
-        <w:t>(premier) &lt;- INDEFINI</w:t>
+        <w:t xml:space="preserve">    next(premier) &lt;- INDEFINI</w:t>
       </w:r>
       <w:r>
         <w:br/>
-        <w:t xml:space="preserve">    </w:t>
-      </w:r>
-      <w:proofErr w:type="spellStart"/>
-      <w:r>
-        <w:t>tmp</w:t>
-      </w:r>
-      <w:proofErr w:type="spellEnd"/>
-      <w:r>
-        <w:t> : Poids &lt;- premier</w:t>
+        <w:t xml:space="preserve">    tmp : Poids &lt;- premier</w:t>
       </w:r>
       <w:r>
         <w:br/>
@@ -1228,13 +1163,8 @@
       <w:r>
         <w:t xml:space="preserve"> i allant de 2 jusqu’à </w:t>
       </w:r>
-      <w:proofErr w:type="spellStart"/>
-      <w:r>
-        <w:t>nbEntrees</w:t>
-      </w:r>
-      <w:proofErr w:type="spellEnd"/>
-      <w:r>
-        <w:t xml:space="preserve"> </w:t>
+      <w:r>
+        <w:t xml:space="preserve">nbEntrees </w:t>
       </w:r>
       <w:r>
         <w:rPr>
@@ -1245,112 +1175,32 @@
       </w:r>
       <w:r>
         <w:br/>
-        <w:t xml:space="preserve">        poids &lt;- demander(‘Renseignez le i </w:t>
-      </w:r>
-      <w:proofErr w:type="spellStart"/>
-      <w:r>
-        <w:t>ème</w:t>
-      </w:r>
-      <w:proofErr w:type="spellEnd"/>
-      <w:r>
-        <w:t xml:space="preserve"> poids’)</w:t>
+        <w:t xml:space="preserve">        poids &lt;- demander(‘Renseignez le i ème poids’)</w:t>
       </w:r>
       <w:r>
         <w:br/>
-        <w:t xml:space="preserve">        </w:t>
-      </w:r>
-      <w:proofErr w:type="spellStart"/>
-      <w:r>
-        <w:t>newPoids</w:t>
-      </w:r>
-      <w:proofErr w:type="spellEnd"/>
-      <w:r>
-        <w:t xml:space="preserve"> : Poids &lt;- </w:t>
-      </w:r>
-      <w:proofErr w:type="spellStart"/>
-      <w:r>
-        <w:t>créerElement</w:t>
-      </w:r>
-      <w:proofErr w:type="spellEnd"/>
+        <w:t xml:space="preserve">        newPoids : Poids &lt;- créerElement</w:t>
+      </w:r>
       <w:r>
         <w:br/>
-        <w:t xml:space="preserve">        mass(</w:t>
-      </w:r>
-      <w:proofErr w:type="spellStart"/>
-      <w:r>
-        <w:t>newPoids</w:t>
-      </w:r>
-      <w:proofErr w:type="spellEnd"/>
-      <w:r>
-        <w:t>) &lt;- poids</w:t>
+        <w:t xml:space="preserve">        mass(newPoids) &lt;- poids</w:t>
       </w:r>
       <w:r>
         <w:br/>
-        <w:t xml:space="preserve">        </w:t>
-      </w:r>
-      <w:proofErr w:type="spellStart"/>
-      <w:r>
-        <w:t>next</w:t>
-      </w:r>
-      <w:proofErr w:type="spellEnd"/>
-      <w:r>
-        <w:t>(</w:t>
-      </w:r>
-      <w:proofErr w:type="spellStart"/>
-      <w:r>
-        <w:t>newPoids</w:t>
-      </w:r>
-      <w:proofErr w:type="spellEnd"/>
-      <w:r>
-        <w:t>) &lt;- INDEFINI</w:t>
+        <w:t xml:space="preserve">        next(newPoids) &lt;- INDEFINI</w:t>
       </w:r>
       <w:r>
         <w:br/>
-        <w:t xml:space="preserve">        </w:t>
-      </w:r>
-      <w:proofErr w:type="spellStart"/>
-      <w:r>
-        <w:t>next</w:t>
-      </w:r>
-      <w:proofErr w:type="spellEnd"/>
-      <w:r>
-        <w:t>(</w:t>
-      </w:r>
-      <w:proofErr w:type="spellStart"/>
-      <w:r>
-        <w:t>tmp</w:t>
-      </w:r>
-      <w:proofErr w:type="spellEnd"/>
-      <w:r>
-        <w:t xml:space="preserve">) &lt;- </w:t>
-      </w:r>
-      <w:proofErr w:type="spellStart"/>
-      <w:r>
-        <w:t>newPoids</w:t>
-      </w:r>
-      <w:proofErr w:type="spellEnd"/>
+        <w:t xml:space="preserve">        next(tmp) &lt;- newPoids</w:t>
+      </w:r>
       <w:r>
         <w:br/>
-        <w:t xml:space="preserve">        </w:t>
-      </w:r>
-      <w:proofErr w:type="spellStart"/>
-      <w:r>
-        <w:t>tmp</w:t>
-      </w:r>
-      <w:proofErr w:type="spellEnd"/>
-      <w:r>
-        <w:t xml:space="preserve"> &lt;- </w:t>
-      </w:r>
-      <w:proofErr w:type="spellStart"/>
-      <w:r>
-        <w:t>newpoids</w:t>
-      </w:r>
-      <w:proofErr w:type="spellEnd"/>
+        <w:t xml:space="preserve">        tmp &lt;- newpoids</w:t>
+      </w:r>
       <w:r>
         <w:br/>
         <w:t xml:space="preserve">    </w:t>
       </w:r>
-      <w:proofErr w:type="spellStart"/>
       <w:r>
         <w:rPr>
           <w:b/>
@@ -1358,7 +1208,6 @@
         </w:rPr>
         <w:t>FinPour</w:t>
       </w:r>
-      <w:proofErr w:type="spellEnd"/>
       <w:r>
         <w:rPr>
           <w:b/>
@@ -1371,103 +1220,24 @@
       </w:r>
       <w:r>
         <w:br/>
-        <w:t xml:space="preserve">    </w:t>
-      </w:r>
-      <w:proofErr w:type="spellStart"/>
-      <w:r>
-        <w:t>newNeurone</w:t>
-      </w:r>
-      <w:proofErr w:type="spellEnd"/>
-      <w:r>
-        <w:t xml:space="preserve"> : Neurone &lt;- </w:t>
-      </w:r>
-      <w:proofErr w:type="spellStart"/>
-      <w:r>
-        <w:t>créerElement</w:t>
-      </w:r>
-      <w:proofErr w:type="spellEnd"/>
-      <w:r>
-        <w:t>()</w:t>
+        <w:t xml:space="preserve">    newNeurone : Neurone &lt;- créerElement()</w:t>
       </w:r>
       <w:r>
         <w:br/>
-        <w:t xml:space="preserve">    seuil(</w:t>
-      </w:r>
-      <w:proofErr w:type="spellStart"/>
-      <w:r>
-        <w:t>newNeurone</w:t>
-      </w:r>
-      <w:proofErr w:type="spellEnd"/>
-      <w:r>
-        <w:t>) &lt;- seuil</w:t>
+        <w:t xml:space="preserve">    seuil(newNeurone) &lt;- seuil</w:t>
       </w:r>
       <w:r>
         <w:br/>
-        <w:t xml:space="preserve">    poids(</w:t>
-      </w:r>
-      <w:proofErr w:type="spellStart"/>
-      <w:r>
-        <w:t>newNeurone</w:t>
-      </w:r>
-      <w:proofErr w:type="spellEnd"/>
-      <w:r>
-        <w:t xml:space="preserve">) &lt;- </w:t>
-      </w:r>
-      <w:proofErr w:type="spellStart"/>
-      <w:r>
-        <w:t>listePoids</w:t>
-      </w:r>
-      <w:proofErr w:type="spellEnd"/>
+        <w:t xml:space="preserve">    poids(newNeurone) &lt;- listePoids</w:t>
+      </w:r>
       <w:r>
         <w:br/>
-        <w:t xml:space="preserve">    </w:t>
-      </w:r>
-      <w:proofErr w:type="spellStart"/>
-      <w:r>
-        <w:t>nbEntrees</w:t>
-      </w:r>
-      <w:proofErr w:type="spellEnd"/>
-      <w:r>
-        <w:t>(</w:t>
-      </w:r>
-      <w:proofErr w:type="spellStart"/>
-      <w:r>
-        <w:t>newNeurone</w:t>
-      </w:r>
-      <w:proofErr w:type="spellEnd"/>
-      <w:r>
-        <w:t xml:space="preserve">) &lt;- </w:t>
-      </w:r>
-      <w:proofErr w:type="spellStart"/>
-      <w:r>
-        <w:t>nbEntrees</w:t>
-      </w:r>
-      <w:proofErr w:type="spellEnd"/>
+        <w:t xml:space="preserve">    nbEntrees(newNeurone) &lt;- nbEntrees</w:t>
+      </w:r>
       <w:r>
         <w:br/>
-        <w:t xml:space="preserve">    </w:t>
-      </w:r>
-      <w:proofErr w:type="spellStart"/>
-      <w:r>
-        <w:t>InitNeur</w:t>
-      </w:r>
-      <w:proofErr w:type="spellEnd"/>
-      <w:r>
-        <w:t>(</w:t>
-      </w:r>
-      <w:proofErr w:type="spellStart"/>
-      <w:r>
-        <w:t>nbEntrees</w:t>
-      </w:r>
-      <w:proofErr w:type="spellEnd"/>
-      <w:r>
-        <w:t xml:space="preserve">) &lt;- </w:t>
-      </w:r>
-      <w:proofErr w:type="spellStart"/>
-      <w:r>
-        <w:t>newNeurone</w:t>
-      </w:r>
-      <w:proofErr w:type="spellEnd"/>
+        <w:t xml:space="preserve">    InitNeur(nbEntrees) &lt;- newNeurone</w:t>
+      </w:r>
       <w:r>
         <w:br/>
       </w:r>
@@ -1488,12 +1258,10 @@
         </w:numPr>
       </w:pPr>
       <w:bookmarkStart w:id="3" w:name="_Toc182490189"/>
-      <w:proofErr w:type="spellStart"/>
       <w:r>
         <w:t>OutNeurone</w:t>
       </w:r>
       <w:bookmarkEnd w:id="3"/>
-      <w:proofErr w:type="spellEnd"/>
     </w:p>
     <w:p>
       <w:r>
@@ -1501,39 +1269,14 @@
           <w:b/>
           <w:bCs/>
         </w:rPr>
-        <w:t xml:space="preserve">Fonction </w:t>
-      </w:r>
-      <w:proofErr w:type="spellStart"/>
+        <w:t xml:space="preserve">Fonction OutNeurone(neurone : Neurone, </w:t>
+      </w:r>
       <w:r>
         <w:rPr>
           <w:b/>
           <w:bCs/>
         </w:rPr>
-        <w:t>OutNeurone</w:t>
-      </w:r>
-      <w:proofErr w:type="spellEnd"/>
-      <w:r>
-        <w:rPr>
-          <w:b/>
-          <w:bCs/>
-        </w:rPr>
-        <w:t xml:space="preserve">(neurone : Neurone, </w:t>
-      </w:r>
-      <w:proofErr w:type="spellStart"/>
-      <w:r>
-        <w:rPr>
-          <w:b/>
-          <w:bCs/>
-        </w:rPr>
-        <w:t>listeEntiers</w:t>
-      </w:r>
-      <w:proofErr w:type="spellEnd"/>
-      <w:r>
-        <w:rPr>
-          <w:b/>
-          <w:bCs/>
-        </w:rPr>
-        <w:t> : Liste&lt;Entier&gt;) : Entier</w:t>
+        <w:t>listeEntiers : Liste&lt;Entier&gt;) : Entier</w:t>
       </w:r>
       <w:r>
         <w:rPr>
@@ -1551,15 +1294,7 @@
         <w:br/>
       </w:r>
       <w:r>
-        <w:t xml:space="preserve">    size : Entier &lt;- </w:t>
-      </w:r>
-      <w:proofErr w:type="spellStart"/>
-      <w:r>
-        <w:t>nbEntrees</w:t>
-      </w:r>
-      <w:proofErr w:type="spellEnd"/>
-      <w:r>
-        <w:t>(neurone)</w:t>
+        <w:t xml:space="preserve">    size : Entier &lt;- nbEntrees(neurone)</w:t>
       </w:r>
       <w:r>
         <w:br/>
@@ -1570,15 +1305,7 @@
       </w:r>
       <w:r>
         <w:lastRenderedPageBreak/>
-        <w:t xml:space="preserve">    </w:t>
-      </w:r>
-      <w:proofErr w:type="spellStart"/>
-      <w:r>
-        <w:t>tmp</w:t>
-      </w:r>
-      <w:proofErr w:type="spellEnd"/>
-      <w:r>
-        <w:t> : Poids &lt;- poids(neurone)</w:t>
+        <w:t xml:space="preserve">    tmp : Poids &lt;- poids(neurone)</w:t>
       </w:r>
       <w:r>
         <w:br/>
@@ -1610,77 +1337,20 @@
         <w:t xml:space="preserve">        </w:t>
       </w:r>
       <w:r>
-        <w:t>somme &lt;- somme + (valeur(tête(</w:t>
-      </w:r>
-      <w:proofErr w:type="spellStart"/>
-      <w:r>
-        <w:t>listeEntiers</w:t>
-      </w:r>
-      <w:proofErr w:type="spellEnd"/>
-      <w:r>
-        <w:t>))*mass(</w:t>
-      </w:r>
-      <w:proofErr w:type="spellStart"/>
-      <w:r>
-        <w:t>tmp</w:t>
-      </w:r>
-      <w:proofErr w:type="spellEnd"/>
-      <w:r>
-        <w:t>))</w:t>
+        <w:t>somme &lt;- somme + (valeur(tête(listeEntiers))*mass(tmp))</w:t>
       </w:r>
       <w:r>
         <w:br/>
-        <w:t xml:space="preserve">        </w:t>
-      </w:r>
-      <w:proofErr w:type="spellStart"/>
-      <w:r>
-        <w:t>tmp</w:t>
-      </w:r>
-      <w:proofErr w:type="spellEnd"/>
-      <w:r>
-        <w:t xml:space="preserve"> &lt;- </w:t>
-      </w:r>
-      <w:proofErr w:type="spellStart"/>
-      <w:r>
-        <w:t>next</w:t>
-      </w:r>
-      <w:proofErr w:type="spellEnd"/>
-      <w:r>
-        <w:t>(</w:t>
-      </w:r>
-      <w:proofErr w:type="spellStart"/>
-      <w:r>
-        <w:t>tmp</w:t>
-      </w:r>
-      <w:proofErr w:type="spellEnd"/>
-      <w:r>
-        <w:t>)</w:t>
+        <w:t xml:space="preserve">        tmp &lt;- next(tmp)</w:t>
       </w:r>
       <w:r>
         <w:br/>
-        <w:t xml:space="preserve">        </w:t>
-      </w:r>
-      <w:proofErr w:type="spellStart"/>
-      <w:r>
-        <w:t>listeEntiers</w:t>
-      </w:r>
-      <w:proofErr w:type="spellEnd"/>
-      <w:r>
-        <w:t xml:space="preserve"> &lt;- reste(</w:t>
-      </w:r>
-      <w:proofErr w:type="spellStart"/>
-      <w:r>
-        <w:t>listeEntiers</w:t>
-      </w:r>
-      <w:proofErr w:type="spellEnd"/>
-      <w:r>
-        <w:t>)</w:t>
+        <w:t xml:space="preserve">        listeEntiers &lt;- reste(listeEntiers)</w:t>
       </w:r>
       <w:r>
         <w:br/>
         <w:t xml:space="preserve">    </w:t>
       </w:r>
-      <w:proofErr w:type="spellStart"/>
       <w:r>
         <w:rPr>
           <w:b/>
@@ -1688,7 +1358,6 @@
         </w:rPr>
         <w:t>FinPour</w:t>
       </w:r>
-      <w:proofErr w:type="spellEnd"/>
       <w:r>
         <w:rPr>
           <w:b/>
@@ -1724,21 +1393,8 @@
         <w:br/>
         <w:t xml:space="preserve">        </w:t>
       </w:r>
-      <w:proofErr w:type="spellStart"/>
-      <w:r>
-        <w:t>OutNeurone</w:t>
-      </w:r>
-      <w:proofErr w:type="spellEnd"/>
-      <w:r>
-        <w:t xml:space="preserve">(neurone, </w:t>
-      </w:r>
-      <w:proofErr w:type="spellStart"/>
-      <w:r>
-        <w:t>listeEntiers</w:t>
-      </w:r>
-      <w:proofErr w:type="spellEnd"/>
-      <w:r>
-        <w:t>) &lt;- 1</w:t>
+      <w:r>
+        <w:t>OutNeurone(neurone, listeEntiers) &lt;- 1</w:t>
       </w:r>
       <w:r>
         <w:br/>
@@ -1759,27 +1415,13 @@
         <w:br/>
         <w:t xml:space="preserve">        </w:t>
       </w:r>
-      <w:proofErr w:type="spellStart"/>
-      <w:r>
-        <w:t>Outneurone</w:t>
-      </w:r>
-      <w:proofErr w:type="spellEnd"/>
-      <w:r>
-        <w:t xml:space="preserve">(neurone, </w:t>
-      </w:r>
-      <w:proofErr w:type="spellStart"/>
-      <w:r>
-        <w:t>listeEntiers</w:t>
-      </w:r>
-      <w:proofErr w:type="spellEnd"/>
-      <w:r>
-        <w:t>) &lt;- 0</w:t>
+      <w:r>
+        <w:t>Outneurone(neurone, listeEntiers) &lt;- 0</w:t>
       </w:r>
       <w:r>
         <w:br/>
         <w:t xml:space="preserve">    </w:t>
       </w:r>
-      <w:proofErr w:type="spellStart"/>
       <w:r>
         <w:rPr>
           <w:b/>
@@ -1787,7 +1429,6 @@
         </w:rPr>
         <w:t>FinSi</w:t>
       </w:r>
-      <w:proofErr w:type="spellEnd"/>
       <w:r>
         <w:rPr>
           <w:b/>
@@ -2127,23 +1768,7 @@
         </w:numPr>
       </w:pPr>
       <w:r>
-        <w:t xml:space="preserve">Réseau </w:t>
-      </w:r>
-      <w:proofErr w:type="spellStart"/>
-      <w:r>
-        <w:t>multi-couches</w:t>
-      </w:r>
-      <w:proofErr w:type="spellEnd"/>
-      <w:r>
-        <w:t xml:space="preserve"> (A ET (</w:t>
-      </w:r>
-      <w:proofErr w:type="gramStart"/>
-      <w:r>
-        <w:t>non B</w:t>
-      </w:r>
-      <w:proofErr w:type="gramEnd"/>
-      <w:r>
-        <w:t xml:space="preserve">) </w:t>
+        <w:t xml:space="preserve">Réseau multi-couches (A ET (non B) </w:t>
       </w:r>
       <w:r>
         <w:t>ET</w:t>
@@ -2154,7 +1779,263 @@
     </w:p>
     <w:p>
       <w:r>
-        <w:t>Alors là…</w:t>
+        <w:t>Configuration :</w:t>
+      </w:r>
+    </w:p>
+    <w:p>
+      <w:pPr>
+        <w:pStyle w:val="Paragraphedeliste"/>
+        <w:numPr>
+          <w:ilvl w:val="0"/>
+          <w:numId w:val="9"/>
+        </w:numPr>
+      </w:pPr>
+      <w:r>
+        <w:t>3 couches</w:t>
+      </w:r>
+    </w:p>
+    <w:p>
+      <w:r>
+        <w:t>Première couche :</w:t>
+      </w:r>
+    </w:p>
+    <w:p>
+      <w:pPr>
+        <w:pStyle w:val="Paragraphedeliste"/>
+        <w:numPr>
+          <w:ilvl w:val="0"/>
+          <w:numId w:val="9"/>
+        </w:numPr>
+      </w:pPr>
+      <w:r>
+        <w:t>Premier neurone (identité) avec une liste de poids égale à [1,0,0] et un seuil fixé à 1</w:t>
+      </w:r>
+    </w:p>
+    <w:p>
+      <w:pPr>
+        <w:pStyle w:val="Paragraphedeliste"/>
+        <w:numPr>
+          <w:ilvl w:val="0"/>
+          <w:numId w:val="9"/>
+        </w:numPr>
+      </w:pPr>
+      <w:r>
+        <w:t>Deuxième neurone (NOT) avec une liste de poids égale à [0,-1,0] et un seuil fixé à 0</w:t>
+      </w:r>
+    </w:p>
+    <w:p>
+      <w:pPr>
+        <w:pStyle w:val="Paragraphedeliste"/>
+        <w:numPr>
+          <w:ilvl w:val="0"/>
+          <w:numId w:val="9"/>
+        </w:numPr>
+      </w:pPr>
+      <w:r>
+        <w:t>Troisième neurone (identité) avec une liste de poids égale à [0,0,1] et un seuil fixé à 1</w:t>
+      </w:r>
+    </w:p>
+    <w:p>
+      <w:pPr>
+        <w:pStyle w:val="Paragraphedeliste"/>
+        <w:numPr>
+          <w:ilvl w:val="0"/>
+          <w:numId w:val="9"/>
+        </w:numPr>
+      </w:pPr>
+      <w:r>
+        <w:t>Quatrième neurone (NOT) avec une liste de poids égale à [0,0,-1] et un seul fixé à 0</w:t>
+      </w:r>
+    </w:p>
+    <w:p>
+      <w:r>
+        <w:t>Deuxième couche :</w:t>
+      </w:r>
+    </w:p>
+    <w:p>
+      <w:pPr>
+        <w:pStyle w:val="Paragraphedeliste"/>
+        <w:numPr>
+          <w:ilvl w:val="0"/>
+          <w:numId w:val="9"/>
+        </w:numPr>
+      </w:pPr>
+      <w:r>
+        <w:t>Premier neurone (ET) avec une liste de poids égale à [1,1,1,0] et un seuil fixé à 3</w:t>
+      </w:r>
+    </w:p>
+    <w:p>
+      <w:pPr>
+        <w:pStyle w:val="Paragraphedeliste"/>
+        <w:numPr>
+          <w:ilvl w:val="0"/>
+          <w:numId w:val="9"/>
+        </w:numPr>
+      </w:pPr>
+      <w:r>
+        <w:t>Deuxième neurone (ET) avec une liste de poids égale à [1,0,0,1] et un seuil fixé à 2</w:t>
+      </w:r>
+    </w:p>
+    <w:p>
+      <w:r>
+        <w:t>Troisième couche :</w:t>
+      </w:r>
+    </w:p>
+    <w:p>
+      <w:pPr>
+        <w:pStyle w:val="Paragraphedeliste"/>
+        <w:numPr>
+          <w:ilvl w:val="0"/>
+          <w:numId w:val="9"/>
+        </w:numPr>
+      </w:pPr>
+      <w:r>
+        <w:t>Seuil et unique neurone (OU) avec une liste de poids égale à [1,1] et un seuil fixé à 1</w:t>
+      </w:r>
+    </w:p>
+    <w:p>
+      <w:r>
+        <w:lastRenderedPageBreak/>
+        <w:t>Interprétation :</w:t>
+      </w:r>
+    </w:p>
+    <w:p>
+      <w:r>
+        <w:t>Soit [A,B,C] l’entrée sur le réseau multi-couches</w:t>
+      </w:r>
+      <w:r>
+        <w:br/>
+        <w:t xml:space="preserve">Alors interprétons les </w:t>
+      </w:r>
+      <w:r>
+        <w:t>8</w:t>
+      </w:r>
+      <w:r>
+        <w:t xml:space="preserve"> cas différents, que l’on devrait obtenir lors des essais</w:t>
+      </w:r>
+    </w:p>
+    <w:p>
+      <w:pPr>
+        <w:pStyle w:val="Paragraphedeliste"/>
+        <w:numPr>
+          <w:ilvl w:val="0"/>
+          <w:numId w:val="9"/>
+        </w:numPr>
+      </w:pPr>
+      <w:r>
+        <w:t>[1,0,0] : (VRAI ET (non FAUX) ET FAUX) OU (VRAI et (non FAUX)) = (VRAI ET VRAI ET FAUX) OU (VRAI ET VRAI) = FAUX OU VRAI = VRAI -&gt; Sortie = 1</w:t>
+      </w:r>
+    </w:p>
+    <w:p>
+      <w:pPr>
+        <w:pStyle w:val="Paragraphedeliste"/>
+        <w:numPr>
+          <w:ilvl w:val="0"/>
+          <w:numId w:val="9"/>
+        </w:numPr>
+      </w:pPr>
+      <w:r>
+        <w:t>[0,1,0] : (FAUX ET (non VRAI) ET FAUX) OU (FAUX ET (non FAUX)) = (FAUX ET FAUX ET FAUX) ou (FAUX ET VRAI) = FAUX OU FAUX = FAUX -&gt; Sortie = 0</w:t>
+      </w:r>
+    </w:p>
+    <w:p>
+      <w:pPr>
+        <w:pStyle w:val="Paragraphedeliste"/>
+        <w:numPr>
+          <w:ilvl w:val="0"/>
+          <w:numId w:val="9"/>
+        </w:numPr>
+      </w:pPr>
+      <w:r>
+        <w:t>[0,0,1] : (FAUX ET (non FAUX)</w:t>
+      </w:r>
+      <w:r>
+        <w:t xml:space="preserve"> ET</w:t>
+      </w:r>
+      <w:r>
+        <w:t xml:space="preserve"> VRAI) OU (FAUX </w:t>
+      </w:r>
+      <w:r>
+        <w:t>ET</w:t>
+      </w:r>
+      <w:r>
+        <w:t xml:space="preserve"> (non VRAI)) = (FAUX ET VRAI ET VRAI) OU (FAUX ET FAUX) = FAUX OU FAUX = FAUX -&gt; Sortie = 0</w:t>
+      </w:r>
+    </w:p>
+    <w:p>
+      <w:pPr>
+        <w:pStyle w:val="Paragraphedeliste"/>
+        <w:numPr>
+          <w:ilvl w:val="0"/>
+          <w:numId w:val="9"/>
+        </w:numPr>
+      </w:pPr>
+      <w:r>
+        <w:t>[1,1,0] : (VRAI ET (non VRAI) ET FAUX) OU (VRAI ET (non FAUX)) = (VRAI ET FAUX ET FAUX) OU (VRAI ET VRAI) = FAUX OU VRAI = VRAI -&gt; Sortie = 1</w:t>
+      </w:r>
+    </w:p>
+    <w:p>
+      <w:pPr>
+        <w:pStyle w:val="Paragraphedeliste"/>
+        <w:numPr>
+          <w:ilvl w:val="0"/>
+          <w:numId w:val="9"/>
+        </w:numPr>
+      </w:pPr>
+      <w:r>
+        <w:t>[1,0,1] : (VRAI ET (non FAUX) ET VRAI) OU (VRAI ET (non VRAI)) = (VRAI ET VRAI ET VRAI) OU (VRAI ET FAUX) = VRAI OU FAUX = VRAI -&gt; Sortie = 1</w:t>
+      </w:r>
+    </w:p>
+    <w:p>
+      <w:pPr>
+        <w:pStyle w:val="Paragraphedeliste"/>
+        <w:numPr>
+          <w:ilvl w:val="0"/>
+          <w:numId w:val="9"/>
+        </w:numPr>
+      </w:pPr>
+      <w:r>
+        <w:t>[0,1,1] : (FAUX ET (non VRAI) ET VRAI) OU (FAUX ET (non VRAI)) = (FAUX ET FAUX ET VRAI) OU (FAUX ET FAUX) = FAUX OU FAUX = FAUX -&gt; Sortie = 0</w:t>
+      </w:r>
+    </w:p>
+    <w:p>
+      <w:pPr>
+        <w:pStyle w:val="Paragraphedeliste"/>
+        <w:numPr>
+          <w:ilvl w:val="0"/>
+          <w:numId w:val="9"/>
+        </w:numPr>
+      </w:pPr>
+      <w:r>
+        <w:t>[0,0,0] : (FAUX ET (non FAUX) ET FAUX) OU (FAUX ET (non FAUX)) = (FAUX ET VRAI ET FAUX) OU (FAUX ET VRAI) = FAUX OU FAUX = FAUX -&gt; Sortie = 0</w:t>
+      </w:r>
+    </w:p>
+    <w:p>
+      <w:pPr>
+        <w:pStyle w:val="Paragraphedeliste"/>
+        <w:numPr>
+          <w:ilvl w:val="0"/>
+          <w:numId w:val="9"/>
+        </w:numPr>
+      </w:pPr>
+      <w:r>
+        <w:t>[1,1,1] : (VRAI ET (non VRAI) ET VRAI) OU (VRAI ET (non VRAI)) = (VRAI ET FAUX ET VRAI) OU (VRAI ET FAUX) = FAUX OU FAUX = FAUX -&gt; Sortie = 0</w:t>
+      </w:r>
+    </w:p>
+    <w:p>
+      <w:r>
+        <w:t>En résumé, seul les listes d’entrée [1,0,0], [1,1,0] et [1,0,1] devraient produire une sortie égale à 1.</w:t>
+      </w:r>
+    </w:p>
+    <w:p/>
+    <w:p>
+      <w:r>
+        <w:t>Essais :</w:t>
+      </w:r>
+    </w:p>
+    <w:p>
+      <w:r>
+        <w:t>Effectuons désormais les essais en configurant les entrées vu précédemment.</w:t>
       </w:r>
     </w:p>
     <w:sectPr>
@@ -4627,12 +4508,14 @@
     <w:rsid w:val="00807545"/>
     <w:rsid w:val="009874E3"/>
     <w:rsid w:val="00A2508A"/>
+    <w:rsid w:val="00B019CE"/>
     <w:rsid w:val="00B42D48"/>
     <w:rsid w:val="00C32169"/>
     <w:rsid w:val="00EB0DEB"/>
     <w:rsid w:val="00EB251E"/>
     <w:rsid w:val="00EB28F3"/>
     <w:rsid w:val="00F13B92"/>
+    <w:rsid w:val="00F67D14"/>
   </w:rsids>
   <m:mathPr>
     <m:mathFont m:val="Cambria Math"/>

--- a/Rapport.docx
+++ b/Rapport.docx
@@ -2037,9 +2037,69 @@
       <w:r>
         <w:t>Effectuons désormais les essais en configurant les entrées vu précédemment.</w:t>
       </w:r>
+      <w:r>
+        <w:br/>
+        <w:t>En configurant les couches comme expliqué précédemment, on obtient cela :</w:t>
+      </w:r>
+    </w:p>
+    <w:p>
+      <w:r>
+        <w:drawing>
+          <wp:anchor distT="0" distB="0" distL="114300" distR="114300" simplePos="0" relativeHeight="251658240" behindDoc="0" locked="0" layoutInCell="1" allowOverlap="1" wp14:anchorId="31615330" wp14:editId="3109C680">
+            <wp:simplePos x="0" y="0"/>
+            <wp:positionH relativeFrom="column">
+              <wp:posOffset>-4445</wp:posOffset>
+            </wp:positionH>
+            <wp:positionV relativeFrom="paragraph">
+              <wp:posOffset>2540</wp:posOffset>
+            </wp:positionV>
+            <wp:extent cx="1543050" cy="2148840"/>
+            <wp:effectExtent l="0" t="0" r="0" b="3810"/>
+            <wp:wrapSquare wrapText="bothSides"/>
+            <wp:docPr id="140744251" name="Image 1" descr="Une image contenant texte, capture d’écran, Police, noir et blanc&#10;&#10;Description générée automatiquement"/>
+            <wp:cNvGraphicFramePr>
+              <a:graphicFrameLocks xmlns:a="http://schemas.openxmlformats.org/drawingml/2006/main" noChangeAspect="1"/>
+            </wp:cNvGraphicFramePr>
+            <a:graphic xmlns:a="http://schemas.openxmlformats.org/drawingml/2006/main">
+              <a:graphicData uri="http://schemas.openxmlformats.org/drawingml/2006/picture">
+                <pic:pic xmlns:pic="http://schemas.openxmlformats.org/drawingml/2006/picture">
+                  <pic:nvPicPr>
+                    <pic:cNvPr id="140744251" name="Image 1" descr="Une image contenant texte, capture d’écran, Police, noir et blanc&#10;&#10;Description générée automatiquement"/>
+                    <pic:cNvPicPr/>
+                  </pic:nvPicPr>
+                  <pic:blipFill>
+                    <a:blip r:embed="rId9">
+                      <a:extLst>
+                        <a:ext uri="{28A0092B-C50C-407E-A947-70E740481C1C}">
+                          <a14:useLocalDpi xmlns:a14="http://schemas.microsoft.com/office/drawing/2010/main" val="0"/>
+                        </a:ext>
+                      </a:extLst>
+                    </a:blip>
+                    <a:stretch>
+                      <a:fillRect/>
+                    </a:stretch>
+                  </pic:blipFill>
+                  <pic:spPr>
+                    <a:xfrm>
+                      <a:off x="0" y="0"/>
+                      <a:ext cx="1543050" cy="2148840"/>
+                    </a:xfrm>
+                    <a:prstGeom prst="rect">
+                      <a:avLst/>
+                    </a:prstGeom>
+                  </pic:spPr>
+                </pic:pic>
+              </a:graphicData>
+            </a:graphic>
+          </wp:anchor>
+        </w:drawing>
+      </w:r>
+      <w:r>
+        <w:t>Ce qui correspond à l’interprétation.</w:t>
+      </w:r>
     </w:p>
     <w:sectPr>
-      <w:footerReference w:type="default" r:id="rId9"/>
+      <w:footerReference w:type="default" r:id="rId10"/>
       <w:pgSz w:w="11906" w:h="16838"/>
       <w:pgMar w:top="1417" w:right="1417" w:bottom="1417" w:left="1417" w:header="708" w:footer="708" w:gutter="0"/>
       <w:pgNumType w:start="0"/>
@@ -4511,11 +4571,13 @@
     <w:rsid w:val="00B019CE"/>
     <w:rsid w:val="00B42D48"/>
     <w:rsid w:val="00C32169"/>
+    <w:rsid w:val="00D95E71"/>
     <w:rsid w:val="00EB0DEB"/>
     <w:rsid w:val="00EB251E"/>
     <w:rsid w:val="00EB28F3"/>
     <w:rsid w:val="00F13B92"/>
     <w:rsid w:val="00F67D14"/>
+    <w:rsid w:val="00FF0C0D"/>
   </w:rsids>
   <m:mathPr>
     <m:mathFont m:val="Cambria Math"/>

--- a/Rapport.docx
+++ b/Rapport.docx
@@ -251,8 +251,18 @@
                     <w:sz w:val="28"/>
                     <w:szCs w:val="28"/>
                   </w:rPr>
-                  <w:t>Jad Kahlaoui</w:t>
+                  <w:t xml:space="preserve">Jad </w:t>
                 </w:r>
+                <w:proofErr w:type="spellStart"/>
+                <w:r>
+                  <w:rPr>
+                    <w:color w:val="156082" w:themeColor="accent1"/>
+                    <w:sz w:val="28"/>
+                    <w:szCs w:val="28"/>
+                  </w:rPr>
+                  <w:t>Kahlaoui</w:t>
+                </w:r>
+                <w:proofErr w:type="spellEnd"/>
               </w:p>
               <w:p>
                 <w:pPr>
@@ -347,11 +357,12 @@
           <w:r>
             <w:fldChar w:fldCharType="separate"/>
           </w:r>
-          <w:hyperlink w:anchor="_Toc182490186" w:history="1">
+          <w:hyperlink w:anchor="_Toc183100795" w:history="1">
             <w:r>
               <w:rPr>
                 <w:rStyle w:val="Lienhypertexte"/>
                 <w:noProof/>
+                <w:highlight w:val="lightGray"/>
               </w:rPr>
               <w:t>1.</w:t>
             </w:r>
@@ -389,7 +400,351 @@
                 <w:noProof/>
                 <w:webHidden/>
               </w:rPr>
-              <w:instrText xml:space="preserve"> PAGEREF _Toc182490186 \h </w:instrText>
+              <w:instrText xml:space="preserve"> PAGEREF _Toc183100795 \h </w:instrText>
+            </w:r>
+            <w:r>
+              <w:rPr>
+                <w:noProof/>
+                <w:webHidden/>
+              </w:rPr>
+            </w:r>
+            <w:r>
+              <w:rPr>
+                <w:noProof/>
+                <w:webHidden/>
+              </w:rPr>
+              <w:fldChar w:fldCharType="separate"/>
+            </w:r>
+            <w:r>
+              <w:rPr>
+                <w:noProof/>
+                <w:webHidden/>
+              </w:rPr>
+              <w:t>2</w:t>
+            </w:r>
+            <w:r>
+              <w:rPr>
+                <w:noProof/>
+                <w:webHidden/>
+              </w:rPr>
+              <w:fldChar w:fldCharType="end"/>
+            </w:r>
+          </w:hyperlink>
+        </w:p>
+        <w:p>
+          <w:pPr>
+            <w:pStyle w:val="TM2"/>
+            <w:tabs>
+              <w:tab w:val="left" w:pos="960"/>
+              <w:tab w:val="right" w:leader="dot" w:pos="9062"/>
+            </w:tabs>
+            <w:rPr>
+              <w:rFonts w:eastAsiaTheme="minorEastAsia"/>
+              <w:noProof/>
+              <w:lang w:eastAsia="fr-FR"/>
+            </w:rPr>
+          </w:pPr>
+          <w:hyperlink w:anchor="_Toc183100796" w:history="1">
+            <w:r>
+              <w:rPr>
+                <w:rStyle w:val="Lienhypertexte"/>
+                <w:noProof/>
+              </w:rPr>
+              <w:t>1.1.</w:t>
+            </w:r>
+            <w:r>
+              <w:rPr>
+                <w:rFonts w:eastAsiaTheme="minorEastAsia"/>
+                <w:noProof/>
+                <w:lang w:eastAsia="fr-FR"/>
+              </w:rPr>
+              <w:tab/>
+            </w:r>
+            <w:r>
+              <w:rPr>
+                <w:rStyle w:val="Lienhypertexte"/>
+                <w:noProof/>
+              </w:rPr>
+              <w:t>Choix des structures de données</w:t>
+            </w:r>
+            <w:r>
+              <w:rPr>
+                <w:noProof/>
+                <w:webHidden/>
+              </w:rPr>
+              <w:tab/>
+            </w:r>
+            <w:r>
+              <w:rPr>
+                <w:noProof/>
+                <w:webHidden/>
+              </w:rPr>
+              <w:fldChar w:fldCharType="begin"/>
+            </w:r>
+            <w:r>
+              <w:rPr>
+                <w:noProof/>
+                <w:webHidden/>
+              </w:rPr>
+              <w:instrText xml:space="preserve"> PAGEREF _Toc183100796 \h </w:instrText>
+            </w:r>
+            <w:r>
+              <w:rPr>
+                <w:noProof/>
+                <w:webHidden/>
+              </w:rPr>
+            </w:r>
+            <w:r>
+              <w:rPr>
+                <w:noProof/>
+                <w:webHidden/>
+              </w:rPr>
+              <w:fldChar w:fldCharType="separate"/>
+            </w:r>
+            <w:r>
+              <w:rPr>
+                <w:noProof/>
+                <w:webHidden/>
+              </w:rPr>
+              <w:t>2</w:t>
+            </w:r>
+            <w:r>
+              <w:rPr>
+                <w:noProof/>
+                <w:webHidden/>
+              </w:rPr>
+              <w:fldChar w:fldCharType="end"/>
+            </w:r>
+          </w:hyperlink>
+        </w:p>
+        <w:p>
+          <w:pPr>
+            <w:pStyle w:val="TM3"/>
+            <w:tabs>
+              <w:tab w:val="left" w:pos="1440"/>
+              <w:tab w:val="right" w:leader="dot" w:pos="9062"/>
+            </w:tabs>
+            <w:rPr>
+              <w:rFonts w:eastAsiaTheme="minorEastAsia"/>
+              <w:noProof/>
+              <w:lang w:eastAsia="fr-FR"/>
+            </w:rPr>
+          </w:pPr>
+          <w:hyperlink w:anchor="_Toc183100797" w:history="1">
+            <w:r>
+              <w:rPr>
+                <w:rStyle w:val="Lienhypertexte"/>
+                <w:noProof/>
+              </w:rPr>
+              <w:t>1.1.1.</w:t>
+            </w:r>
+            <w:r>
+              <w:rPr>
+                <w:rFonts w:eastAsiaTheme="minorEastAsia"/>
+                <w:noProof/>
+                <w:lang w:eastAsia="fr-FR"/>
+              </w:rPr>
+              <w:tab/>
+            </w:r>
+            <w:r>
+              <w:rPr>
+                <w:rStyle w:val="Lienhypertexte"/>
+                <w:noProof/>
+              </w:rPr>
+              <w:t>Types de structures de données utilisées</w:t>
+            </w:r>
+            <w:r>
+              <w:rPr>
+                <w:noProof/>
+                <w:webHidden/>
+              </w:rPr>
+              <w:tab/>
+            </w:r>
+            <w:r>
+              <w:rPr>
+                <w:noProof/>
+                <w:webHidden/>
+              </w:rPr>
+              <w:fldChar w:fldCharType="begin"/>
+            </w:r>
+            <w:r>
+              <w:rPr>
+                <w:noProof/>
+                <w:webHidden/>
+              </w:rPr>
+              <w:instrText xml:space="preserve"> PAGEREF _Toc183100797 \h </w:instrText>
+            </w:r>
+            <w:r>
+              <w:rPr>
+                <w:noProof/>
+                <w:webHidden/>
+              </w:rPr>
+            </w:r>
+            <w:r>
+              <w:rPr>
+                <w:noProof/>
+                <w:webHidden/>
+              </w:rPr>
+              <w:fldChar w:fldCharType="separate"/>
+            </w:r>
+            <w:r>
+              <w:rPr>
+                <w:noProof/>
+                <w:webHidden/>
+              </w:rPr>
+              <w:t>2</w:t>
+            </w:r>
+            <w:r>
+              <w:rPr>
+                <w:noProof/>
+                <w:webHidden/>
+              </w:rPr>
+              <w:fldChar w:fldCharType="end"/>
+            </w:r>
+          </w:hyperlink>
+        </w:p>
+        <w:p>
+          <w:pPr>
+            <w:pStyle w:val="TM3"/>
+            <w:tabs>
+              <w:tab w:val="left" w:pos="1440"/>
+              <w:tab w:val="right" w:leader="dot" w:pos="9062"/>
+            </w:tabs>
+            <w:rPr>
+              <w:rFonts w:eastAsiaTheme="minorEastAsia"/>
+              <w:noProof/>
+              <w:lang w:eastAsia="fr-FR"/>
+            </w:rPr>
+          </w:pPr>
+          <w:hyperlink w:anchor="_Toc183100798" w:history="1">
+            <w:r>
+              <w:rPr>
+                <w:rStyle w:val="Lienhypertexte"/>
+                <w:noProof/>
+              </w:rPr>
+              <w:t>1.1.2.</w:t>
+            </w:r>
+            <w:r>
+              <w:rPr>
+                <w:rFonts w:eastAsiaTheme="minorEastAsia"/>
+                <w:noProof/>
+                <w:lang w:eastAsia="fr-FR"/>
+              </w:rPr>
+              <w:tab/>
+            </w:r>
+            <w:r>
+              <w:rPr>
+                <w:rStyle w:val="Lienhypertexte"/>
+                <w:noProof/>
+              </w:rPr>
+              <w:t>Critères de sélection</w:t>
+            </w:r>
+            <w:r>
+              <w:rPr>
+                <w:noProof/>
+                <w:webHidden/>
+              </w:rPr>
+              <w:tab/>
+            </w:r>
+            <w:r>
+              <w:rPr>
+                <w:noProof/>
+                <w:webHidden/>
+              </w:rPr>
+              <w:fldChar w:fldCharType="begin"/>
+            </w:r>
+            <w:r>
+              <w:rPr>
+                <w:noProof/>
+                <w:webHidden/>
+              </w:rPr>
+              <w:instrText xml:space="preserve"> PAGEREF _Toc183100798 \h </w:instrText>
+            </w:r>
+            <w:r>
+              <w:rPr>
+                <w:noProof/>
+                <w:webHidden/>
+              </w:rPr>
+            </w:r>
+            <w:r>
+              <w:rPr>
+                <w:noProof/>
+                <w:webHidden/>
+              </w:rPr>
+              <w:fldChar w:fldCharType="separate"/>
+            </w:r>
+            <w:r>
+              <w:rPr>
+                <w:noProof/>
+                <w:webHidden/>
+              </w:rPr>
+              <w:t>2</w:t>
+            </w:r>
+            <w:r>
+              <w:rPr>
+                <w:noProof/>
+                <w:webHidden/>
+              </w:rPr>
+              <w:fldChar w:fldCharType="end"/>
+            </w:r>
+          </w:hyperlink>
+        </w:p>
+        <w:p>
+          <w:pPr>
+            <w:pStyle w:val="TM2"/>
+            <w:tabs>
+              <w:tab w:val="left" w:pos="960"/>
+              <w:tab w:val="right" w:leader="dot" w:pos="9062"/>
+            </w:tabs>
+            <w:rPr>
+              <w:rFonts w:eastAsiaTheme="minorEastAsia"/>
+              <w:noProof/>
+              <w:lang w:eastAsia="fr-FR"/>
+            </w:rPr>
+          </w:pPr>
+          <w:hyperlink w:anchor="_Toc183100799" w:history="1">
+            <w:r>
+              <w:rPr>
+                <w:rStyle w:val="Lienhypertexte"/>
+                <w:noProof/>
+              </w:rPr>
+              <w:t>1.2.</w:t>
+            </w:r>
+            <w:r>
+              <w:rPr>
+                <w:rFonts w:eastAsiaTheme="minorEastAsia"/>
+                <w:noProof/>
+                <w:lang w:eastAsia="fr-FR"/>
+              </w:rPr>
+              <w:tab/>
+            </w:r>
+            <w:r>
+              <w:rPr>
+                <w:rStyle w:val="Lienhypertexte"/>
+                <w:noProof/>
+              </w:rPr>
+              <w:t>Démarche adoptée</w:t>
+            </w:r>
+            <w:r>
+              <w:rPr>
+                <w:noProof/>
+                <w:webHidden/>
+              </w:rPr>
+              <w:tab/>
+            </w:r>
+            <w:r>
+              <w:rPr>
+                <w:noProof/>
+                <w:webHidden/>
+              </w:rPr>
+              <w:fldChar w:fldCharType="begin"/>
+            </w:r>
+            <w:r>
+              <w:rPr>
+                <w:noProof/>
+                <w:webHidden/>
+              </w:rPr>
+              <w:instrText xml:space="preserve"> PAGEREF _Toc183100799 \h </w:instrText>
             </w:r>
             <w:r>
               <w:rPr>
@@ -433,7 +788,7 @@
               <w:lang w:eastAsia="fr-FR"/>
             </w:rPr>
           </w:pPr>
-          <w:hyperlink w:anchor="_Toc182490187" w:history="1">
+          <w:hyperlink w:anchor="_Toc183100800" w:history="1">
             <w:r>
               <w:rPr>
                 <w:rStyle w:val="Lienhypertexte"/>
@@ -475,7 +830,7 @@
                 <w:noProof/>
                 <w:webHidden/>
               </w:rPr>
-              <w:instrText xml:space="preserve"> PAGEREF _Toc182490187 \h </w:instrText>
+              <w:instrText xml:space="preserve"> PAGEREF _Toc183100800 \h </w:instrText>
             </w:r>
             <w:r>
               <w:rPr>
@@ -495,7 +850,7 @@
                 <w:noProof/>
                 <w:webHidden/>
               </w:rPr>
-              <w:t>2</w:t>
+              <w:t>3</w:t>
             </w:r>
             <w:r>
               <w:rPr>
@@ -519,7 +874,7 @@
               <w:lang w:eastAsia="fr-FR"/>
             </w:rPr>
           </w:pPr>
-          <w:hyperlink w:anchor="_Toc182490188" w:history="1">
+          <w:hyperlink w:anchor="_Toc183100801" w:history="1">
             <w:r>
               <w:rPr>
                 <w:rStyle w:val="Lienhypertexte"/>
@@ -561,7 +916,7 @@
                 <w:noProof/>
                 <w:webHidden/>
               </w:rPr>
-              <w:instrText xml:space="preserve"> PAGEREF _Toc182490188 \h </w:instrText>
+              <w:instrText xml:space="preserve"> PAGEREF _Toc183100801 \h </w:instrText>
             </w:r>
             <w:r>
               <w:rPr>
@@ -581,7 +936,7 @@
                 <w:noProof/>
                 <w:webHidden/>
               </w:rPr>
-              <w:t>2</w:t>
+              <w:t>3</w:t>
             </w:r>
             <w:r>
               <w:rPr>
@@ -605,7 +960,7 @@
               <w:lang w:eastAsia="fr-FR"/>
             </w:rPr>
           </w:pPr>
-          <w:hyperlink w:anchor="_Toc182490189" w:history="1">
+          <w:hyperlink w:anchor="_Toc183100802" w:history="1">
             <w:r>
               <w:rPr>
                 <w:rStyle w:val="Lienhypertexte"/>
@@ -647,7 +1002,7 @@
                 <w:noProof/>
                 <w:webHidden/>
               </w:rPr>
-              <w:instrText xml:space="preserve"> PAGEREF _Toc182490189 \h </w:instrText>
+              <w:instrText xml:space="preserve"> PAGEREF _Toc183100802 \h </w:instrText>
             </w:r>
             <w:r>
               <w:rPr>
@@ -667,7 +1022,351 @@
                 <w:noProof/>
                 <w:webHidden/>
               </w:rPr>
-              <w:t>3</w:t>
+              <w:t>4</w:t>
+            </w:r>
+            <w:r>
+              <w:rPr>
+                <w:noProof/>
+                <w:webHidden/>
+              </w:rPr>
+              <w:fldChar w:fldCharType="end"/>
+            </w:r>
+          </w:hyperlink>
+        </w:p>
+        <w:p>
+          <w:pPr>
+            <w:pStyle w:val="TM2"/>
+            <w:tabs>
+              <w:tab w:val="left" w:pos="960"/>
+              <w:tab w:val="right" w:leader="dot" w:pos="9062"/>
+            </w:tabs>
+            <w:rPr>
+              <w:rFonts w:eastAsiaTheme="minorEastAsia"/>
+              <w:noProof/>
+              <w:lang w:eastAsia="fr-FR"/>
+            </w:rPr>
+          </w:pPr>
+          <w:hyperlink w:anchor="_Toc183100803" w:history="1">
+            <w:r>
+              <w:rPr>
+                <w:rStyle w:val="Lienhypertexte"/>
+                <w:noProof/>
+              </w:rPr>
+              <w:t>2.3.</w:t>
+            </w:r>
+            <w:r>
+              <w:rPr>
+                <w:rFonts w:eastAsiaTheme="minorEastAsia"/>
+                <w:noProof/>
+                <w:lang w:eastAsia="fr-FR"/>
+              </w:rPr>
+              <w:tab/>
+            </w:r>
+            <w:r>
+              <w:rPr>
+                <w:rStyle w:val="Lienhypertexte"/>
+                <w:noProof/>
+              </w:rPr>
+              <w:t>InitCouche</w:t>
+            </w:r>
+            <w:r>
+              <w:rPr>
+                <w:noProof/>
+                <w:webHidden/>
+              </w:rPr>
+              <w:tab/>
+            </w:r>
+            <w:r>
+              <w:rPr>
+                <w:noProof/>
+                <w:webHidden/>
+              </w:rPr>
+              <w:fldChar w:fldCharType="begin"/>
+            </w:r>
+            <w:r>
+              <w:rPr>
+                <w:noProof/>
+                <w:webHidden/>
+              </w:rPr>
+              <w:instrText xml:space="preserve"> PAGEREF _Toc183100803 \h </w:instrText>
+            </w:r>
+            <w:r>
+              <w:rPr>
+                <w:noProof/>
+                <w:webHidden/>
+              </w:rPr>
+            </w:r>
+            <w:r>
+              <w:rPr>
+                <w:noProof/>
+                <w:webHidden/>
+              </w:rPr>
+              <w:fldChar w:fldCharType="separate"/>
+            </w:r>
+            <w:r>
+              <w:rPr>
+                <w:noProof/>
+                <w:webHidden/>
+              </w:rPr>
+              <w:t>4</w:t>
+            </w:r>
+            <w:r>
+              <w:rPr>
+                <w:noProof/>
+                <w:webHidden/>
+              </w:rPr>
+              <w:fldChar w:fldCharType="end"/>
+            </w:r>
+          </w:hyperlink>
+        </w:p>
+        <w:p>
+          <w:pPr>
+            <w:pStyle w:val="TM2"/>
+            <w:tabs>
+              <w:tab w:val="left" w:pos="960"/>
+              <w:tab w:val="right" w:leader="dot" w:pos="9062"/>
+            </w:tabs>
+            <w:rPr>
+              <w:rFonts w:eastAsiaTheme="minorEastAsia"/>
+              <w:noProof/>
+              <w:lang w:eastAsia="fr-FR"/>
+            </w:rPr>
+          </w:pPr>
+          <w:hyperlink w:anchor="_Toc183100804" w:history="1">
+            <w:r>
+              <w:rPr>
+                <w:rStyle w:val="Lienhypertexte"/>
+                <w:noProof/>
+              </w:rPr>
+              <w:t>2.4.</w:t>
+            </w:r>
+            <w:r>
+              <w:rPr>
+                <w:rFonts w:eastAsiaTheme="minorEastAsia"/>
+                <w:noProof/>
+                <w:lang w:eastAsia="fr-FR"/>
+              </w:rPr>
+              <w:tab/>
+            </w:r>
+            <w:r>
+              <w:rPr>
+                <w:rStyle w:val="Lienhypertexte"/>
+                <w:noProof/>
+              </w:rPr>
+              <w:t>OutCouche</w:t>
+            </w:r>
+            <w:r>
+              <w:rPr>
+                <w:noProof/>
+                <w:webHidden/>
+              </w:rPr>
+              <w:tab/>
+            </w:r>
+            <w:r>
+              <w:rPr>
+                <w:noProof/>
+                <w:webHidden/>
+              </w:rPr>
+              <w:fldChar w:fldCharType="begin"/>
+            </w:r>
+            <w:r>
+              <w:rPr>
+                <w:noProof/>
+                <w:webHidden/>
+              </w:rPr>
+              <w:instrText xml:space="preserve"> PAGEREF _Toc183100804 \h </w:instrText>
+            </w:r>
+            <w:r>
+              <w:rPr>
+                <w:noProof/>
+                <w:webHidden/>
+              </w:rPr>
+            </w:r>
+            <w:r>
+              <w:rPr>
+                <w:noProof/>
+                <w:webHidden/>
+              </w:rPr>
+              <w:fldChar w:fldCharType="separate"/>
+            </w:r>
+            <w:r>
+              <w:rPr>
+                <w:noProof/>
+                <w:webHidden/>
+              </w:rPr>
+              <w:t>4</w:t>
+            </w:r>
+            <w:r>
+              <w:rPr>
+                <w:noProof/>
+                <w:webHidden/>
+              </w:rPr>
+              <w:fldChar w:fldCharType="end"/>
+            </w:r>
+          </w:hyperlink>
+        </w:p>
+        <w:p>
+          <w:pPr>
+            <w:pStyle w:val="TM2"/>
+            <w:tabs>
+              <w:tab w:val="left" w:pos="960"/>
+              <w:tab w:val="right" w:leader="dot" w:pos="9062"/>
+            </w:tabs>
+            <w:rPr>
+              <w:rFonts w:eastAsiaTheme="minorEastAsia"/>
+              <w:noProof/>
+              <w:lang w:eastAsia="fr-FR"/>
+            </w:rPr>
+          </w:pPr>
+          <w:hyperlink w:anchor="_Toc183100805" w:history="1">
+            <w:r>
+              <w:rPr>
+                <w:rStyle w:val="Lienhypertexte"/>
+                <w:noProof/>
+              </w:rPr>
+              <w:t>2.5.</w:t>
+            </w:r>
+            <w:r>
+              <w:rPr>
+                <w:rFonts w:eastAsiaTheme="minorEastAsia"/>
+                <w:noProof/>
+                <w:lang w:eastAsia="fr-FR"/>
+              </w:rPr>
+              <w:tab/>
+            </w:r>
+            <w:r>
+              <w:rPr>
+                <w:rStyle w:val="Lienhypertexte"/>
+                <w:noProof/>
+              </w:rPr>
+              <w:t>CreerResNeur</w:t>
+            </w:r>
+            <w:r>
+              <w:rPr>
+                <w:noProof/>
+                <w:webHidden/>
+              </w:rPr>
+              <w:tab/>
+            </w:r>
+            <w:r>
+              <w:rPr>
+                <w:noProof/>
+                <w:webHidden/>
+              </w:rPr>
+              <w:fldChar w:fldCharType="begin"/>
+            </w:r>
+            <w:r>
+              <w:rPr>
+                <w:noProof/>
+                <w:webHidden/>
+              </w:rPr>
+              <w:instrText xml:space="preserve"> PAGEREF _Toc183100805 \h </w:instrText>
+            </w:r>
+            <w:r>
+              <w:rPr>
+                <w:noProof/>
+                <w:webHidden/>
+              </w:rPr>
+            </w:r>
+            <w:r>
+              <w:rPr>
+                <w:noProof/>
+                <w:webHidden/>
+              </w:rPr>
+              <w:fldChar w:fldCharType="separate"/>
+            </w:r>
+            <w:r>
+              <w:rPr>
+                <w:noProof/>
+                <w:webHidden/>
+              </w:rPr>
+              <w:t>4</w:t>
+            </w:r>
+            <w:r>
+              <w:rPr>
+                <w:noProof/>
+                <w:webHidden/>
+              </w:rPr>
+              <w:fldChar w:fldCharType="end"/>
+            </w:r>
+          </w:hyperlink>
+        </w:p>
+        <w:p>
+          <w:pPr>
+            <w:pStyle w:val="TM2"/>
+            <w:tabs>
+              <w:tab w:val="left" w:pos="960"/>
+              <w:tab w:val="right" w:leader="dot" w:pos="9062"/>
+            </w:tabs>
+            <w:rPr>
+              <w:rFonts w:eastAsiaTheme="minorEastAsia"/>
+              <w:noProof/>
+              <w:lang w:eastAsia="fr-FR"/>
+            </w:rPr>
+          </w:pPr>
+          <w:hyperlink w:anchor="_Toc183100806" w:history="1">
+            <w:r>
+              <w:rPr>
+                <w:rStyle w:val="Lienhypertexte"/>
+                <w:noProof/>
+              </w:rPr>
+              <w:t>2.6.</w:t>
+            </w:r>
+            <w:r>
+              <w:rPr>
+                <w:rFonts w:eastAsiaTheme="minorEastAsia"/>
+                <w:noProof/>
+                <w:lang w:eastAsia="fr-FR"/>
+              </w:rPr>
+              <w:tab/>
+            </w:r>
+            <w:r>
+              <w:rPr>
+                <w:rStyle w:val="Lienhypertexte"/>
+                <w:noProof/>
+              </w:rPr>
+              <w:t>PropagationAvant</w:t>
+            </w:r>
+            <w:r>
+              <w:rPr>
+                <w:noProof/>
+                <w:webHidden/>
+              </w:rPr>
+              <w:tab/>
+            </w:r>
+            <w:r>
+              <w:rPr>
+                <w:noProof/>
+                <w:webHidden/>
+              </w:rPr>
+              <w:fldChar w:fldCharType="begin"/>
+            </w:r>
+            <w:r>
+              <w:rPr>
+                <w:noProof/>
+                <w:webHidden/>
+              </w:rPr>
+              <w:instrText xml:space="preserve"> PAGEREF _Toc183100806 \h </w:instrText>
+            </w:r>
+            <w:r>
+              <w:rPr>
+                <w:noProof/>
+                <w:webHidden/>
+              </w:rPr>
+            </w:r>
+            <w:r>
+              <w:rPr>
+                <w:noProof/>
+                <w:webHidden/>
+              </w:rPr>
+              <w:fldChar w:fldCharType="separate"/>
+            </w:r>
+            <w:r>
+              <w:rPr>
+                <w:noProof/>
+                <w:webHidden/>
+              </w:rPr>
+              <w:t>4</w:t>
             </w:r>
             <w:r>
               <w:rPr>
@@ -691,7 +1390,7 @@
               <w:lang w:eastAsia="fr-FR"/>
             </w:rPr>
           </w:pPr>
-          <w:hyperlink w:anchor="_Toc182490190" w:history="1">
+          <w:hyperlink w:anchor="_Toc183100807" w:history="1">
             <w:r>
               <w:rPr>
                 <w:rStyle w:val="Lienhypertexte"/>
@@ -733,7 +1432,7 @@
                 <w:noProof/>
                 <w:webHidden/>
               </w:rPr>
-              <w:instrText xml:space="preserve"> PAGEREF _Toc182490190 \h </w:instrText>
+              <w:instrText xml:space="preserve"> PAGEREF _Toc183100807 \h </w:instrText>
             </w:r>
             <w:r>
               <w:rPr>
@@ -753,7 +1452,7 @@
                 <w:noProof/>
                 <w:webHidden/>
               </w:rPr>
-              <w:t>3</w:t>
+              <w:t>4</w:t>
             </w:r>
             <w:r>
               <w:rPr>
@@ -777,7 +1476,7 @@
               <w:lang w:eastAsia="fr-FR"/>
             </w:rPr>
           </w:pPr>
-          <w:hyperlink w:anchor="_Toc182490191" w:history="1">
+          <w:hyperlink w:anchor="_Toc183100808" w:history="1">
             <w:r>
               <w:rPr>
                 <w:rStyle w:val="Lienhypertexte"/>
@@ -819,7 +1518,7 @@
                 <w:noProof/>
                 <w:webHidden/>
               </w:rPr>
-              <w:instrText xml:space="preserve"> PAGEREF _Toc182490191 \h </w:instrText>
+              <w:instrText xml:space="preserve"> PAGEREF _Toc183100808 \h </w:instrText>
             </w:r>
             <w:r>
               <w:rPr>
@@ -839,7 +1538,7 @@
                 <w:noProof/>
                 <w:webHidden/>
               </w:rPr>
-              <w:t>3</w:t>
+              <w:t>4</w:t>
             </w:r>
             <w:r>
               <w:rPr>
@@ -863,7 +1562,7 @@
               <w:lang w:eastAsia="fr-FR"/>
             </w:rPr>
           </w:pPr>
-          <w:hyperlink w:anchor="_Toc182490192" w:history="1">
+          <w:hyperlink w:anchor="_Toc183100809" w:history="1">
             <w:r>
               <w:rPr>
                 <w:rStyle w:val="Lienhypertexte"/>
@@ -905,7 +1604,7 @@
                 <w:noProof/>
                 <w:webHidden/>
               </w:rPr>
-              <w:instrText xml:space="preserve"> PAGEREF _Toc182490192 \h </w:instrText>
+              <w:instrText xml:space="preserve"> PAGEREF _Toc183100809 \h </w:instrText>
             </w:r>
             <w:r>
               <w:rPr>
@@ -925,7 +1624,7 @@
                 <w:noProof/>
                 <w:webHidden/>
               </w:rPr>
-              <w:t>3</w:t>
+              <w:t>5</w:t>
             </w:r>
             <w:r>
               <w:rPr>
@@ -949,7 +1648,7 @@
               <w:lang w:eastAsia="fr-FR"/>
             </w:rPr>
           </w:pPr>
-          <w:hyperlink w:anchor="_Toc182490193" w:history="1">
+          <w:hyperlink w:anchor="_Toc183100810" w:history="1">
             <w:r>
               <w:rPr>
                 <w:rStyle w:val="Lienhypertexte"/>
@@ -991,7 +1690,7 @@
                 <w:noProof/>
                 <w:webHidden/>
               </w:rPr>
-              <w:instrText xml:space="preserve"> PAGEREF _Toc182490193 \h </w:instrText>
+              <w:instrText xml:space="preserve"> PAGEREF _Toc183100810 \h </w:instrText>
             </w:r>
             <w:r>
               <w:rPr>
@@ -1011,7 +1710,93 @@
                 <w:noProof/>
                 <w:webHidden/>
               </w:rPr>
-              <w:t>4</w:t>
+              <w:t>5</w:t>
+            </w:r>
+            <w:r>
+              <w:rPr>
+                <w:noProof/>
+                <w:webHidden/>
+              </w:rPr>
+              <w:fldChar w:fldCharType="end"/>
+            </w:r>
+          </w:hyperlink>
+        </w:p>
+        <w:p>
+          <w:pPr>
+            <w:pStyle w:val="TM2"/>
+            <w:tabs>
+              <w:tab w:val="left" w:pos="960"/>
+              <w:tab w:val="right" w:leader="dot" w:pos="9062"/>
+            </w:tabs>
+            <w:rPr>
+              <w:rFonts w:eastAsiaTheme="minorEastAsia"/>
+              <w:noProof/>
+              <w:lang w:eastAsia="fr-FR"/>
+            </w:rPr>
+          </w:pPr>
+          <w:hyperlink w:anchor="_Toc183100811" w:history="1">
+            <w:r>
+              <w:rPr>
+                <w:rStyle w:val="Lienhypertexte"/>
+                <w:noProof/>
+              </w:rPr>
+              <w:t>3.4.</w:t>
+            </w:r>
+            <w:r>
+              <w:rPr>
+                <w:rFonts w:eastAsiaTheme="minorEastAsia"/>
+                <w:noProof/>
+                <w:lang w:eastAsia="fr-FR"/>
+              </w:rPr>
+              <w:tab/>
+            </w:r>
+            <w:r>
+              <w:rPr>
+                <w:rStyle w:val="Lienhypertexte"/>
+                <w:noProof/>
+              </w:rPr>
+              <w:t>Réseau multi-couches (A ET (non B) ET C) OU (A ET (non C))</w:t>
+            </w:r>
+            <w:r>
+              <w:rPr>
+                <w:noProof/>
+                <w:webHidden/>
+              </w:rPr>
+              <w:tab/>
+            </w:r>
+            <w:r>
+              <w:rPr>
+                <w:noProof/>
+                <w:webHidden/>
+              </w:rPr>
+              <w:fldChar w:fldCharType="begin"/>
+            </w:r>
+            <w:r>
+              <w:rPr>
+                <w:noProof/>
+                <w:webHidden/>
+              </w:rPr>
+              <w:instrText xml:space="preserve"> PAGEREF _Toc183100811 \h </w:instrText>
+            </w:r>
+            <w:r>
+              <w:rPr>
+                <w:noProof/>
+                <w:webHidden/>
+              </w:rPr>
+            </w:r>
+            <w:r>
+              <w:rPr>
+                <w:noProof/>
+                <w:webHidden/>
+              </w:rPr>
+              <w:fldChar w:fldCharType="separate"/>
+            </w:r>
+            <w:r>
+              <w:rPr>
+                <w:noProof/>
+                <w:webHidden/>
+              </w:rPr>
+              <w:t>5</w:t>
             </w:r>
             <w:r>
               <w:rPr>
@@ -1043,14 +1828,6 @@
     <w:p/>
     <w:p/>
     <w:p/>
-    <w:p/>
-    <w:p/>
-    <w:p/>
-    <w:p/>
-    <w:p/>
-    <w:p/>
-    <w:p/>
-    <w:p/>
     <w:p>
       <w:pPr>
         <w:pStyle w:val="Titre1"/>
@@ -1059,14 +1836,410 @@
           <w:numId w:val="8"/>
         </w:numPr>
       </w:pPr>
-      <w:bookmarkStart w:id="0" w:name="_Toc182490186"/>
+      <w:bookmarkStart w:id="0" w:name="_Toc183100795"/>
       <w:r>
         <w:lastRenderedPageBreak/>
         <w:t>Description des choix de conception et d’implémentation relatifs aux structures de données utilisées et à la démarche adoptée</w:t>
       </w:r>
       <w:bookmarkEnd w:id="0"/>
     </w:p>
-    <w:p/>
+    <w:p>
+      <w:pPr>
+        <w:jc w:val="both"/>
+      </w:pPr>
+      <w:r>
+        <w:t>Lors de la conception et de l'implémentation d'un système logiciel, les choix des structures de données et de la démarche adoptée jouent un rôle fondamental dans la performance, la lisibilité et la maintenabilité du code. Voici une description structurée des aspects à aborder :</w:t>
+      </w:r>
+    </w:p>
+    <w:p>
+      <w:pPr>
+        <w:pStyle w:val="Titre2"/>
+        <w:numPr>
+          <w:ilvl w:val="1"/>
+          <w:numId w:val="8"/>
+        </w:numPr>
+      </w:pPr>
+      <w:bookmarkStart w:id="1" w:name="_Toc183100796"/>
+      <w:r>
+        <w:t>Choix des structures de données</w:t>
+      </w:r>
+      <w:bookmarkEnd w:id="1"/>
+    </w:p>
+    <w:p>
+      <w:r>
+        <w:t>Le choix des structures de données est dicté par les besoins spécifiques du problème, notamment en termes de :</w:t>
+      </w:r>
+    </w:p>
+    <w:p>
+      <w:pPr>
+        <w:numPr>
+          <w:ilvl w:val="0"/>
+          <w:numId w:val="10"/>
+        </w:numPr>
+      </w:pPr>
+      <w:r>
+        <w:rPr>
+          <w:b/>
+          <w:bCs/>
+        </w:rPr>
+        <w:t>Efficacité temporelle</w:t>
+      </w:r>
+      <w:r>
+        <w:t xml:space="preserve"> (temps d'exécution pour les opérations courantes : insertion, suppression, recherche).</w:t>
+      </w:r>
+    </w:p>
+    <w:p>
+      <w:pPr>
+        <w:numPr>
+          <w:ilvl w:val="0"/>
+          <w:numId w:val="10"/>
+        </w:numPr>
+      </w:pPr>
+      <w:r>
+        <w:rPr>
+          <w:b/>
+          <w:bCs/>
+        </w:rPr>
+        <w:t>Efficacité spatiale</w:t>
+      </w:r>
+      <w:r>
+        <w:t xml:space="preserve"> (gestion de la mémoire).</w:t>
+      </w:r>
+    </w:p>
+    <w:p>
+      <w:pPr>
+        <w:ind w:left="360"/>
+      </w:pPr>
+    </w:p>
+    <w:p>
+      <w:pPr>
+        <w:pStyle w:val="Titre3"/>
+        <w:numPr>
+          <w:ilvl w:val="2"/>
+          <w:numId w:val="8"/>
+        </w:numPr>
+      </w:pPr>
+      <w:bookmarkStart w:id="2" w:name="_Toc183100797"/>
+      <w:r>
+        <w:t>Types de structures de données utilisées</w:t>
+      </w:r>
+      <w:bookmarkEnd w:id="2"/>
+    </w:p>
+    <w:p>
+      <w:pPr>
+        <w:pStyle w:val="Paragraphedeliste"/>
+        <w:numPr>
+          <w:ilvl w:val="0"/>
+          <w:numId w:val="20"/>
+        </w:numPr>
+      </w:pPr>
+      <w:r>
+        <w:rPr>
+          <w:b/>
+          <w:bCs/>
+        </w:rPr>
+        <w:t>Tableaux :</w:t>
+      </w:r>
+      <w:r>
+        <w:t xml:space="preserve"> utilisés pour des accès rapides en fonction d'un index lorsque les données ont une taille fixe.</w:t>
+      </w:r>
+    </w:p>
+    <w:p>
+      <w:pPr>
+        <w:pStyle w:val="Paragraphedeliste"/>
+        <w:numPr>
+          <w:ilvl w:val="0"/>
+          <w:numId w:val="20"/>
+        </w:numPr>
+      </w:pPr>
+      <w:r>
+        <w:rPr>
+          <w:b/>
+          <w:bCs/>
+        </w:rPr>
+        <w:t>Listes chaînées :</w:t>
+      </w:r>
+      <w:r>
+        <w:t xml:space="preserve"> préférées dans des situations nécessitant des insertions et suppressions fréquentes sans coût de déplacement.</w:t>
+      </w:r>
+    </w:p>
+    <w:p>
+      <w:pPr>
+        <w:pStyle w:val="Paragraphedeliste"/>
+      </w:pPr>
+    </w:p>
+    <w:p>
+      <w:pPr>
+        <w:pStyle w:val="Titre3"/>
+        <w:numPr>
+          <w:ilvl w:val="2"/>
+          <w:numId w:val="8"/>
+        </w:numPr>
+      </w:pPr>
+      <w:bookmarkStart w:id="3" w:name="_Toc183100798"/>
+      <w:r>
+        <w:t>Critères de sélection</w:t>
+      </w:r>
+      <w:bookmarkEnd w:id="3"/>
+    </w:p>
+    <w:p>
+      <w:pPr>
+        <w:numPr>
+          <w:ilvl w:val="0"/>
+          <w:numId w:val="12"/>
+        </w:numPr>
+      </w:pPr>
+      <w:r>
+        <w:rPr>
+          <w:b/>
+          <w:bCs/>
+        </w:rPr>
+        <w:t>Flexibilité :</w:t>
+      </w:r>
+      <w:r>
+        <w:t xml:space="preserve"> adoption de listes chaînées </w:t>
+      </w:r>
+      <w:r>
+        <w:t>lorsqu</w:t>
+      </w:r>
+      <w:r>
+        <w:t>e la taille des données est dynamique.</w:t>
+      </w:r>
+    </w:p>
+    <w:p>
+      <w:pPr>
+        <w:ind w:left="720"/>
+      </w:pPr>
+    </w:p>
+    <w:p>
+      <w:pPr>
+        <w:pStyle w:val="Titre2"/>
+        <w:numPr>
+          <w:ilvl w:val="1"/>
+          <w:numId w:val="8"/>
+        </w:numPr>
+      </w:pPr>
+      <w:bookmarkStart w:id="4" w:name="_Toc183100799"/>
+      <w:r>
+        <w:t>Démarche adoptée</w:t>
+      </w:r>
+      <w:bookmarkEnd w:id="4"/>
+    </w:p>
+    <w:p>
+      <w:pPr>
+        <w:jc w:val="both"/>
+      </w:pPr>
+      <w:r>
+        <w:t>Par rapport à ce qui nous est demandé dans le sujet</w:t>
+      </w:r>
+      <w:r>
+        <w:t>, les structures de données sont choisies en tenant compte des compromis entre complexité, performance et facilité d’implémentation. La démarche adoptée suit une approche incrémentale et itérative, avec un accent sur l’analyse des besoins et les tests pour valider les choix techniques.</w:t>
+      </w:r>
+    </w:p>
+    <w:p>
+      <w:pPr>
+        <w:jc w:val="both"/>
+      </w:pPr>
+      <w:r>
+        <w:t>Il a donc été réfléchi entre le choix de tableaux ou de liste chaînées. Comme expliqué plus tôt, un tableau permet de traiter un nombre fixe de donnée, à l’inverse des listes chaînées, ou leur taille est dynamique et sans contrainte.</w:t>
+      </w:r>
+    </w:p>
+    <w:p>
+      <w:r>
+        <w:lastRenderedPageBreak/>
+        <w:t>Il a donc été convenu que :</w:t>
+      </w:r>
+    </w:p>
+    <w:p>
+      <w:pPr>
+        <w:pStyle w:val="Paragraphedeliste"/>
+        <w:numPr>
+          <w:ilvl w:val="0"/>
+          <w:numId w:val="21"/>
+        </w:numPr>
+        <w:jc w:val="both"/>
+      </w:pPr>
+      <w:r>
+        <w:t xml:space="preserve">Les poids sont une structure représentée par la valeur de leur masse, mais aussi par le poids qui suit un </w:t>
+      </w:r>
+      <w:r>
+        <w:t xml:space="preserve">certain </w:t>
+      </w:r>
+      <w:r>
+        <w:t>poids. En effet, cela revient à dire que les listes de poids (qui appartiennent à un neurone) sont des listes chaînées. En effet, d’un neurone à l’autre, le nombre d’entrée ne sera pas le même, ce qui fait que le nombre de poids ne sera pas le même non plus, et donc ne sera pas statique. Le choix naturel était donc d’en dresser une liste chaînée.</w:t>
+      </w:r>
+    </w:p>
+    <w:p>
+      <w:pPr>
+        <w:pStyle w:val="Paragraphedeliste"/>
+        <w:numPr>
+          <w:ilvl w:val="0"/>
+          <w:numId w:val="21"/>
+        </w:numPr>
+        <w:jc w:val="both"/>
+      </w:pPr>
+      <w:r>
+        <w:t xml:space="preserve">Les </w:t>
+      </w:r>
+      <w:r>
+        <w:t>neurones</w:t>
+      </w:r>
+      <w:r>
+        <w:t xml:space="preserve"> sont une structure représentée par la valeur de leur </w:t>
+      </w:r>
+      <w:r>
+        <w:t>seuil</w:t>
+      </w:r>
+      <w:r>
+        <w:t xml:space="preserve">, </w:t>
+      </w:r>
+      <w:r>
+        <w:t xml:space="preserve">leur nombre d’entrée, la liste de poids, </w:t>
+      </w:r>
+      <w:r>
+        <w:t xml:space="preserve">mais aussi par le </w:t>
+      </w:r>
+      <w:r>
+        <w:t>neurone</w:t>
+      </w:r>
+      <w:r>
+        <w:t xml:space="preserve"> qui suit un </w:t>
+      </w:r>
+      <w:r>
+        <w:t>certain</w:t>
+      </w:r>
+      <w:r>
+        <w:t xml:space="preserve"> </w:t>
+      </w:r>
+      <w:r>
+        <w:t>neurone</w:t>
+      </w:r>
+      <w:r>
+        <w:t xml:space="preserve">. En effet, cela revient à dire que les listes de </w:t>
+      </w:r>
+      <w:r>
+        <w:t>neurones (qui forment une couche)</w:t>
+      </w:r>
+      <w:r>
+        <w:t xml:space="preserve"> sont des listes chaînées. En effet, d’un</w:t>
+      </w:r>
+      <w:r>
+        <w:t xml:space="preserve">e couche </w:t>
+      </w:r>
+      <w:r>
+        <w:t>à l’autre, le nombre d</w:t>
+      </w:r>
+      <w:r>
+        <w:t>e neurones</w:t>
+      </w:r>
+      <w:r>
+        <w:t xml:space="preserve"> ne sera pas le même, et donc ne sera pas statique. Le choix naturel était donc d’en </w:t>
+      </w:r>
+      <w:r>
+        <w:t>dresser</w:t>
+      </w:r>
+      <w:r>
+        <w:t xml:space="preserve"> une liste chaînée.</w:t>
+      </w:r>
+    </w:p>
+    <w:p>
+      <w:pPr>
+        <w:pStyle w:val="Paragraphedeliste"/>
+        <w:numPr>
+          <w:ilvl w:val="0"/>
+          <w:numId w:val="21"/>
+        </w:numPr>
+        <w:jc w:val="both"/>
+      </w:pPr>
+      <w:r>
+        <w:t xml:space="preserve">Les </w:t>
+      </w:r>
+      <w:r>
+        <w:t>couches</w:t>
+      </w:r>
+      <w:r>
+        <w:t xml:space="preserve"> sont une structure représentée par la valeur de leur nombre </w:t>
+      </w:r>
+      <w:r>
+        <w:t>de neurones</w:t>
+      </w:r>
+      <w:r>
+        <w:t xml:space="preserve">, la liste de </w:t>
+      </w:r>
+      <w:r>
+        <w:t>neurones</w:t>
+      </w:r>
+      <w:r>
+        <w:t>, mais aussi par l</w:t>
+      </w:r>
+      <w:r>
+        <w:t>a</w:t>
+      </w:r>
+      <w:r>
+        <w:t xml:space="preserve"> </w:t>
+      </w:r>
+      <w:r>
+        <w:t>couche</w:t>
+      </w:r>
+      <w:r>
+        <w:t xml:space="preserve"> qui suit un</w:t>
+      </w:r>
+      <w:r>
+        <w:t>e</w:t>
+      </w:r>
+      <w:r>
+        <w:t xml:space="preserve"> certain</w:t>
+      </w:r>
+      <w:r>
+        <w:t>e</w:t>
+      </w:r>
+      <w:r>
+        <w:t xml:space="preserve"> </w:t>
+      </w:r>
+      <w:r>
+        <w:t>couche</w:t>
+      </w:r>
+      <w:r>
+        <w:t xml:space="preserve">. En effet, cela revient à dire que les listes de </w:t>
+      </w:r>
+      <w:r>
+        <w:t>couches</w:t>
+      </w:r>
+      <w:r>
+        <w:t xml:space="preserve"> (qui forment un</w:t>
+      </w:r>
+      <w:r>
+        <w:t xml:space="preserve"> réseau</w:t>
+      </w:r>
+      <w:r>
+        <w:t>) sont des listes chaînées. En effet, d’un</w:t>
+      </w:r>
+      <w:r>
+        <w:t xml:space="preserve"> réseau </w:t>
+      </w:r>
+      <w:r>
+        <w:t xml:space="preserve">à l’autre, le nombre de </w:t>
+      </w:r>
+      <w:r>
+        <w:t>couches</w:t>
+      </w:r>
+      <w:r>
+        <w:t xml:space="preserve"> ne sera pas le même, et donc ne sera pas statique. Le choix naturel était donc d’en dresser une liste chaînée.</w:t>
+      </w:r>
+    </w:p>
+    <w:p>
+      <w:pPr>
+        <w:jc w:val="both"/>
+      </w:pPr>
+      <w:r>
+        <w:t>Pour le reste, lorsqu’on fourni une liste d’entiers (correspondant aux entrées) à une fonction, celle-ci est sous forme de tableau.</w:t>
+      </w:r>
+    </w:p>
+    <w:p>
+      <w:pPr>
+        <w:jc w:val="both"/>
+      </w:pPr>
+    </w:p>
     <w:p>
       <w:pPr>
         <w:pStyle w:val="Titre1"/>
@@ -1075,14 +2248,14 @@
           <w:numId w:val="8"/>
         </w:numPr>
       </w:pPr>
-      <w:bookmarkStart w:id="1" w:name="_Toc182490187"/>
+      <w:bookmarkStart w:id="5" w:name="_Toc183100800"/>
       <w:r>
         <w:t>Algorithmes des sous-programmes</w:t>
       </w:r>
       <w:r>
         <w:t xml:space="preserve"> et leurs explications</w:t>
       </w:r>
-      <w:bookmarkEnd w:id="1"/>
+      <w:bookmarkEnd w:id="5"/>
     </w:p>
     <w:p>
       <w:pPr>
@@ -1092,11 +2265,13 @@
           <w:numId w:val="8"/>
         </w:numPr>
       </w:pPr>
-      <w:bookmarkStart w:id="2" w:name="_Toc182490188"/>
+      <w:bookmarkStart w:id="6" w:name="_Toc183100801"/>
+      <w:proofErr w:type="spellStart"/>
       <w:r>
         <w:t>InitNeur</w:t>
       </w:r>
-      <w:bookmarkEnd w:id="2"/>
+      <w:bookmarkEnd w:id="6"/>
+      <w:proofErr w:type="spellEnd"/>
     </w:p>
     <w:p>
       <w:pPr>
@@ -1110,7 +2285,39 @@
           <w:b/>
           <w:bCs/>
         </w:rPr>
-        <w:t>Fonction InitNeur(nbEntrees : Entier) : Neurone</w:t>
+        <w:t xml:space="preserve">Fonction </w:t>
+      </w:r>
+      <w:proofErr w:type="spellStart"/>
+      <w:r>
+        <w:rPr>
+          <w:b/>
+          <w:bCs/>
+        </w:rPr>
+        <w:t>InitNeur</w:t>
+      </w:r>
+      <w:proofErr w:type="spellEnd"/>
+      <w:r>
+        <w:rPr>
+          <w:b/>
+          <w:bCs/>
+        </w:rPr>
+        <w:t>(</w:t>
+      </w:r>
+      <w:proofErr w:type="spellStart"/>
+      <w:r>
+        <w:rPr>
+          <w:b/>
+          <w:bCs/>
+        </w:rPr>
+        <w:t>nbEntrees</w:t>
+      </w:r>
+      <w:proofErr w:type="spellEnd"/>
+      <w:r>
+        <w:rPr>
+          <w:b/>
+          <w:bCs/>
+        </w:rPr>
+        <w:t> : Entier) : Neurone</w:t>
       </w:r>
       <w:r>
         <w:rPr>
@@ -1128,30 +2335,36 @@
         <w:br/>
       </w:r>
       <w:r>
-        <w:t xml:space="preserve">    poids : Entier &lt;- demander(‘Renseignez le premier poids’)</w:t>
+        <w:t xml:space="preserve">    </w:t>
+      </w:r>
+      <w:proofErr w:type="spellStart"/>
+      <w:r>
+        <w:t>listePoids</w:t>
+      </w:r>
+      <w:proofErr w:type="spellEnd"/>
+      <w:r>
+        <w:t xml:space="preserve"> &lt;- </w:t>
+      </w:r>
+      <w:proofErr w:type="spellStart"/>
+      <w:r>
+        <w:t>listeVide</w:t>
+      </w:r>
+      <w:proofErr w:type="spellEnd"/>
+      <w:r>
+        <w:t>()</w:t>
       </w:r>
       <w:r>
         <w:br/>
-        <w:t xml:space="preserve">    premier : Poids &lt;- créer</w:t>
-      </w:r>
-      <w:r>
-        <w:t>Element</w:t>
-      </w:r>
-      <w:r>
-        <w:br/>
-        <w:t xml:space="preserve">    mass(premier) &lt;- poids</w:t>
-      </w:r>
-      <w:r>
-        <w:br/>
-        <w:t xml:space="preserve">    next(premier) &lt;- INDEFINI</w:t>
-      </w:r>
-      <w:r>
-        <w:br/>
-        <w:t xml:space="preserve">    tmp : Poids &lt;- premier</w:t>
-      </w:r>
-      <w:r>
-        <w:br/>
-        <w:t xml:space="preserve">    </w:t>
+      </w:r>
+      <w:r>
+        <w:t xml:space="preserve">   </w:t>
+      </w:r>
+      <w:r>
+        <w:rPr>
+          <w:b/>
+          <w:bCs/>
+        </w:rPr>
+        <w:t xml:space="preserve"> </w:t>
       </w:r>
       <w:r>
         <w:rPr>
@@ -1161,10 +2374,15 @@
         <w:t>Pour</w:t>
       </w:r>
       <w:r>
-        <w:t xml:space="preserve"> i allant de 2 jusqu’à </w:t>
-      </w:r>
-      <w:r>
-        <w:t xml:space="preserve">nbEntrees </w:t>
+        <w:t xml:space="preserve"> i allant de 1 à </w:t>
+      </w:r>
+      <w:proofErr w:type="spellStart"/>
+      <w:r>
+        <w:t>nbEntrees</w:t>
+      </w:r>
+      <w:proofErr w:type="spellEnd"/>
+      <w:r>
+        <w:t xml:space="preserve"> </w:t>
       </w:r>
       <w:r>
         <w:rPr>
@@ -1175,30 +2393,105 @@
       </w:r>
       <w:r>
         <w:br/>
-        <w:t xml:space="preserve">        poids &lt;- demander(‘Renseignez le i ème poids’)</w:t>
+      </w:r>
+      <w:r>
+        <w:t xml:space="preserve">        </w:t>
+      </w:r>
+      <w:r>
+        <w:t xml:space="preserve">mass &lt;- demander(‘Renseignez le i </w:t>
+      </w:r>
+      <w:proofErr w:type="spellStart"/>
+      <w:r>
+        <w:t>ème</w:t>
+      </w:r>
+      <w:proofErr w:type="spellEnd"/>
+      <w:r>
+        <w:t xml:space="preserve"> poids’)</w:t>
       </w:r>
       <w:r>
         <w:br/>
-        <w:t xml:space="preserve">        newPoids : Poids &lt;- créerElement</w:t>
+      </w:r>
+      <w:r>
+        <w:t xml:space="preserve">        </w:t>
+      </w:r>
+      <w:proofErr w:type="spellStart"/>
+      <w:r>
+        <w:t>newPoids</w:t>
+      </w:r>
+      <w:proofErr w:type="spellEnd"/>
+      <w:r>
+        <w:t xml:space="preserve"> : Poids </w:t>
+      </w:r>
+      <w:r>
+        <w:t xml:space="preserve">&lt;- </w:t>
+      </w:r>
+      <w:proofErr w:type="spellStart"/>
+      <w:r>
+        <w:t>créerElement</w:t>
+      </w:r>
+      <w:proofErr w:type="spellEnd"/>
+      <w:r>
+        <w:t>()</w:t>
       </w:r>
       <w:r>
         <w:br/>
-        <w:t xml:space="preserve">        mass(newPoids) &lt;- poids</w:t>
+      </w:r>
+      <w:r>
+        <w:t xml:space="preserve">        </w:t>
+      </w:r>
+      <w:r>
+        <w:t>mass(</w:t>
+      </w:r>
+      <w:proofErr w:type="spellStart"/>
+      <w:r>
+        <w:t>newPoids</w:t>
+      </w:r>
+      <w:proofErr w:type="spellEnd"/>
+      <w:r>
+        <w:t>) &lt;- mass</w:t>
       </w:r>
       <w:r>
         <w:br/>
-        <w:t xml:space="preserve">        next(newPoids) &lt;- INDEFINI</w:t>
+      </w:r>
+      <w:r>
+        <w:t xml:space="preserve">        </w:t>
+      </w:r>
+      <w:proofErr w:type="spellStart"/>
+      <w:r>
+        <w:t>listePoids</w:t>
+      </w:r>
+      <w:proofErr w:type="spellEnd"/>
+      <w:r>
+        <w:t xml:space="preserve"> &lt;- </w:t>
+      </w:r>
+      <w:proofErr w:type="spellStart"/>
+      <w:r>
+        <w:t>ajouterQueue</w:t>
+      </w:r>
+      <w:proofErr w:type="spellEnd"/>
+      <w:r>
+        <w:t>(</w:t>
+      </w:r>
+      <w:proofErr w:type="spellStart"/>
+      <w:r>
+        <w:t>listePoids</w:t>
+      </w:r>
+      <w:proofErr w:type="spellEnd"/>
+      <w:r>
+        <w:t xml:space="preserve">, </w:t>
+      </w:r>
+      <w:proofErr w:type="spellStart"/>
+      <w:r>
+        <w:t>newPoids</w:t>
+      </w:r>
+      <w:proofErr w:type="spellEnd"/>
+      <w:r>
+        <w:t>)</w:t>
       </w:r>
       <w:r>
         <w:br/>
-        <w:t xml:space="preserve">        next(tmp) &lt;- newPoids</w:t>
-      </w:r>
-      <w:r>
-        <w:br/>
-        <w:t xml:space="preserve">        tmp &lt;- newpoids</w:t>
-      </w:r>
-      <w:r>
-        <w:br/>
+      </w:r>
+      <w:r>
         <w:t xml:space="preserve">    </w:t>
       </w:r>
       <w:r>
@@ -1206,38 +2499,136 @@
           <w:b/>
           <w:bCs/>
         </w:rPr>
-        <w:t>FinPour</w:t>
-      </w:r>
-      <w:r>
-        <w:rPr>
-          <w:b/>
-          <w:bCs/>
-        </w:rPr>
+        <w:t>Fin Pour</w:t>
+      </w:r>
+      <w:r>
         <w:br/>
       </w:r>
       <w:r>
-        <w:t xml:space="preserve">    seuil : Entier &lt;- demander(‘Veuillez définir le seuil du neurone’)</w:t>
+        <w:t xml:space="preserve">    </w:t>
+      </w:r>
+      <w:r>
+        <w:t>seuil &lt;- demander(‘Veuillez définir le seuil du neurone)</w:t>
       </w:r>
       <w:r>
         <w:br/>
-        <w:t xml:space="preserve">    newNeurone : Neurone &lt;- créerElement()</w:t>
+      </w:r>
+      <w:r>
+        <w:t xml:space="preserve">    </w:t>
+      </w:r>
+      <w:proofErr w:type="spellStart"/>
+      <w:r>
+        <w:t>newNeurone</w:t>
+      </w:r>
+      <w:proofErr w:type="spellEnd"/>
+      <w:r>
+        <w:t xml:space="preserve"> : Neurone &lt;- </w:t>
+      </w:r>
+      <w:proofErr w:type="spellStart"/>
+      <w:r>
+        <w:t>créerElement</w:t>
+      </w:r>
+      <w:proofErr w:type="spellEnd"/>
+      <w:r>
+        <w:t>()</w:t>
       </w:r>
       <w:r>
         <w:br/>
-        <w:t xml:space="preserve">    seuil(newNeurone) &lt;- seuil</w:t>
+      </w:r>
+      <w:r>
+        <w:lastRenderedPageBreak/>
+        <w:t xml:space="preserve">    </w:t>
+      </w:r>
+      <w:r>
+        <w:t>seuil(</w:t>
+      </w:r>
+      <w:proofErr w:type="spellStart"/>
+      <w:r>
+        <w:t>newNeurone</w:t>
+      </w:r>
+      <w:proofErr w:type="spellEnd"/>
+      <w:r>
+        <w:t>) &lt;- seuil</w:t>
       </w:r>
       <w:r>
         <w:br/>
-        <w:t xml:space="preserve">    poids(newNeurone) &lt;- listePoids</w:t>
-      </w:r>
+      </w:r>
+      <w:r>
+        <w:t xml:space="preserve">    </w:t>
+      </w:r>
+      <w:r>
+        <w:t>poids(</w:t>
+      </w:r>
+      <w:proofErr w:type="spellStart"/>
+      <w:r>
+        <w:t>newNeurone</w:t>
+      </w:r>
+      <w:proofErr w:type="spellEnd"/>
+      <w:r>
+        <w:t xml:space="preserve">) &lt;- </w:t>
+      </w:r>
+      <w:proofErr w:type="spellStart"/>
+      <w:r>
+        <w:t>listePoids</w:t>
+      </w:r>
+      <w:proofErr w:type="spellEnd"/>
       <w:r>
         <w:br/>
-        <w:t xml:space="preserve">    nbEntrees(newNeurone) &lt;- nbEntrees</w:t>
-      </w:r>
+      </w:r>
+      <w:r>
+        <w:t xml:space="preserve">    </w:t>
+      </w:r>
+      <w:proofErr w:type="spellStart"/>
+      <w:r>
+        <w:t>nbEntrees</w:t>
+      </w:r>
+      <w:proofErr w:type="spellEnd"/>
+      <w:r>
+        <w:t>(</w:t>
+      </w:r>
+      <w:proofErr w:type="spellStart"/>
+      <w:r>
+        <w:t>newNeurone</w:t>
+      </w:r>
+      <w:proofErr w:type="spellEnd"/>
+      <w:r>
+        <w:t xml:space="preserve">) &lt;- </w:t>
+      </w:r>
+      <w:proofErr w:type="spellStart"/>
+      <w:r>
+        <w:t>nbEntrees</w:t>
+      </w:r>
+      <w:proofErr w:type="spellEnd"/>
       <w:r>
         <w:br/>
-        <w:t xml:space="preserve">    InitNeur(nbEntrees) &lt;- newNeurone</w:t>
-      </w:r>
+      </w:r>
+      <w:r>
+        <w:br/>
+      </w:r>
+      <w:r>
+        <w:t xml:space="preserve">    </w:t>
+      </w:r>
+      <w:proofErr w:type="spellStart"/>
+      <w:r>
+        <w:t>InitNeur</w:t>
+      </w:r>
+      <w:proofErr w:type="spellEnd"/>
+      <w:r>
+        <w:t>(</w:t>
+      </w:r>
+      <w:proofErr w:type="spellStart"/>
+      <w:r>
+        <w:t>nbEntrees</w:t>
+      </w:r>
+      <w:proofErr w:type="spellEnd"/>
+      <w:r>
+        <w:t xml:space="preserve">) &lt;- </w:t>
+      </w:r>
+      <w:proofErr w:type="spellStart"/>
+      <w:r>
+        <w:t>newNeurone</w:t>
+      </w:r>
+      <w:proofErr w:type="spellEnd"/>
       <w:r>
         <w:br/>
       </w:r>
@@ -1248,6 +2639,10 @@
         </w:rPr>
         <w:t>Fin</w:t>
       </w:r>
+      <w:r>
+        <w:br/>
+        <w:t xml:space="preserve">    </w:t>
+      </w:r>
     </w:p>
     <w:p>
       <w:pPr>
@@ -1257,186 +2652,83 @@
           <w:numId w:val="8"/>
         </w:numPr>
       </w:pPr>
-      <w:bookmarkStart w:id="3" w:name="_Toc182490189"/>
+      <w:bookmarkStart w:id="7" w:name="_Toc183100802"/>
+      <w:proofErr w:type="spellStart"/>
       <w:r>
         <w:t>OutNeurone</w:t>
       </w:r>
-      <w:bookmarkEnd w:id="3"/>
-    </w:p>
-    <w:p>
-      <w:r>
-        <w:rPr>
-          <w:b/>
-          <w:bCs/>
-        </w:rPr>
-        <w:t xml:space="preserve">Fonction OutNeurone(neurone : Neurone, </w:t>
-      </w:r>
-      <w:r>
-        <w:rPr>
-          <w:b/>
-          <w:bCs/>
-        </w:rPr>
-        <w:t>listeEntiers : Liste&lt;Entier&gt;) : Entier</w:t>
-      </w:r>
-      <w:r>
-        <w:rPr>
-          <w:b/>
-          <w:bCs/>
-        </w:rPr>
-        <w:br/>
-        <w:t>Début</w:t>
-      </w:r>
-      <w:r>
-        <w:rPr>
-          <w:b/>
-          <w:bCs/>
-        </w:rPr>
-        <w:br/>
-      </w:r>
-      <w:r>
-        <w:t xml:space="preserve">    size : Entier &lt;- nbEntrees(neurone)</w:t>
-      </w:r>
-      <w:r>
-        <w:br/>
-        <w:t xml:space="preserve">    somme : Entier &lt;- 0</w:t>
-      </w:r>
-      <w:r>
-        <w:br/>
-      </w:r>
-      <w:r>
-        <w:lastRenderedPageBreak/>
-        <w:t xml:space="preserve">    tmp : Poids &lt;- poids(neurone)</w:t>
-      </w:r>
-      <w:r>
-        <w:br/>
-        <w:t xml:space="preserve">    </w:t>
-      </w:r>
-      <w:r>
-        <w:rPr>
-          <w:b/>
-          <w:bCs/>
-        </w:rPr>
-        <w:t xml:space="preserve">Pour </w:t>
-      </w:r>
-      <w:r>
-        <w:t xml:space="preserve">i allant de 1 jusqu’à size </w:t>
-      </w:r>
-      <w:r>
-        <w:rPr>
-          <w:b/>
-          <w:bCs/>
-        </w:rPr>
-        <w:t>faire</w:t>
-      </w:r>
-      <w:r>
-        <w:rPr>
-          <w:b/>
-          <w:bCs/>
-        </w:rPr>
-        <w:br/>
-        <w:t xml:space="preserve">        </w:t>
-      </w:r>
-      <w:r>
-        <w:t>somme &lt;- somme + (valeur(tête(listeEntiers))*mass(tmp))</w:t>
-      </w:r>
-      <w:r>
-        <w:br/>
-        <w:t xml:space="preserve">        tmp &lt;- next(tmp)</w:t>
-      </w:r>
-      <w:r>
-        <w:br/>
-        <w:t xml:space="preserve">        listeEntiers &lt;- reste(listeEntiers)</w:t>
-      </w:r>
-      <w:r>
-        <w:br/>
-        <w:t xml:space="preserve">    </w:t>
-      </w:r>
-      <w:r>
-        <w:rPr>
-          <w:b/>
-          <w:bCs/>
-        </w:rPr>
-        <w:t>FinPour</w:t>
-      </w:r>
-      <w:r>
-        <w:rPr>
-          <w:b/>
-          <w:bCs/>
-        </w:rPr>
-        <w:br/>
-      </w:r>
-      <w:r>
-        <w:t xml:space="preserve">    </w:t>
-      </w:r>
-      <w:r>
-        <w:rPr>
-          <w:b/>
-          <w:bCs/>
-        </w:rPr>
-        <w:t xml:space="preserve">Si </w:t>
-      </w:r>
-      <w:r>
-        <w:t xml:space="preserve">somme &gt;= (seuil(neurone)) </w:t>
-      </w:r>
-      <w:r>
-        <w:rPr>
-          <w:b/>
-          <w:bCs/>
-        </w:rPr>
-        <w:t>faire</w:t>
-      </w:r>
-      <w:r>
-        <w:rPr>
-          <w:b/>
-          <w:bCs/>
-        </w:rPr>
-        <w:br/>
-        <w:t xml:space="preserve">        </w:t>
-      </w:r>
-      <w:r>
-        <w:t>OutNeurone(neurone, listeEntiers) &lt;- 1</w:t>
-      </w:r>
-      <w:r>
-        <w:br/>
-        <w:t xml:space="preserve">    </w:t>
-      </w:r>
-      <w:r>
-        <w:rPr>
-          <w:b/>
-          <w:bCs/>
-        </w:rPr>
-        <w:t>Sinon</w:t>
-      </w:r>
-      <w:r>
-        <w:rPr>
-          <w:b/>
-          <w:bCs/>
-        </w:rPr>
-        <w:br/>
-        <w:t xml:space="preserve">        </w:t>
-      </w:r>
-      <w:r>
-        <w:t>Outneurone(neurone, listeEntiers) &lt;- 0</w:t>
-      </w:r>
-      <w:r>
-        <w:br/>
-        <w:t xml:space="preserve">    </w:t>
-      </w:r>
-      <w:r>
-        <w:rPr>
-          <w:b/>
-          <w:bCs/>
-        </w:rPr>
-        <w:t>FinSi</w:t>
-      </w:r>
-      <w:r>
-        <w:rPr>
-          <w:b/>
-          <w:bCs/>
-        </w:rPr>
-        <w:br/>
-        <w:t>Fin</w:t>
-      </w:r>
+      <w:bookmarkEnd w:id="7"/>
+      <w:proofErr w:type="spellEnd"/>
+    </w:p>
+    <w:p/>
+    <w:p>
+      <w:pPr>
+        <w:pStyle w:val="Titre2"/>
+        <w:numPr>
+          <w:ilvl w:val="1"/>
+          <w:numId w:val="8"/>
+        </w:numPr>
+      </w:pPr>
+      <w:bookmarkStart w:id="8" w:name="_Toc183100803"/>
+      <w:proofErr w:type="spellStart"/>
+      <w:r>
+        <w:t>InitCouche</w:t>
+      </w:r>
+      <w:bookmarkEnd w:id="8"/>
+      <w:proofErr w:type="spellEnd"/>
+    </w:p>
+    <w:p/>
+    <w:p>
+      <w:pPr>
+        <w:pStyle w:val="Titre2"/>
+        <w:numPr>
+          <w:ilvl w:val="1"/>
+          <w:numId w:val="8"/>
+        </w:numPr>
+      </w:pPr>
+      <w:bookmarkStart w:id="9" w:name="_Toc183100804"/>
+      <w:proofErr w:type="spellStart"/>
+      <w:r>
+        <w:t>OutCouche</w:t>
+      </w:r>
+      <w:bookmarkEnd w:id="9"/>
+      <w:proofErr w:type="spellEnd"/>
+    </w:p>
+    <w:p/>
+    <w:p>
+      <w:pPr>
+        <w:pStyle w:val="Titre2"/>
+        <w:numPr>
+          <w:ilvl w:val="1"/>
+          <w:numId w:val="8"/>
+        </w:numPr>
+      </w:pPr>
+      <w:bookmarkStart w:id="10" w:name="_Toc183100805"/>
+      <w:proofErr w:type="spellStart"/>
+      <w:r>
+        <w:t>CreerResNeur</w:t>
+      </w:r>
+      <w:bookmarkEnd w:id="10"/>
+      <w:proofErr w:type="spellEnd"/>
+    </w:p>
+    <w:p/>
+    <w:p>
+      <w:pPr>
+        <w:pStyle w:val="Titre2"/>
+        <w:numPr>
+          <w:ilvl w:val="1"/>
+          <w:numId w:val="8"/>
+        </w:numPr>
+      </w:pPr>
+      <w:bookmarkStart w:id="11" w:name="_Toc183100806"/>
+      <w:proofErr w:type="spellStart"/>
+      <w:r>
+        <w:t>PropagationAvant</w:t>
+      </w:r>
+      <w:bookmarkEnd w:id="11"/>
+      <w:proofErr w:type="spellEnd"/>
+    </w:p>
+    <w:p>
       <w:r>
         <w:br/>
       </w:r>
@@ -1449,11 +2741,11 @@
           <w:numId w:val="8"/>
         </w:numPr>
       </w:pPr>
-      <w:bookmarkStart w:id="4" w:name="_Toc182490190"/>
+      <w:bookmarkStart w:id="12" w:name="_Toc183100807"/>
       <w:r>
         <w:t>Jeux d’essais</w:t>
       </w:r>
-      <w:bookmarkEnd w:id="4"/>
+      <w:bookmarkEnd w:id="12"/>
     </w:p>
     <w:p>
       <w:pPr>
@@ -1463,11 +2755,11 @@
           <w:numId w:val="8"/>
         </w:numPr>
       </w:pPr>
-      <w:bookmarkStart w:id="5" w:name="_Toc182490191"/>
+      <w:bookmarkStart w:id="13" w:name="_Toc183100808"/>
       <w:r>
         <w:t>Réseau ET</w:t>
       </w:r>
-      <w:bookmarkEnd w:id="5"/>
+      <w:bookmarkEnd w:id="13"/>
     </w:p>
     <w:p>
       <w:r>
@@ -1564,11 +2856,12 @@
           <w:numId w:val="8"/>
         </w:numPr>
       </w:pPr>
-      <w:bookmarkStart w:id="6" w:name="_Toc182490192"/>
-      <w:r>
+      <w:bookmarkStart w:id="14" w:name="_Toc183100809"/>
+      <w:r>
+        <w:lastRenderedPageBreak/>
         <w:t>Réseau OU</w:t>
       </w:r>
-      <w:bookmarkEnd w:id="6"/>
+      <w:bookmarkEnd w:id="14"/>
     </w:p>
     <w:p>
       <w:r>
@@ -1630,7 +2923,6 @@
     </w:p>
     <w:p>
       <w:r>
-        <w:lastRenderedPageBreak/>
         <w:t>Essais :</w:t>
       </w:r>
     </w:p>
@@ -1666,11 +2958,11 @@
           <w:numId w:val="8"/>
         </w:numPr>
       </w:pPr>
-      <w:bookmarkStart w:id="7" w:name="_Toc182490193"/>
+      <w:bookmarkStart w:id="15" w:name="_Toc183100810"/>
       <w:r>
         <w:t>Réseau NOT</w:t>
       </w:r>
-      <w:bookmarkEnd w:id="7"/>
+      <w:bookmarkEnd w:id="15"/>
     </w:p>
     <w:p>
       <w:r>
@@ -1767,8 +3059,25 @@
           <w:numId w:val="8"/>
         </w:numPr>
       </w:pPr>
-      <w:r>
-        <w:t xml:space="preserve">Réseau multi-couches (A ET (non B) </w:t>
+      <w:bookmarkStart w:id="16" w:name="_Toc183100811"/>
+      <w:r>
+        <w:t xml:space="preserve">Réseau </w:t>
+      </w:r>
+      <w:proofErr w:type="spellStart"/>
+      <w:r>
+        <w:t>multi-couches</w:t>
+      </w:r>
+      <w:proofErr w:type="spellEnd"/>
+      <w:r>
+        <w:t xml:space="preserve"> (A ET (</w:t>
+      </w:r>
+      <w:proofErr w:type="gramStart"/>
+      <w:r>
+        <w:t>non B</w:t>
+      </w:r>
+      <w:proofErr w:type="gramEnd"/>
+      <w:r>
+        <w:t xml:space="preserve">) </w:t>
       </w:r>
       <w:r>
         <w:t>ET</w:t>
@@ -1776,6 +3085,7 @@
       <w:r>
         <w:t xml:space="preserve"> C) OU (A ET (non C))</w:t>
       </w:r>
+      <w:bookmarkEnd w:id="16"/>
     </w:p>
     <w:p>
       <w:r>
@@ -1844,6 +3154,7 @@
         </w:numPr>
       </w:pPr>
       <w:r>
+        <w:lastRenderedPageBreak/>
         <w:t>Quatrième neurone (NOT) avec une liste de poids égale à [0,0,-1] et un seul fixé à 0</w:t>
       </w:r>
     </w:p>
@@ -1895,14 +3206,26 @@
     </w:p>
     <w:p>
       <w:r>
-        <w:lastRenderedPageBreak/>
         <w:t>Interprétation :</w:t>
       </w:r>
     </w:p>
     <w:p>
       <w:r>
-        <w:t>Soit [A,B,C] l’entrée sur le réseau multi-couches</w:t>
-      </w:r>
+        <w:t>Soit [</w:t>
+      </w:r>
+      <w:proofErr w:type="gramStart"/>
+      <w:r>
+        <w:t>A,B</w:t>
+      </w:r>
+      <w:proofErr w:type="gramEnd"/>
+      <w:r>
+        <w:t xml:space="preserve">,C] l’entrée sur le réseau </w:t>
+      </w:r>
+      <w:proofErr w:type="spellStart"/>
+      <w:r>
+        <w:t>multi-couches</w:t>
+      </w:r>
+      <w:proofErr w:type="spellEnd"/>
       <w:r>
         <w:br/>
         <w:t xml:space="preserve">Alors interprétons les </w:t>
@@ -2044,6 +3367,10 @@
     </w:p>
     <w:p>
       <w:r>
+        <w:rPr>
+          <w:noProof/>
+        </w:rPr>
+        <w:lastRenderedPageBreak/>
         <w:drawing>
           <wp:anchor distT="0" distB="0" distL="114300" distR="114300" simplePos="0" relativeHeight="251658240" behindDoc="0" locked="0" layoutInCell="1" allowOverlap="1" wp14:anchorId="31615330" wp14:editId="3109C680">
             <wp:simplePos x="0" y="0"/>
@@ -2763,6 +4090,268 @@
     </w:lvl>
   </w:abstractNum>
   <w:abstractNum w:abstractNumId="5" w15:restartNumberingAfterBreak="0">
+    <w:nsid w:val="24033412"/>
+    <w:multiLevelType w:val="hybridMultilevel"/>
+    <w:tmpl w:val="147AEFBC"/>
+    <w:lvl w:ilvl="0" w:tplc="040C0001">
+      <w:start w:val="1"/>
+      <w:numFmt w:val="bullet"/>
+      <w:lvlText w:val=""/>
+      <w:lvlJc w:val="left"/>
+      <w:pPr>
+        <w:ind w:left="720" w:hanging="360"/>
+      </w:pPr>
+      <w:rPr>
+        <w:rFonts w:ascii="Symbol" w:hAnsi="Symbol" w:hint="default"/>
+      </w:rPr>
+    </w:lvl>
+    <w:lvl w:ilvl="1" w:tplc="040C0003" w:tentative="1">
+      <w:start w:val="1"/>
+      <w:numFmt w:val="bullet"/>
+      <w:lvlText w:val="o"/>
+      <w:lvlJc w:val="left"/>
+      <w:pPr>
+        <w:ind w:left="1440" w:hanging="360"/>
+      </w:pPr>
+      <w:rPr>
+        <w:rFonts w:ascii="Courier New" w:hAnsi="Courier New" w:cs="Courier New" w:hint="default"/>
+      </w:rPr>
+    </w:lvl>
+    <w:lvl w:ilvl="2" w:tplc="040C0005" w:tentative="1">
+      <w:start w:val="1"/>
+      <w:numFmt w:val="bullet"/>
+      <w:lvlText w:val=""/>
+      <w:lvlJc w:val="left"/>
+      <w:pPr>
+        <w:ind w:left="2160" w:hanging="360"/>
+      </w:pPr>
+      <w:rPr>
+        <w:rFonts w:ascii="Wingdings" w:hAnsi="Wingdings" w:hint="default"/>
+      </w:rPr>
+    </w:lvl>
+    <w:lvl w:ilvl="3" w:tplc="040C0001" w:tentative="1">
+      <w:start w:val="1"/>
+      <w:numFmt w:val="bullet"/>
+      <w:lvlText w:val=""/>
+      <w:lvlJc w:val="left"/>
+      <w:pPr>
+        <w:ind w:left="2880" w:hanging="360"/>
+      </w:pPr>
+      <w:rPr>
+        <w:rFonts w:ascii="Symbol" w:hAnsi="Symbol" w:hint="default"/>
+      </w:rPr>
+    </w:lvl>
+    <w:lvl w:ilvl="4" w:tplc="040C0003" w:tentative="1">
+      <w:start w:val="1"/>
+      <w:numFmt w:val="bullet"/>
+      <w:lvlText w:val="o"/>
+      <w:lvlJc w:val="left"/>
+      <w:pPr>
+        <w:ind w:left="3600" w:hanging="360"/>
+      </w:pPr>
+      <w:rPr>
+        <w:rFonts w:ascii="Courier New" w:hAnsi="Courier New" w:cs="Courier New" w:hint="default"/>
+      </w:rPr>
+    </w:lvl>
+    <w:lvl w:ilvl="5" w:tplc="040C0005" w:tentative="1">
+      <w:start w:val="1"/>
+      <w:numFmt w:val="bullet"/>
+      <w:lvlText w:val=""/>
+      <w:lvlJc w:val="left"/>
+      <w:pPr>
+        <w:ind w:left="4320" w:hanging="360"/>
+      </w:pPr>
+      <w:rPr>
+        <w:rFonts w:ascii="Wingdings" w:hAnsi="Wingdings" w:hint="default"/>
+      </w:rPr>
+    </w:lvl>
+    <w:lvl w:ilvl="6" w:tplc="040C0001" w:tentative="1">
+      <w:start w:val="1"/>
+      <w:numFmt w:val="bullet"/>
+      <w:lvlText w:val=""/>
+      <w:lvlJc w:val="left"/>
+      <w:pPr>
+        <w:ind w:left="5040" w:hanging="360"/>
+      </w:pPr>
+      <w:rPr>
+        <w:rFonts w:ascii="Symbol" w:hAnsi="Symbol" w:hint="default"/>
+      </w:rPr>
+    </w:lvl>
+    <w:lvl w:ilvl="7" w:tplc="040C0003" w:tentative="1">
+      <w:start w:val="1"/>
+      <w:numFmt w:val="bullet"/>
+      <w:lvlText w:val="o"/>
+      <w:lvlJc w:val="left"/>
+      <w:pPr>
+        <w:ind w:left="5760" w:hanging="360"/>
+      </w:pPr>
+      <w:rPr>
+        <w:rFonts w:ascii="Courier New" w:hAnsi="Courier New" w:cs="Courier New" w:hint="default"/>
+      </w:rPr>
+    </w:lvl>
+    <w:lvl w:ilvl="8" w:tplc="040C0005" w:tentative="1">
+      <w:start w:val="1"/>
+      <w:numFmt w:val="bullet"/>
+      <w:lvlText w:val=""/>
+      <w:lvlJc w:val="left"/>
+      <w:pPr>
+        <w:ind w:left="6480" w:hanging="360"/>
+      </w:pPr>
+      <w:rPr>
+        <w:rFonts w:ascii="Wingdings" w:hAnsi="Wingdings" w:hint="default"/>
+      </w:rPr>
+    </w:lvl>
+  </w:abstractNum>
+  <w:abstractNum w:abstractNumId="6" w15:restartNumberingAfterBreak="0">
+    <w:nsid w:val="256B229C"/>
+    <w:multiLevelType w:val="multilevel"/>
+    <w:tmpl w:val="E78EBED6"/>
+    <w:lvl w:ilvl="0">
+      <w:start w:val="1"/>
+      <w:numFmt w:val="bullet"/>
+      <w:lvlText w:val=""/>
+      <w:lvlJc w:val="left"/>
+      <w:pPr>
+        <w:tabs>
+          <w:tab w:val="num" w:pos="720"/>
+        </w:tabs>
+        <w:ind w:left="720" w:hanging="360"/>
+      </w:pPr>
+      <w:rPr>
+        <w:rFonts w:ascii="Symbol" w:hAnsi="Symbol" w:hint="default"/>
+        <w:sz w:val="20"/>
+      </w:rPr>
+    </w:lvl>
+    <w:lvl w:ilvl="1" w:tentative="1">
+      <w:start w:val="1"/>
+      <w:numFmt w:val="bullet"/>
+      <w:lvlText w:val="o"/>
+      <w:lvlJc w:val="left"/>
+      <w:pPr>
+        <w:tabs>
+          <w:tab w:val="num" w:pos="1440"/>
+        </w:tabs>
+        <w:ind w:left="1440" w:hanging="360"/>
+      </w:pPr>
+      <w:rPr>
+        <w:rFonts w:ascii="Courier New" w:hAnsi="Courier New" w:hint="default"/>
+        <w:sz w:val="20"/>
+      </w:rPr>
+    </w:lvl>
+    <w:lvl w:ilvl="2" w:tentative="1">
+      <w:start w:val="1"/>
+      <w:numFmt w:val="bullet"/>
+      <w:lvlText w:val=""/>
+      <w:lvlJc w:val="left"/>
+      <w:pPr>
+        <w:tabs>
+          <w:tab w:val="num" w:pos="2160"/>
+        </w:tabs>
+        <w:ind w:left="2160" w:hanging="360"/>
+      </w:pPr>
+      <w:rPr>
+        <w:rFonts w:ascii="Wingdings" w:hAnsi="Wingdings" w:hint="default"/>
+        <w:sz w:val="20"/>
+      </w:rPr>
+    </w:lvl>
+    <w:lvl w:ilvl="3" w:tentative="1">
+      <w:start w:val="1"/>
+      <w:numFmt w:val="bullet"/>
+      <w:lvlText w:val=""/>
+      <w:lvlJc w:val="left"/>
+      <w:pPr>
+        <w:tabs>
+          <w:tab w:val="num" w:pos="2880"/>
+        </w:tabs>
+        <w:ind w:left="2880" w:hanging="360"/>
+      </w:pPr>
+      <w:rPr>
+        <w:rFonts w:ascii="Wingdings" w:hAnsi="Wingdings" w:hint="default"/>
+        <w:sz w:val="20"/>
+      </w:rPr>
+    </w:lvl>
+    <w:lvl w:ilvl="4" w:tentative="1">
+      <w:start w:val="1"/>
+      <w:numFmt w:val="bullet"/>
+      <w:lvlText w:val=""/>
+      <w:lvlJc w:val="left"/>
+      <w:pPr>
+        <w:tabs>
+          <w:tab w:val="num" w:pos="3600"/>
+        </w:tabs>
+        <w:ind w:left="3600" w:hanging="360"/>
+      </w:pPr>
+      <w:rPr>
+        <w:rFonts w:ascii="Wingdings" w:hAnsi="Wingdings" w:hint="default"/>
+        <w:sz w:val="20"/>
+      </w:rPr>
+    </w:lvl>
+    <w:lvl w:ilvl="5" w:tentative="1">
+      <w:start w:val="1"/>
+      <w:numFmt w:val="bullet"/>
+      <w:lvlText w:val=""/>
+      <w:lvlJc w:val="left"/>
+      <w:pPr>
+        <w:tabs>
+          <w:tab w:val="num" w:pos="4320"/>
+        </w:tabs>
+        <w:ind w:left="4320" w:hanging="360"/>
+      </w:pPr>
+      <w:rPr>
+        <w:rFonts w:ascii="Wingdings" w:hAnsi="Wingdings" w:hint="default"/>
+        <w:sz w:val="20"/>
+      </w:rPr>
+    </w:lvl>
+    <w:lvl w:ilvl="6" w:tentative="1">
+      <w:start w:val="1"/>
+      <w:numFmt w:val="bullet"/>
+      <w:lvlText w:val=""/>
+      <w:lvlJc w:val="left"/>
+      <w:pPr>
+        <w:tabs>
+          <w:tab w:val="num" w:pos="5040"/>
+        </w:tabs>
+        <w:ind w:left="5040" w:hanging="360"/>
+      </w:pPr>
+      <w:rPr>
+        <w:rFonts w:ascii="Wingdings" w:hAnsi="Wingdings" w:hint="default"/>
+        <w:sz w:val="20"/>
+      </w:rPr>
+    </w:lvl>
+    <w:lvl w:ilvl="7" w:tentative="1">
+      <w:start w:val="1"/>
+      <w:numFmt w:val="bullet"/>
+      <w:lvlText w:val=""/>
+      <w:lvlJc w:val="left"/>
+      <w:pPr>
+        <w:tabs>
+          <w:tab w:val="num" w:pos="5760"/>
+        </w:tabs>
+        <w:ind w:left="5760" w:hanging="360"/>
+      </w:pPr>
+      <w:rPr>
+        <w:rFonts w:ascii="Wingdings" w:hAnsi="Wingdings" w:hint="default"/>
+        <w:sz w:val="20"/>
+      </w:rPr>
+    </w:lvl>
+    <w:lvl w:ilvl="8" w:tentative="1">
+      <w:start w:val="1"/>
+      <w:numFmt w:val="bullet"/>
+      <w:lvlText w:val=""/>
+      <w:lvlJc w:val="left"/>
+      <w:pPr>
+        <w:tabs>
+          <w:tab w:val="num" w:pos="6480"/>
+        </w:tabs>
+        <w:ind w:left="6480" w:hanging="360"/>
+      </w:pPr>
+      <w:rPr>
+        <w:rFonts w:ascii="Wingdings" w:hAnsi="Wingdings" w:hint="default"/>
+        <w:sz w:val="20"/>
+      </w:rPr>
+    </w:lvl>
+  </w:abstractNum>
+  <w:abstractNum w:abstractNumId="7" w15:restartNumberingAfterBreak="0">
     <w:nsid w:val="27B17DCF"/>
     <w:multiLevelType w:val="multilevel"/>
     <w:tmpl w:val="F64C5742"/>
@@ -2875,7 +4464,7 @@
       </w:rPr>
     </w:lvl>
   </w:abstractNum>
-  <w:abstractNum w:abstractNumId="6" w15:restartNumberingAfterBreak="0">
+  <w:abstractNum w:abstractNumId="8" w15:restartNumberingAfterBreak="0">
     <w:nsid w:val="2AC75FC7"/>
     <w:multiLevelType w:val="multilevel"/>
     <w:tmpl w:val="4AB42D44"/>
@@ -2988,7 +4577,1389 @@
       </w:rPr>
     </w:lvl>
   </w:abstractNum>
-  <w:abstractNum w:abstractNumId="7" w15:restartNumberingAfterBreak="0">
+  <w:abstractNum w:abstractNumId="9" w15:restartNumberingAfterBreak="0">
+    <w:nsid w:val="2D152A37"/>
+    <w:multiLevelType w:val="multilevel"/>
+    <w:tmpl w:val="9B0ED418"/>
+    <w:lvl w:ilvl="0">
+      <w:start w:val="1"/>
+      <w:numFmt w:val="bullet"/>
+      <w:lvlText w:val=""/>
+      <w:lvlJc w:val="left"/>
+      <w:pPr>
+        <w:tabs>
+          <w:tab w:val="num" w:pos="720"/>
+        </w:tabs>
+        <w:ind w:left="720" w:hanging="360"/>
+      </w:pPr>
+      <w:rPr>
+        <w:rFonts w:ascii="Symbol" w:hAnsi="Symbol" w:hint="default"/>
+        <w:sz w:val="20"/>
+      </w:rPr>
+    </w:lvl>
+    <w:lvl w:ilvl="1" w:tentative="1">
+      <w:start w:val="1"/>
+      <w:numFmt w:val="bullet"/>
+      <w:lvlText w:val="o"/>
+      <w:lvlJc w:val="left"/>
+      <w:pPr>
+        <w:tabs>
+          <w:tab w:val="num" w:pos="1440"/>
+        </w:tabs>
+        <w:ind w:left="1440" w:hanging="360"/>
+      </w:pPr>
+      <w:rPr>
+        <w:rFonts w:ascii="Courier New" w:hAnsi="Courier New" w:hint="default"/>
+        <w:sz w:val="20"/>
+      </w:rPr>
+    </w:lvl>
+    <w:lvl w:ilvl="2" w:tentative="1">
+      <w:start w:val="1"/>
+      <w:numFmt w:val="bullet"/>
+      <w:lvlText w:val=""/>
+      <w:lvlJc w:val="left"/>
+      <w:pPr>
+        <w:tabs>
+          <w:tab w:val="num" w:pos="2160"/>
+        </w:tabs>
+        <w:ind w:left="2160" w:hanging="360"/>
+      </w:pPr>
+      <w:rPr>
+        <w:rFonts w:ascii="Wingdings" w:hAnsi="Wingdings" w:hint="default"/>
+        <w:sz w:val="20"/>
+      </w:rPr>
+    </w:lvl>
+    <w:lvl w:ilvl="3" w:tentative="1">
+      <w:start w:val="1"/>
+      <w:numFmt w:val="bullet"/>
+      <w:lvlText w:val=""/>
+      <w:lvlJc w:val="left"/>
+      <w:pPr>
+        <w:tabs>
+          <w:tab w:val="num" w:pos="2880"/>
+        </w:tabs>
+        <w:ind w:left="2880" w:hanging="360"/>
+      </w:pPr>
+      <w:rPr>
+        <w:rFonts w:ascii="Wingdings" w:hAnsi="Wingdings" w:hint="default"/>
+        <w:sz w:val="20"/>
+      </w:rPr>
+    </w:lvl>
+    <w:lvl w:ilvl="4" w:tentative="1">
+      <w:start w:val="1"/>
+      <w:numFmt w:val="bullet"/>
+      <w:lvlText w:val=""/>
+      <w:lvlJc w:val="left"/>
+      <w:pPr>
+        <w:tabs>
+          <w:tab w:val="num" w:pos="3600"/>
+        </w:tabs>
+        <w:ind w:left="3600" w:hanging="360"/>
+      </w:pPr>
+      <w:rPr>
+        <w:rFonts w:ascii="Wingdings" w:hAnsi="Wingdings" w:hint="default"/>
+        <w:sz w:val="20"/>
+      </w:rPr>
+    </w:lvl>
+    <w:lvl w:ilvl="5" w:tentative="1">
+      <w:start w:val="1"/>
+      <w:numFmt w:val="bullet"/>
+      <w:lvlText w:val=""/>
+      <w:lvlJc w:val="left"/>
+      <w:pPr>
+        <w:tabs>
+          <w:tab w:val="num" w:pos="4320"/>
+        </w:tabs>
+        <w:ind w:left="4320" w:hanging="360"/>
+      </w:pPr>
+      <w:rPr>
+        <w:rFonts w:ascii="Wingdings" w:hAnsi="Wingdings" w:hint="default"/>
+        <w:sz w:val="20"/>
+      </w:rPr>
+    </w:lvl>
+    <w:lvl w:ilvl="6" w:tentative="1">
+      <w:start w:val="1"/>
+      <w:numFmt w:val="bullet"/>
+      <w:lvlText w:val=""/>
+      <w:lvlJc w:val="left"/>
+      <w:pPr>
+        <w:tabs>
+          <w:tab w:val="num" w:pos="5040"/>
+        </w:tabs>
+        <w:ind w:left="5040" w:hanging="360"/>
+      </w:pPr>
+      <w:rPr>
+        <w:rFonts w:ascii="Wingdings" w:hAnsi="Wingdings" w:hint="default"/>
+        <w:sz w:val="20"/>
+      </w:rPr>
+    </w:lvl>
+    <w:lvl w:ilvl="7" w:tentative="1">
+      <w:start w:val="1"/>
+      <w:numFmt w:val="bullet"/>
+      <w:lvlText w:val=""/>
+      <w:lvlJc w:val="left"/>
+      <w:pPr>
+        <w:tabs>
+          <w:tab w:val="num" w:pos="5760"/>
+        </w:tabs>
+        <w:ind w:left="5760" w:hanging="360"/>
+      </w:pPr>
+      <w:rPr>
+        <w:rFonts w:ascii="Wingdings" w:hAnsi="Wingdings" w:hint="default"/>
+        <w:sz w:val="20"/>
+      </w:rPr>
+    </w:lvl>
+    <w:lvl w:ilvl="8" w:tentative="1">
+      <w:start w:val="1"/>
+      <w:numFmt w:val="bullet"/>
+      <w:lvlText w:val=""/>
+      <w:lvlJc w:val="left"/>
+      <w:pPr>
+        <w:tabs>
+          <w:tab w:val="num" w:pos="6480"/>
+        </w:tabs>
+        <w:ind w:left="6480" w:hanging="360"/>
+      </w:pPr>
+      <w:rPr>
+        <w:rFonts w:ascii="Wingdings" w:hAnsi="Wingdings" w:hint="default"/>
+        <w:sz w:val="20"/>
+      </w:rPr>
+    </w:lvl>
+  </w:abstractNum>
+  <w:abstractNum w:abstractNumId="10" w15:restartNumberingAfterBreak="0">
+    <w:nsid w:val="2DBF2A0C"/>
+    <w:multiLevelType w:val="multilevel"/>
+    <w:tmpl w:val="8AB4AB3A"/>
+    <w:lvl w:ilvl="0">
+      <w:start w:val="1"/>
+      <w:numFmt w:val="bullet"/>
+      <w:lvlText w:val=""/>
+      <w:lvlJc w:val="left"/>
+      <w:pPr>
+        <w:tabs>
+          <w:tab w:val="num" w:pos="720"/>
+        </w:tabs>
+        <w:ind w:left="720" w:hanging="360"/>
+      </w:pPr>
+      <w:rPr>
+        <w:rFonts w:ascii="Symbol" w:hAnsi="Symbol" w:hint="default"/>
+        <w:sz w:val="20"/>
+      </w:rPr>
+    </w:lvl>
+    <w:lvl w:ilvl="1" w:tentative="1">
+      <w:start w:val="1"/>
+      <w:numFmt w:val="bullet"/>
+      <w:lvlText w:val="o"/>
+      <w:lvlJc w:val="left"/>
+      <w:pPr>
+        <w:tabs>
+          <w:tab w:val="num" w:pos="1440"/>
+        </w:tabs>
+        <w:ind w:left="1440" w:hanging="360"/>
+      </w:pPr>
+      <w:rPr>
+        <w:rFonts w:ascii="Courier New" w:hAnsi="Courier New" w:hint="default"/>
+        <w:sz w:val="20"/>
+      </w:rPr>
+    </w:lvl>
+    <w:lvl w:ilvl="2" w:tentative="1">
+      <w:start w:val="1"/>
+      <w:numFmt w:val="bullet"/>
+      <w:lvlText w:val=""/>
+      <w:lvlJc w:val="left"/>
+      <w:pPr>
+        <w:tabs>
+          <w:tab w:val="num" w:pos="2160"/>
+        </w:tabs>
+        <w:ind w:left="2160" w:hanging="360"/>
+      </w:pPr>
+      <w:rPr>
+        <w:rFonts w:ascii="Wingdings" w:hAnsi="Wingdings" w:hint="default"/>
+        <w:sz w:val="20"/>
+      </w:rPr>
+    </w:lvl>
+    <w:lvl w:ilvl="3" w:tentative="1">
+      <w:start w:val="1"/>
+      <w:numFmt w:val="bullet"/>
+      <w:lvlText w:val=""/>
+      <w:lvlJc w:val="left"/>
+      <w:pPr>
+        <w:tabs>
+          <w:tab w:val="num" w:pos="2880"/>
+        </w:tabs>
+        <w:ind w:left="2880" w:hanging="360"/>
+      </w:pPr>
+      <w:rPr>
+        <w:rFonts w:ascii="Wingdings" w:hAnsi="Wingdings" w:hint="default"/>
+        <w:sz w:val="20"/>
+      </w:rPr>
+    </w:lvl>
+    <w:lvl w:ilvl="4" w:tentative="1">
+      <w:start w:val="1"/>
+      <w:numFmt w:val="bullet"/>
+      <w:lvlText w:val=""/>
+      <w:lvlJc w:val="left"/>
+      <w:pPr>
+        <w:tabs>
+          <w:tab w:val="num" w:pos="3600"/>
+        </w:tabs>
+        <w:ind w:left="3600" w:hanging="360"/>
+      </w:pPr>
+      <w:rPr>
+        <w:rFonts w:ascii="Wingdings" w:hAnsi="Wingdings" w:hint="default"/>
+        <w:sz w:val="20"/>
+      </w:rPr>
+    </w:lvl>
+    <w:lvl w:ilvl="5" w:tentative="1">
+      <w:start w:val="1"/>
+      <w:numFmt w:val="bullet"/>
+      <w:lvlText w:val=""/>
+      <w:lvlJc w:val="left"/>
+      <w:pPr>
+        <w:tabs>
+          <w:tab w:val="num" w:pos="4320"/>
+        </w:tabs>
+        <w:ind w:left="4320" w:hanging="360"/>
+      </w:pPr>
+      <w:rPr>
+        <w:rFonts w:ascii="Wingdings" w:hAnsi="Wingdings" w:hint="default"/>
+        <w:sz w:val="20"/>
+      </w:rPr>
+    </w:lvl>
+    <w:lvl w:ilvl="6" w:tentative="1">
+      <w:start w:val="1"/>
+      <w:numFmt w:val="bullet"/>
+      <w:lvlText w:val=""/>
+      <w:lvlJc w:val="left"/>
+      <w:pPr>
+        <w:tabs>
+          <w:tab w:val="num" w:pos="5040"/>
+        </w:tabs>
+        <w:ind w:left="5040" w:hanging="360"/>
+      </w:pPr>
+      <w:rPr>
+        <w:rFonts w:ascii="Wingdings" w:hAnsi="Wingdings" w:hint="default"/>
+        <w:sz w:val="20"/>
+      </w:rPr>
+    </w:lvl>
+    <w:lvl w:ilvl="7" w:tentative="1">
+      <w:start w:val="1"/>
+      <w:numFmt w:val="bullet"/>
+      <w:lvlText w:val=""/>
+      <w:lvlJc w:val="left"/>
+      <w:pPr>
+        <w:tabs>
+          <w:tab w:val="num" w:pos="5760"/>
+        </w:tabs>
+        <w:ind w:left="5760" w:hanging="360"/>
+      </w:pPr>
+      <w:rPr>
+        <w:rFonts w:ascii="Wingdings" w:hAnsi="Wingdings" w:hint="default"/>
+        <w:sz w:val="20"/>
+      </w:rPr>
+    </w:lvl>
+    <w:lvl w:ilvl="8" w:tentative="1">
+      <w:start w:val="1"/>
+      <w:numFmt w:val="bullet"/>
+      <w:lvlText w:val=""/>
+      <w:lvlJc w:val="left"/>
+      <w:pPr>
+        <w:tabs>
+          <w:tab w:val="num" w:pos="6480"/>
+        </w:tabs>
+        <w:ind w:left="6480" w:hanging="360"/>
+      </w:pPr>
+      <w:rPr>
+        <w:rFonts w:ascii="Wingdings" w:hAnsi="Wingdings" w:hint="default"/>
+        <w:sz w:val="20"/>
+      </w:rPr>
+    </w:lvl>
+  </w:abstractNum>
+  <w:abstractNum w:abstractNumId="11" w15:restartNumberingAfterBreak="0">
+    <w:nsid w:val="31D31636"/>
+    <w:multiLevelType w:val="hybridMultilevel"/>
+    <w:tmpl w:val="A5AC30A6"/>
+    <w:lvl w:ilvl="0" w:tplc="040C0001">
+      <w:start w:val="1"/>
+      <w:numFmt w:val="bullet"/>
+      <w:lvlText w:val=""/>
+      <w:lvlJc w:val="left"/>
+      <w:pPr>
+        <w:ind w:left="765" w:hanging="360"/>
+      </w:pPr>
+      <w:rPr>
+        <w:rFonts w:ascii="Symbol" w:hAnsi="Symbol" w:hint="default"/>
+      </w:rPr>
+    </w:lvl>
+    <w:lvl w:ilvl="1" w:tplc="040C0003" w:tentative="1">
+      <w:start w:val="1"/>
+      <w:numFmt w:val="bullet"/>
+      <w:lvlText w:val="o"/>
+      <w:lvlJc w:val="left"/>
+      <w:pPr>
+        <w:ind w:left="1485" w:hanging="360"/>
+      </w:pPr>
+      <w:rPr>
+        <w:rFonts w:ascii="Courier New" w:hAnsi="Courier New" w:cs="Courier New" w:hint="default"/>
+      </w:rPr>
+    </w:lvl>
+    <w:lvl w:ilvl="2" w:tplc="040C0005" w:tentative="1">
+      <w:start w:val="1"/>
+      <w:numFmt w:val="bullet"/>
+      <w:lvlText w:val=""/>
+      <w:lvlJc w:val="left"/>
+      <w:pPr>
+        <w:ind w:left="2205" w:hanging="360"/>
+      </w:pPr>
+      <w:rPr>
+        <w:rFonts w:ascii="Wingdings" w:hAnsi="Wingdings" w:hint="default"/>
+      </w:rPr>
+    </w:lvl>
+    <w:lvl w:ilvl="3" w:tplc="040C0001" w:tentative="1">
+      <w:start w:val="1"/>
+      <w:numFmt w:val="bullet"/>
+      <w:lvlText w:val=""/>
+      <w:lvlJc w:val="left"/>
+      <w:pPr>
+        <w:ind w:left="2925" w:hanging="360"/>
+      </w:pPr>
+      <w:rPr>
+        <w:rFonts w:ascii="Symbol" w:hAnsi="Symbol" w:hint="default"/>
+      </w:rPr>
+    </w:lvl>
+    <w:lvl w:ilvl="4" w:tplc="040C0003" w:tentative="1">
+      <w:start w:val="1"/>
+      <w:numFmt w:val="bullet"/>
+      <w:lvlText w:val="o"/>
+      <w:lvlJc w:val="left"/>
+      <w:pPr>
+        <w:ind w:left="3645" w:hanging="360"/>
+      </w:pPr>
+      <w:rPr>
+        <w:rFonts w:ascii="Courier New" w:hAnsi="Courier New" w:cs="Courier New" w:hint="default"/>
+      </w:rPr>
+    </w:lvl>
+    <w:lvl w:ilvl="5" w:tplc="040C0005" w:tentative="1">
+      <w:start w:val="1"/>
+      <w:numFmt w:val="bullet"/>
+      <w:lvlText w:val=""/>
+      <w:lvlJc w:val="left"/>
+      <w:pPr>
+        <w:ind w:left="4365" w:hanging="360"/>
+      </w:pPr>
+      <w:rPr>
+        <w:rFonts w:ascii="Wingdings" w:hAnsi="Wingdings" w:hint="default"/>
+      </w:rPr>
+    </w:lvl>
+    <w:lvl w:ilvl="6" w:tplc="040C0001" w:tentative="1">
+      <w:start w:val="1"/>
+      <w:numFmt w:val="bullet"/>
+      <w:lvlText w:val=""/>
+      <w:lvlJc w:val="left"/>
+      <w:pPr>
+        <w:ind w:left="5085" w:hanging="360"/>
+      </w:pPr>
+      <w:rPr>
+        <w:rFonts w:ascii="Symbol" w:hAnsi="Symbol" w:hint="default"/>
+      </w:rPr>
+    </w:lvl>
+    <w:lvl w:ilvl="7" w:tplc="040C0003" w:tentative="1">
+      <w:start w:val="1"/>
+      <w:numFmt w:val="bullet"/>
+      <w:lvlText w:val="o"/>
+      <w:lvlJc w:val="left"/>
+      <w:pPr>
+        <w:ind w:left="5805" w:hanging="360"/>
+      </w:pPr>
+      <w:rPr>
+        <w:rFonts w:ascii="Courier New" w:hAnsi="Courier New" w:cs="Courier New" w:hint="default"/>
+      </w:rPr>
+    </w:lvl>
+    <w:lvl w:ilvl="8" w:tplc="040C0005" w:tentative="1">
+      <w:start w:val="1"/>
+      <w:numFmt w:val="bullet"/>
+      <w:lvlText w:val=""/>
+      <w:lvlJc w:val="left"/>
+      <w:pPr>
+        <w:ind w:left="6525" w:hanging="360"/>
+      </w:pPr>
+      <w:rPr>
+        <w:rFonts w:ascii="Wingdings" w:hAnsi="Wingdings" w:hint="default"/>
+      </w:rPr>
+    </w:lvl>
+  </w:abstractNum>
+  <w:abstractNum w:abstractNumId="12" w15:restartNumberingAfterBreak="0">
+    <w:nsid w:val="3EE92D29"/>
+    <w:multiLevelType w:val="multilevel"/>
+    <w:tmpl w:val="6E483B7C"/>
+    <w:lvl w:ilvl="0">
+      <w:start w:val="1"/>
+      <w:numFmt w:val="bullet"/>
+      <w:lvlText w:val=""/>
+      <w:lvlJc w:val="left"/>
+      <w:pPr>
+        <w:tabs>
+          <w:tab w:val="num" w:pos="720"/>
+        </w:tabs>
+        <w:ind w:left="720" w:hanging="360"/>
+      </w:pPr>
+      <w:rPr>
+        <w:rFonts w:ascii="Symbol" w:hAnsi="Symbol" w:hint="default"/>
+        <w:sz w:val="20"/>
+      </w:rPr>
+    </w:lvl>
+    <w:lvl w:ilvl="1" w:tentative="1">
+      <w:start w:val="1"/>
+      <w:numFmt w:val="bullet"/>
+      <w:lvlText w:val="o"/>
+      <w:lvlJc w:val="left"/>
+      <w:pPr>
+        <w:tabs>
+          <w:tab w:val="num" w:pos="1440"/>
+        </w:tabs>
+        <w:ind w:left="1440" w:hanging="360"/>
+      </w:pPr>
+      <w:rPr>
+        <w:rFonts w:ascii="Courier New" w:hAnsi="Courier New" w:hint="default"/>
+        <w:sz w:val="20"/>
+      </w:rPr>
+    </w:lvl>
+    <w:lvl w:ilvl="2" w:tentative="1">
+      <w:start w:val="1"/>
+      <w:numFmt w:val="bullet"/>
+      <w:lvlText w:val=""/>
+      <w:lvlJc w:val="left"/>
+      <w:pPr>
+        <w:tabs>
+          <w:tab w:val="num" w:pos="2160"/>
+        </w:tabs>
+        <w:ind w:left="2160" w:hanging="360"/>
+      </w:pPr>
+      <w:rPr>
+        <w:rFonts w:ascii="Wingdings" w:hAnsi="Wingdings" w:hint="default"/>
+        <w:sz w:val="20"/>
+      </w:rPr>
+    </w:lvl>
+    <w:lvl w:ilvl="3" w:tentative="1">
+      <w:start w:val="1"/>
+      <w:numFmt w:val="bullet"/>
+      <w:lvlText w:val=""/>
+      <w:lvlJc w:val="left"/>
+      <w:pPr>
+        <w:tabs>
+          <w:tab w:val="num" w:pos="2880"/>
+        </w:tabs>
+        <w:ind w:left="2880" w:hanging="360"/>
+      </w:pPr>
+      <w:rPr>
+        <w:rFonts w:ascii="Wingdings" w:hAnsi="Wingdings" w:hint="default"/>
+        <w:sz w:val="20"/>
+      </w:rPr>
+    </w:lvl>
+    <w:lvl w:ilvl="4" w:tentative="1">
+      <w:start w:val="1"/>
+      <w:numFmt w:val="bullet"/>
+      <w:lvlText w:val=""/>
+      <w:lvlJc w:val="left"/>
+      <w:pPr>
+        <w:tabs>
+          <w:tab w:val="num" w:pos="3600"/>
+        </w:tabs>
+        <w:ind w:left="3600" w:hanging="360"/>
+      </w:pPr>
+      <w:rPr>
+        <w:rFonts w:ascii="Wingdings" w:hAnsi="Wingdings" w:hint="default"/>
+        <w:sz w:val="20"/>
+      </w:rPr>
+    </w:lvl>
+    <w:lvl w:ilvl="5" w:tentative="1">
+      <w:start w:val="1"/>
+      <w:numFmt w:val="bullet"/>
+      <w:lvlText w:val=""/>
+      <w:lvlJc w:val="left"/>
+      <w:pPr>
+        <w:tabs>
+          <w:tab w:val="num" w:pos="4320"/>
+        </w:tabs>
+        <w:ind w:left="4320" w:hanging="360"/>
+      </w:pPr>
+      <w:rPr>
+        <w:rFonts w:ascii="Wingdings" w:hAnsi="Wingdings" w:hint="default"/>
+        <w:sz w:val="20"/>
+      </w:rPr>
+    </w:lvl>
+    <w:lvl w:ilvl="6" w:tentative="1">
+      <w:start w:val="1"/>
+      <w:numFmt w:val="bullet"/>
+      <w:lvlText w:val=""/>
+      <w:lvlJc w:val="left"/>
+      <w:pPr>
+        <w:tabs>
+          <w:tab w:val="num" w:pos="5040"/>
+        </w:tabs>
+        <w:ind w:left="5040" w:hanging="360"/>
+      </w:pPr>
+      <w:rPr>
+        <w:rFonts w:ascii="Wingdings" w:hAnsi="Wingdings" w:hint="default"/>
+        <w:sz w:val="20"/>
+      </w:rPr>
+    </w:lvl>
+    <w:lvl w:ilvl="7" w:tentative="1">
+      <w:start w:val="1"/>
+      <w:numFmt w:val="bullet"/>
+      <w:lvlText w:val=""/>
+      <w:lvlJc w:val="left"/>
+      <w:pPr>
+        <w:tabs>
+          <w:tab w:val="num" w:pos="5760"/>
+        </w:tabs>
+        <w:ind w:left="5760" w:hanging="360"/>
+      </w:pPr>
+      <w:rPr>
+        <w:rFonts w:ascii="Wingdings" w:hAnsi="Wingdings" w:hint="default"/>
+        <w:sz w:val="20"/>
+      </w:rPr>
+    </w:lvl>
+    <w:lvl w:ilvl="8" w:tentative="1">
+      <w:start w:val="1"/>
+      <w:numFmt w:val="bullet"/>
+      <w:lvlText w:val=""/>
+      <w:lvlJc w:val="left"/>
+      <w:pPr>
+        <w:tabs>
+          <w:tab w:val="num" w:pos="6480"/>
+        </w:tabs>
+        <w:ind w:left="6480" w:hanging="360"/>
+      </w:pPr>
+      <w:rPr>
+        <w:rFonts w:ascii="Wingdings" w:hAnsi="Wingdings" w:hint="default"/>
+        <w:sz w:val="20"/>
+      </w:rPr>
+    </w:lvl>
+  </w:abstractNum>
+  <w:abstractNum w:abstractNumId="13" w15:restartNumberingAfterBreak="0">
+    <w:nsid w:val="482D374B"/>
+    <w:multiLevelType w:val="multilevel"/>
+    <w:tmpl w:val="05448076"/>
+    <w:lvl w:ilvl="0">
+      <w:start w:val="1"/>
+      <w:numFmt w:val="bullet"/>
+      <w:lvlText w:val=""/>
+      <w:lvlJc w:val="left"/>
+      <w:pPr>
+        <w:tabs>
+          <w:tab w:val="num" w:pos="720"/>
+        </w:tabs>
+        <w:ind w:left="720" w:hanging="360"/>
+      </w:pPr>
+      <w:rPr>
+        <w:rFonts w:ascii="Symbol" w:hAnsi="Symbol" w:hint="default"/>
+        <w:sz w:val="20"/>
+      </w:rPr>
+    </w:lvl>
+    <w:lvl w:ilvl="1">
+      <w:numFmt w:val="bullet"/>
+      <w:lvlText w:val="-"/>
+      <w:lvlJc w:val="left"/>
+      <w:pPr>
+        <w:ind w:left="1440" w:hanging="360"/>
+      </w:pPr>
+      <w:rPr>
+        <w:rFonts w:ascii="Aptos" w:eastAsiaTheme="minorHAnsi" w:hAnsi="Aptos" w:cstheme="minorBidi" w:hint="default"/>
+        <w:b/>
+      </w:rPr>
+    </w:lvl>
+    <w:lvl w:ilvl="2" w:tentative="1">
+      <w:start w:val="1"/>
+      <w:numFmt w:val="bullet"/>
+      <w:lvlText w:val=""/>
+      <w:lvlJc w:val="left"/>
+      <w:pPr>
+        <w:tabs>
+          <w:tab w:val="num" w:pos="2160"/>
+        </w:tabs>
+        <w:ind w:left="2160" w:hanging="360"/>
+      </w:pPr>
+      <w:rPr>
+        <w:rFonts w:ascii="Wingdings" w:hAnsi="Wingdings" w:hint="default"/>
+        <w:sz w:val="20"/>
+      </w:rPr>
+    </w:lvl>
+    <w:lvl w:ilvl="3" w:tentative="1">
+      <w:start w:val="1"/>
+      <w:numFmt w:val="bullet"/>
+      <w:lvlText w:val=""/>
+      <w:lvlJc w:val="left"/>
+      <w:pPr>
+        <w:tabs>
+          <w:tab w:val="num" w:pos="2880"/>
+        </w:tabs>
+        <w:ind w:left="2880" w:hanging="360"/>
+      </w:pPr>
+      <w:rPr>
+        <w:rFonts w:ascii="Wingdings" w:hAnsi="Wingdings" w:hint="default"/>
+        <w:sz w:val="20"/>
+      </w:rPr>
+    </w:lvl>
+    <w:lvl w:ilvl="4" w:tentative="1">
+      <w:start w:val="1"/>
+      <w:numFmt w:val="bullet"/>
+      <w:lvlText w:val=""/>
+      <w:lvlJc w:val="left"/>
+      <w:pPr>
+        <w:tabs>
+          <w:tab w:val="num" w:pos="3600"/>
+        </w:tabs>
+        <w:ind w:left="3600" w:hanging="360"/>
+      </w:pPr>
+      <w:rPr>
+        <w:rFonts w:ascii="Wingdings" w:hAnsi="Wingdings" w:hint="default"/>
+        <w:sz w:val="20"/>
+      </w:rPr>
+    </w:lvl>
+    <w:lvl w:ilvl="5" w:tentative="1">
+      <w:start w:val="1"/>
+      <w:numFmt w:val="bullet"/>
+      <w:lvlText w:val=""/>
+      <w:lvlJc w:val="left"/>
+      <w:pPr>
+        <w:tabs>
+          <w:tab w:val="num" w:pos="4320"/>
+        </w:tabs>
+        <w:ind w:left="4320" w:hanging="360"/>
+      </w:pPr>
+      <w:rPr>
+        <w:rFonts w:ascii="Wingdings" w:hAnsi="Wingdings" w:hint="default"/>
+        <w:sz w:val="20"/>
+      </w:rPr>
+    </w:lvl>
+    <w:lvl w:ilvl="6" w:tentative="1">
+      <w:start w:val="1"/>
+      <w:numFmt w:val="bullet"/>
+      <w:lvlText w:val=""/>
+      <w:lvlJc w:val="left"/>
+      <w:pPr>
+        <w:tabs>
+          <w:tab w:val="num" w:pos="5040"/>
+        </w:tabs>
+        <w:ind w:left="5040" w:hanging="360"/>
+      </w:pPr>
+      <w:rPr>
+        <w:rFonts w:ascii="Wingdings" w:hAnsi="Wingdings" w:hint="default"/>
+        <w:sz w:val="20"/>
+      </w:rPr>
+    </w:lvl>
+    <w:lvl w:ilvl="7" w:tentative="1">
+      <w:start w:val="1"/>
+      <w:numFmt w:val="bullet"/>
+      <w:lvlText w:val=""/>
+      <w:lvlJc w:val="left"/>
+      <w:pPr>
+        <w:tabs>
+          <w:tab w:val="num" w:pos="5760"/>
+        </w:tabs>
+        <w:ind w:left="5760" w:hanging="360"/>
+      </w:pPr>
+      <w:rPr>
+        <w:rFonts w:ascii="Wingdings" w:hAnsi="Wingdings" w:hint="default"/>
+        <w:sz w:val="20"/>
+      </w:rPr>
+    </w:lvl>
+    <w:lvl w:ilvl="8" w:tentative="1">
+      <w:start w:val="1"/>
+      <w:numFmt w:val="bullet"/>
+      <w:lvlText w:val=""/>
+      <w:lvlJc w:val="left"/>
+      <w:pPr>
+        <w:tabs>
+          <w:tab w:val="num" w:pos="6480"/>
+        </w:tabs>
+        <w:ind w:left="6480" w:hanging="360"/>
+      </w:pPr>
+      <w:rPr>
+        <w:rFonts w:ascii="Wingdings" w:hAnsi="Wingdings" w:hint="default"/>
+        <w:sz w:val="20"/>
+      </w:rPr>
+    </w:lvl>
+  </w:abstractNum>
+  <w:abstractNum w:abstractNumId="14" w15:restartNumberingAfterBreak="0">
+    <w:nsid w:val="4C604CD8"/>
+    <w:multiLevelType w:val="multilevel"/>
+    <w:tmpl w:val="6F92D17C"/>
+    <w:lvl w:ilvl="0">
+      <w:start w:val="1"/>
+      <w:numFmt w:val="decimal"/>
+      <w:lvlText w:val="%1."/>
+      <w:lvlJc w:val="left"/>
+      <w:pPr>
+        <w:tabs>
+          <w:tab w:val="num" w:pos="720"/>
+        </w:tabs>
+        <w:ind w:left="720" w:hanging="360"/>
+      </w:pPr>
+    </w:lvl>
+    <w:lvl w:ilvl="1">
+      <w:start w:val="1"/>
+      <w:numFmt w:val="bullet"/>
+      <w:lvlText w:val="o"/>
+      <w:lvlJc w:val="left"/>
+      <w:pPr>
+        <w:tabs>
+          <w:tab w:val="num" w:pos="1440"/>
+        </w:tabs>
+        <w:ind w:left="1440" w:hanging="360"/>
+      </w:pPr>
+      <w:rPr>
+        <w:rFonts w:ascii="Courier New" w:hAnsi="Courier New" w:hint="default"/>
+        <w:sz w:val="20"/>
+      </w:rPr>
+    </w:lvl>
+    <w:lvl w:ilvl="2" w:tentative="1">
+      <w:start w:val="1"/>
+      <w:numFmt w:val="decimal"/>
+      <w:lvlText w:val="%3."/>
+      <w:lvlJc w:val="left"/>
+      <w:pPr>
+        <w:tabs>
+          <w:tab w:val="num" w:pos="2160"/>
+        </w:tabs>
+        <w:ind w:left="2160" w:hanging="360"/>
+      </w:pPr>
+    </w:lvl>
+    <w:lvl w:ilvl="3" w:tentative="1">
+      <w:start w:val="1"/>
+      <w:numFmt w:val="decimal"/>
+      <w:lvlText w:val="%4."/>
+      <w:lvlJc w:val="left"/>
+      <w:pPr>
+        <w:tabs>
+          <w:tab w:val="num" w:pos="2880"/>
+        </w:tabs>
+        <w:ind w:left="2880" w:hanging="360"/>
+      </w:pPr>
+    </w:lvl>
+    <w:lvl w:ilvl="4" w:tentative="1">
+      <w:start w:val="1"/>
+      <w:numFmt w:val="decimal"/>
+      <w:lvlText w:val="%5."/>
+      <w:lvlJc w:val="left"/>
+      <w:pPr>
+        <w:tabs>
+          <w:tab w:val="num" w:pos="3600"/>
+        </w:tabs>
+        <w:ind w:left="3600" w:hanging="360"/>
+      </w:pPr>
+    </w:lvl>
+    <w:lvl w:ilvl="5" w:tentative="1">
+      <w:start w:val="1"/>
+      <w:numFmt w:val="decimal"/>
+      <w:lvlText w:val="%6."/>
+      <w:lvlJc w:val="left"/>
+      <w:pPr>
+        <w:tabs>
+          <w:tab w:val="num" w:pos="4320"/>
+        </w:tabs>
+        <w:ind w:left="4320" w:hanging="360"/>
+      </w:pPr>
+    </w:lvl>
+    <w:lvl w:ilvl="6" w:tentative="1">
+      <w:start w:val="1"/>
+      <w:numFmt w:val="decimal"/>
+      <w:lvlText w:val="%7."/>
+      <w:lvlJc w:val="left"/>
+      <w:pPr>
+        <w:tabs>
+          <w:tab w:val="num" w:pos="5040"/>
+        </w:tabs>
+        <w:ind w:left="5040" w:hanging="360"/>
+      </w:pPr>
+    </w:lvl>
+    <w:lvl w:ilvl="7" w:tentative="1">
+      <w:start w:val="1"/>
+      <w:numFmt w:val="decimal"/>
+      <w:lvlText w:val="%8."/>
+      <w:lvlJc w:val="left"/>
+      <w:pPr>
+        <w:tabs>
+          <w:tab w:val="num" w:pos="5760"/>
+        </w:tabs>
+        <w:ind w:left="5760" w:hanging="360"/>
+      </w:pPr>
+    </w:lvl>
+    <w:lvl w:ilvl="8" w:tentative="1">
+      <w:start w:val="1"/>
+      <w:numFmt w:val="decimal"/>
+      <w:lvlText w:val="%9."/>
+      <w:lvlJc w:val="left"/>
+      <w:pPr>
+        <w:tabs>
+          <w:tab w:val="num" w:pos="6480"/>
+        </w:tabs>
+        <w:ind w:left="6480" w:hanging="360"/>
+      </w:pPr>
+    </w:lvl>
+  </w:abstractNum>
+  <w:abstractNum w:abstractNumId="15" w15:restartNumberingAfterBreak="0">
+    <w:nsid w:val="5B2E2D63"/>
+    <w:multiLevelType w:val="hybridMultilevel"/>
+    <w:tmpl w:val="601C98F0"/>
+    <w:lvl w:ilvl="0" w:tplc="040C0001">
+      <w:start w:val="1"/>
+      <w:numFmt w:val="bullet"/>
+      <w:lvlText w:val=""/>
+      <w:lvlJc w:val="left"/>
+      <w:pPr>
+        <w:ind w:left="720" w:hanging="360"/>
+      </w:pPr>
+      <w:rPr>
+        <w:rFonts w:ascii="Symbol" w:hAnsi="Symbol" w:hint="default"/>
+      </w:rPr>
+    </w:lvl>
+    <w:lvl w:ilvl="1" w:tplc="040C0001">
+      <w:start w:val="1"/>
+      <w:numFmt w:val="bullet"/>
+      <w:lvlText w:val=""/>
+      <w:lvlJc w:val="left"/>
+      <w:pPr>
+        <w:ind w:left="1440" w:hanging="360"/>
+      </w:pPr>
+      <w:rPr>
+        <w:rFonts w:ascii="Symbol" w:hAnsi="Symbol" w:hint="default"/>
+      </w:rPr>
+    </w:lvl>
+    <w:lvl w:ilvl="2" w:tplc="040C0005" w:tentative="1">
+      <w:start w:val="1"/>
+      <w:numFmt w:val="bullet"/>
+      <w:lvlText w:val=""/>
+      <w:lvlJc w:val="left"/>
+      <w:pPr>
+        <w:ind w:left="2160" w:hanging="360"/>
+      </w:pPr>
+      <w:rPr>
+        <w:rFonts w:ascii="Wingdings" w:hAnsi="Wingdings" w:hint="default"/>
+      </w:rPr>
+    </w:lvl>
+    <w:lvl w:ilvl="3" w:tplc="040C0001" w:tentative="1">
+      <w:start w:val="1"/>
+      <w:numFmt w:val="bullet"/>
+      <w:lvlText w:val=""/>
+      <w:lvlJc w:val="left"/>
+      <w:pPr>
+        <w:ind w:left="2880" w:hanging="360"/>
+      </w:pPr>
+      <w:rPr>
+        <w:rFonts w:ascii="Symbol" w:hAnsi="Symbol" w:hint="default"/>
+      </w:rPr>
+    </w:lvl>
+    <w:lvl w:ilvl="4" w:tplc="040C0003" w:tentative="1">
+      <w:start w:val="1"/>
+      <w:numFmt w:val="bullet"/>
+      <w:lvlText w:val="o"/>
+      <w:lvlJc w:val="left"/>
+      <w:pPr>
+        <w:ind w:left="3600" w:hanging="360"/>
+      </w:pPr>
+      <w:rPr>
+        <w:rFonts w:ascii="Courier New" w:hAnsi="Courier New" w:cs="Courier New" w:hint="default"/>
+      </w:rPr>
+    </w:lvl>
+    <w:lvl w:ilvl="5" w:tplc="040C0005" w:tentative="1">
+      <w:start w:val="1"/>
+      <w:numFmt w:val="bullet"/>
+      <w:lvlText w:val=""/>
+      <w:lvlJc w:val="left"/>
+      <w:pPr>
+        <w:ind w:left="4320" w:hanging="360"/>
+      </w:pPr>
+      <w:rPr>
+        <w:rFonts w:ascii="Wingdings" w:hAnsi="Wingdings" w:hint="default"/>
+      </w:rPr>
+    </w:lvl>
+    <w:lvl w:ilvl="6" w:tplc="040C0001" w:tentative="1">
+      <w:start w:val="1"/>
+      <w:numFmt w:val="bullet"/>
+      <w:lvlText w:val=""/>
+      <w:lvlJc w:val="left"/>
+      <w:pPr>
+        <w:ind w:left="5040" w:hanging="360"/>
+      </w:pPr>
+      <w:rPr>
+        <w:rFonts w:ascii="Symbol" w:hAnsi="Symbol" w:hint="default"/>
+      </w:rPr>
+    </w:lvl>
+    <w:lvl w:ilvl="7" w:tplc="040C0003" w:tentative="1">
+      <w:start w:val="1"/>
+      <w:numFmt w:val="bullet"/>
+      <w:lvlText w:val="o"/>
+      <w:lvlJc w:val="left"/>
+      <w:pPr>
+        <w:ind w:left="5760" w:hanging="360"/>
+      </w:pPr>
+      <w:rPr>
+        <w:rFonts w:ascii="Courier New" w:hAnsi="Courier New" w:cs="Courier New" w:hint="default"/>
+      </w:rPr>
+    </w:lvl>
+    <w:lvl w:ilvl="8" w:tplc="040C0005" w:tentative="1">
+      <w:start w:val="1"/>
+      <w:numFmt w:val="bullet"/>
+      <w:lvlText w:val=""/>
+      <w:lvlJc w:val="left"/>
+      <w:pPr>
+        <w:ind w:left="6480" w:hanging="360"/>
+      </w:pPr>
+      <w:rPr>
+        <w:rFonts w:ascii="Wingdings" w:hAnsi="Wingdings" w:hint="default"/>
+      </w:rPr>
+    </w:lvl>
+  </w:abstractNum>
+  <w:abstractNum w:abstractNumId="16" w15:restartNumberingAfterBreak="0">
+    <w:nsid w:val="5BAC1C17"/>
+    <w:multiLevelType w:val="multilevel"/>
+    <w:tmpl w:val="93B2BEC6"/>
+    <w:lvl w:ilvl="0">
+      <w:start w:val="1"/>
+      <w:numFmt w:val="bullet"/>
+      <w:lvlText w:val=""/>
+      <w:lvlJc w:val="left"/>
+      <w:pPr>
+        <w:tabs>
+          <w:tab w:val="num" w:pos="720"/>
+        </w:tabs>
+        <w:ind w:left="720" w:hanging="360"/>
+      </w:pPr>
+      <w:rPr>
+        <w:rFonts w:ascii="Symbol" w:hAnsi="Symbol" w:hint="default"/>
+        <w:sz w:val="20"/>
+      </w:rPr>
+    </w:lvl>
+    <w:lvl w:ilvl="1" w:tentative="1">
+      <w:start w:val="1"/>
+      <w:numFmt w:val="bullet"/>
+      <w:lvlText w:val="o"/>
+      <w:lvlJc w:val="left"/>
+      <w:pPr>
+        <w:tabs>
+          <w:tab w:val="num" w:pos="1440"/>
+        </w:tabs>
+        <w:ind w:left="1440" w:hanging="360"/>
+      </w:pPr>
+      <w:rPr>
+        <w:rFonts w:ascii="Courier New" w:hAnsi="Courier New" w:hint="default"/>
+        <w:sz w:val="20"/>
+      </w:rPr>
+    </w:lvl>
+    <w:lvl w:ilvl="2" w:tentative="1">
+      <w:start w:val="1"/>
+      <w:numFmt w:val="bullet"/>
+      <w:lvlText w:val=""/>
+      <w:lvlJc w:val="left"/>
+      <w:pPr>
+        <w:tabs>
+          <w:tab w:val="num" w:pos="2160"/>
+        </w:tabs>
+        <w:ind w:left="2160" w:hanging="360"/>
+      </w:pPr>
+      <w:rPr>
+        <w:rFonts w:ascii="Wingdings" w:hAnsi="Wingdings" w:hint="default"/>
+        <w:sz w:val="20"/>
+      </w:rPr>
+    </w:lvl>
+    <w:lvl w:ilvl="3" w:tentative="1">
+      <w:start w:val="1"/>
+      <w:numFmt w:val="bullet"/>
+      <w:lvlText w:val=""/>
+      <w:lvlJc w:val="left"/>
+      <w:pPr>
+        <w:tabs>
+          <w:tab w:val="num" w:pos="2880"/>
+        </w:tabs>
+        <w:ind w:left="2880" w:hanging="360"/>
+      </w:pPr>
+      <w:rPr>
+        <w:rFonts w:ascii="Wingdings" w:hAnsi="Wingdings" w:hint="default"/>
+        <w:sz w:val="20"/>
+      </w:rPr>
+    </w:lvl>
+    <w:lvl w:ilvl="4" w:tentative="1">
+      <w:start w:val="1"/>
+      <w:numFmt w:val="bullet"/>
+      <w:lvlText w:val=""/>
+      <w:lvlJc w:val="left"/>
+      <w:pPr>
+        <w:tabs>
+          <w:tab w:val="num" w:pos="3600"/>
+        </w:tabs>
+        <w:ind w:left="3600" w:hanging="360"/>
+      </w:pPr>
+      <w:rPr>
+        <w:rFonts w:ascii="Wingdings" w:hAnsi="Wingdings" w:hint="default"/>
+        <w:sz w:val="20"/>
+      </w:rPr>
+    </w:lvl>
+    <w:lvl w:ilvl="5" w:tentative="1">
+      <w:start w:val="1"/>
+      <w:numFmt w:val="bullet"/>
+      <w:lvlText w:val=""/>
+      <w:lvlJc w:val="left"/>
+      <w:pPr>
+        <w:tabs>
+          <w:tab w:val="num" w:pos="4320"/>
+        </w:tabs>
+        <w:ind w:left="4320" w:hanging="360"/>
+      </w:pPr>
+      <w:rPr>
+        <w:rFonts w:ascii="Wingdings" w:hAnsi="Wingdings" w:hint="default"/>
+        <w:sz w:val="20"/>
+      </w:rPr>
+    </w:lvl>
+    <w:lvl w:ilvl="6" w:tentative="1">
+      <w:start w:val="1"/>
+      <w:numFmt w:val="bullet"/>
+      <w:lvlText w:val=""/>
+      <w:lvlJc w:val="left"/>
+      <w:pPr>
+        <w:tabs>
+          <w:tab w:val="num" w:pos="5040"/>
+        </w:tabs>
+        <w:ind w:left="5040" w:hanging="360"/>
+      </w:pPr>
+      <w:rPr>
+        <w:rFonts w:ascii="Wingdings" w:hAnsi="Wingdings" w:hint="default"/>
+        <w:sz w:val="20"/>
+      </w:rPr>
+    </w:lvl>
+    <w:lvl w:ilvl="7" w:tentative="1">
+      <w:start w:val="1"/>
+      <w:numFmt w:val="bullet"/>
+      <w:lvlText w:val=""/>
+      <w:lvlJc w:val="left"/>
+      <w:pPr>
+        <w:tabs>
+          <w:tab w:val="num" w:pos="5760"/>
+        </w:tabs>
+        <w:ind w:left="5760" w:hanging="360"/>
+      </w:pPr>
+      <w:rPr>
+        <w:rFonts w:ascii="Wingdings" w:hAnsi="Wingdings" w:hint="default"/>
+        <w:sz w:val="20"/>
+      </w:rPr>
+    </w:lvl>
+    <w:lvl w:ilvl="8" w:tentative="1">
+      <w:start w:val="1"/>
+      <w:numFmt w:val="bullet"/>
+      <w:lvlText w:val=""/>
+      <w:lvlJc w:val="left"/>
+      <w:pPr>
+        <w:tabs>
+          <w:tab w:val="num" w:pos="6480"/>
+        </w:tabs>
+        <w:ind w:left="6480" w:hanging="360"/>
+      </w:pPr>
+      <w:rPr>
+        <w:rFonts w:ascii="Wingdings" w:hAnsi="Wingdings" w:hint="default"/>
+        <w:sz w:val="20"/>
+      </w:rPr>
+    </w:lvl>
+  </w:abstractNum>
+  <w:abstractNum w:abstractNumId="17" w15:restartNumberingAfterBreak="0">
+    <w:nsid w:val="5D2F2839"/>
+    <w:multiLevelType w:val="multilevel"/>
+    <w:tmpl w:val="9E5847A6"/>
+    <w:lvl w:ilvl="0">
+      <w:start w:val="1"/>
+      <w:numFmt w:val="bullet"/>
+      <w:lvlText w:val=""/>
+      <w:lvlJc w:val="left"/>
+      <w:pPr>
+        <w:tabs>
+          <w:tab w:val="num" w:pos="720"/>
+        </w:tabs>
+        <w:ind w:left="720" w:hanging="360"/>
+      </w:pPr>
+      <w:rPr>
+        <w:rFonts w:ascii="Symbol" w:hAnsi="Symbol" w:hint="default"/>
+        <w:sz w:val="20"/>
+      </w:rPr>
+    </w:lvl>
+    <w:lvl w:ilvl="1" w:tentative="1">
+      <w:start w:val="1"/>
+      <w:numFmt w:val="bullet"/>
+      <w:lvlText w:val="o"/>
+      <w:lvlJc w:val="left"/>
+      <w:pPr>
+        <w:tabs>
+          <w:tab w:val="num" w:pos="1440"/>
+        </w:tabs>
+        <w:ind w:left="1440" w:hanging="360"/>
+      </w:pPr>
+      <w:rPr>
+        <w:rFonts w:ascii="Courier New" w:hAnsi="Courier New" w:hint="default"/>
+        <w:sz w:val="20"/>
+      </w:rPr>
+    </w:lvl>
+    <w:lvl w:ilvl="2" w:tentative="1">
+      <w:start w:val="1"/>
+      <w:numFmt w:val="bullet"/>
+      <w:lvlText w:val=""/>
+      <w:lvlJc w:val="left"/>
+      <w:pPr>
+        <w:tabs>
+          <w:tab w:val="num" w:pos="2160"/>
+        </w:tabs>
+        <w:ind w:left="2160" w:hanging="360"/>
+      </w:pPr>
+      <w:rPr>
+        <w:rFonts w:ascii="Wingdings" w:hAnsi="Wingdings" w:hint="default"/>
+        <w:sz w:val="20"/>
+      </w:rPr>
+    </w:lvl>
+    <w:lvl w:ilvl="3" w:tentative="1">
+      <w:start w:val="1"/>
+      <w:numFmt w:val="bullet"/>
+      <w:lvlText w:val=""/>
+      <w:lvlJc w:val="left"/>
+      <w:pPr>
+        <w:tabs>
+          <w:tab w:val="num" w:pos="2880"/>
+        </w:tabs>
+        <w:ind w:left="2880" w:hanging="360"/>
+      </w:pPr>
+      <w:rPr>
+        <w:rFonts w:ascii="Wingdings" w:hAnsi="Wingdings" w:hint="default"/>
+        <w:sz w:val="20"/>
+      </w:rPr>
+    </w:lvl>
+    <w:lvl w:ilvl="4" w:tentative="1">
+      <w:start w:val="1"/>
+      <w:numFmt w:val="bullet"/>
+      <w:lvlText w:val=""/>
+      <w:lvlJc w:val="left"/>
+      <w:pPr>
+        <w:tabs>
+          <w:tab w:val="num" w:pos="3600"/>
+        </w:tabs>
+        <w:ind w:left="3600" w:hanging="360"/>
+      </w:pPr>
+      <w:rPr>
+        <w:rFonts w:ascii="Wingdings" w:hAnsi="Wingdings" w:hint="default"/>
+        <w:sz w:val="20"/>
+      </w:rPr>
+    </w:lvl>
+    <w:lvl w:ilvl="5" w:tentative="1">
+      <w:start w:val="1"/>
+      <w:numFmt w:val="bullet"/>
+      <w:lvlText w:val=""/>
+      <w:lvlJc w:val="left"/>
+      <w:pPr>
+        <w:tabs>
+          <w:tab w:val="num" w:pos="4320"/>
+        </w:tabs>
+        <w:ind w:left="4320" w:hanging="360"/>
+      </w:pPr>
+      <w:rPr>
+        <w:rFonts w:ascii="Wingdings" w:hAnsi="Wingdings" w:hint="default"/>
+        <w:sz w:val="20"/>
+      </w:rPr>
+    </w:lvl>
+    <w:lvl w:ilvl="6" w:tentative="1">
+      <w:start w:val="1"/>
+      <w:numFmt w:val="bullet"/>
+      <w:lvlText w:val=""/>
+      <w:lvlJc w:val="left"/>
+      <w:pPr>
+        <w:tabs>
+          <w:tab w:val="num" w:pos="5040"/>
+        </w:tabs>
+        <w:ind w:left="5040" w:hanging="360"/>
+      </w:pPr>
+      <w:rPr>
+        <w:rFonts w:ascii="Wingdings" w:hAnsi="Wingdings" w:hint="default"/>
+        <w:sz w:val="20"/>
+      </w:rPr>
+    </w:lvl>
+    <w:lvl w:ilvl="7" w:tentative="1">
+      <w:start w:val="1"/>
+      <w:numFmt w:val="bullet"/>
+      <w:lvlText w:val=""/>
+      <w:lvlJc w:val="left"/>
+      <w:pPr>
+        <w:tabs>
+          <w:tab w:val="num" w:pos="5760"/>
+        </w:tabs>
+        <w:ind w:left="5760" w:hanging="360"/>
+      </w:pPr>
+      <w:rPr>
+        <w:rFonts w:ascii="Wingdings" w:hAnsi="Wingdings" w:hint="default"/>
+        <w:sz w:val="20"/>
+      </w:rPr>
+    </w:lvl>
+    <w:lvl w:ilvl="8" w:tentative="1">
+      <w:start w:val="1"/>
+      <w:numFmt w:val="bullet"/>
+      <w:lvlText w:val=""/>
+      <w:lvlJc w:val="left"/>
+      <w:pPr>
+        <w:tabs>
+          <w:tab w:val="num" w:pos="6480"/>
+        </w:tabs>
+        <w:ind w:left="6480" w:hanging="360"/>
+      </w:pPr>
+      <w:rPr>
+        <w:rFonts w:ascii="Wingdings" w:hAnsi="Wingdings" w:hint="default"/>
+        <w:sz w:val="20"/>
+      </w:rPr>
+    </w:lvl>
+  </w:abstractNum>
+  <w:abstractNum w:abstractNumId="18" w15:restartNumberingAfterBreak="0">
+    <w:nsid w:val="67B84770"/>
+    <w:multiLevelType w:val="multilevel"/>
+    <w:tmpl w:val="A4D4CA74"/>
+    <w:lvl w:ilvl="0">
+      <w:start w:val="1"/>
+      <w:numFmt w:val="bullet"/>
+      <w:lvlText w:val=""/>
+      <w:lvlJc w:val="left"/>
+      <w:pPr>
+        <w:tabs>
+          <w:tab w:val="num" w:pos="720"/>
+        </w:tabs>
+        <w:ind w:left="720" w:hanging="360"/>
+      </w:pPr>
+      <w:rPr>
+        <w:rFonts w:ascii="Symbol" w:hAnsi="Symbol" w:hint="default"/>
+        <w:sz w:val="20"/>
+      </w:rPr>
+    </w:lvl>
+    <w:lvl w:ilvl="1" w:tentative="1">
+      <w:start w:val="1"/>
+      <w:numFmt w:val="bullet"/>
+      <w:lvlText w:val="o"/>
+      <w:lvlJc w:val="left"/>
+      <w:pPr>
+        <w:tabs>
+          <w:tab w:val="num" w:pos="1440"/>
+        </w:tabs>
+        <w:ind w:left="1440" w:hanging="360"/>
+      </w:pPr>
+      <w:rPr>
+        <w:rFonts w:ascii="Courier New" w:hAnsi="Courier New" w:hint="default"/>
+        <w:sz w:val="20"/>
+      </w:rPr>
+    </w:lvl>
+    <w:lvl w:ilvl="2" w:tentative="1">
+      <w:start w:val="1"/>
+      <w:numFmt w:val="bullet"/>
+      <w:lvlText w:val=""/>
+      <w:lvlJc w:val="left"/>
+      <w:pPr>
+        <w:tabs>
+          <w:tab w:val="num" w:pos="2160"/>
+        </w:tabs>
+        <w:ind w:left="2160" w:hanging="360"/>
+      </w:pPr>
+      <w:rPr>
+        <w:rFonts w:ascii="Wingdings" w:hAnsi="Wingdings" w:hint="default"/>
+        <w:sz w:val="20"/>
+      </w:rPr>
+    </w:lvl>
+    <w:lvl w:ilvl="3" w:tentative="1">
+      <w:start w:val="1"/>
+      <w:numFmt w:val="bullet"/>
+      <w:lvlText w:val=""/>
+      <w:lvlJc w:val="left"/>
+      <w:pPr>
+        <w:tabs>
+          <w:tab w:val="num" w:pos="2880"/>
+        </w:tabs>
+        <w:ind w:left="2880" w:hanging="360"/>
+      </w:pPr>
+      <w:rPr>
+        <w:rFonts w:ascii="Wingdings" w:hAnsi="Wingdings" w:hint="default"/>
+        <w:sz w:val="20"/>
+      </w:rPr>
+    </w:lvl>
+    <w:lvl w:ilvl="4" w:tentative="1">
+      <w:start w:val="1"/>
+      <w:numFmt w:val="bullet"/>
+      <w:lvlText w:val=""/>
+      <w:lvlJc w:val="left"/>
+      <w:pPr>
+        <w:tabs>
+          <w:tab w:val="num" w:pos="3600"/>
+        </w:tabs>
+        <w:ind w:left="3600" w:hanging="360"/>
+      </w:pPr>
+      <w:rPr>
+        <w:rFonts w:ascii="Wingdings" w:hAnsi="Wingdings" w:hint="default"/>
+        <w:sz w:val="20"/>
+      </w:rPr>
+    </w:lvl>
+    <w:lvl w:ilvl="5" w:tentative="1">
+      <w:start w:val="1"/>
+      <w:numFmt w:val="bullet"/>
+      <w:lvlText w:val=""/>
+      <w:lvlJc w:val="left"/>
+      <w:pPr>
+        <w:tabs>
+          <w:tab w:val="num" w:pos="4320"/>
+        </w:tabs>
+        <w:ind w:left="4320" w:hanging="360"/>
+      </w:pPr>
+      <w:rPr>
+        <w:rFonts w:ascii="Wingdings" w:hAnsi="Wingdings" w:hint="default"/>
+        <w:sz w:val="20"/>
+      </w:rPr>
+    </w:lvl>
+    <w:lvl w:ilvl="6" w:tentative="1">
+      <w:start w:val="1"/>
+      <w:numFmt w:val="bullet"/>
+      <w:lvlText w:val=""/>
+      <w:lvlJc w:val="left"/>
+      <w:pPr>
+        <w:tabs>
+          <w:tab w:val="num" w:pos="5040"/>
+        </w:tabs>
+        <w:ind w:left="5040" w:hanging="360"/>
+      </w:pPr>
+      <w:rPr>
+        <w:rFonts w:ascii="Wingdings" w:hAnsi="Wingdings" w:hint="default"/>
+        <w:sz w:val="20"/>
+      </w:rPr>
+    </w:lvl>
+    <w:lvl w:ilvl="7" w:tentative="1">
+      <w:start w:val="1"/>
+      <w:numFmt w:val="bullet"/>
+      <w:lvlText w:val=""/>
+      <w:lvlJc w:val="left"/>
+      <w:pPr>
+        <w:tabs>
+          <w:tab w:val="num" w:pos="5760"/>
+        </w:tabs>
+        <w:ind w:left="5760" w:hanging="360"/>
+      </w:pPr>
+      <w:rPr>
+        <w:rFonts w:ascii="Wingdings" w:hAnsi="Wingdings" w:hint="default"/>
+        <w:sz w:val="20"/>
+      </w:rPr>
+    </w:lvl>
+    <w:lvl w:ilvl="8" w:tentative="1">
+      <w:start w:val="1"/>
+      <w:numFmt w:val="bullet"/>
+      <w:lvlText w:val=""/>
+      <w:lvlJc w:val="left"/>
+      <w:pPr>
+        <w:tabs>
+          <w:tab w:val="num" w:pos="6480"/>
+        </w:tabs>
+        <w:ind w:left="6480" w:hanging="360"/>
+      </w:pPr>
+      <w:rPr>
+        <w:rFonts w:ascii="Wingdings" w:hAnsi="Wingdings" w:hint="default"/>
+        <w:sz w:val="20"/>
+      </w:rPr>
+    </w:lvl>
+  </w:abstractNum>
+  <w:abstractNum w:abstractNumId="19" w15:restartNumberingAfterBreak="0">
     <w:nsid w:val="7A667A16"/>
     <w:multiLevelType w:val="hybridMultilevel"/>
     <w:tmpl w:val="333A9DC8"/>
@@ -3101,7 +6072,7 @@
       </w:rPr>
     </w:lvl>
   </w:abstractNum>
-  <w:abstractNum w:abstractNumId="8" w15:restartNumberingAfterBreak="0">
+  <w:abstractNum w:abstractNumId="20" w15:restartNumberingAfterBreak="0">
     <w:nsid w:val="7F1473EC"/>
     <w:multiLevelType w:val="multilevel"/>
     <w:tmpl w:val="E6C46908"/>
@@ -3226,16 +6197,16 @@
     <w:abstractNumId w:val="3"/>
   </w:num>
   <w:num w:numId="2" w16cid:durableId="1771898619">
-    <w:abstractNumId w:val="8"/>
+    <w:abstractNumId w:val="20"/>
   </w:num>
   <w:num w:numId="3" w16cid:durableId="1999336418">
-    <w:abstractNumId w:val="6"/>
+    <w:abstractNumId w:val="8"/>
   </w:num>
   <w:num w:numId="4" w16cid:durableId="787357978">
     <w:abstractNumId w:val="1"/>
   </w:num>
   <w:num w:numId="5" w16cid:durableId="1339652768">
-    <w:abstractNumId w:val="5"/>
+    <w:abstractNumId w:val="7"/>
   </w:num>
   <w:num w:numId="6" w16cid:durableId="1046295797">
     <w:abstractNumId w:val="4"/>
@@ -3247,7 +6218,43 @@
     <w:abstractNumId w:val="2"/>
   </w:num>
   <w:num w:numId="9" w16cid:durableId="66420208">
-    <w:abstractNumId w:val="7"/>
+    <w:abstractNumId w:val="19"/>
+  </w:num>
+  <w:num w:numId="10" w16cid:durableId="745346831">
+    <w:abstractNumId w:val="13"/>
+  </w:num>
+  <w:num w:numId="11" w16cid:durableId="431513497">
+    <w:abstractNumId w:val="14"/>
+  </w:num>
+  <w:num w:numId="12" w16cid:durableId="1049065999">
+    <w:abstractNumId w:val="10"/>
+  </w:num>
+  <w:num w:numId="13" w16cid:durableId="844786019">
+    <w:abstractNumId w:val="18"/>
+  </w:num>
+  <w:num w:numId="14" w16cid:durableId="1122767868">
+    <w:abstractNumId w:val="12"/>
+  </w:num>
+  <w:num w:numId="15" w16cid:durableId="694312660">
+    <w:abstractNumId w:val="16"/>
+  </w:num>
+  <w:num w:numId="16" w16cid:durableId="1452168983">
+    <w:abstractNumId w:val="6"/>
+  </w:num>
+  <w:num w:numId="17" w16cid:durableId="495613370">
+    <w:abstractNumId w:val="17"/>
+  </w:num>
+  <w:num w:numId="18" w16cid:durableId="640156881">
+    <w:abstractNumId w:val="9"/>
+  </w:num>
+  <w:num w:numId="19" w16cid:durableId="871579257">
+    <w:abstractNumId w:val="15"/>
+  </w:num>
+  <w:num w:numId="20" w16cid:durableId="1951156129">
+    <w:abstractNumId w:val="5"/>
+  </w:num>
+  <w:num w:numId="21" w16cid:durableId="1979870449">
+    <w:abstractNumId w:val="11"/>
   </w:num>
 </w:numbering>
 </file>
@@ -3853,7 +6860,6 @@
   <w:style w:type="character" w:default="1" w:styleId="Policepardfaut">
     <w:name w:val="Default Paragraph Font"/>
     <w:uiPriority w:val="1"/>
-    <w:semiHidden/>
     <w:unhideWhenUsed/>
   </w:style>
   <w:style w:type="table" w:default="1" w:styleId="TableauNormal">
@@ -4361,6 +7367,19 @@
       <w:u w:val="single"/>
     </w:rPr>
   </w:style>
+  <w:style w:type="paragraph" w:styleId="TM3">
+    <w:name w:val="toc 3"/>
+    <w:basedOn w:val="Normal"/>
+    <w:next w:val="Normal"/>
+    <w:autoRedefine/>
+    <w:uiPriority w:val="39"/>
+    <w:unhideWhenUsed/>
+    <w:rsid w:val="00A03179"/>
+    <w:pPr>
+      <w:spacing w:after="100"/>
+      <w:ind w:left="480"/>
+    </w:pPr>
+  </w:style>
 </w:styles>
 </file>
 
@@ -4566,10 +7585,12 @@
     <w:rsid w:val="00757A89"/>
     <w:rsid w:val="007632B8"/>
     <w:rsid w:val="00807545"/>
+    <w:rsid w:val="008B7CFE"/>
     <w:rsid w:val="009874E3"/>
     <w:rsid w:val="00A2508A"/>
     <w:rsid w:val="00B019CE"/>
     <w:rsid w:val="00B42D48"/>
+    <w:rsid w:val="00BF0B45"/>
     <w:rsid w:val="00C32169"/>
     <w:rsid w:val="00D95E71"/>
     <w:rsid w:val="00EB0DEB"/>

--- a/Rapport.docx
+++ b/Rapport.docx
@@ -1853,6 +1853,11 @@
     </w:p>
     <w:p>
       <w:pPr>
+        <w:jc w:val="both"/>
+      </w:pPr>
+    </w:p>
+    <w:p>
+      <w:pPr>
         <w:pStyle w:val="Titre2"/>
         <w:numPr>
           <w:ilvl w:val="1"/>
@@ -2041,12 +2046,12 @@
         <w:jc w:val="both"/>
       </w:pPr>
       <w:r>
+        <w:lastRenderedPageBreak/>
         <w:t>Il a donc été réfléchi entre le choix de tableaux ou de liste chaînées. Comme expliqué plus tôt, un tableau permet de traiter un nombre fixe de donnée, à l’inverse des listes chaînées, ou leur taille est dynamique et sans contrainte.</w:t>
       </w:r>
     </w:p>
     <w:p>
       <w:r>
-        <w:lastRenderedPageBreak/>
         <w:t>Il a donc été convenu que :</w:t>
       </w:r>
     </w:p>
@@ -2060,13 +2065,7 @@
         <w:jc w:val="both"/>
       </w:pPr>
       <w:r>
-        <w:t xml:space="preserve">Les poids sont une structure représentée par la valeur de leur masse, mais aussi par le poids qui suit un </w:t>
-      </w:r>
-      <w:r>
-        <w:t xml:space="preserve">certain </w:t>
-      </w:r>
-      <w:r>
-        <w:t>poids. En effet, cela revient à dire que les listes de poids (qui appartiennent à un neurone) sont des listes chaînées. En effet, d’un neurone à l’autre, le nombre d’entrée ne sera pas le même, ce qui fait que le nombre de poids ne sera pas le même non plus, et donc ne sera pas statique. Le choix naturel était donc d’en dresser une liste chaînée.</w:t>
+        <w:t>Les poids sont une structure représentée par la valeur de leur masse, mais aussi par le poids qui suit un certain poids. En effet, cela revient à dire que les listes de poids (qui appartiennent à un neurone) sont des listes chaînées. En effet, d’un neurone à l’autre, le nombre d’entrée ne sera pas le même, ce qui fait que le nombre de poids ne sera pas le même non plus, et donc ne sera pas statique. Le choix naturel était donc d’en dresser une liste chaînée.</w:t>
       </w:r>
     </w:p>
     <w:p>
@@ -2079,67 +2078,7 @@
         <w:jc w:val="both"/>
       </w:pPr>
       <w:r>
-        <w:t xml:space="preserve">Les </w:t>
-      </w:r>
-      <w:r>
-        <w:t>neurones</w:t>
-      </w:r>
-      <w:r>
-        <w:t xml:space="preserve"> sont une structure représentée par la valeur de leur </w:t>
-      </w:r>
-      <w:r>
-        <w:t>seuil</w:t>
-      </w:r>
-      <w:r>
-        <w:t xml:space="preserve">, </w:t>
-      </w:r>
-      <w:r>
-        <w:t xml:space="preserve">leur nombre d’entrée, la liste de poids, </w:t>
-      </w:r>
-      <w:r>
-        <w:t xml:space="preserve">mais aussi par le </w:t>
-      </w:r>
-      <w:r>
-        <w:t>neurone</w:t>
-      </w:r>
-      <w:r>
-        <w:t xml:space="preserve"> qui suit un </w:t>
-      </w:r>
-      <w:r>
-        <w:t>certain</w:t>
-      </w:r>
-      <w:r>
-        <w:t xml:space="preserve"> </w:t>
-      </w:r>
-      <w:r>
-        <w:t>neurone</w:t>
-      </w:r>
-      <w:r>
-        <w:t xml:space="preserve">. En effet, cela revient à dire que les listes de </w:t>
-      </w:r>
-      <w:r>
-        <w:t>neurones (qui forment une couche)</w:t>
-      </w:r>
-      <w:r>
-        <w:t xml:space="preserve"> sont des listes chaînées. En effet, d’un</w:t>
-      </w:r>
-      <w:r>
-        <w:t xml:space="preserve">e couche </w:t>
-      </w:r>
-      <w:r>
-        <w:t>à l’autre, le nombre d</w:t>
-      </w:r>
-      <w:r>
-        <w:t>e neurones</w:t>
-      </w:r>
-      <w:r>
-        <w:t xml:space="preserve"> ne sera pas le même, et donc ne sera pas statique. Le choix naturel était donc d’en </w:t>
-      </w:r>
-      <w:r>
-        <w:t>dresser</w:t>
-      </w:r>
-      <w:r>
-        <w:t xml:space="preserve"> une liste chaînée.</w:t>
+        <w:t>Les neurones sont une structure représentée par la valeur de leur seuil, leur nombre d’entrée, la liste de poids, mais aussi par le neurone qui suit un certain neurone. En effet, cela revient à dire que les listes de neurones (qui forment une couche) sont des listes chaînées. En effet, d’une couche à l’autre, le nombre de neurones ne sera pas le même, et donc ne sera pas statique. Le choix naturel était donc d’en dresser une liste chaînée.</w:t>
       </w:r>
     </w:p>
     <w:p>
@@ -2152,79 +2091,7 @@
         <w:jc w:val="both"/>
       </w:pPr>
       <w:r>
-        <w:t xml:space="preserve">Les </w:t>
-      </w:r>
-      <w:r>
-        <w:t>couches</w:t>
-      </w:r>
-      <w:r>
-        <w:t xml:space="preserve"> sont une structure représentée par la valeur de leur nombre </w:t>
-      </w:r>
-      <w:r>
-        <w:t>de neurones</w:t>
-      </w:r>
-      <w:r>
-        <w:t xml:space="preserve">, la liste de </w:t>
-      </w:r>
-      <w:r>
-        <w:t>neurones</w:t>
-      </w:r>
-      <w:r>
-        <w:t>, mais aussi par l</w:t>
-      </w:r>
-      <w:r>
-        <w:t>a</w:t>
-      </w:r>
-      <w:r>
-        <w:t xml:space="preserve"> </w:t>
-      </w:r>
-      <w:r>
-        <w:t>couche</w:t>
-      </w:r>
-      <w:r>
-        <w:t xml:space="preserve"> qui suit un</w:t>
-      </w:r>
-      <w:r>
-        <w:t>e</w:t>
-      </w:r>
-      <w:r>
-        <w:t xml:space="preserve"> certain</w:t>
-      </w:r>
-      <w:r>
-        <w:t>e</w:t>
-      </w:r>
-      <w:r>
-        <w:t xml:space="preserve"> </w:t>
-      </w:r>
-      <w:r>
-        <w:t>couche</w:t>
-      </w:r>
-      <w:r>
-        <w:t xml:space="preserve">. En effet, cela revient à dire que les listes de </w:t>
-      </w:r>
-      <w:r>
-        <w:t>couches</w:t>
-      </w:r>
-      <w:r>
-        <w:t xml:space="preserve"> (qui forment un</w:t>
-      </w:r>
-      <w:r>
-        <w:t xml:space="preserve"> réseau</w:t>
-      </w:r>
-      <w:r>
-        <w:t>) sont des listes chaînées. En effet, d’un</w:t>
-      </w:r>
-      <w:r>
-        <w:t xml:space="preserve"> réseau </w:t>
-      </w:r>
-      <w:r>
-        <w:t xml:space="preserve">à l’autre, le nombre de </w:t>
-      </w:r>
-      <w:r>
-        <w:t>couches</w:t>
-      </w:r>
-      <w:r>
-        <w:t xml:space="preserve"> ne sera pas le même, et donc ne sera pas statique. Le choix naturel était donc d’en dresser une liste chaînée.</w:t>
+        <w:t>Les couches sont une structure représentée par la valeur de leur nombre de neurones, la liste de neurones, mais aussi par la couche qui suit une certaine couche. En effet, cela revient à dire que les listes de couches (qui forment un réseau) sont des listes chaînées. En effet, d’un réseau à l’autre, le nombre de couches ne sera pas le même, et donc ne sera pas statique. Le choix naturel était donc d’en dresser une liste chaînée.</w:t>
       </w:r>
     </w:p>
     <w:p>
@@ -2233,6 +2100,9 @@
       </w:pPr>
       <w:r>
         <w:t>Pour le reste, lorsqu’on fourni une liste d’entiers (correspondant aux entrées) à une fonction, celle-ci est sous forme de tableau.</w:t>
+      </w:r>
+      <w:r>
+        <w:t xml:space="preserve"> Par ailleurs, la sortie d’une couche, est produite sous forme de tableau, car elle sera l’entrée de la couche d’après, qui est demandé sous forme de tableau.</w:t>
       </w:r>
     </w:p>
     <w:p>
@@ -2355,8 +2225,6 @@
       </w:r>
       <w:r>
         <w:br/>
-      </w:r>
-      <w:r>
         <w:t xml:space="preserve">   </w:t>
       </w:r>
       <w:r>
@@ -2364,14 +2232,7 @@
           <w:b/>
           <w:bCs/>
         </w:rPr>
-        <w:t xml:space="preserve"> </w:t>
-      </w:r>
-      <w:r>
-        <w:rPr>
-          <w:b/>
-          <w:bCs/>
-        </w:rPr>
-        <w:t>Pour</w:t>
+        <w:t xml:space="preserve"> Pour</w:t>
       </w:r>
       <w:r>
         <w:t xml:space="preserve"> i allant de 1 à </w:t>
@@ -2393,105 +2254,92 @@
       </w:r>
       <w:r>
         <w:br/>
-      </w:r>
-      <w:r>
+        <w:t xml:space="preserve">        mass &lt;- demander(‘Renseignez le i </w:t>
+      </w:r>
+      <w:proofErr w:type="spellStart"/>
+      <w:r>
+        <w:t>ème</w:t>
+      </w:r>
+      <w:proofErr w:type="spellEnd"/>
+      <w:r>
+        <w:t xml:space="preserve"> poids’)</w:t>
+      </w:r>
+      <w:r>
+        <w:br/>
+      </w:r>
+      <w:r>
+        <w:lastRenderedPageBreak/>
         <w:t xml:space="preserve">        </w:t>
       </w:r>
-      <w:r>
-        <w:t xml:space="preserve">mass &lt;- demander(‘Renseignez le i </w:t>
-      </w:r>
       <w:proofErr w:type="spellStart"/>
       <w:r>
-        <w:t>ème</w:t>
+        <w:t>newPoids</w:t>
       </w:r>
       <w:proofErr w:type="spellEnd"/>
       <w:r>
-        <w:t xml:space="preserve"> poids’)</w:t>
+        <w:t xml:space="preserve"> : Poids </w:t>
+      </w:r>
+      <w:r>
+        <w:t xml:space="preserve">&lt;- </w:t>
+      </w:r>
+      <w:proofErr w:type="spellStart"/>
+      <w:r>
+        <w:t>créerElement</w:t>
+      </w:r>
+      <w:proofErr w:type="spellEnd"/>
+      <w:r>
+        <w:t>()</w:t>
       </w:r>
       <w:r>
         <w:br/>
-      </w:r>
-      <w:r>
+        <w:t xml:space="preserve">        mass(</w:t>
+      </w:r>
+      <w:proofErr w:type="spellStart"/>
+      <w:r>
+        <w:t>newPoids</w:t>
+      </w:r>
+      <w:proofErr w:type="spellEnd"/>
+      <w:r>
+        <w:t>) &lt;- mass</w:t>
+      </w:r>
+      <w:r>
+        <w:br/>
         <w:t xml:space="preserve">        </w:t>
       </w:r>
       <w:proofErr w:type="spellStart"/>
       <w:r>
+        <w:t>listePoids</w:t>
+      </w:r>
+      <w:proofErr w:type="spellEnd"/>
+      <w:r>
+        <w:t xml:space="preserve"> &lt;- </w:t>
+      </w:r>
+      <w:proofErr w:type="spellStart"/>
+      <w:r>
+        <w:t>ajouterQueue</w:t>
+      </w:r>
+      <w:proofErr w:type="spellEnd"/>
+      <w:r>
+        <w:t>(</w:t>
+      </w:r>
+      <w:proofErr w:type="spellStart"/>
+      <w:r>
+        <w:t>listePoids</w:t>
+      </w:r>
+      <w:proofErr w:type="spellEnd"/>
+      <w:r>
+        <w:t xml:space="preserve">, </w:t>
+      </w:r>
+      <w:proofErr w:type="spellStart"/>
+      <w:r>
         <w:t>newPoids</w:t>
       </w:r>
       <w:proofErr w:type="spellEnd"/>
       <w:r>
-        <w:t xml:space="preserve"> : Poids </w:t>
-      </w:r>
-      <w:r>
-        <w:t xml:space="preserve">&lt;- </w:t>
-      </w:r>
-      <w:proofErr w:type="spellStart"/>
-      <w:r>
-        <w:t>créerElement</w:t>
-      </w:r>
-      <w:proofErr w:type="spellEnd"/>
-      <w:r>
-        <w:t>()</w:t>
+        <w:t>)</w:t>
       </w:r>
       <w:r>
         <w:br/>
-      </w:r>
-      <w:r>
-        <w:t xml:space="preserve">        </w:t>
-      </w:r>
-      <w:r>
-        <w:t>mass(</w:t>
-      </w:r>
-      <w:proofErr w:type="spellStart"/>
-      <w:r>
-        <w:t>newPoids</w:t>
-      </w:r>
-      <w:proofErr w:type="spellEnd"/>
-      <w:r>
-        <w:t>) &lt;- mass</w:t>
-      </w:r>
-      <w:r>
-        <w:br/>
-      </w:r>
-      <w:r>
-        <w:t xml:space="preserve">        </w:t>
-      </w:r>
-      <w:proofErr w:type="spellStart"/>
-      <w:r>
-        <w:t>listePoids</w:t>
-      </w:r>
-      <w:proofErr w:type="spellEnd"/>
-      <w:r>
-        <w:t xml:space="preserve"> &lt;- </w:t>
-      </w:r>
-      <w:proofErr w:type="spellStart"/>
-      <w:r>
-        <w:t>ajouterQueue</w:t>
-      </w:r>
-      <w:proofErr w:type="spellEnd"/>
-      <w:r>
-        <w:t>(</w:t>
-      </w:r>
-      <w:proofErr w:type="spellStart"/>
-      <w:r>
-        <w:t>listePoids</w:t>
-      </w:r>
-      <w:proofErr w:type="spellEnd"/>
-      <w:r>
-        <w:t xml:space="preserve">, </w:t>
-      </w:r>
-      <w:proofErr w:type="spellStart"/>
-      <w:r>
-        <w:t>newPoids</w:t>
-      </w:r>
-      <w:proofErr w:type="spellEnd"/>
-      <w:r>
-        <w:t>)</w:t>
-      </w:r>
-      <w:r>
-        <w:br/>
-      </w:r>
-      <w:r>
         <w:t xml:space="preserve">    </w:t>
       </w:r>
       <w:r>
@@ -2503,109 +2351,87 @@
       </w:r>
       <w:r>
         <w:br/>
-      </w:r>
-      <w:r>
+        <w:t xml:space="preserve">    seuil &lt;- demander(‘Veuillez définir le seuil du neurone)</w:t>
+      </w:r>
+      <w:r>
+        <w:br/>
         <w:t xml:space="preserve">    </w:t>
       </w:r>
-      <w:r>
-        <w:t>seuil &lt;- demander(‘Veuillez définir le seuil du neurone)</w:t>
+      <w:proofErr w:type="spellStart"/>
+      <w:r>
+        <w:t>newNeurone</w:t>
+      </w:r>
+      <w:proofErr w:type="spellEnd"/>
+      <w:r>
+        <w:t xml:space="preserve"> : Neurone &lt;- </w:t>
+      </w:r>
+      <w:proofErr w:type="spellStart"/>
+      <w:r>
+        <w:t>créerElement</w:t>
+      </w:r>
+      <w:proofErr w:type="spellEnd"/>
+      <w:r>
+        <w:t>()</w:t>
       </w:r>
       <w:r>
         <w:br/>
-      </w:r>
-      <w:r>
+        <w:t xml:space="preserve">    seuil(</w:t>
+      </w:r>
+      <w:proofErr w:type="spellStart"/>
+      <w:r>
+        <w:t>newNeurone</w:t>
+      </w:r>
+      <w:proofErr w:type="spellEnd"/>
+      <w:r>
+        <w:t>) &lt;- seuil</w:t>
+      </w:r>
+      <w:r>
+        <w:br/>
+        <w:t xml:space="preserve">    poids(</w:t>
+      </w:r>
+      <w:proofErr w:type="spellStart"/>
+      <w:r>
+        <w:t>newNeurone</w:t>
+      </w:r>
+      <w:proofErr w:type="spellEnd"/>
+      <w:r>
+        <w:t xml:space="preserve">) &lt;- </w:t>
+      </w:r>
+      <w:proofErr w:type="spellStart"/>
+      <w:r>
+        <w:t>listePoids</w:t>
+      </w:r>
+      <w:proofErr w:type="spellEnd"/>
+      <w:r>
+        <w:br/>
         <w:t xml:space="preserve">    </w:t>
       </w:r>
       <w:proofErr w:type="spellStart"/>
       <w:r>
+        <w:t>nbEntrees</w:t>
+      </w:r>
+      <w:proofErr w:type="spellEnd"/>
+      <w:r>
+        <w:t>(</w:t>
+      </w:r>
+      <w:proofErr w:type="spellStart"/>
+      <w:r>
         <w:t>newNeurone</w:t>
       </w:r>
       <w:proofErr w:type="spellEnd"/>
       <w:r>
-        <w:t xml:space="preserve"> : Neurone &lt;- </w:t>
+        <w:t xml:space="preserve">) &lt;- </w:t>
       </w:r>
       <w:proofErr w:type="spellStart"/>
       <w:r>
-        <w:t>créerElement</w:t>
+        <w:t>nbEntrees</w:t>
       </w:r>
       <w:proofErr w:type="spellEnd"/>
       <w:r>
-        <w:t>()</w:t>
-      </w:r>
-      <w:r>
         <w:br/>
       </w:r>
       <w:r>
-        <w:lastRenderedPageBreak/>
-        <w:t xml:space="preserve">    </w:t>
-      </w:r>
-      <w:r>
-        <w:t>seuil(</w:t>
-      </w:r>
-      <w:proofErr w:type="spellStart"/>
-      <w:r>
-        <w:t>newNeurone</w:t>
-      </w:r>
-      <w:proofErr w:type="spellEnd"/>
-      <w:r>
-        <w:t>) &lt;- seuil</w:t>
-      </w:r>
-      <w:r>
         <w:br/>
-      </w:r>
-      <w:r>
-        <w:t xml:space="preserve">    </w:t>
-      </w:r>
-      <w:r>
-        <w:t>poids(</w:t>
-      </w:r>
-      <w:proofErr w:type="spellStart"/>
-      <w:r>
-        <w:t>newNeurone</w:t>
-      </w:r>
-      <w:proofErr w:type="spellEnd"/>
-      <w:r>
-        <w:t xml:space="preserve">) &lt;- </w:t>
-      </w:r>
-      <w:proofErr w:type="spellStart"/>
-      <w:r>
-        <w:t>listePoids</w:t>
-      </w:r>
-      <w:proofErr w:type="spellEnd"/>
-      <w:r>
-        <w:br/>
-      </w:r>
-      <w:r>
-        <w:t xml:space="preserve">    </w:t>
-      </w:r>
-      <w:proofErr w:type="spellStart"/>
-      <w:r>
-        <w:t>nbEntrees</w:t>
-      </w:r>
-      <w:proofErr w:type="spellEnd"/>
-      <w:r>
-        <w:t>(</w:t>
-      </w:r>
-      <w:proofErr w:type="spellStart"/>
-      <w:r>
-        <w:t>newNeurone</w:t>
-      </w:r>
-      <w:proofErr w:type="spellEnd"/>
-      <w:r>
-        <w:t xml:space="preserve">) &lt;- </w:t>
-      </w:r>
-      <w:proofErr w:type="spellStart"/>
-      <w:r>
-        <w:t>nbEntrees</w:t>
-      </w:r>
-      <w:proofErr w:type="spellEnd"/>
-      <w:r>
-        <w:br/>
-      </w:r>
-      <w:r>
-        <w:br/>
-      </w:r>
-      <w:r>
         <w:t xml:space="preserve">    </w:t>
       </w:r>
       <w:proofErr w:type="spellStart"/>
@@ -2816,6 +2642,7 @@
         </w:numPr>
       </w:pPr>
       <w:r>
+        <w:lastRenderedPageBreak/>
         <w:t>La sortie sera égale à 1, si toutes les entrées sont égales à 1 (car la somme doit être supérieure ou égale à n, pour dépasser le seuil), sinon elle vaut 0.</w:t>
       </w:r>
     </w:p>
@@ -2858,7 +2685,6 @@
       </w:pPr>
       <w:bookmarkStart w:id="14" w:name="_Toc183100809"/>
       <w:r>
-        <w:lastRenderedPageBreak/>
         <w:t>Réseau OU</w:t>
       </w:r>
       <w:bookmarkEnd w:id="14"/>
@@ -3069,15 +2895,7 @@
       </w:r>
       <w:proofErr w:type="spellEnd"/>
       <w:r>
-        <w:t xml:space="preserve"> (A ET (</w:t>
-      </w:r>
-      <w:proofErr w:type="gramStart"/>
-      <w:r>
-        <w:t>non B</w:t>
-      </w:r>
-      <w:proofErr w:type="gramEnd"/>
-      <w:r>
-        <w:t xml:space="preserve">) </w:t>
+        <w:t xml:space="preserve"> (A ET (non B) </w:t>
       </w:r>
       <w:r>
         <w:t>ET</w:t>
@@ -3118,6 +2936,7 @@
         </w:numPr>
       </w:pPr>
       <w:r>
+        <w:lastRenderedPageBreak/>
         <w:t>Premier neurone (identité) avec une liste de poids égale à [1,0,0] et un seuil fixé à 1</w:t>
       </w:r>
     </w:p>
@@ -3154,7 +2973,6 @@
         </w:numPr>
       </w:pPr>
       <w:r>
-        <w:lastRenderedPageBreak/>
         <w:t>Quatrième neurone (NOT) avec une liste de poids égale à [0,0,-1] et un seul fixé à 0</w:t>
       </w:r>
     </w:p>
@@ -3211,15 +3029,7 @@
     </w:p>
     <w:p>
       <w:r>
-        <w:t>Soit [</w:t>
-      </w:r>
-      <w:proofErr w:type="gramStart"/>
-      <w:r>
-        <w:t>A,B</w:t>
-      </w:r>
-      <w:proofErr w:type="gramEnd"/>
-      <w:r>
-        <w:t xml:space="preserve">,C] l’entrée sur le réseau </w:t>
+        <w:t xml:space="preserve">Soit [A,B,C] l’entrée sur le réseau </w:t>
       </w:r>
       <w:proofErr w:type="spellStart"/>
       <w:r>
@@ -3353,6 +3163,7 @@
     <w:p/>
     <w:p>
       <w:r>
+        <w:lastRenderedPageBreak/>
         <w:t>Essais :</w:t>
       </w:r>
     </w:p>
@@ -3370,7 +3181,6 @@
         <w:rPr>
           <w:noProof/>
         </w:rPr>
-        <w:lastRenderedPageBreak/>
         <w:drawing>
           <wp:anchor distT="0" distB="0" distL="114300" distR="114300" simplePos="0" relativeHeight="251658240" behindDoc="0" locked="0" layoutInCell="1" allowOverlap="1" wp14:anchorId="31615330" wp14:editId="3109C680">
             <wp:simplePos x="0" y="0"/>
@@ -6860,6 +6670,7 @@
   <w:style w:type="character" w:default="1" w:styleId="Policepardfaut">
     <w:name w:val="Default Paragraph Font"/>
     <w:uiPriority w:val="1"/>
+    <w:semiHidden/>
     <w:unhideWhenUsed/>
   </w:style>
   <w:style w:type="table" w:default="1" w:styleId="TableauNormal">
@@ -7582,8 +7393,10 @@
     <w:rsid w:val="002030CA"/>
     <w:rsid w:val="003B7B5A"/>
     <w:rsid w:val="00535A86"/>
+    <w:rsid w:val="007217F5"/>
     <w:rsid w:val="00757A89"/>
     <w:rsid w:val="007632B8"/>
+    <w:rsid w:val="00793A24"/>
     <w:rsid w:val="00807545"/>
     <w:rsid w:val="008B7CFE"/>
     <w:rsid w:val="009874E3"/>

--- a/Rapport.docx
+++ b/Rapport.docx
@@ -2895,7 +2895,15 @@
       </w:r>
       <w:proofErr w:type="spellEnd"/>
       <w:r>
-        <w:t xml:space="preserve"> (A ET (non B) </w:t>
+        <w:t xml:space="preserve"> (A ET (</w:t>
+      </w:r>
+      <w:proofErr w:type="gramStart"/>
+      <w:r>
+        <w:t>non B</w:t>
+      </w:r>
+      <w:proofErr w:type="gramEnd"/>
+      <w:r>
+        <w:t xml:space="preserve">) </w:t>
       </w:r>
       <w:r>
         <w:t>ET</w:t>
@@ -3029,7 +3037,15 @@
     </w:p>
     <w:p>
       <w:r>
-        <w:t xml:space="preserve">Soit [A,B,C] l’entrée sur le réseau </w:t>
+        <w:t>Soit [</w:t>
+      </w:r>
+      <w:proofErr w:type="gramStart"/>
+      <w:r>
+        <w:t>A,B</w:t>
+      </w:r>
+      <w:proofErr w:type="gramEnd"/>
+      <w:r>
+        <w:t xml:space="preserve">,C] l’entrée sur le réseau </w:t>
       </w:r>
       <w:proofErr w:type="spellStart"/>
       <w:r>
@@ -3169,7 +3185,13 @@
     </w:p>
     <w:p>
       <w:r>
-        <w:t>Effectuons désormais les essais en configurant les entrées vu précédemment.</w:t>
+        <w:t xml:space="preserve">Effectuons désormais les essais en configurant </w:t>
+      </w:r>
+      <w:r>
+        <w:t>les entrées vues</w:t>
+      </w:r>
+      <w:r>
+        <w:t xml:space="preserve"> précédemment.</w:t>
       </w:r>
       <w:r>
         <w:br/>
@@ -7403,8 +7425,10 @@
     <w:rsid w:val="00A2508A"/>
     <w:rsid w:val="00B019CE"/>
     <w:rsid w:val="00B42D48"/>
+    <w:rsid w:val="00BD4CFD"/>
     <w:rsid w:val="00BF0B45"/>
     <w:rsid w:val="00C32169"/>
+    <w:rsid w:val="00D07A74"/>
     <w:rsid w:val="00D95E71"/>
     <w:rsid w:val="00EB0DEB"/>
     <w:rsid w:val="00EB251E"/>

--- a/Rapport.docx
+++ b/Rapport.docx
@@ -1,6 +1,6 @@
 
 <file path=word/document.xml><?xml version="1.0" encoding="utf-8"?>
-<w:document xmlns:wpc="http://schemas.microsoft.com/office/word/2010/wordprocessingCanvas" xmlns:cx="http://schemas.microsoft.com/office/drawing/2014/chartex" xmlns:cx1="http://schemas.microsoft.com/office/drawing/2015/9/8/chartex" xmlns:cx2="http://schemas.microsoft.com/office/drawing/2015/10/21/chartex" xmlns:cx3="http://schemas.microsoft.com/office/drawing/2016/5/9/chartex" xmlns:cx4="http://schemas.microsoft.com/office/drawing/2016/5/10/chartex" xmlns:cx5="http://schemas.microsoft.com/office/drawing/2016/5/11/chartex" xmlns:cx6="http://schemas.microsoft.com/office/drawing/2016/5/12/chartex" xmlns:cx7="http://schemas.microsoft.com/office/drawing/2016/5/13/chartex" xmlns:cx8="http://schemas.microsoft.com/office/drawing/2016/5/14/chartex" xmlns:mc="http://schemas.openxmlformats.org/markup-compatibility/2006" xmlns:aink="http://schemas.microsoft.com/office/drawing/2016/ink" xmlns:am3d="http://schemas.microsoft.com/office/drawing/2017/model3d" xmlns:o="urn:schemas-microsoft-com:office:office" xmlns:oel="http://schemas.microsoft.com/office/2019/extlst" xmlns:r="http://schemas.openxmlformats.org/officeDocument/2006/relationships" xmlns:m="http://schemas.openxmlformats.org/officeDocument/2006/math" xmlns:v="urn:schemas-microsoft-com:vml" xmlns:wp14="http://schemas.microsoft.com/office/word/2010/wordprocessingDrawing" xmlns:wp="http://schemas.openxmlformats.org/drawingml/2006/wordprocessingDrawing" xmlns:w10="urn:schemas-microsoft-com:office:word" xmlns:w="http://schemas.openxmlformats.org/wordprocessingml/2006/main" xmlns:w14="http://schemas.microsoft.com/office/word/2010/wordml" xmlns:w15="http://schemas.microsoft.com/office/word/2012/wordml" xmlns:w16cex="http://schemas.microsoft.com/office/word/2018/wordml/cex" xmlns:w16cid="http://schemas.microsoft.com/office/word/2016/wordml/cid" xmlns:w16="http://schemas.microsoft.com/office/word/2018/wordml" xmlns:w16du="http://schemas.microsoft.com/office/word/2023/wordml/word16du" xmlns:w16sdtdh="http://schemas.microsoft.com/office/word/2020/wordml/sdtdatahash" xmlns:w16se="http://schemas.microsoft.com/office/word/2015/wordml/symex" xmlns:wpg="http://schemas.microsoft.com/office/word/2010/wordprocessingGroup" xmlns:wpi="http://schemas.microsoft.com/office/word/2010/wordprocessingInk" xmlns:wne="http://schemas.microsoft.com/office/word/2006/wordml" xmlns:wps="http://schemas.microsoft.com/office/word/2010/wordprocessingShape" mc:Ignorable="w14 w15 w16se w16cid w16 w16cex w16sdtdh w16du wp14">
+<w:document xmlns:wpc="http://schemas.microsoft.com/office/word/2010/wordprocessingCanvas" xmlns:cx="http://schemas.microsoft.com/office/drawing/2014/chartex" xmlns:cx1="http://schemas.microsoft.com/office/drawing/2015/9/8/chartex" xmlns:cx2="http://schemas.microsoft.com/office/drawing/2015/10/21/chartex" xmlns:cx3="http://schemas.microsoft.com/office/drawing/2016/5/9/chartex" xmlns:cx4="http://schemas.microsoft.com/office/drawing/2016/5/10/chartex" xmlns:cx5="http://schemas.microsoft.com/office/drawing/2016/5/11/chartex" xmlns:cx6="http://schemas.microsoft.com/office/drawing/2016/5/12/chartex" xmlns:cx7="http://schemas.microsoft.com/office/drawing/2016/5/13/chartex" xmlns:cx8="http://schemas.microsoft.com/office/drawing/2016/5/14/chartex" xmlns:mc="http://schemas.openxmlformats.org/markup-compatibility/2006" xmlns:aink="http://schemas.microsoft.com/office/drawing/2016/ink" xmlns:am3d="http://schemas.microsoft.com/office/drawing/2017/model3d" xmlns:o="urn:schemas-microsoft-com:office:office" xmlns:oel="http://schemas.microsoft.com/office/2019/extlst" xmlns:r="http://schemas.openxmlformats.org/officeDocument/2006/relationships" xmlns:m="http://schemas.openxmlformats.org/officeDocument/2006/math" xmlns:v="urn:schemas-microsoft-com:vml" xmlns:wp14="http://schemas.microsoft.com/office/word/2010/wordprocessingDrawing" xmlns:wp="http://schemas.openxmlformats.org/drawingml/2006/wordprocessingDrawing" xmlns:w10="urn:schemas-microsoft-com:office:word" xmlns:w="http://schemas.openxmlformats.org/wordprocessingml/2006/main" xmlns:w14="http://schemas.microsoft.com/office/word/2010/wordml" xmlns:w15="http://schemas.microsoft.com/office/word/2012/wordml" xmlns:w16cex="http://schemas.microsoft.com/office/word/2018/wordml/cex" xmlns:w16cid="http://schemas.microsoft.com/office/word/2016/wordml/cid" xmlns:w16="http://schemas.microsoft.com/office/word/2018/wordml" xmlns:w16du="http://schemas.microsoft.com/office/word/2023/wordml/word16du" xmlns:w16sdtdh="http://schemas.microsoft.com/office/word/2020/wordml/sdtdatahash" xmlns:w16sdtfl="http://schemas.microsoft.com/office/word/2024/wordml/sdtformatlock" xmlns:w16se="http://schemas.microsoft.com/office/word/2015/wordml/symex" xmlns:wpg="http://schemas.microsoft.com/office/word/2010/wordprocessingGroup" xmlns:wpi="http://schemas.microsoft.com/office/word/2010/wordprocessingInk" xmlns:wne="http://schemas.microsoft.com/office/word/2006/wordml" xmlns:wps="http://schemas.microsoft.com/office/word/2010/wordprocessingShape" mc:Ignorable="w14 w15 w16se w16cid w16 w16cex w16sdtdh w16sdtfl w16du wp14">
   <w:body>
     <w:sdt>
       <w:sdtPr>
@@ -2486,6 +2486,269 @@
       <w:bookmarkEnd w:id="7"/>
       <w:proofErr w:type="spellEnd"/>
     </w:p>
+    <w:p>
+      <w:r>
+        <w:rPr>
+          <w:b/>
+          <w:bCs/>
+        </w:rPr>
+        <w:t xml:space="preserve">Fonction </w:t>
+      </w:r>
+      <w:proofErr w:type="spellStart"/>
+      <w:proofErr w:type="gramStart"/>
+      <w:r>
+        <w:rPr>
+          <w:b/>
+          <w:bCs/>
+        </w:rPr>
+        <w:t>OutNeurone</w:t>
+      </w:r>
+      <w:proofErr w:type="spellEnd"/>
+      <w:r>
+        <w:rPr>
+          <w:b/>
+          <w:bCs/>
+        </w:rPr>
+        <w:t>(</w:t>
+      </w:r>
+      <w:proofErr w:type="gramEnd"/>
+      <w:r>
+        <w:rPr>
+          <w:b/>
+          <w:bCs/>
+        </w:rPr>
+        <w:t xml:space="preserve">neurone : Neurone , </w:t>
+      </w:r>
+      <w:proofErr w:type="spellStart"/>
+      <w:r>
+        <w:rPr>
+          <w:b/>
+          <w:bCs/>
+        </w:rPr>
+        <w:t>listeEntiers</w:t>
+      </w:r>
+      <w:proofErr w:type="spellEnd"/>
+      <w:r>
+        <w:rPr>
+          <w:b/>
+          <w:bCs/>
+        </w:rPr>
+        <w:t xml:space="preserve"> : Tableau d’entier) : Entier</w:t>
+      </w:r>
+      <w:r>
+        <w:rPr>
+          <w:b/>
+          <w:bCs/>
+        </w:rPr>
+        <w:br/>
+        <w:t>Début</w:t>
+      </w:r>
+      <w:r>
+        <w:br/>
+        <w:t xml:space="preserve">    Size : Entier &lt;- </w:t>
+      </w:r>
+      <w:proofErr w:type="spellStart"/>
+      <w:r>
+        <w:t>nbEntrees</w:t>
+      </w:r>
+      <w:proofErr w:type="spellEnd"/>
+      <w:r>
+        <w:t>(neurone)</w:t>
+      </w:r>
+      <w:r>
+        <w:br/>
+        <w:t xml:space="preserve">    Somme : Entier &lt;- 0</w:t>
+      </w:r>
+      <w:r>
+        <w:br/>
+        <w:t xml:space="preserve">    </w:t>
+      </w:r>
+      <w:proofErr w:type="spellStart"/>
+      <w:r>
+        <w:t>tmp</w:t>
+      </w:r>
+      <w:proofErr w:type="spellEnd"/>
+      <w:r>
+        <w:t> : Poids &lt;- poids(neurone)</w:t>
+      </w:r>
+      <w:r>
+        <w:br/>
+        <w:t xml:space="preserve">    </w:t>
+      </w:r>
+      <w:r>
+        <w:rPr>
+          <w:b/>
+          <w:bCs/>
+        </w:rPr>
+        <w:t>Pour</w:t>
+      </w:r>
+      <w:r>
+        <w:t xml:space="preserve"> i allant de 0 a Size</w:t>
+      </w:r>
+      <w:r>
+        <w:t>-1</w:t>
+      </w:r>
+      <w:r>
+        <w:t xml:space="preserve"> </w:t>
+      </w:r>
+      <w:r>
+        <w:rPr>
+          <w:b/>
+          <w:bCs/>
+        </w:rPr>
+        <w:t>faire</w:t>
+      </w:r>
+      <w:r>
+        <w:br/>
+        <w:t xml:space="preserve">        Somme &lt;- Somme + </w:t>
+      </w:r>
+      <w:proofErr w:type="spellStart"/>
+      <w:r>
+        <w:t>listeEntier</w:t>
+      </w:r>
+      <w:proofErr w:type="spellEnd"/>
+      <w:r>
+        <w:t>[i] x mass(</w:t>
+      </w:r>
+      <w:proofErr w:type="spellStart"/>
+      <w:r>
+        <w:t>tmp</w:t>
+      </w:r>
+      <w:proofErr w:type="spellEnd"/>
+      <w:r>
+        <w:t xml:space="preserve">) // Le x </w:t>
+      </w:r>
+      <w:proofErr w:type="spellStart"/>
+      <w:r>
+        <w:t>represente</w:t>
+      </w:r>
+      <w:proofErr w:type="spellEnd"/>
+      <w:r>
+        <w:t xml:space="preserve"> un multiplie </w:t>
+      </w:r>
+      <w:r>
+        <w:br/>
+        <w:t xml:space="preserve">        </w:t>
+      </w:r>
+      <w:proofErr w:type="spellStart"/>
+      <w:r>
+        <w:t>tmp</w:t>
+      </w:r>
+      <w:proofErr w:type="spellEnd"/>
+      <w:r>
+        <w:t xml:space="preserve"> &lt;- </w:t>
+      </w:r>
+      <w:proofErr w:type="spellStart"/>
+      <w:r>
+        <w:t>succ</w:t>
+      </w:r>
+      <w:proofErr w:type="spellEnd"/>
+      <w:r>
+        <w:t>(</w:t>
+      </w:r>
+      <w:proofErr w:type="spellStart"/>
+      <w:r>
+        <w:t>tmp</w:t>
+      </w:r>
+      <w:proofErr w:type="spellEnd"/>
+      <w:r>
+        <w:t>)</w:t>
+      </w:r>
+      <w:r>
+        <w:br/>
+        <w:t xml:space="preserve">    </w:t>
+      </w:r>
+      <w:r>
+        <w:rPr>
+          <w:b/>
+          <w:bCs/>
+        </w:rPr>
+        <w:t>Fin Pour</w:t>
+      </w:r>
+      <w:r>
+        <w:rPr>
+          <w:b/>
+          <w:bCs/>
+        </w:rPr>
+        <w:br/>
+      </w:r>
+      <w:r>
+        <w:t xml:space="preserve">    </w:t>
+      </w:r>
+      <w:r>
+        <w:rPr>
+          <w:b/>
+          <w:bCs/>
+        </w:rPr>
+        <w:t>Si</w:t>
+      </w:r>
+      <w:r>
+        <w:t xml:space="preserve"> somme &gt;= seuil(neurone) </w:t>
+      </w:r>
+      <w:r>
+        <w:rPr>
+          <w:b/>
+          <w:bCs/>
+        </w:rPr>
+        <w:t>alors</w:t>
+      </w:r>
+      <w:r>
+        <w:br/>
+        <w:t xml:space="preserve">        </w:t>
+      </w:r>
+      <w:proofErr w:type="spellStart"/>
+      <w:r>
+        <w:t>OutNeurone</w:t>
+      </w:r>
+      <w:proofErr w:type="spellEnd"/>
+      <w:r>
+        <w:t xml:space="preserve"> &lt;- 1</w:t>
+      </w:r>
+      <w:r>
+        <w:br/>
+        <w:t xml:space="preserve">    </w:t>
+      </w:r>
+      <w:r>
+        <w:rPr>
+          <w:b/>
+          <w:bCs/>
+        </w:rPr>
+        <w:t>Sinon</w:t>
+      </w:r>
+      <w:r>
+        <w:t xml:space="preserve"> </w:t>
+      </w:r>
+      <w:r>
+        <w:br/>
+        <w:t xml:space="preserve">        </w:t>
+      </w:r>
+      <w:proofErr w:type="spellStart"/>
+      <w:r>
+        <w:t>OutNeurone</w:t>
+      </w:r>
+      <w:proofErr w:type="spellEnd"/>
+      <w:r>
+        <w:t xml:space="preserve"> &lt;- 0</w:t>
+      </w:r>
+      <w:r>
+        <w:br/>
+      </w:r>
+      <w:r>
+        <w:rPr>
+          <w:b/>
+          <w:bCs/>
+        </w:rPr>
+        <w:t xml:space="preserve">    Fin SI</w:t>
+      </w:r>
+      <w:r>
+        <w:rPr>
+          <w:b/>
+          <w:bCs/>
+        </w:rPr>
+        <w:br/>
+        <w:t>Fin</w:t>
+      </w:r>
+    </w:p>
     <w:p/>
     <w:p>
       <w:pPr>
@@ -2503,6 +2766,476 @@
       <w:bookmarkEnd w:id="8"/>
       <w:proofErr w:type="spellEnd"/>
     </w:p>
+    <w:p>
+      <w:pPr>
+        <w:rPr>
+          <w:b/>
+          <w:bCs/>
+        </w:rPr>
+      </w:pPr>
+      <w:r>
+        <w:rPr>
+          <w:b/>
+          <w:bCs/>
+        </w:rPr>
+        <w:t xml:space="preserve">Fonction </w:t>
+      </w:r>
+      <w:proofErr w:type="spellStart"/>
+      <w:r>
+        <w:rPr>
+          <w:b/>
+          <w:bCs/>
+        </w:rPr>
+        <w:t>InitCouche</w:t>
+      </w:r>
+      <w:proofErr w:type="spellEnd"/>
+      <w:r>
+        <w:rPr>
+          <w:b/>
+          <w:bCs/>
+        </w:rPr>
+        <w:t>(</w:t>
+      </w:r>
+      <w:proofErr w:type="spellStart"/>
+      <w:r>
+        <w:rPr>
+          <w:b/>
+          <w:bCs/>
+        </w:rPr>
+        <w:t>nbEntrees</w:t>
+      </w:r>
+      <w:proofErr w:type="spellEnd"/>
+      <w:r>
+        <w:rPr>
+          <w:b/>
+          <w:bCs/>
+        </w:rPr>
+        <w:t xml:space="preserve"> : Entier , </w:t>
+      </w:r>
+      <w:proofErr w:type="spellStart"/>
+      <w:r>
+        <w:rPr>
+          <w:b/>
+          <w:bCs/>
+        </w:rPr>
+        <w:t>nbNeurones</w:t>
+      </w:r>
+      <w:proofErr w:type="spellEnd"/>
+      <w:r>
+        <w:rPr>
+          <w:b/>
+          <w:bCs/>
+        </w:rPr>
+        <w:t xml:space="preserve"> : Entier ) : Couche</w:t>
+      </w:r>
+      <w:r>
+        <w:rPr>
+          <w:b/>
+          <w:bCs/>
+        </w:rPr>
+        <w:br/>
+        <w:t>Début</w:t>
+      </w:r>
+      <w:r>
+        <w:br/>
+      </w:r>
+      <w:r>
+        <w:rPr>
+          <w:b/>
+          <w:bCs/>
+        </w:rPr>
+        <w:t xml:space="preserve">    </w:t>
+      </w:r>
+      <w:proofErr w:type="spellStart"/>
+      <w:r>
+        <w:t>listeNeurones</w:t>
+      </w:r>
+      <w:proofErr w:type="spellEnd"/>
+      <w:r>
+        <w:t xml:space="preserve"> &lt;- </w:t>
+      </w:r>
+      <w:proofErr w:type="spellStart"/>
+      <w:r>
+        <w:t>listeVide</w:t>
+      </w:r>
+      <w:proofErr w:type="spellEnd"/>
+      <w:r>
+        <w:t>()</w:t>
+      </w:r>
+      <w:r>
+        <w:br/>
+      </w:r>
+      <w:r>
+        <w:rPr>
+          <w:b/>
+          <w:bCs/>
+        </w:rPr>
+        <w:t xml:space="preserve">    </w:t>
+      </w:r>
+      <w:proofErr w:type="spellStart"/>
+      <w:r>
+        <w:t>tmp</w:t>
+      </w:r>
+      <w:proofErr w:type="spellEnd"/>
+      <w:r>
+        <w:t xml:space="preserve"> : Neurone</w:t>
+      </w:r>
+      <w:r>
+        <w:br/>
+      </w:r>
+      <w:r>
+        <w:rPr>
+          <w:b/>
+          <w:bCs/>
+        </w:rPr>
+        <w:t xml:space="preserve">    Pour</w:t>
+      </w:r>
+      <w:r>
+        <w:t xml:space="preserve"> i allant de 0 à nbNeurones</w:t>
+      </w:r>
+      <w:r>
+        <w:t>-1</w:t>
+      </w:r>
+      <w:r>
+        <w:t xml:space="preserve"> </w:t>
+      </w:r>
+      <w:r>
+        <w:rPr>
+          <w:b/>
+          <w:bCs/>
+        </w:rPr>
+        <w:t>Faire</w:t>
+      </w:r>
+      <w:r>
+        <w:t xml:space="preserve"> </w:t>
+      </w:r>
+      <w:r>
+        <w:br/>
+      </w:r>
+      <w:r>
+        <w:rPr>
+          <w:b/>
+          <w:bCs/>
+        </w:rPr>
+        <w:t xml:space="preserve">        </w:t>
+      </w:r>
+      <w:r>
+        <w:t>Ecrire(« i + 1 »</w:t>
+      </w:r>
+      <w:proofErr w:type="spellStart"/>
+      <w:r>
+        <w:t>eme</w:t>
+      </w:r>
+      <w:proofErr w:type="spellEnd"/>
+      <w:r>
+        <w:t xml:space="preserve"> </w:t>
+      </w:r>
+      <w:proofErr w:type="spellStart"/>
+      <w:r>
+        <w:t>Neuronne</w:t>
+      </w:r>
+      <w:proofErr w:type="spellEnd"/>
+      <w:r>
+        <w:t xml:space="preserve"> )</w:t>
+      </w:r>
+      <w:r>
+        <w:br/>
+      </w:r>
+      <w:r>
+        <w:rPr>
+          <w:b/>
+          <w:bCs/>
+        </w:rPr>
+        <w:t xml:space="preserve">        </w:t>
+      </w:r>
+      <w:proofErr w:type="spellStart"/>
+      <w:r>
+        <w:t>newNeuronne</w:t>
+      </w:r>
+      <w:proofErr w:type="spellEnd"/>
+      <w:r>
+        <w:t xml:space="preserve"> : Neurone &lt;- </w:t>
+      </w:r>
+      <w:proofErr w:type="spellStart"/>
+      <w:r>
+        <w:t>InitNeur</w:t>
+      </w:r>
+      <w:proofErr w:type="spellEnd"/>
+      <w:r>
+        <w:t>(</w:t>
+      </w:r>
+      <w:proofErr w:type="spellStart"/>
+      <w:r>
+        <w:t>nbEntrees</w:t>
+      </w:r>
+      <w:proofErr w:type="spellEnd"/>
+      <w:r>
+        <w:t>)</w:t>
+      </w:r>
+      <w:r>
+        <w:br/>
+      </w:r>
+      <w:r>
+        <w:rPr>
+          <w:b/>
+          <w:bCs/>
+        </w:rPr>
+        <w:lastRenderedPageBreak/>
+        <w:t xml:space="preserve">        </w:t>
+      </w:r>
+      <w:proofErr w:type="spellStart"/>
+      <w:r>
+        <w:t>succ</w:t>
+      </w:r>
+      <w:proofErr w:type="spellEnd"/>
+      <w:r>
+        <w:t>(</w:t>
+      </w:r>
+      <w:proofErr w:type="spellStart"/>
+      <w:r>
+        <w:t>newNeuronne</w:t>
+      </w:r>
+      <w:proofErr w:type="spellEnd"/>
+      <w:r>
+        <w:t>) &lt;- NULL</w:t>
+      </w:r>
+      <w:r>
+        <w:br/>
+      </w:r>
+      <w:r>
+        <w:rPr>
+          <w:b/>
+          <w:bCs/>
+        </w:rPr>
+        <w:t xml:space="preserve">        Si</w:t>
+      </w:r>
+      <w:r>
+        <w:t xml:space="preserve"> i = 0 </w:t>
+      </w:r>
+      <w:r>
+        <w:rPr>
+          <w:b/>
+          <w:bCs/>
+        </w:rPr>
+        <w:t>Alors</w:t>
+      </w:r>
+      <w:r>
+        <w:br/>
+      </w:r>
+      <w:r>
+        <w:rPr>
+          <w:b/>
+          <w:bCs/>
+        </w:rPr>
+        <w:t xml:space="preserve">            </w:t>
+      </w:r>
+      <w:proofErr w:type="spellStart"/>
+      <w:r>
+        <w:t>listeNeurones</w:t>
+      </w:r>
+      <w:proofErr w:type="spellEnd"/>
+      <w:r>
+        <w:t xml:space="preserve">  &lt;- </w:t>
+      </w:r>
+      <w:proofErr w:type="spellStart"/>
+      <w:r>
+        <w:t>newNeuronne</w:t>
+      </w:r>
+      <w:proofErr w:type="spellEnd"/>
+      <w:r>
+        <w:t xml:space="preserve"> </w:t>
+      </w:r>
+      <w:r>
+        <w:br/>
+      </w:r>
+      <w:r>
+        <w:rPr>
+          <w:b/>
+          <w:bCs/>
+        </w:rPr>
+        <w:t xml:space="preserve">        Sinon</w:t>
+      </w:r>
+      <w:r>
+        <w:br/>
+      </w:r>
+      <w:r>
+        <w:rPr>
+          <w:b/>
+          <w:bCs/>
+        </w:rPr>
+        <w:t xml:space="preserve">            </w:t>
+      </w:r>
+      <w:proofErr w:type="spellStart"/>
+      <w:r>
+        <w:t>succ</w:t>
+      </w:r>
+      <w:proofErr w:type="spellEnd"/>
+      <w:r>
+        <w:t>(</w:t>
+      </w:r>
+      <w:proofErr w:type="spellStart"/>
+      <w:r>
+        <w:t>tmp</w:t>
+      </w:r>
+      <w:proofErr w:type="spellEnd"/>
+      <w:r>
+        <w:t xml:space="preserve">) &lt;- </w:t>
+      </w:r>
+      <w:proofErr w:type="spellStart"/>
+      <w:r>
+        <w:t>newNeuronne</w:t>
+      </w:r>
+      <w:proofErr w:type="spellEnd"/>
+      <w:r>
+        <w:br/>
+      </w:r>
+      <w:r>
+        <w:rPr>
+          <w:b/>
+          <w:bCs/>
+        </w:rPr>
+        <w:t xml:space="preserve">        Fin Si</w:t>
+      </w:r>
+      <w:r>
+        <w:rPr>
+          <w:b/>
+          <w:bCs/>
+        </w:rPr>
+        <w:br/>
+        <w:t xml:space="preserve">        </w:t>
+      </w:r>
+      <w:proofErr w:type="spellStart"/>
+      <w:r>
+        <w:t>tmp</w:t>
+      </w:r>
+      <w:proofErr w:type="spellEnd"/>
+      <w:r>
+        <w:t xml:space="preserve"> &lt;- </w:t>
+      </w:r>
+      <w:proofErr w:type="spellStart"/>
+      <w:r>
+        <w:t>newNeuronne</w:t>
+      </w:r>
+      <w:proofErr w:type="spellEnd"/>
+      <w:r>
+        <w:br/>
+      </w:r>
+      <w:r>
+        <w:rPr>
+          <w:b/>
+          <w:bCs/>
+        </w:rPr>
+        <w:t xml:space="preserve">    Fin Pour</w:t>
+      </w:r>
+      <w:r>
+        <w:br/>
+      </w:r>
+      <w:r>
+        <w:rPr>
+          <w:b/>
+          <w:bCs/>
+        </w:rPr>
+        <w:t xml:space="preserve">    </w:t>
+      </w:r>
+      <w:r>
+        <w:t xml:space="preserve">couche : Couche &lt;- </w:t>
+      </w:r>
+      <w:proofErr w:type="spellStart"/>
+      <w:r>
+        <w:t>créerElement</w:t>
+      </w:r>
+      <w:proofErr w:type="spellEnd"/>
+      <w:r>
+        <w:t>()</w:t>
+      </w:r>
+      <w:r>
+        <w:br/>
+      </w:r>
+      <w:r>
+        <w:rPr>
+          <w:b/>
+          <w:bCs/>
+        </w:rPr>
+        <w:t xml:space="preserve">    </w:t>
+      </w:r>
+      <w:proofErr w:type="spellStart"/>
+      <w:r>
+        <w:t>succ</w:t>
+      </w:r>
+      <w:proofErr w:type="spellEnd"/>
+      <w:r>
+        <w:t>(couche) &lt;- NULL</w:t>
+      </w:r>
+      <w:r>
+        <w:br/>
+      </w:r>
+      <w:r>
+        <w:rPr>
+          <w:b/>
+          <w:bCs/>
+        </w:rPr>
+        <w:t xml:space="preserve">    </w:t>
+      </w:r>
+      <w:r>
+        <w:t xml:space="preserve">neurone(couche) &lt;- </w:t>
+      </w:r>
+      <w:proofErr w:type="spellStart"/>
+      <w:r>
+        <w:t>listeNeurones</w:t>
+      </w:r>
+      <w:proofErr w:type="spellEnd"/>
+      <w:r>
+        <w:br/>
+      </w:r>
+      <w:r>
+        <w:rPr>
+          <w:b/>
+          <w:bCs/>
+        </w:rPr>
+        <w:t xml:space="preserve">    </w:t>
+      </w:r>
+      <w:proofErr w:type="spellStart"/>
+      <w:r>
+        <w:t>nbNeurones</w:t>
+      </w:r>
+      <w:proofErr w:type="spellEnd"/>
+      <w:r>
+        <w:t>(couche)&lt;-</w:t>
+      </w:r>
+      <w:proofErr w:type="spellStart"/>
+      <w:r>
+        <w:t>nbNeurones</w:t>
+      </w:r>
+      <w:proofErr w:type="spellEnd"/>
+      <w:r>
+        <w:br/>
+      </w:r>
+      <w:r>
+        <w:rPr>
+          <w:b/>
+          <w:bCs/>
+        </w:rPr>
+        <w:t xml:space="preserve">    </w:t>
+      </w:r>
+      <w:proofErr w:type="spellStart"/>
+      <w:r>
+        <w:t>InitCouche</w:t>
+      </w:r>
+      <w:proofErr w:type="spellEnd"/>
+      <w:r>
+        <w:t xml:space="preserve"> &lt;- couche</w:t>
+      </w:r>
+      <w:r>
+        <w:br/>
+      </w:r>
+      <w:r>
+        <w:rPr>
+          <w:b/>
+          <w:bCs/>
+        </w:rPr>
+        <w:t>Fin</w:t>
+      </w:r>
+    </w:p>
     <w:p/>
     <w:p>
       <w:pPr>
@@ -2520,6 +3253,265 @@
       <w:bookmarkEnd w:id="9"/>
       <w:proofErr w:type="spellEnd"/>
     </w:p>
+    <w:p>
+      <w:proofErr w:type="spellStart"/>
+      <w:r>
+        <w:rPr>
+          <w:b/>
+          <w:bCs/>
+        </w:rPr>
+        <w:t>Procedure</w:t>
+      </w:r>
+      <w:proofErr w:type="spellEnd"/>
+      <w:r>
+        <w:rPr>
+          <w:b/>
+          <w:bCs/>
+        </w:rPr>
+        <w:t xml:space="preserve"> </w:t>
+      </w:r>
+      <w:proofErr w:type="spellStart"/>
+      <w:proofErr w:type="gramStart"/>
+      <w:r>
+        <w:rPr>
+          <w:b/>
+          <w:bCs/>
+        </w:rPr>
+        <w:t>OutCouche</w:t>
+      </w:r>
+      <w:proofErr w:type="spellEnd"/>
+      <w:r>
+        <w:rPr>
+          <w:b/>
+          <w:bCs/>
+        </w:rPr>
+        <w:t>(</w:t>
+      </w:r>
+      <w:proofErr w:type="gramEnd"/>
+      <w:r>
+        <w:rPr>
+          <w:b/>
+          <w:bCs/>
+        </w:rPr>
+        <w:t xml:space="preserve">couche : Couche, </w:t>
+      </w:r>
+      <w:proofErr w:type="spellStart"/>
+      <w:r>
+        <w:rPr>
+          <w:b/>
+          <w:bCs/>
+        </w:rPr>
+        <w:t>listeEntier</w:t>
+      </w:r>
+      <w:proofErr w:type="spellEnd"/>
+      <w:r>
+        <w:rPr>
+          <w:b/>
+          <w:bCs/>
+        </w:rPr>
+        <w:t xml:space="preserve"> : </w:t>
+      </w:r>
+      <w:r>
+        <w:rPr>
+          <w:b/>
+          <w:bCs/>
+        </w:rPr>
+        <w:t>Liste</w:t>
+      </w:r>
+      <w:r>
+        <w:rPr>
+          <w:b/>
+          <w:bCs/>
+        </w:rPr>
+        <w:t xml:space="preserve"> d’entiers , </w:t>
+      </w:r>
+      <w:proofErr w:type="spellStart"/>
+      <w:r>
+        <w:rPr>
+          <w:b/>
+          <w:bCs/>
+        </w:rPr>
+        <w:t>listeSortie</w:t>
+      </w:r>
+      <w:proofErr w:type="spellEnd"/>
+      <w:r>
+        <w:rPr>
+          <w:b/>
+          <w:bCs/>
+        </w:rPr>
+        <w:t xml:space="preserve"> : </w:t>
+      </w:r>
+      <w:r>
+        <w:rPr>
+          <w:b/>
+          <w:bCs/>
+        </w:rPr>
+        <w:t>Liste</w:t>
+      </w:r>
+      <w:r>
+        <w:rPr>
+          <w:b/>
+          <w:bCs/>
+        </w:rPr>
+        <w:t xml:space="preserve"> </w:t>
+      </w:r>
+      <w:r>
+        <w:rPr>
+          <w:b/>
+          <w:bCs/>
+        </w:rPr>
+        <w:t xml:space="preserve">d’entiers) </w:t>
+      </w:r>
+      <w:r>
+        <w:rPr>
+          <w:b/>
+          <w:bCs/>
+        </w:rPr>
+        <w:br/>
+        <w:t>Début</w:t>
+      </w:r>
+      <w:r>
+        <w:br/>
+      </w:r>
+      <w:r>
+        <w:rPr>
+          <w:b/>
+          <w:bCs/>
+        </w:rPr>
+        <w:t xml:space="preserve">    </w:t>
+      </w:r>
+      <w:proofErr w:type="spellStart"/>
+      <w:r>
+        <w:t>tmp</w:t>
+      </w:r>
+      <w:proofErr w:type="spellEnd"/>
+      <w:r>
+        <w:t xml:space="preserve"> : Neurone &lt;- neurone(couche)</w:t>
+      </w:r>
+      <w:r>
+        <w:br/>
+      </w:r>
+      <w:r>
+        <w:rPr>
+          <w:b/>
+          <w:bCs/>
+        </w:rPr>
+        <w:t xml:space="preserve">    </w:t>
+      </w:r>
+      <w:r>
+        <w:rPr>
+          <w:b/>
+          <w:bCs/>
+        </w:rPr>
+        <w:t>Pour</w:t>
+      </w:r>
+      <w:r>
+        <w:t xml:space="preserve"> i allant de 0 à </w:t>
+      </w:r>
+      <w:proofErr w:type="spellStart"/>
+      <w:r>
+        <w:t>nbNeurone</w:t>
+      </w:r>
+      <w:proofErr w:type="spellEnd"/>
+      <w:r>
+        <w:t xml:space="preserve">(couche) - 1 </w:t>
+      </w:r>
+      <w:r>
+        <w:rPr>
+          <w:b/>
+          <w:bCs/>
+        </w:rPr>
+        <w:t>faire</w:t>
+      </w:r>
+      <w:r>
+        <w:br/>
+      </w:r>
+      <w:r>
+        <w:rPr>
+          <w:b/>
+          <w:bCs/>
+        </w:rPr>
+        <w:t xml:space="preserve">        </w:t>
+      </w:r>
+      <w:proofErr w:type="spellStart"/>
+      <w:r>
+        <w:t>listeSortie</w:t>
+      </w:r>
+      <w:proofErr w:type="spellEnd"/>
+      <w:r>
+        <w:t xml:space="preserve">[i] &lt;- </w:t>
+      </w:r>
+      <w:proofErr w:type="spellStart"/>
+      <w:r>
+        <w:t>OutNeurone</w:t>
+      </w:r>
+      <w:proofErr w:type="spellEnd"/>
+      <w:r>
+        <w:t>(</w:t>
+      </w:r>
+      <w:proofErr w:type="spellStart"/>
+      <w:r>
+        <w:t>tmp,listeEntier</w:t>
+      </w:r>
+      <w:proofErr w:type="spellEnd"/>
+      <w:r>
+        <w:t>)</w:t>
+      </w:r>
+      <w:r>
+        <w:br/>
+      </w:r>
+      <w:r>
+        <w:rPr>
+          <w:b/>
+          <w:bCs/>
+        </w:rPr>
+        <w:t xml:space="preserve">        </w:t>
+      </w:r>
+      <w:proofErr w:type="spellStart"/>
+      <w:r>
+        <w:t>tmp</w:t>
+      </w:r>
+      <w:proofErr w:type="spellEnd"/>
+      <w:r>
+        <w:t xml:space="preserve"> &lt;- </w:t>
+      </w:r>
+      <w:proofErr w:type="spellStart"/>
+      <w:r>
+        <w:t>succ</w:t>
+      </w:r>
+      <w:proofErr w:type="spellEnd"/>
+      <w:r>
+        <w:t>(</w:t>
+      </w:r>
+      <w:proofErr w:type="spellStart"/>
+      <w:r>
+        <w:t>tmp</w:t>
+      </w:r>
+      <w:proofErr w:type="spellEnd"/>
+      <w:r>
+        <w:t>)</w:t>
+      </w:r>
+      <w:r>
+        <w:br/>
+      </w:r>
+      <w:r>
+        <w:rPr>
+          <w:b/>
+          <w:bCs/>
+        </w:rPr>
+        <w:t xml:space="preserve">    Fin Pour</w:t>
+      </w:r>
+      <w:r>
+        <w:br/>
+      </w:r>
+      <w:r>
+        <w:rPr>
+          <w:b/>
+          <w:bCs/>
+        </w:rPr>
+        <w:t>Fin</w:t>
+      </w:r>
+    </w:p>
     <w:p/>
     <w:p>
       <w:pPr>
@@ -2537,6 +3529,506 @@
       <w:bookmarkEnd w:id="10"/>
       <w:proofErr w:type="spellEnd"/>
     </w:p>
+    <w:p>
+      <w:r>
+        <w:rPr>
+          <w:b/>
+          <w:bCs/>
+        </w:rPr>
+        <w:t xml:space="preserve">Fonction </w:t>
+      </w:r>
+      <w:proofErr w:type="spellStart"/>
+      <w:proofErr w:type="gramStart"/>
+      <w:r>
+        <w:rPr>
+          <w:b/>
+          <w:bCs/>
+        </w:rPr>
+        <w:t>CreerResNeur</w:t>
+      </w:r>
+      <w:proofErr w:type="spellEnd"/>
+      <w:r>
+        <w:rPr>
+          <w:b/>
+          <w:bCs/>
+        </w:rPr>
+        <w:t>(</w:t>
+      </w:r>
+      <w:proofErr w:type="spellStart"/>
+      <w:proofErr w:type="gramEnd"/>
+      <w:r>
+        <w:rPr>
+          <w:b/>
+          <w:bCs/>
+        </w:rPr>
+        <w:t>nbCouche</w:t>
+      </w:r>
+      <w:proofErr w:type="spellEnd"/>
+      <w:r>
+        <w:rPr>
+          <w:b/>
+          <w:bCs/>
+        </w:rPr>
+        <w:t xml:space="preserve"> : Entier , </w:t>
+      </w:r>
+      <w:proofErr w:type="spellStart"/>
+      <w:r>
+        <w:rPr>
+          <w:b/>
+          <w:bCs/>
+        </w:rPr>
+        <w:t>listeNbNeuroneParCouche</w:t>
+      </w:r>
+      <w:proofErr w:type="spellEnd"/>
+      <w:r>
+        <w:rPr>
+          <w:b/>
+          <w:bCs/>
+        </w:rPr>
+        <w:t xml:space="preserve"> : Tableau d’entier) : Couche</w:t>
+      </w:r>
+      <w:r>
+        <w:br/>
+      </w:r>
+      <w:r>
+        <w:rPr>
+          <w:b/>
+          <w:bCs/>
+        </w:rPr>
+        <w:t>Début</w:t>
+      </w:r>
+      <w:r>
+        <w:br/>
+      </w:r>
+      <w:r>
+        <w:rPr>
+          <w:b/>
+          <w:bCs/>
+        </w:rPr>
+        <w:t xml:space="preserve">    </w:t>
+      </w:r>
+      <w:proofErr w:type="spellStart"/>
+      <w:r>
+        <w:t>listeCouches</w:t>
+      </w:r>
+      <w:proofErr w:type="spellEnd"/>
+      <w:r>
+        <w:t xml:space="preserve"> : &lt;- </w:t>
+      </w:r>
+      <w:proofErr w:type="spellStart"/>
+      <w:r>
+        <w:t>listeVide</w:t>
+      </w:r>
+      <w:proofErr w:type="spellEnd"/>
+      <w:r>
+        <w:t>()</w:t>
+      </w:r>
+      <w:r>
+        <w:br/>
+      </w:r>
+      <w:r>
+        <w:rPr>
+          <w:b/>
+          <w:bCs/>
+        </w:rPr>
+        <w:t xml:space="preserve">    </w:t>
+      </w:r>
+      <w:proofErr w:type="spellStart"/>
+      <w:r>
+        <w:t>tmp</w:t>
+      </w:r>
+      <w:proofErr w:type="spellEnd"/>
+      <w:r>
+        <w:t xml:space="preserve"> : liste de Couche</w:t>
+      </w:r>
+      <w:r>
+        <w:br/>
+      </w:r>
+      <w:r>
+        <w:rPr>
+          <w:b/>
+          <w:bCs/>
+        </w:rPr>
+        <w:t xml:space="preserve">    </w:t>
+      </w:r>
+      <w:r>
+        <w:rPr>
+          <w:b/>
+          <w:bCs/>
+        </w:rPr>
+        <w:t>Pour</w:t>
+      </w:r>
+      <w:r>
+        <w:t xml:space="preserve"> i allant de 0 à nbCouche</w:t>
+      </w:r>
+      <w:r>
+        <w:t>-1</w:t>
+      </w:r>
+      <w:r>
+        <w:t xml:space="preserve"> </w:t>
+      </w:r>
+      <w:r>
+        <w:rPr>
+          <w:b/>
+          <w:bCs/>
+        </w:rPr>
+        <w:t>faire</w:t>
+      </w:r>
+      <w:r>
+        <w:br/>
+      </w:r>
+      <w:r>
+        <w:rPr>
+          <w:b/>
+          <w:bCs/>
+        </w:rPr>
+        <w:t xml:space="preserve">        </w:t>
+      </w:r>
+      <w:r>
+        <w:t>Ecrire(« i+1 »</w:t>
+      </w:r>
+      <w:proofErr w:type="spellStart"/>
+      <w:r>
+        <w:t>eme</w:t>
+      </w:r>
+      <w:proofErr w:type="spellEnd"/>
+      <w:r>
+        <w:t xml:space="preserve"> Couche)</w:t>
+      </w:r>
+      <w:r>
+        <w:br/>
+      </w:r>
+      <w:r>
+        <w:rPr>
+          <w:b/>
+          <w:bCs/>
+        </w:rPr>
+        <w:t xml:space="preserve">        </w:t>
+      </w:r>
+      <w:proofErr w:type="spellStart"/>
+      <w:r>
+        <w:t>newCouche</w:t>
+      </w:r>
+      <w:proofErr w:type="spellEnd"/>
+      <w:r>
+        <w:t xml:space="preserve"> : liste de Couche</w:t>
+      </w:r>
+      <w:r>
+        <w:br/>
+      </w:r>
+      <w:r>
+        <w:rPr>
+          <w:b/>
+          <w:bCs/>
+        </w:rPr>
+        <w:t xml:space="preserve">        </w:t>
+      </w:r>
+      <w:r>
+        <w:rPr>
+          <w:b/>
+          <w:bCs/>
+        </w:rPr>
+        <w:t>Si</w:t>
+      </w:r>
+      <w:r>
+        <w:t xml:space="preserve"> i = 0 </w:t>
+      </w:r>
+      <w:r>
+        <w:rPr>
+          <w:b/>
+          <w:bCs/>
+        </w:rPr>
+        <w:t>faire</w:t>
+      </w:r>
+      <w:r>
+        <w:t xml:space="preserve"> </w:t>
+      </w:r>
+      <w:r>
+        <w:br/>
+      </w:r>
+      <w:r>
+        <w:rPr>
+          <w:b/>
+          <w:bCs/>
+        </w:rPr>
+        <w:t xml:space="preserve">            </w:t>
+      </w:r>
+      <w:proofErr w:type="spellStart"/>
+      <w:r>
+        <w:t>nbEntrees</w:t>
+      </w:r>
+      <w:proofErr w:type="spellEnd"/>
+      <w:r>
+        <w:t xml:space="preserve">&lt;- Demander(Quel est le nombre d’entrées </w:t>
+      </w:r>
+      <w:proofErr w:type="spellStart"/>
+      <w:r>
+        <w:t>premiere</w:t>
+      </w:r>
+      <w:proofErr w:type="spellEnd"/>
+      <w:r>
+        <w:t xml:space="preserve"> couche ?)  </w:t>
+      </w:r>
+      <w:r>
+        <w:br/>
+      </w:r>
+      <w:r>
+        <w:rPr>
+          <w:b/>
+          <w:bCs/>
+        </w:rPr>
+        <w:t xml:space="preserve">            </w:t>
+      </w:r>
+      <w:proofErr w:type="spellStart"/>
+      <w:proofErr w:type="gramStart"/>
+      <w:r>
+        <w:t>newCouche</w:t>
+      </w:r>
+      <w:proofErr w:type="spellEnd"/>
+      <w:proofErr w:type="gramEnd"/>
+      <w:r>
+        <w:t xml:space="preserve"> &lt;- </w:t>
+      </w:r>
+      <w:proofErr w:type="spellStart"/>
+      <w:r>
+        <w:t>InitCouche</w:t>
+      </w:r>
+      <w:proofErr w:type="spellEnd"/>
+      <w:r>
+        <w:t>(</w:t>
+      </w:r>
+      <w:proofErr w:type="spellStart"/>
+      <w:r>
+        <w:t>listeNbNeuroneParCouche</w:t>
+      </w:r>
+      <w:proofErr w:type="spellEnd"/>
+      <w:r>
+        <w:t>[0],</w:t>
+      </w:r>
+      <w:proofErr w:type="spellStart"/>
+      <w:r>
+        <w:t>nbEntrees</w:t>
+      </w:r>
+      <w:proofErr w:type="spellEnd"/>
+      <w:r>
+        <w:t>)</w:t>
+      </w:r>
+      <w:r>
+        <w:br/>
+      </w:r>
+      <w:r>
+        <w:rPr>
+          <w:b/>
+          <w:bCs/>
+        </w:rPr>
+        <w:lastRenderedPageBreak/>
+        <w:t xml:space="preserve">            </w:t>
+      </w:r>
+      <w:proofErr w:type="spellStart"/>
+      <w:r>
+        <w:t>listeCouches</w:t>
+      </w:r>
+      <w:proofErr w:type="spellEnd"/>
+      <w:r>
+        <w:t xml:space="preserve"> &lt;- </w:t>
+      </w:r>
+      <w:proofErr w:type="spellStart"/>
+      <w:r>
+        <w:t>newCouche</w:t>
+      </w:r>
+      <w:proofErr w:type="spellEnd"/>
+      <w:r>
+        <w:br/>
+      </w:r>
+      <w:r>
+        <w:rPr>
+          <w:b/>
+          <w:bCs/>
+        </w:rPr>
+        <w:t xml:space="preserve">        </w:t>
+      </w:r>
+      <w:r>
+        <w:rPr>
+          <w:b/>
+          <w:bCs/>
+        </w:rPr>
+        <w:t>sinon</w:t>
+      </w:r>
+      <w:r>
+        <w:t xml:space="preserve"> </w:t>
+      </w:r>
+      <w:r>
+        <w:br/>
+      </w:r>
+      <w:r>
+        <w:rPr>
+          <w:b/>
+          <w:bCs/>
+        </w:rPr>
+        <w:t xml:space="preserve">            </w:t>
+      </w:r>
+      <w:proofErr w:type="spellStart"/>
+      <w:r>
+        <w:t>newCouche</w:t>
+      </w:r>
+      <w:proofErr w:type="spellEnd"/>
+      <w:r>
+        <w:t xml:space="preserve"> &lt;- InitCouche(listeNbNeuroneParCouche[i],listeNbNeuroneParCouche[i-1])</w:t>
+      </w:r>
+      <w:r>
+        <w:br/>
+      </w:r>
+      <w:r>
+        <w:rPr>
+          <w:b/>
+          <w:bCs/>
+        </w:rPr>
+        <w:t xml:space="preserve">            </w:t>
+      </w:r>
+      <w:proofErr w:type="spellStart"/>
+      <w:r>
+        <w:t>succ</w:t>
+      </w:r>
+      <w:proofErr w:type="spellEnd"/>
+      <w:r>
+        <w:t>(</w:t>
+      </w:r>
+      <w:proofErr w:type="spellStart"/>
+      <w:r>
+        <w:t>tmp</w:t>
+      </w:r>
+      <w:proofErr w:type="spellEnd"/>
+      <w:r>
+        <w:t xml:space="preserve">) &lt;- </w:t>
+      </w:r>
+      <w:proofErr w:type="spellStart"/>
+      <w:r>
+        <w:t>newCouche</w:t>
+      </w:r>
+      <w:proofErr w:type="spellEnd"/>
+      <w:r>
+        <w:t xml:space="preserve"> </w:t>
+      </w:r>
+      <w:r>
+        <w:br/>
+      </w:r>
+      <w:r>
+        <w:rPr>
+          <w:b/>
+          <w:bCs/>
+        </w:rPr>
+        <w:t xml:space="preserve">        </w:t>
+      </w:r>
+      <w:r>
+        <w:rPr>
+          <w:b/>
+          <w:bCs/>
+        </w:rPr>
+        <w:t>Fin Si</w:t>
+      </w:r>
+      <w:r>
+        <w:br/>
+      </w:r>
+      <w:r>
+        <w:rPr>
+          <w:b/>
+          <w:bCs/>
+        </w:rPr>
+        <w:t xml:space="preserve">        </w:t>
+      </w:r>
+      <w:proofErr w:type="spellStart"/>
+      <w:r>
+        <w:t>Succ</w:t>
+      </w:r>
+      <w:proofErr w:type="spellEnd"/>
+      <w:r>
+        <w:t>(</w:t>
+      </w:r>
+      <w:proofErr w:type="spellStart"/>
+      <w:r>
+        <w:t>newCouche</w:t>
+      </w:r>
+      <w:proofErr w:type="spellEnd"/>
+      <w:r>
+        <w:t>)&lt;-</w:t>
+      </w:r>
+      <w:r>
+        <w:t>INDEFINI</w:t>
+      </w:r>
+      <w:r>
+        <w:br/>
+      </w:r>
+      <w:r>
+        <w:rPr>
+          <w:b/>
+          <w:bCs/>
+        </w:rPr>
+        <w:t xml:space="preserve">        </w:t>
+      </w:r>
+      <w:proofErr w:type="spellStart"/>
+      <w:r>
+        <w:t>Tmp</w:t>
+      </w:r>
+      <w:proofErr w:type="spellEnd"/>
+      <w:r>
+        <w:t xml:space="preserve"> &lt;- </w:t>
+      </w:r>
+      <w:proofErr w:type="spellStart"/>
+      <w:r>
+        <w:t>NewCouche</w:t>
+      </w:r>
+      <w:proofErr w:type="spellEnd"/>
+      <w:r>
+        <w:br/>
+      </w:r>
+      <w:r>
+        <w:rPr>
+          <w:b/>
+          <w:bCs/>
+        </w:rPr>
+        <w:t xml:space="preserve">    </w:t>
+      </w:r>
+      <w:r>
+        <w:rPr>
+          <w:b/>
+          <w:bCs/>
+        </w:rPr>
+        <w:t>Fin Pour</w:t>
+      </w:r>
+      <w:r>
+        <w:br/>
+      </w:r>
+      <w:r>
+        <w:rPr>
+          <w:b/>
+          <w:bCs/>
+        </w:rPr>
+        <w:t xml:space="preserve">    </w:t>
+      </w:r>
+      <w:proofErr w:type="spellStart"/>
+      <w:r>
+        <w:t>CreerResNeur</w:t>
+      </w:r>
+      <w:proofErr w:type="spellEnd"/>
+      <w:r>
+        <w:t xml:space="preserve"> &lt;- </w:t>
+      </w:r>
+      <w:proofErr w:type="spellStart"/>
+      <w:r>
+        <w:t>listeCouches</w:t>
+      </w:r>
+      <w:proofErr w:type="spellEnd"/>
+      <w:r>
+        <w:br/>
+      </w:r>
+      <w:r>
+        <w:rPr>
+          <w:b/>
+          <w:bCs/>
+        </w:rPr>
+        <w:t>Fin</w:t>
+      </w:r>
+    </w:p>
     <w:p/>
     <w:p>
       <w:pPr>
@@ -2642,7 +4134,6 @@
         </w:numPr>
       </w:pPr>
       <w:r>
-        <w:lastRenderedPageBreak/>
         <w:t>La sortie sera égale à 1, si toutes les entrées sont égales à 1 (car la somme doit être supérieure ou égale à n, pour dépasser le seuil), sinon elle vaut 0.</w:t>
       </w:r>
     </w:p>
@@ -2732,6 +4223,7 @@
     </w:p>
     <w:p>
       <w:r>
+        <w:lastRenderedPageBreak/>
         <w:t>Interprétation :</w:t>
       </w:r>
     </w:p>
@@ -2944,7 +4436,6 @@
         </w:numPr>
       </w:pPr>
       <w:r>
-        <w:lastRenderedPageBreak/>
         <w:t>Premier neurone (identité) avec une liste de poids égale à [1,0,0] et un seuil fixé à 1</w:t>
       </w:r>
     </w:p>
@@ -3015,6 +4506,7 @@
     </w:p>
     <w:p>
       <w:r>
+        <w:lastRenderedPageBreak/>
         <w:t>Troisième couche :</w:t>
       </w:r>
     </w:p>
@@ -3179,7 +4671,6 @@
     <w:p/>
     <w:p>
       <w:r>
-        <w:lastRenderedPageBreak/>
         <w:t>Essais :</w:t>
       </w:r>
     </w:p>
@@ -3203,6 +4694,7 @@
         <w:rPr>
           <w:noProof/>
         </w:rPr>
+        <w:lastRenderedPageBreak/>
         <w:drawing>
           <wp:anchor distT="0" distB="0" distL="114300" distR="114300" simplePos="0" relativeHeight="251658240" behindDoc="0" locked="0" layoutInCell="1" allowOverlap="1" wp14:anchorId="31615330" wp14:editId="3109C680">
             <wp:simplePos x="0" y="0"/>
@@ -3271,7 +4763,7 @@
 </file>
 
 <file path=word/endnotes.xml><?xml version="1.0" encoding="utf-8"?>
-<w:endnotes xmlns:wpc="http://schemas.microsoft.com/office/word/2010/wordprocessingCanvas" xmlns:cx="http://schemas.microsoft.com/office/drawing/2014/chartex" xmlns:cx1="http://schemas.microsoft.com/office/drawing/2015/9/8/chartex" xmlns:cx2="http://schemas.microsoft.com/office/drawing/2015/10/21/chartex" xmlns:cx3="http://schemas.microsoft.com/office/drawing/2016/5/9/chartex" xmlns:cx4="http://schemas.microsoft.com/office/drawing/2016/5/10/chartex" xmlns:cx5="http://schemas.microsoft.com/office/drawing/2016/5/11/chartex" xmlns:cx6="http://schemas.microsoft.com/office/drawing/2016/5/12/chartex" xmlns:cx7="http://schemas.microsoft.com/office/drawing/2016/5/13/chartex" xmlns:cx8="http://schemas.microsoft.com/office/drawing/2016/5/14/chartex" xmlns:mc="http://schemas.openxmlformats.org/markup-compatibility/2006" xmlns:aink="http://schemas.microsoft.com/office/drawing/2016/ink" xmlns:am3d="http://schemas.microsoft.com/office/drawing/2017/model3d" xmlns:o="urn:schemas-microsoft-com:office:office" xmlns:oel="http://schemas.microsoft.com/office/2019/extlst" xmlns:r="http://schemas.openxmlformats.org/officeDocument/2006/relationships" xmlns:m="http://schemas.openxmlformats.org/officeDocument/2006/math" xmlns:v="urn:schemas-microsoft-com:vml" xmlns:wp14="http://schemas.microsoft.com/office/word/2010/wordprocessingDrawing" xmlns:wp="http://schemas.openxmlformats.org/drawingml/2006/wordprocessingDrawing" xmlns:w10="urn:schemas-microsoft-com:office:word" xmlns:w="http://schemas.openxmlformats.org/wordprocessingml/2006/main" xmlns:w14="http://schemas.microsoft.com/office/word/2010/wordml" xmlns:w15="http://schemas.microsoft.com/office/word/2012/wordml" xmlns:w16cex="http://schemas.microsoft.com/office/word/2018/wordml/cex" xmlns:w16cid="http://schemas.microsoft.com/office/word/2016/wordml/cid" xmlns:w16="http://schemas.microsoft.com/office/word/2018/wordml" xmlns:w16du="http://schemas.microsoft.com/office/word/2023/wordml/word16du" xmlns:w16sdtdh="http://schemas.microsoft.com/office/word/2020/wordml/sdtdatahash" xmlns:w16se="http://schemas.microsoft.com/office/word/2015/wordml/symex" xmlns:wpg="http://schemas.microsoft.com/office/word/2010/wordprocessingGroup" xmlns:wpi="http://schemas.microsoft.com/office/word/2010/wordprocessingInk" xmlns:wne="http://schemas.microsoft.com/office/word/2006/wordml" xmlns:wps="http://schemas.microsoft.com/office/word/2010/wordprocessingShape" mc:Ignorable="w14 w15 w16se w16cid w16 w16cex w16sdtdh w16du wp14">
+<w:endnotes xmlns:wpc="http://schemas.microsoft.com/office/word/2010/wordprocessingCanvas" xmlns:cx="http://schemas.microsoft.com/office/drawing/2014/chartex" xmlns:cx1="http://schemas.microsoft.com/office/drawing/2015/9/8/chartex" xmlns:cx2="http://schemas.microsoft.com/office/drawing/2015/10/21/chartex" xmlns:cx3="http://schemas.microsoft.com/office/drawing/2016/5/9/chartex" xmlns:cx4="http://schemas.microsoft.com/office/drawing/2016/5/10/chartex" xmlns:cx5="http://schemas.microsoft.com/office/drawing/2016/5/11/chartex" xmlns:cx6="http://schemas.microsoft.com/office/drawing/2016/5/12/chartex" xmlns:cx7="http://schemas.microsoft.com/office/drawing/2016/5/13/chartex" xmlns:cx8="http://schemas.microsoft.com/office/drawing/2016/5/14/chartex" xmlns:mc="http://schemas.openxmlformats.org/markup-compatibility/2006" xmlns:aink="http://schemas.microsoft.com/office/drawing/2016/ink" xmlns:am3d="http://schemas.microsoft.com/office/drawing/2017/model3d" xmlns:o="urn:schemas-microsoft-com:office:office" xmlns:oel="http://schemas.microsoft.com/office/2019/extlst" xmlns:r="http://schemas.openxmlformats.org/officeDocument/2006/relationships" xmlns:m="http://schemas.openxmlformats.org/officeDocument/2006/math" xmlns:v="urn:schemas-microsoft-com:vml" xmlns:wp14="http://schemas.microsoft.com/office/word/2010/wordprocessingDrawing" xmlns:wp="http://schemas.openxmlformats.org/drawingml/2006/wordprocessingDrawing" xmlns:w10="urn:schemas-microsoft-com:office:word" xmlns:w="http://schemas.openxmlformats.org/wordprocessingml/2006/main" xmlns:w14="http://schemas.microsoft.com/office/word/2010/wordml" xmlns:w15="http://schemas.microsoft.com/office/word/2012/wordml" xmlns:w16cex="http://schemas.microsoft.com/office/word/2018/wordml/cex" xmlns:w16cid="http://schemas.microsoft.com/office/word/2016/wordml/cid" xmlns:w16="http://schemas.microsoft.com/office/word/2018/wordml" xmlns:w16du="http://schemas.microsoft.com/office/word/2023/wordml/word16du" xmlns:w16sdtdh="http://schemas.microsoft.com/office/word/2020/wordml/sdtdatahash" xmlns:w16sdtfl="http://schemas.microsoft.com/office/word/2024/wordml/sdtformatlock" xmlns:w16se="http://schemas.microsoft.com/office/word/2015/wordml/symex" xmlns:wpg="http://schemas.microsoft.com/office/word/2010/wordprocessingGroup" xmlns:wpi="http://schemas.microsoft.com/office/word/2010/wordprocessingInk" xmlns:wne="http://schemas.microsoft.com/office/word/2006/wordml" xmlns:wps="http://schemas.microsoft.com/office/word/2010/wordprocessingShape" mc:Ignorable="w14 w15 w16se w16cid w16 w16cex w16sdtdh w16sdtfl w16du wp14">
   <w:endnote w:type="separator" w:id="-1">
     <w:p>
       <w:pPr>
@@ -3296,7 +4788,7 @@
 </file>
 
 <file path=word/footer1.xml><?xml version="1.0" encoding="utf-8"?>
-<w:ftr xmlns:wpc="http://schemas.microsoft.com/office/word/2010/wordprocessingCanvas" xmlns:cx="http://schemas.microsoft.com/office/drawing/2014/chartex" xmlns:cx1="http://schemas.microsoft.com/office/drawing/2015/9/8/chartex" xmlns:cx2="http://schemas.microsoft.com/office/drawing/2015/10/21/chartex" xmlns:cx3="http://schemas.microsoft.com/office/drawing/2016/5/9/chartex" xmlns:cx4="http://schemas.microsoft.com/office/drawing/2016/5/10/chartex" xmlns:cx5="http://schemas.microsoft.com/office/drawing/2016/5/11/chartex" xmlns:cx6="http://schemas.microsoft.com/office/drawing/2016/5/12/chartex" xmlns:cx7="http://schemas.microsoft.com/office/drawing/2016/5/13/chartex" xmlns:cx8="http://schemas.microsoft.com/office/drawing/2016/5/14/chartex" xmlns:mc="http://schemas.openxmlformats.org/markup-compatibility/2006" xmlns:aink="http://schemas.microsoft.com/office/drawing/2016/ink" xmlns:am3d="http://schemas.microsoft.com/office/drawing/2017/model3d" xmlns:o="urn:schemas-microsoft-com:office:office" xmlns:oel="http://schemas.microsoft.com/office/2019/extlst" xmlns:r="http://schemas.openxmlformats.org/officeDocument/2006/relationships" xmlns:m="http://schemas.openxmlformats.org/officeDocument/2006/math" xmlns:v="urn:schemas-microsoft-com:vml" xmlns:wp14="http://schemas.microsoft.com/office/word/2010/wordprocessingDrawing" xmlns:wp="http://schemas.openxmlformats.org/drawingml/2006/wordprocessingDrawing" xmlns:w10="urn:schemas-microsoft-com:office:word" xmlns:w="http://schemas.openxmlformats.org/wordprocessingml/2006/main" xmlns:w14="http://schemas.microsoft.com/office/word/2010/wordml" xmlns:w15="http://schemas.microsoft.com/office/word/2012/wordml" xmlns:w16cex="http://schemas.microsoft.com/office/word/2018/wordml/cex" xmlns:w16cid="http://schemas.microsoft.com/office/word/2016/wordml/cid" xmlns:w16="http://schemas.microsoft.com/office/word/2018/wordml" xmlns:w16du="http://schemas.microsoft.com/office/word/2023/wordml/word16du" xmlns:w16sdtdh="http://schemas.microsoft.com/office/word/2020/wordml/sdtdatahash" xmlns:w16se="http://schemas.microsoft.com/office/word/2015/wordml/symex" xmlns:wpg="http://schemas.microsoft.com/office/word/2010/wordprocessingGroup" xmlns:wpi="http://schemas.microsoft.com/office/word/2010/wordprocessingInk" xmlns:wne="http://schemas.microsoft.com/office/word/2006/wordml" xmlns:wps="http://schemas.microsoft.com/office/word/2010/wordprocessingShape" mc:Ignorable="w14 w15 w16se w16cid w16 w16cex w16sdtdh w16du wp14">
+<w:ftr xmlns:wpc="http://schemas.microsoft.com/office/word/2010/wordprocessingCanvas" xmlns:cx="http://schemas.microsoft.com/office/drawing/2014/chartex" xmlns:cx1="http://schemas.microsoft.com/office/drawing/2015/9/8/chartex" xmlns:cx2="http://schemas.microsoft.com/office/drawing/2015/10/21/chartex" xmlns:cx3="http://schemas.microsoft.com/office/drawing/2016/5/9/chartex" xmlns:cx4="http://schemas.microsoft.com/office/drawing/2016/5/10/chartex" xmlns:cx5="http://schemas.microsoft.com/office/drawing/2016/5/11/chartex" xmlns:cx6="http://schemas.microsoft.com/office/drawing/2016/5/12/chartex" xmlns:cx7="http://schemas.microsoft.com/office/drawing/2016/5/13/chartex" xmlns:cx8="http://schemas.microsoft.com/office/drawing/2016/5/14/chartex" xmlns:mc="http://schemas.openxmlformats.org/markup-compatibility/2006" xmlns:aink="http://schemas.microsoft.com/office/drawing/2016/ink" xmlns:am3d="http://schemas.microsoft.com/office/drawing/2017/model3d" xmlns:o="urn:schemas-microsoft-com:office:office" xmlns:oel="http://schemas.microsoft.com/office/2019/extlst" xmlns:r="http://schemas.openxmlformats.org/officeDocument/2006/relationships" xmlns:m="http://schemas.openxmlformats.org/officeDocument/2006/math" xmlns:v="urn:schemas-microsoft-com:vml" xmlns:wp14="http://schemas.microsoft.com/office/word/2010/wordprocessingDrawing" xmlns:wp="http://schemas.openxmlformats.org/drawingml/2006/wordprocessingDrawing" xmlns:w10="urn:schemas-microsoft-com:office:word" xmlns:w="http://schemas.openxmlformats.org/wordprocessingml/2006/main" xmlns:w14="http://schemas.microsoft.com/office/word/2010/wordml" xmlns:w15="http://schemas.microsoft.com/office/word/2012/wordml" xmlns:w16cex="http://schemas.microsoft.com/office/word/2018/wordml/cex" xmlns:w16cid="http://schemas.microsoft.com/office/word/2016/wordml/cid" xmlns:w16="http://schemas.microsoft.com/office/word/2018/wordml" xmlns:w16du="http://schemas.microsoft.com/office/word/2023/wordml/word16du" xmlns:w16sdtdh="http://schemas.microsoft.com/office/word/2020/wordml/sdtdatahash" xmlns:w16sdtfl="http://schemas.microsoft.com/office/word/2024/wordml/sdtformatlock" xmlns:w16se="http://schemas.microsoft.com/office/word/2015/wordml/symex" xmlns:wpg="http://schemas.microsoft.com/office/word/2010/wordprocessingGroup" xmlns:wpi="http://schemas.microsoft.com/office/word/2010/wordprocessingInk" xmlns:wne="http://schemas.microsoft.com/office/word/2006/wordml" xmlns:wps="http://schemas.microsoft.com/office/word/2010/wordprocessingShape" mc:Ignorable="w14 w15 w16se w16cid w16 w16cex w16sdtdh w16sdtfl w16du wp14">
   <w:sdt>
     <w:sdtPr>
       <w:id w:val="1622334441"/>
@@ -3338,7 +4830,7 @@
 </file>
 
 <file path=word/footnotes.xml><?xml version="1.0" encoding="utf-8"?>
-<w:footnotes xmlns:wpc="http://schemas.microsoft.com/office/word/2010/wordprocessingCanvas" xmlns:cx="http://schemas.microsoft.com/office/drawing/2014/chartex" xmlns:cx1="http://schemas.microsoft.com/office/drawing/2015/9/8/chartex" xmlns:cx2="http://schemas.microsoft.com/office/drawing/2015/10/21/chartex" xmlns:cx3="http://schemas.microsoft.com/office/drawing/2016/5/9/chartex" xmlns:cx4="http://schemas.microsoft.com/office/drawing/2016/5/10/chartex" xmlns:cx5="http://schemas.microsoft.com/office/drawing/2016/5/11/chartex" xmlns:cx6="http://schemas.microsoft.com/office/drawing/2016/5/12/chartex" xmlns:cx7="http://schemas.microsoft.com/office/drawing/2016/5/13/chartex" xmlns:cx8="http://schemas.microsoft.com/office/drawing/2016/5/14/chartex" xmlns:mc="http://schemas.openxmlformats.org/markup-compatibility/2006" xmlns:aink="http://schemas.microsoft.com/office/drawing/2016/ink" xmlns:am3d="http://schemas.microsoft.com/office/drawing/2017/model3d" xmlns:o="urn:schemas-microsoft-com:office:office" xmlns:oel="http://schemas.microsoft.com/office/2019/extlst" xmlns:r="http://schemas.openxmlformats.org/officeDocument/2006/relationships" xmlns:m="http://schemas.openxmlformats.org/officeDocument/2006/math" xmlns:v="urn:schemas-microsoft-com:vml" xmlns:wp14="http://schemas.microsoft.com/office/word/2010/wordprocessingDrawing" xmlns:wp="http://schemas.openxmlformats.org/drawingml/2006/wordprocessingDrawing" xmlns:w10="urn:schemas-microsoft-com:office:word" xmlns:w="http://schemas.openxmlformats.org/wordprocessingml/2006/main" xmlns:w14="http://schemas.microsoft.com/office/word/2010/wordml" xmlns:w15="http://schemas.microsoft.com/office/word/2012/wordml" xmlns:w16cex="http://schemas.microsoft.com/office/word/2018/wordml/cex" xmlns:w16cid="http://schemas.microsoft.com/office/word/2016/wordml/cid" xmlns:w16="http://schemas.microsoft.com/office/word/2018/wordml" xmlns:w16du="http://schemas.microsoft.com/office/word/2023/wordml/word16du" xmlns:w16sdtdh="http://schemas.microsoft.com/office/word/2020/wordml/sdtdatahash" xmlns:w16se="http://schemas.microsoft.com/office/word/2015/wordml/symex" xmlns:wpg="http://schemas.microsoft.com/office/word/2010/wordprocessingGroup" xmlns:wpi="http://schemas.microsoft.com/office/word/2010/wordprocessingInk" xmlns:wne="http://schemas.microsoft.com/office/word/2006/wordml" xmlns:wps="http://schemas.microsoft.com/office/word/2010/wordprocessingShape" mc:Ignorable="w14 w15 w16se w16cid w16 w16cex w16sdtdh w16du wp14">
+<w:footnotes xmlns:wpc="http://schemas.microsoft.com/office/word/2010/wordprocessingCanvas" xmlns:cx="http://schemas.microsoft.com/office/drawing/2014/chartex" xmlns:cx1="http://schemas.microsoft.com/office/drawing/2015/9/8/chartex" xmlns:cx2="http://schemas.microsoft.com/office/drawing/2015/10/21/chartex" xmlns:cx3="http://schemas.microsoft.com/office/drawing/2016/5/9/chartex" xmlns:cx4="http://schemas.microsoft.com/office/drawing/2016/5/10/chartex" xmlns:cx5="http://schemas.microsoft.com/office/drawing/2016/5/11/chartex" xmlns:cx6="http://schemas.microsoft.com/office/drawing/2016/5/12/chartex" xmlns:cx7="http://schemas.microsoft.com/office/drawing/2016/5/13/chartex" xmlns:cx8="http://schemas.microsoft.com/office/drawing/2016/5/14/chartex" xmlns:mc="http://schemas.openxmlformats.org/markup-compatibility/2006" xmlns:aink="http://schemas.microsoft.com/office/drawing/2016/ink" xmlns:am3d="http://schemas.microsoft.com/office/drawing/2017/model3d" xmlns:o="urn:schemas-microsoft-com:office:office" xmlns:oel="http://schemas.microsoft.com/office/2019/extlst" xmlns:r="http://schemas.openxmlformats.org/officeDocument/2006/relationships" xmlns:m="http://schemas.openxmlformats.org/officeDocument/2006/math" xmlns:v="urn:schemas-microsoft-com:vml" xmlns:wp14="http://schemas.microsoft.com/office/word/2010/wordprocessingDrawing" xmlns:wp="http://schemas.openxmlformats.org/drawingml/2006/wordprocessingDrawing" xmlns:w10="urn:schemas-microsoft-com:office:word" xmlns:w="http://schemas.openxmlformats.org/wordprocessingml/2006/main" xmlns:w14="http://schemas.microsoft.com/office/word/2010/wordml" xmlns:w15="http://schemas.microsoft.com/office/word/2012/wordml" xmlns:w16cex="http://schemas.microsoft.com/office/word/2018/wordml/cex" xmlns:w16cid="http://schemas.microsoft.com/office/word/2016/wordml/cid" xmlns:w16="http://schemas.microsoft.com/office/word/2018/wordml" xmlns:w16du="http://schemas.microsoft.com/office/word/2023/wordml/word16du" xmlns:w16sdtdh="http://schemas.microsoft.com/office/word/2020/wordml/sdtdatahash" xmlns:w16sdtfl="http://schemas.microsoft.com/office/word/2024/wordml/sdtformatlock" xmlns:w16se="http://schemas.microsoft.com/office/word/2015/wordml/symex" xmlns:wpg="http://schemas.microsoft.com/office/word/2010/wordprocessingGroup" xmlns:wpi="http://schemas.microsoft.com/office/word/2010/wordprocessingInk" xmlns:wne="http://schemas.microsoft.com/office/word/2006/wordml" xmlns:wps="http://schemas.microsoft.com/office/word/2010/wordprocessingShape" mc:Ignorable="w14 w15 w16se w16cid w16 w16cex w16sdtdh w16sdtfl w16du wp14">
   <w:footnote w:type="separator" w:id="-1">
     <w:p>
       <w:pPr>
@@ -3363,7 +4855,7 @@
 </file>
 
 <file path=word/numbering.xml><?xml version="1.0" encoding="utf-8"?>
-<w:numbering xmlns:wpc="http://schemas.microsoft.com/office/word/2010/wordprocessingCanvas" xmlns:cx="http://schemas.microsoft.com/office/drawing/2014/chartex" xmlns:cx1="http://schemas.microsoft.com/office/drawing/2015/9/8/chartex" xmlns:cx2="http://schemas.microsoft.com/office/drawing/2015/10/21/chartex" xmlns:cx3="http://schemas.microsoft.com/office/drawing/2016/5/9/chartex" xmlns:cx4="http://schemas.microsoft.com/office/drawing/2016/5/10/chartex" xmlns:cx5="http://schemas.microsoft.com/office/drawing/2016/5/11/chartex" xmlns:cx6="http://schemas.microsoft.com/office/drawing/2016/5/12/chartex" xmlns:cx7="http://schemas.microsoft.com/office/drawing/2016/5/13/chartex" xmlns:cx8="http://schemas.microsoft.com/office/drawing/2016/5/14/chartex" xmlns:mc="http://schemas.openxmlformats.org/markup-compatibility/2006" xmlns:aink="http://schemas.microsoft.com/office/drawing/2016/ink" xmlns:am3d="http://schemas.microsoft.com/office/drawing/2017/model3d" xmlns:o="urn:schemas-microsoft-com:office:office" xmlns:oel="http://schemas.microsoft.com/office/2019/extlst" xmlns:r="http://schemas.openxmlformats.org/officeDocument/2006/relationships" xmlns:m="http://schemas.openxmlformats.org/officeDocument/2006/math" xmlns:v="urn:schemas-microsoft-com:vml" xmlns:wp14="http://schemas.microsoft.com/office/word/2010/wordprocessingDrawing" xmlns:wp="http://schemas.openxmlformats.org/drawingml/2006/wordprocessingDrawing" xmlns:w10="urn:schemas-microsoft-com:office:word" xmlns:w="http://schemas.openxmlformats.org/wordprocessingml/2006/main" xmlns:w14="http://schemas.microsoft.com/office/word/2010/wordml" xmlns:w15="http://schemas.microsoft.com/office/word/2012/wordml" xmlns:w16cex="http://schemas.microsoft.com/office/word/2018/wordml/cex" xmlns:w16cid="http://schemas.microsoft.com/office/word/2016/wordml/cid" xmlns:w16="http://schemas.microsoft.com/office/word/2018/wordml" xmlns:w16du="http://schemas.microsoft.com/office/word/2023/wordml/word16du" xmlns:w16sdtdh="http://schemas.microsoft.com/office/word/2020/wordml/sdtdatahash" xmlns:w16se="http://schemas.microsoft.com/office/word/2015/wordml/symex" xmlns:wpg="http://schemas.microsoft.com/office/word/2010/wordprocessingGroup" xmlns:wpi="http://schemas.microsoft.com/office/word/2010/wordprocessingInk" xmlns:wne="http://schemas.microsoft.com/office/word/2006/wordml" xmlns:wps="http://schemas.microsoft.com/office/word/2010/wordprocessingShape" mc:Ignorable="w14 w15 w16se w16cid w16 w16cex w16sdtdh w16du wp14">
+<w:numbering xmlns:wpc="http://schemas.microsoft.com/office/word/2010/wordprocessingCanvas" xmlns:cx="http://schemas.microsoft.com/office/drawing/2014/chartex" xmlns:cx1="http://schemas.microsoft.com/office/drawing/2015/9/8/chartex" xmlns:cx2="http://schemas.microsoft.com/office/drawing/2015/10/21/chartex" xmlns:cx3="http://schemas.microsoft.com/office/drawing/2016/5/9/chartex" xmlns:cx4="http://schemas.microsoft.com/office/drawing/2016/5/10/chartex" xmlns:cx5="http://schemas.microsoft.com/office/drawing/2016/5/11/chartex" xmlns:cx6="http://schemas.microsoft.com/office/drawing/2016/5/12/chartex" xmlns:cx7="http://schemas.microsoft.com/office/drawing/2016/5/13/chartex" xmlns:cx8="http://schemas.microsoft.com/office/drawing/2016/5/14/chartex" xmlns:mc="http://schemas.openxmlformats.org/markup-compatibility/2006" xmlns:aink="http://schemas.microsoft.com/office/drawing/2016/ink" xmlns:am3d="http://schemas.microsoft.com/office/drawing/2017/model3d" xmlns:o="urn:schemas-microsoft-com:office:office" xmlns:oel="http://schemas.microsoft.com/office/2019/extlst" xmlns:r="http://schemas.openxmlformats.org/officeDocument/2006/relationships" xmlns:m="http://schemas.openxmlformats.org/officeDocument/2006/math" xmlns:v="urn:schemas-microsoft-com:vml" xmlns:wp14="http://schemas.microsoft.com/office/word/2010/wordprocessingDrawing" xmlns:wp="http://schemas.openxmlformats.org/drawingml/2006/wordprocessingDrawing" xmlns:w10="urn:schemas-microsoft-com:office:word" xmlns:w="http://schemas.openxmlformats.org/wordprocessingml/2006/main" xmlns:w14="http://schemas.microsoft.com/office/word/2010/wordml" xmlns:w15="http://schemas.microsoft.com/office/word/2012/wordml" xmlns:w16cex="http://schemas.microsoft.com/office/word/2018/wordml/cex" xmlns:w16cid="http://schemas.microsoft.com/office/word/2016/wordml/cid" xmlns:w16="http://schemas.microsoft.com/office/word/2018/wordml" xmlns:w16du="http://schemas.microsoft.com/office/word/2023/wordml/word16du" xmlns:w16sdtdh="http://schemas.microsoft.com/office/word/2020/wordml/sdtdatahash" xmlns:w16sdtfl="http://schemas.microsoft.com/office/word/2024/wordml/sdtformatlock" xmlns:w16se="http://schemas.microsoft.com/office/word/2015/wordml/symex" xmlns:wpg="http://schemas.microsoft.com/office/word/2010/wordprocessingGroup" xmlns:wpi="http://schemas.microsoft.com/office/word/2010/wordprocessingInk" xmlns:wne="http://schemas.microsoft.com/office/word/2006/wordml" xmlns:wps="http://schemas.microsoft.com/office/word/2010/wordprocessingShape" mc:Ignorable="w14 w15 w16se w16cid w16 w16cex w16sdtdh w16sdtfl w16du wp14">
   <w:abstractNum w:abstractNumId="0" w15:restartNumberingAfterBreak="0">
     <w:nsid w:val="0D360BA6"/>
     <w:multiLevelType w:val="hybridMultilevel"/>
@@ -6092,7 +7584,7 @@
 </file>
 
 <file path=word/styles.xml><?xml version="1.0" encoding="utf-8"?>
-<w:styles xmlns:mc="http://schemas.openxmlformats.org/markup-compatibility/2006" xmlns:r="http://schemas.openxmlformats.org/officeDocument/2006/relationships" xmlns:w="http://schemas.openxmlformats.org/wordprocessingml/2006/main" xmlns:w14="http://schemas.microsoft.com/office/word/2010/wordml" xmlns:w15="http://schemas.microsoft.com/office/word/2012/wordml" xmlns:w16cex="http://schemas.microsoft.com/office/word/2018/wordml/cex" xmlns:w16cid="http://schemas.microsoft.com/office/word/2016/wordml/cid" xmlns:w16="http://schemas.microsoft.com/office/word/2018/wordml" xmlns:w16du="http://schemas.microsoft.com/office/word/2023/wordml/word16du" xmlns:w16sdtdh="http://schemas.microsoft.com/office/word/2020/wordml/sdtdatahash" xmlns:w16se="http://schemas.microsoft.com/office/word/2015/wordml/symex" mc:Ignorable="w14 w15 w16se w16cid w16 w16cex w16sdtdh w16du">
+<w:styles xmlns:mc="http://schemas.openxmlformats.org/markup-compatibility/2006" xmlns:r="http://schemas.openxmlformats.org/officeDocument/2006/relationships" xmlns:w="http://schemas.openxmlformats.org/wordprocessingml/2006/main" xmlns:w14="http://schemas.microsoft.com/office/word/2010/wordml" xmlns:w15="http://schemas.microsoft.com/office/word/2012/wordml" xmlns:w16cex="http://schemas.microsoft.com/office/word/2018/wordml/cex" xmlns:w16cid="http://schemas.microsoft.com/office/word/2016/wordml/cid" xmlns:w16="http://schemas.microsoft.com/office/word/2018/wordml" xmlns:w16du="http://schemas.microsoft.com/office/word/2023/wordml/word16du" xmlns:w16sdtdh="http://schemas.microsoft.com/office/word/2020/wordml/sdtdatahash" xmlns:w16sdtfl="http://schemas.microsoft.com/office/word/2024/wordml/sdtformatlock" xmlns:w16se="http://schemas.microsoft.com/office/word/2015/wordml/symex" mc:Ignorable="w14 w15 w16se w16cid w16 w16cex w16sdtdh w16sdtfl w16du">
   <w:docDefaults>
     <w:rPrDefault>
       <w:rPr>
@@ -6692,7 +8184,6 @@
   <w:style w:type="character" w:default="1" w:styleId="Policepardfaut">
     <w:name w:val="Default Paragraph Font"/>
     <w:uiPriority w:val="1"/>
-    <w:semiHidden/>
     <w:unhideWhenUsed/>
   </w:style>
   <w:style w:type="table" w:default="1" w:styleId="TableauNormal">
@@ -7217,7 +8708,7 @@
 </file>
 
 <file path=word/glossary/document.xml><?xml version="1.0" encoding="utf-8"?>
-<w:glossaryDocument xmlns:wpc="http://schemas.microsoft.com/office/word/2010/wordprocessingCanvas" xmlns:cx="http://schemas.microsoft.com/office/drawing/2014/chartex" xmlns:cx1="http://schemas.microsoft.com/office/drawing/2015/9/8/chartex" xmlns:cx2="http://schemas.microsoft.com/office/drawing/2015/10/21/chartex" xmlns:cx3="http://schemas.microsoft.com/office/drawing/2016/5/9/chartex" xmlns:cx4="http://schemas.microsoft.com/office/drawing/2016/5/10/chartex" xmlns:cx5="http://schemas.microsoft.com/office/drawing/2016/5/11/chartex" xmlns:cx6="http://schemas.microsoft.com/office/drawing/2016/5/12/chartex" xmlns:cx7="http://schemas.microsoft.com/office/drawing/2016/5/13/chartex" xmlns:cx8="http://schemas.microsoft.com/office/drawing/2016/5/14/chartex" xmlns:mc="http://schemas.openxmlformats.org/markup-compatibility/2006" xmlns:aink="http://schemas.microsoft.com/office/drawing/2016/ink" xmlns:am3d="http://schemas.microsoft.com/office/drawing/2017/model3d" xmlns:o="urn:schemas-microsoft-com:office:office" xmlns:oel="http://schemas.microsoft.com/office/2019/extlst" xmlns:r="http://schemas.openxmlformats.org/officeDocument/2006/relationships" xmlns:m="http://schemas.openxmlformats.org/officeDocument/2006/math" xmlns:v="urn:schemas-microsoft-com:vml" xmlns:wp14="http://schemas.microsoft.com/office/word/2010/wordprocessingDrawing" xmlns:wp="http://schemas.openxmlformats.org/drawingml/2006/wordprocessingDrawing" xmlns:w10="urn:schemas-microsoft-com:office:word" xmlns:w="http://schemas.openxmlformats.org/wordprocessingml/2006/main" xmlns:w14="http://schemas.microsoft.com/office/word/2010/wordml" xmlns:w15="http://schemas.microsoft.com/office/word/2012/wordml" xmlns:w16cex="http://schemas.microsoft.com/office/word/2018/wordml/cex" xmlns:w16cid="http://schemas.microsoft.com/office/word/2016/wordml/cid" xmlns:w16="http://schemas.microsoft.com/office/word/2018/wordml" xmlns:w16du="http://schemas.microsoft.com/office/word/2023/wordml/word16du" xmlns:w16sdtdh="http://schemas.microsoft.com/office/word/2020/wordml/sdtdatahash" xmlns:w16se="http://schemas.microsoft.com/office/word/2015/wordml/symex" xmlns:wpg="http://schemas.microsoft.com/office/word/2010/wordprocessingGroup" xmlns:wpi="http://schemas.microsoft.com/office/word/2010/wordprocessingInk" xmlns:wne="http://schemas.microsoft.com/office/word/2006/wordml" xmlns:wps="http://schemas.microsoft.com/office/word/2010/wordprocessingShape" mc:Ignorable="w14 w15 w16se w16cid w16 w16cex w16sdtdh w16du wp14">
+<w:glossaryDocument xmlns:wpc="http://schemas.microsoft.com/office/word/2010/wordprocessingCanvas" xmlns:cx="http://schemas.microsoft.com/office/drawing/2014/chartex" xmlns:cx1="http://schemas.microsoft.com/office/drawing/2015/9/8/chartex" xmlns:cx2="http://schemas.microsoft.com/office/drawing/2015/10/21/chartex" xmlns:cx3="http://schemas.microsoft.com/office/drawing/2016/5/9/chartex" xmlns:cx4="http://schemas.microsoft.com/office/drawing/2016/5/10/chartex" xmlns:cx5="http://schemas.microsoft.com/office/drawing/2016/5/11/chartex" xmlns:cx6="http://schemas.microsoft.com/office/drawing/2016/5/12/chartex" xmlns:cx7="http://schemas.microsoft.com/office/drawing/2016/5/13/chartex" xmlns:cx8="http://schemas.microsoft.com/office/drawing/2016/5/14/chartex" xmlns:mc="http://schemas.openxmlformats.org/markup-compatibility/2006" xmlns:aink="http://schemas.microsoft.com/office/drawing/2016/ink" xmlns:am3d="http://schemas.microsoft.com/office/drawing/2017/model3d" xmlns:o="urn:schemas-microsoft-com:office:office" xmlns:oel="http://schemas.microsoft.com/office/2019/extlst" xmlns:r="http://schemas.openxmlformats.org/officeDocument/2006/relationships" xmlns:m="http://schemas.openxmlformats.org/officeDocument/2006/math" xmlns:v="urn:schemas-microsoft-com:vml" xmlns:wp14="http://schemas.microsoft.com/office/word/2010/wordprocessingDrawing" xmlns:wp="http://schemas.openxmlformats.org/drawingml/2006/wordprocessingDrawing" xmlns:w10="urn:schemas-microsoft-com:office:word" xmlns:w="http://schemas.openxmlformats.org/wordprocessingml/2006/main" xmlns:w14="http://schemas.microsoft.com/office/word/2010/wordml" xmlns:w15="http://schemas.microsoft.com/office/word/2012/wordml" xmlns:w16cex="http://schemas.microsoft.com/office/word/2018/wordml/cex" xmlns:w16cid="http://schemas.microsoft.com/office/word/2016/wordml/cid" xmlns:w16="http://schemas.microsoft.com/office/word/2018/wordml" xmlns:w16du="http://schemas.microsoft.com/office/word/2023/wordml/word16du" xmlns:w16sdtdh="http://schemas.microsoft.com/office/word/2020/wordml/sdtdatahash" xmlns:w16sdtfl="http://schemas.microsoft.com/office/word/2024/wordml/sdtformatlock" xmlns:w16se="http://schemas.microsoft.com/office/word/2015/wordml/symex" xmlns:wpg="http://schemas.microsoft.com/office/word/2010/wordprocessingGroup" xmlns:wpi="http://schemas.microsoft.com/office/word/2010/wordprocessingInk" xmlns:wne="http://schemas.microsoft.com/office/word/2006/wordml" xmlns:wps="http://schemas.microsoft.com/office/word/2010/wordprocessingShape" mc:Ignorable="w14 w15 w16se w16cid w16 w16cex w16sdtdh w16sdtfl w16du wp14">
   <w:docParts>
     <w:docPart>
       <w:docPartPr>
@@ -7345,7 +8836,7 @@
 </file>
 
 <file path=word/glossary/fontTable.xml><?xml version="1.0" encoding="utf-8"?>
-<w:fonts xmlns:mc="http://schemas.openxmlformats.org/markup-compatibility/2006" xmlns:r="http://schemas.openxmlformats.org/officeDocument/2006/relationships" xmlns:w="http://schemas.openxmlformats.org/wordprocessingml/2006/main" xmlns:w14="http://schemas.microsoft.com/office/word/2010/wordml" xmlns:w15="http://schemas.microsoft.com/office/word/2012/wordml" xmlns:w16cex="http://schemas.microsoft.com/office/word/2018/wordml/cex" xmlns:w16cid="http://schemas.microsoft.com/office/word/2016/wordml/cid" xmlns:w16="http://schemas.microsoft.com/office/word/2018/wordml" xmlns:w16du="http://schemas.microsoft.com/office/word/2023/wordml/word16du" xmlns:w16sdtdh="http://schemas.microsoft.com/office/word/2020/wordml/sdtdatahash" xmlns:w16se="http://schemas.microsoft.com/office/word/2015/wordml/symex" mc:Ignorable="w14 w15 w16se w16cid w16 w16cex w16sdtdh w16du">
+<w:fonts xmlns:mc="http://schemas.openxmlformats.org/markup-compatibility/2006" xmlns:r="http://schemas.openxmlformats.org/officeDocument/2006/relationships" xmlns:w="http://schemas.openxmlformats.org/wordprocessingml/2006/main" xmlns:w14="http://schemas.microsoft.com/office/word/2010/wordml" xmlns:w15="http://schemas.microsoft.com/office/word/2012/wordml" xmlns:w16cex="http://schemas.microsoft.com/office/word/2018/wordml/cex" xmlns:w16cid="http://schemas.microsoft.com/office/word/2016/wordml/cid" xmlns:w16="http://schemas.microsoft.com/office/word/2018/wordml" xmlns:w16du="http://schemas.microsoft.com/office/word/2023/wordml/word16du" xmlns:w16sdtdh="http://schemas.microsoft.com/office/word/2020/wordml/sdtdatahash" xmlns:w16sdtfl="http://schemas.microsoft.com/office/word/2024/wordml/sdtformatlock" xmlns:w16se="http://schemas.microsoft.com/office/word/2015/wordml/symex" mc:Ignorable="w14 w15 w16se w16cid w16 w16cex w16sdtdh w16sdtfl w16du">
   <w:font w:name="Aptos">
     <w:charset w:val="00"/>
     <w:family w:val="swiss"/>
@@ -7390,7 +8881,7 @@
 </file>
 
 <file path=word/glossary/settings.xml><?xml version="1.0" encoding="utf-8"?>
-<w:settings xmlns:mc="http://schemas.openxmlformats.org/markup-compatibility/2006" xmlns:o="urn:schemas-microsoft-com:office:office" xmlns:r="http://schemas.openxmlformats.org/officeDocument/2006/relationships" xmlns:m="http://schemas.openxmlformats.org/officeDocument/2006/math" xmlns:v="urn:schemas-microsoft-com:vml" xmlns:w10="urn:schemas-microsoft-com:office:word" xmlns:w="http://schemas.openxmlformats.org/wordprocessingml/2006/main" xmlns:w14="http://schemas.microsoft.com/office/word/2010/wordml" xmlns:w15="http://schemas.microsoft.com/office/word/2012/wordml" xmlns:w16cex="http://schemas.microsoft.com/office/word/2018/wordml/cex" xmlns:w16cid="http://schemas.microsoft.com/office/word/2016/wordml/cid" xmlns:w16="http://schemas.microsoft.com/office/word/2018/wordml" xmlns:w16du="http://schemas.microsoft.com/office/word/2023/wordml/word16du" xmlns:w16sdtdh="http://schemas.microsoft.com/office/word/2020/wordml/sdtdatahash" xmlns:w16se="http://schemas.microsoft.com/office/word/2015/wordml/symex" xmlns:sl="http://schemas.openxmlformats.org/schemaLibrary/2006/main" mc:Ignorable="w14 w15 w16se w16cid w16 w16cex w16sdtdh w16du">
+<w:settings xmlns:mc="http://schemas.openxmlformats.org/markup-compatibility/2006" xmlns:o="urn:schemas-microsoft-com:office:office" xmlns:r="http://schemas.openxmlformats.org/officeDocument/2006/relationships" xmlns:m="http://schemas.openxmlformats.org/officeDocument/2006/math" xmlns:v="urn:schemas-microsoft-com:vml" xmlns:w10="urn:schemas-microsoft-com:office:word" xmlns:w="http://schemas.openxmlformats.org/wordprocessingml/2006/main" xmlns:w14="http://schemas.microsoft.com/office/word/2010/wordml" xmlns:w15="http://schemas.microsoft.com/office/word/2012/wordml" xmlns:w16cex="http://schemas.microsoft.com/office/word/2018/wordml/cex" xmlns:w16cid="http://schemas.microsoft.com/office/word/2016/wordml/cid" xmlns:w16="http://schemas.microsoft.com/office/word/2018/wordml" xmlns:w16du="http://schemas.microsoft.com/office/word/2023/wordml/word16du" xmlns:w16sdtdh="http://schemas.microsoft.com/office/word/2020/wordml/sdtdatahash" xmlns:w16sdtfl="http://schemas.microsoft.com/office/word/2024/wordml/sdtformatlock" xmlns:w16se="http://schemas.microsoft.com/office/word/2015/wordml/symex" xmlns:sl="http://schemas.openxmlformats.org/schemaLibrary/2006/main" mc:Ignorable="w14 w15 w16se w16cid w16 w16cex w16sdtdh w16sdtfl w16du">
   <w:view w:val="normal"/>
   <w:defaultTabStop w:val="708"/>
   <w:hyphenationZone w:val="425"/>
@@ -7413,7 +8904,9 @@
     <w:rsid w:val="00180CED"/>
     <w:rsid w:val="001F41DD"/>
     <w:rsid w:val="002030CA"/>
+    <w:rsid w:val="00235B1D"/>
     <w:rsid w:val="003B7B5A"/>
+    <w:rsid w:val="00467C6E"/>
     <w:rsid w:val="00535A86"/>
     <w:rsid w:val="007217F5"/>
     <w:rsid w:val="00757A89"/>
@@ -7421,6 +8914,7 @@
     <w:rsid w:val="00793A24"/>
     <w:rsid w:val="00807545"/>
     <w:rsid w:val="008B7CFE"/>
+    <w:rsid w:val="00970344"/>
     <w:rsid w:val="009874E3"/>
     <w:rsid w:val="00A2508A"/>
     <w:rsid w:val="00B019CE"/>
@@ -7429,6 +8923,7 @@
     <w:rsid w:val="00BF0B45"/>
     <w:rsid w:val="00C32169"/>
     <w:rsid w:val="00D07A74"/>
+    <w:rsid w:val="00D74A36"/>
     <w:rsid w:val="00D95E71"/>
     <w:rsid w:val="00EB0DEB"/>
     <w:rsid w:val="00EB251E"/>
@@ -7459,7 +8954,7 @@
 </file>
 
 <file path=word/glossary/styles.xml><?xml version="1.0" encoding="utf-8"?>
-<w:styles xmlns:mc="http://schemas.openxmlformats.org/markup-compatibility/2006" xmlns:r="http://schemas.openxmlformats.org/officeDocument/2006/relationships" xmlns:w="http://schemas.openxmlformats.org/wordprocessingml/2006/main" xmlns:w14="http://schemas.microsoft.com/office/word/2010/wordml" xmlns:w15="http://schemas.microsoft.com/office/word/2012/wordml" xmlns:w16cex="http://schemas.microsoft.com/office/word/2018/wordml/cex" xmlns:w16cid="http://schemas.microsoft.com/office/word/2016/wordml/cid" xmlns:w16="http://schemas.microsoft.com/office/word/2018/wordml" xmlns:w16du="http://schemas.microsoft.com/office/word/2023/wordml/word16du" xmlns:w16sdtdh="http://schemas.microsoft.com/office/word/2020/wordml/sdtdatahash" xmlns:w16se="http://schemas.microsoft.com/office/word/2015/wordml/symex" mc:Ignorable="w14 w15 w16se w16cid w16 w16cex w16sdtdh w16du">
+<w:styles xmlns:mc="http://schemas.openxmlformats.org/markup-compatibility/2006" xmlns:r="http://schemas.openxmlformats.org/officeDocument/2006/relationships" xmlns:w="http://schemas.openxmlformats.org/wordprocessingml/2006/main" xmlns:w14="http://schemas.microsoft.com/office/word/2010/wordml" xmlns:w15="http://schemas.microsoft.com/office/word/2012/wordml" xmlns:w16cex="http://schemas.microsoft.com/office/word/2018/wordml/cex" xmlns:w16cid="http://schemas.microsoft.com/office/word/2016/wordml/cid" xmlns:w16="http://schemas.microsoft.com/office/word/2018/wordml" xmlns:w16du="http://schemas.microsoft.com/office/word/2023/wordml/word16du" xmlns:w16sdtdh="http://schemas.microsoft.com/office/word/2020/wordml/sdtdatahash" xmlns:w16sdtfl="http://schemas.microsoft.com/office/word/2024/wordml/sdtformatlock" xmlns:w16se="http://schemas.microsoft.com/office/word/2015/wordml/symex" mc:Ignorable="w14 w15 w16se w16cid w16 w16cex w16sdtdh w16sdtfl w16du">
   <w:docDefaults>
     <w:rPrDefault>
       <w:rPr>
@@ -7906,7 +9401,7 @@
 </file>
 
 <file path=word/glossary/webSettings.xml><?xml version="1.0" encoding="utf-8"?>
-<w:webSettings xmlns:mc="http://schemas.openxmlformats.org/markup-compatibility/2006" xmlns:r="http://schemas.openxmlformats.org/officeDocument/2006/relationships" xmlns:w="http://schemas.openxmlformats.org/wordprocessingml/2006/main" xmlns:w14="http://schemas.microsoft.com/office/word/2010/wordml" xmlns:w15="http://schemas.microsoft.com/office/word/2012/wordml" xmlns:w16cex="http://schemas.microsoft.com/office/word/2018/wordml/cex" xmlns:w16cid="http://schemas.microsoft.com/office/word/2016/wordml/cid" xmlns:w16="http://schemas.microsoft.com/office/word/2018/wordml" xmlns:w16du="http://schemas.microsoft.com/office/word/2023/wordml/word16du" xmlns:w16sdtdh="http://schemas.microsoft.com/office/word/2020/wordml/sdtdatahash" xmlns:w16se="http://schemas.microsoft.com/office/word/2015/wordml/symex" mc:Ignorable="w14 w15 w16se w16cid w16 w16cex w16sdtdh w16du">
+<w:webSettings xmlns:mc="http://schemas.openxmlformats.org/markup-compatibility/2006" xmlns:r="http://schemas.openxmlformats.org/officeDocument/2006/relationships" xmlns:w="http://schemas.openxmlformats.org/wordprocessingml/2006/main" xmlns:w14="http://schemas.microsoft.com/office/word/2010/wordml" xmlns:w15="http://schemas.microsoft.com/office/word/2012/wordml" xmlns:w16cex="http://schemas.microsoft.com/office/word/2018/wordml/cex" xmlns:w16cid="http://schemas.microsoft.com/office/word/2016/wordml/cid" xmlns:w16="http://schemas.microsoft.com/office/word/2018/wordml" xmlns:w16du="http://schemas.microsoft.com/office/word/2023/wordml/word16du" xmlns:w16sdtdh="http://schemas.microsoft.com/office/word/2020/wordml/sdtdatahash" xmlns:w16sdtfl="http://schemas.microsoft.com/office/word/2024/wordml/sdtformatlock" xmlns:w16se="http://schemas.microsoft.com/office/word/2015/wordml/symex" mc:Ignorable="w14 w15 w16se w16cid w16 w16cex w16sdtdh w16sdtfl w16du">
   <w:optimizeForBrowser/>
   <w:allowPNG/>
 </w:webSettings>

--- a/Rapport.docx
+++ b/Rapport.docx
@@ -3659,13 +3659,7 @@
         <w:t>Pour</w:t>
       </w:r>
       <w:r>
-        <w:t xml:space="preserve"> i allant de 0 à nbCouche</w:t>
-      </w:r>
-      <w:r>
-        <w:t>-1</w:t>
-      </w:r>
-      <w:r>
-        <w:t xml:space="preserve"> </w:t>
+        <w:t xml:space="preserve"> i allant de 0 à nbCouche-1 </w:t>
       </w:r>
       <w:r>
         <w:rPr>
@@ -3950,10 +3944,7 @@
       </w:r>
       <w:proofErr w:type="spellEnd"/>
       <w:r>
-        <w:t>)&lt;-</w:t>
-      </w:r>
-      <w:r>
-        <w:t>INDEFINI</w:t>
+        <w:t>)&lt;-INDEFINI</w:t>
       </w:r>
       <w:r>
         <w:br/>
@@ -4047,10 +4038,377 @@
       <w:proofErr w:type="spellEnd"/>
     </w:p>
     <w:p>
-      <w:r>
+      <w:pPr>
+        <w:rPr>
+          <w:b/>
+          <w:bCs/>
+        </w:rPr>
+      </w:pPr>
+      <w:r>
+        <w:rPr>
+          <w:b/>
+          <w:bCs/>
+        </w:rPr>
+        <w:t xml:space="preserve">Procédure </w:t>
+      </w:r>
+      <w:proofErr w:type="spellStart"/>
+      <w:r>
+        <w:rPr>
+          <w:b/>
+          <w:bCs/>
+        </w:rPr>
+        <w:t>PropagationAvant</w:t>
+      </w:r>
+      <w:proofErr w:type="spellEnd"/>
+      <w:r>
+        <w:rPr>
+          <w:b/>
+          <w:bCs/>
+        </w:rPr>
+        <w:t>(</w:t>
+      </w:r>
+      <w:proofErr w:type="spellStart"/>
+      <w:r>
+        <w:rPr>
+          <w:b/>
+          <w:bCs/>
+        </w:rPr>
+        <w:t>reseau</w:t>
+      </w:r>
+      <w:proofErr w:type="spellEnd"/>
+      <w:r>
+        <w:rPr>
+          <w:b/>
+          <w:bCs/>
+        </w:rPr>
+        <w:t xml:space="preserve"> : Couche, </w:t>
+      </w:r>
+      <w:proofErr w:type="spellStart"/>
+      <w:r>
+        <w:rPr>
+          <w:b/>
+          <w:bCs/>
+        </w:rPr>
+        <w:t>listeEntrees</w:t>
+      </w:r>
+      <w:proofErr w:type="spellEnd"/>
+      <w:r>
+        <w:rPr>
+          <w:b/>
+          <w:bCs/>
+        </w:rPr>
+        <w:t>[] : Tableau d’entier)</w:t>
+      </w:r>
+      <w:r>
+        <w:rPr>
+          <w:b/>
+          <w:bCs/>
+        </w:rPr>
         <w:br/>
+        <w:t>Début</w:t>
+      </w:r>
+      <w:r>
+        <w:rPr>
+          <w:b/>
+          <w:bCs/>
+        </w:rPr>
+        <w:br/>
+      </w:r>
+      <w:r>
+        <w:t xml:space="preserve">    </w:t>
+      </w:r>
+      <w:proofErr w:type="spellStart"/>
+      <w:r>
+        <w:t>premiere_couche</w:t>
+      </w:r>
+      <w:proofErr w:type="spellEnd"/>
+      <w:r>
+        <w:t xml:space="preserve"> : Couche  &lt;- </w:t>
+      </w:r>
+      <w:proofErr w:type="spellStart"/>
+      <w:r>
+        <w:t>reseau</w:t>
+      </w:r>
+      <w:proofErr w:type="spellEnd"/>
+      <w:r>
+        <w:br/>
+        <w:t xml:space="preserve">    </w:t>
+      </w:r>
+      <w:proofErr w:type="spellStart"/>
+      <w:r>
+        <w:t>listeSortiesNeuronesPrev</w:t>
+      </w:r>
+      <w:proofErr w:type="spellEnd"/>
+      <w:r>
+        <w:t xml:space="preserve"> : Liste d’entiers &lt;- </w:t>
+      </w:r>
+      <w:proofErr w:type="spellStart"/>
+      <w:r>
+        <w:t>créerListeVide</w:t>
+      </w:r>
+      <w:proofErr w:type="spellEnd"/>
+      <w:r>
+        <w:t>()</w:t>
+      </w:r>
+      <w:r>
+        <w:br/>
+        <w:t xml:space="preserve">    OutCouche(premiere_couche,listeEntrees,listeSortiesNeureonesPrev)            </w:t>
+      </w:r>
+      <w:r>
+        <w:br/>
+        <w:t xml:space="preserve">    couche : Couche &lt;- </w:t>
+      </w:r>
+      <w:proofErr w:type="spellStart"/>
+      <w:r>
+        <w:t>succ</w:t>
+      </w:r>
+      <w:proofErr w:type="spellEnd"/>
+      <w:r>
+        <w:t>(</w:t>
+      </w:r>
+      <w:proofErr w:type="spellStart"/>
+      <w:r>
+        <w:t>premiere_couche</w:t>
+      </w:r>
+      <w:proofErr w:type="spellEnd"/>
+      <w:r>
+        <w:t xml:space="preserve">) </w:t>
+      </w:r>
+      <w:r>
+        <w:br/>
+        <w:t xml:space="preserve">    </w:t>
+      </w:r>
+      <w:r>
+        <w:rPr>
+          <w:b/>
+          <w:bCs/>
+        </w:rPr>
+        <w:t>Tant que</w:t>
+      </w:r>
+      <w:r>
+        <w:t xml:space="preserve">  </w:t>
+      </w:r>
+      <w:proofErr w:type="spellStart"/>
+      <w:r>
+        <w:t>NonVide</w:t>
+      </w:r>
+      <w:proofErr w:type="spellEnd"/>
+      <w:r>
+        <w:t xml:space="preserve">(couche) </w:t>
+      </w:r>
+      <w:r>
+        <w:rPr>
+          <w:b/>
+          <w:bCs/>
+        </w:rPr>
+        <w:t>faire</w:t>
+      </w:r>
+      <w:r>
+        <w:rPr>
+          <w:b/>
+          <w:bCs/>
+        </w:rPr>
+        <w:br/>
+      </w:r>
+      <w:r>
+        <w:t xml:space="preserve">        </w:t>
+      </w:r>
+      <w:proofErr w:type="spellStart"/>
+      <w:r>
+        <w:t>listeSortiesNeurones</w:t>
+      </w:r>
+      <w:proofErr w:type="spellEnd"/>
+      <w:r>
+        <w:t xml:space="preserve"> : Liste d’entiers &lt;- </w:t>
+      </w:r>
+      <w:proofErr w:type="spellStart"/>
+      <w:r>
+        <w:t>créerListeVide</w:t>
+      </w:r>
+      <w:proofErr w:type="spellEnd"/>
+      <w:r>
+        <w:t>()</w:t>
+      </w:r>
+      <w:r>
+        <w:br/>
+        <w:t xml:space="preserve">        </w:t>
+      </w:r>
+      <w:proofErr w:type="spellStart"/>
+      <w:r>
+        <w:t>OutCouche</w:t>
+      </w:r>
+      <w:proofErr w:type="spellEnd"/>
+      <w:r>
+        <w:t xml:space="preserve">(couche, </w:t>
+      </w:r>
+      <w:proofErr w:type="spellStart"/>
+      <w:r>
+        <w:t>listeSortiesNeureonesPrev</w:t>
+      </w:r>
+      <w:proofErr w:type="spellEnd"/>
+      <w:r>
+        <w:t xml:space="preserve"> ,</w:t>
+      </w:r>
+      <w:proofErr w:type="spellStart"/>
+      <w:r>
+        <w:t>listeSortiesNeureones</w:t>
+      </w:r>
+      <w:proofErr w:type="spellEnd"/>
+      <w:r>
+        <w:t>)</w:t>
+      </w:r>
+      <w:r>
+        <w:br/>
+        <w:t xml:space="preserve">        </w:t>
+      </w:r>
+      <w:proofErr w:type="spellStart"/>
+      <w:r>
+        <w:t>listeSortiesNeuronesPrev</w:t>
+      </w:r>
+      <w:proofErr w:type="spellEnd"/>
+      <w:r>
+        <w:t xml:space="preserve"> &lt;- </w:t>
+      </w:r>
+      <w:proofErr w:type="spellStart"/>
+      <w:r>
+        <w:t>listeSortiesNeurones</w:t>
+      </w:r>
+      <w:proofErr w:type="spellEnd"/>
+      <w:r>
+        <w:br/>
+        <w:t xml:space="preserve">        </w:t>
+      </w:r>
+      <w:r>
+        <w:rPr>
+          <w:b/>
+          <w:bCs/>
+        </w:rPr>
+        <w:t>Si</w:t>
+      </w:r>
+      <w:r>
+        <w:t xml:space="preserve"> </w:t>
+      </w:r>
+      <w:proofErr w:type="spellStart"/>
+      <w:r>
+        <w:t>estvide</w:t>
+      </w:r>
+      <w:proofErr w:type="spellEnd"/>
+      <w:r>
+        <w:t>(</w:t>
+      </w:r>
+      <w:proofErr w:type="spellStart"/>
+      <w:r>
+        <w:t>succ</w:t>
+      </w:r>
+      <w:proofErr w:type="spellEnd"/>
+      <w:r>
+        <w:t xml:space="preserve">(couche) </w:t>
+      </w:r>
+      <w:r>
+        <w:rPr>
+          <w:b/>
+          <w:bCs/>
+        </w:rPr>
+        <w:t>alors</w:t>
+      </w:r>
+      <w:r>
+        <w:t xml:space="preserve"> </w:t>
+      </w:r>
+      <w:r>
+        <w:br/>
+        <w:t xml:space="preserve">            </w:t>
+      </w:r>
+      <w:r>
+        <w:rPr>
+          <w:b/>
+          <w:bCs/>
+        </w:rPr>
+        <w:t>Pour</w:t>
+      </w:r>
+      <w:r>
+        <w:t xml:space="preserve"> i allant de 0 à </w:t>
+      </w:r>
+      <w:proofErr w:type="spellStart"/>
+      <w:r>
+        <w:t>nbNeurone</w:t>
+      </w:r>
+      <w:proofErr w:type="spellEnd"/>
+      <w:r>
+        <w:t xml:space="preserve">(couche) -1 </w:t>
+      </w:r>
+      <w:r>
+        <w:rPr>
+          <w:b/>
+          <w:bCs/>
+        </w:rPr>
+        <w:t>faire</w:t>
+      </w:r>
+      <w:r>
+        <w:br/>
+        <w:t xml:space="preserve">                Ecrire(Sortie du réseau « i+1 » : « </w:t>
+      </w:r>
+      <w:proofErr w:type="spellStart"/>
+      <w:r>
+        <w:t>listeSortiesNeurones</w:t>
+      </w:r>
+      <w:proofErr w:type="spellEnd"/>
+      <w:r>
+        <w:t>[i] »)</w:t>
+      </w:r>
+      <w:r>
+        <w:br/>
+        <w:t xml:space="preserve">            </w:t>
+      </w:r>
+      <w:r>
+        <w:rPr>
+          <w:b/>
+          <w:bCs/>
+        </w:rPr>
+        <w:t>Fin Pour</w:t>
+      </w:r>
+      <w:r>
+        <w:br/>
+        <w:t xml:space="preserve">        </w:t>
+      </w:r>
+      <w:r>
+        <w:rPr>
+          <w:b/>
+          <w:bCs/>
+        </w:rPr>
+        <w:t>Fin Si</w:t>
+      </w:r>
+      <w:r>
+        <w:br/>
+        <w:t xml:space="preserve">        Couche&lt;-</w:t>
+      </w:r>
+      <w:proofErr w:type="spellStart"/>
+      <w:r>
+        <w:t>succ</w:t>
+      </w:r>
+      <w:proofErr w:type="spellEnd"/>
+      <w:r>
+        <w:t>(couche)</w:t>
+      </w:r>
+      <w:r>
+        <w:br/>
+      </w:r>
+      <w:r>
+        <w:rPr>
+          <w:b/>
+          <w:bCs/>
+        </w:rPr>
+        <w:t>Fin Tant que</w:t>
+      </w:r>
+      <w:r>
+        <w:rPr>
+          <w:b/>
+          <w:bCs/>
+        </w:rPr>
+        <w:br/>
+        <w:t>Fin</w:t>
       </w:r>
     </w:p>
+    <w:p/>
     <w:p>
       <w:pPr>
         <w:pStyle w:val="Titre1"/>
@@ -4105,6 +4463,7 @@
         </w:numPr>
       </w:pPr>
       <w:r>
+        <w:lastRenderedPageBreak/>
         <w:t>Un poids de 1 pour chaque entrée</w:t>
       </w:r>
     </w:p>
@@ -4223,7 +4582,6 @@
     </w:p>
     <w:p>
       <w:r>
-        <w:lastRenderedPageBreak/>
         <w:t>Interprétation :</w:t>
       </w:r>
     </w:p>
@@ -4379,6 +4737,7 @@
       </w:pPr>
       <w:bookmarkStart w:id="16" w:name="_Toc183100811"/>
       <w:r>
+        <w:lastRenderedPageBreak/>
         <w:t xml:space="preserve">Réseau </w:t>
       </w:r>
       <w:proofErr w:type="spellStart"/>
@@ -4506,7 +4865,6 @@
     </w:p>
     <w:p>
       <w:r>
-        <w:lastRenderedPageBreak/>
         <w:t>Troisième couche :</w:t>
       </w:r>
     </w:p>
@@ -4522,8 +4880,63 @@
         <w:t>Seuil et unique neurone (OU) avec une liste de poids égale à [1,1] et un seuil fixé à 1</w:t>
       </w:r>
     </w:p>
+    <w:p/>
     <w:p>
       <w:r>
+        <w:t>Illustration :</w:t>
+      </w:r>
+      <w:r>
+        <w:br/>
+      </w:r>
+      <w:r>
+        <w:br/>
+      </w:r>
+      <w:r>
+        <w:drawing>
+          <wp:inline distT="0" distB="0" distL="0" distR="0" wp14:anchorId="2D702992" wp14:editId="39EC1A78">
+            <wp:extent cx="5760720" cy="2618105"/>
+            <wp:effectExtent l="0" t="0" r="0" b="0"/>
+            <wp:docPr id="396514559" name="Image 1" descr="Une image contenant croquis, dessin, Dessin au trait, diagramme&#10;&#10;Description générée automatiquement"/>
+            <wp:cNvGraphicFramePr>
+              <a:graphicFrameLocks xmlns:a="http://schemas.openxmlformats.org/drawingml/2006/main" noChangeAspect="1"/>
+            </wp:cNvGraphicFramePr>
+            <a:graphic xmlns:a="http://schemas.openxmlformats.org/drawingml/2006/main">
+              <a:graphicData uri="http://schemas.openxmlformats.org/drawingml/2006/picture">
+                <pic:pic xmlns:pic="http://schemas.openxmlformats.org/drawingml/2006/picture">
+                  <pic:nvPicPr>
+                    <pic:cNvPr id="396514559" name="Image 1" descr="Une image contenant croquis, dessin, Dessin au trait, diagramme&#10;&#10;Description générée automatiquement"/>
+                    <pic:cNvPicPr/>
+                  </pic:nvPicPr>
+                  <pic:blipFill>
+                    <a:blip r:embed="rId9"/>
+                    <a:stretch>
+                      <a:fillRect/>
+                    </a:stretch>
+                  </pic:blipFill>
+                  <pic:spPr>
+                    <a:xfrm>
+                      <a:off x="0" y="0"/>
+                      <a:ext cx="5760720" cy="2618105"/>
+                    </a:xfrm>
+                    <a:prstGeom prst="rect">
+                      <a:avLst/>
+                    </a:prstGeom>
+                  </pic:spPr>
+                </pic:pic>
+              </a:graphicData>
+            </a:graphic>
+          </wp:inline>
+        </w:drawing>
+      </w:r>
+    </w:p>
+    <w:p>
+      <w:r>
+        <w:br/>
+      </w:r>
+    </w:p>
+    <w:p>
+      <w:r>
+        <w:lastRenderedPageBreak/>
         <w:t>Interprétation :</w:t>
       </w:r>
     </w:p>
@@ -4694,7 +5107,6 @@
         <w:rPr>
           <w:noProof/>
         </w:rPr>
-        <w:lastRenderedPageBreak/>
         <w:drawing>
           <wp:anchor distT="0" distB="0" distL="114300" distR="114300" simplePos="0" relativeHeight="251658240" behindDoc="0" locked="0" layoutInCell="1" allowOverlap="1" wp14:anchorId="31615330" wp14:editId="3109C680">
             <wp:simplePos x="0" y="0"/>
@@ -4719,7 +5131,7 @@
                     <pic:cNvPicPr/>
                   </pic:nvPicPr>
                   <pic:blipFill>
-                    <a:blip r:embed="rId9">
+                    <a:blip r:embed="rId10">
                       <a:extLst>
                         <a:ext uri="{28A0092B-C50C-407E-A947-70E740481C1C}">
                           <a14:useLocalDpi xmlns:a14="http://schemas.microsoft.com/office/drawing/2010/main" val="0"/>
@@ -4750,7 +5162,7 @@
       </w:r>
     </w:p>
     <w:sectPr>
-      <w:footerReference w:type="default" r:id="rId10"/>
+      <w:footerReference w:type="default" r:id="rId11"/>
       <w:pgSz w:w="11906" w:h="16838"/>
       <w:pgMar w:top="1417" w:right="1417" w:bottom="1417" w:left="1417" w:header="708" w:footer="708" w:gutter="0"/>
       <w:pgNumType w:start="0"/>
@@ -8184,6 +8596,7 @@
   <w:style w:type="character" w:default="1" w:styleId="Policepardfaut">
     <w:name w:val="Default Paragraph Font"/>
     <w:uiPriority w:val="1"/>
+    <w:semiHidden/>
     <w:unhideWhenUsed/>
   </w:style>
   <w:style w:type="table" w:default="1" w:styleId="TableauNormal">
@@ -8900,19 +9313,23 @@
     <w:rsid w:val="00015491"/>
     <w:rsid w:val="0004796F"/>
     <w:rsid w:val="0006516D"/>
+    <w:rsid w:val="000E1C00"/>
     <w:rsid w:val="00120A07"/>
     <w:rsid w:val="00180CED"/>
     <w:rsid w:val="001F41DD"/>
     <w:rsid w:val="002030CA"/>
     <w:rsid w:val="00235B1D"/>
+    <w:rsid w:val="00303EA6"/>
     <w:rsid w:val="003B7B5A"/>
     <w:rsid w:val="00467C6E"/>
+    <w:rsid w:val="005174ED"/>
     <w:rsid w:val="00535A86"/>
     <w:rsid w:val="007217F5"/>
     <w:rsid w:val="00757A89"/>
     <w:rsid w:val="007632B8"/>
     <w:rsid w:val="00793A24"/>
     <w:rsid w:val="00807545"/>
+    <w:rsid w:val="00841657"/>
     <w:rsid w:val="008B7CFE"/>
     <w:rsid w:val="00970344"/>
     <w:rsid w:val="009874E3"/>

--- a/Rapport.docx
+++ b/Rapport.docx
@@ -357,12 +357,11 @@
           <w:r>
             <w:fldChar w:fldCharType="separate"/>
           </w:r>
-          <w:hyperlink w:anchor="_Toc183100795" w:history="1">
+          <w:hyperlink w:anchor="_Toc186990698" w:history="1">
             <w:r>
               <w:rPr>
                 <w:rStyle w:val="Lienhypertexte"/>
                 <w:noProof/>
-                <w:highlight w:val="lightGray"/>
               </w:rPr>
               <w:t>1.</w:t>
             </w:r>
@@ -400,7 +399,7 @@
                 <w:noProof/>
                 <w:webHidden/>
               </w:rPr>
-              <w:instrText xml:space="preserve"> PAGEREF _Toc183100795 \h </w:instrText>
+              <w:instrText xml:space="preserve"> PAGEREF _Toc186990698 \h </w:instrText>
             </w:r>
             <w:r>
               <w:rPr>
@@ -444,7 +443,7 @@
               <w:lang w:eastAsia="fr-FR"/>
             </w:rPr>
           </w:pPr>
-          <w:hyperlink w:anchor="_Toc183100796" w:history="1">
+          <w:hyperlink w:anchor="_Toc186990699" w:history="1">
             <w:r>
               <w:rPr>
                 <w:rStyle w:val="Lienhypertexte"/>
@@ -486,7 +485,7 @@
                 <w:noProof/>
                 <w:webHidden/>
               </w:rPr>
-              <w:instrText xml:space="preserve"> PAGEREF _Toc183100796 \h </w:instrText>
+              <w:instrText xml:space="preserve"> PAGEREF _Toc186990699 \h </w:instrText>
             </w:r>
             <w:r>
               <w:rPr>
@@ -530,7 +529,7 @@
               <w:lang w:eastAsia="fr-FR"/>
             </w:rPr>
           </w:pPr>
-          <w:hyperlink w:anchor="_Toc183100797" w:history="1">
+          <w:hyperlink w:anchor="_Toc186990700" w:history="1">
             <w:r>
               <w:rPr>
                 <w:rStyle w:val="Lienhypertexte"/>
@@ -572,7 +571,7 @@
                 <w:noProof/>
                 <w:webHidden/>
               </w:rPr>
-              <w:instrText xml:space="preserve"> PAGEREF _Toc183100797 \h </w:instrText>
+              <w:instrText xml:space="preserve"> PAGEREF _Toc186990700 \h </w:instrText>
             </w:r>
             <w:r>
               <w:rPr>
@@ -616,7 +615,7 @@
               <w:lang w:eastAsia="fr-FR"/>
             </w:rPr>
           </w:pPr>
-          <w:hyperlink w:anchor="_Toc183100798" w:history="1">
+          <w:hyperlink w:anchor="_Toc186990701" w:history="1">
             <w:r>
               <w:rPr>
                 <w:rStyle w:val="Lienhypertexte"/>
@@ -658,7 +657,7 @@
                 <w:noProof/>
                 <w:webHidden/>
               </w:rPr>
-              <w:instrText xml:space="preserve"> PAGEREF _Toc183100798 \h </w:instrText>
+              <w:instrText xml:space="preserve"> PAGEREF _Toc186990701 \h </w:instrText>
             </w:r>
             <w:r>
               <w:rPr>
@@ -702,7 +701,7 @@
               <w:lang w:eastAsia="fr-FR"/>
             </w:rPr>
           </w:pPr>
-          <w:hyperlink w:anchor="_Toc183100799" w:history="1">
+          <w:hyperlink w:anchor="_Toc186990702" w:history="1">
             <w:r>
               <w:rPr>
                 <w:rStyle w:val="Lienhypertexte"/>
@@ -744,7 +743,7 @@
                 <w:noProof/>
                 <w:webHidden/>
               </w:rPr>
-              <w:instrText xml:space="preserve"> PAGEREF _Toc183100799 \h </w:instrText>
+              <w:instrText xml:space="preserve"> PAGEREF _Toc186990702 \h </w:instrText>
             </w:r>
             <w:r>
               <w:rPr>
@@ -788,7 +787,7 @@
               <w:lang w:eastAsia="fr-FR"/>
             </w:rPr>
           </w:pPr>
-          <w:hyperlink w:anchor="_Toc183100800" w:history="1">
+          <w:hyperlink w:anchor="_Toc186990703" w:history="1">
             <w:r>
               <w:rPr>
                 <w:rStyle w:val="Lienhypertexte"/>
@@ -830,7 +829,7 @@
                 <w:noProof/>
                 <w:webHidden/>
               </w:rPr>
-              <w:instrText xml:space="preserve"> PAGEREF _Toc183100800 \h </w:instrText>
+              <w:instrText xml:space="preserve"> PAGEREF _Toc186990703 \h </w:instrText>
             </w:r>
             <w:r>
               <w:rPr>
@@ -874,7 +873,7 @@
               <w:lang w:eastAsia="fr-FR"/>
             </w:rPr>
           </w:pPr>
-          <w:hyperlink w:anchor="_Toc183100801" w:history="1">
+          <w:hyperlink w:anchor="_Toc186990704" w:history="1">
             <w:r>
               <w:rPr>
                 <w:rStyle w:val="Lienhypertexte"/>
@@ -916,7 +915,7 @@
                 <w:noProof/>
                 <w:webHidden/>
               </w:rPr>
-              <w:instrText xml:space="preserve"> PAGEREF _Toc183100801 \h </w:instrText>
+              <w:instrText xml:space="preserve"> PAGEREF _Toc186990704 \h </w:instrText>
             </w:r>
             <w:r>
               <w:rPr>
@@ -960,7 +959,7 @@
               <w:lang w:eastAsia="fr-FR"/>
             </w:rPr>
           </w:pPr>
-          <w:hyperlink w:anchor="_Toc183100802" w:history="1">
+          <w:hyperlink w:anchor="_Toc186990705" w:history="1">
             <w:r>
               <w:rPr>
                 <w:rStyle w:val="Lienhypertexte"/>
@@ -1002,7 +1001,7 @@
                 <w:noProof/>
                 <w:webHidden/>
               </w:rPr>
-              <w:instrText xml:space="preserve"> PAGEREF _Toc183100802 \h </w:instrText>
+              <w:instrText xml:space="preserve"> PAGEREF _Toc186990705 \h </w:instrText>
             </w:r>
             <w:r>
               <w:rPr>
@@ -1046,7 +1045,7 @@
               <w:lang w:eastAsia="fr-FR"/>
             </w:rPr>
           </w:pPr>
-          <w:hyperlink w:anchor="_Toc183100803" w:history="1">
+          <w:hyperlink w:anchor="_Toc186990706" w:history="1">
             <w:r>
               <w:rPr>
                 <w:rStyle w:val="Lienhypertexte"/>
@@ -1088,7 +1087,7 @@
                 <w:noProof/>
                 <w:webHidden/>
               </w:rPr>
-              <w:instrText xml:space="preserve"> PAGEREF _Toc183100803 \h </w:instrText>
+              <w:instrText xml:space="preserve"> PAGEREF _Toc186990706 \h </w:instrText>
             </w:r>
             <w:r>
               <w:rPr>
@@ -1132,7 +1131,7 @@
               <w:lang w:eastAsia="fr-FR"/>
             </w:rPr>
           </w:pPr>
-          <w:hyperlink w:anchor="_Toc183100804" w:history="1">
+          <w:hyperlink w:anchor="_Toc186990707" w:history="1">
             <w:r>
               <w:rPr>
                 <w:rStyle w:val="Lienhypertexte"/>
@@ -1174,7 +1173,7 @@
                 <w:noProof/>
                 <w:webHidden/>
               </w:rPr>
-              <w:instrText xml:space="preserve"> PAGEREF _Toc183100804 \h </w:instrText>
+              <w:instrText xml:space="preserve"> PAGEREF _Toc186990707 \h </w:instrText>
             </w:r>
             <w:r>
               <w:rPr>
@@ -1194,7 +1193,7 @@
                 <w:noProof/>
                 <w:webHidden/>
               </w:rPr>
-              <w:t>4</w:t>
+              <w:t>5</w:t>
             </w:r>
             <w:r>
               <w:rPr>
@@ -1218,7 +1217,7 @@
               <w:lang w:eastAsia="fr-FR"/>
             </w:rPr>
           </w:pPr>
-          <w:hyperlink w:anchor="_Toc183100805" w:history="1">
+          <w:hyperlink w:anchor="_Toc186990708" w:history="1">
             <w:r>
               <w:rPr>
                 <w:rStyle w:val="Lienhypertexte"/>
@@ -1260,7 +1259,7 @@
                 <w:noProof/>
                 <w:webHidden/>
               </w:rPr>
-              <w:instrText xml:space="preserve"> PAGEREF _Toc183100805 \h </w:instrText>
+              <w:instrText xml:space="preserve"> PAGEREF _Toc186990708 \h </w:instrText>
             </w:r>
             <w:r>
               <w:rPr>
@@ -1280,7 +1279,7 @@
                 <w:noProof/>
                 <w:webHidden/>
               </w:rPr>
-              <w:t>4</w:t>
+              <w:t>5</w:t>
             </w:r>
             <w:r>
               <w:rPr>
@@ -1304,7 +1303,7 @@
               <w:lang w:eastAsia="fr-FR"/>
             </w:rPr>
           </w:pPr>
-          <w:hyperlink w:anchor="_Toc183100806" w:history="1">
+          <w:hyperlink w:anchor="_Toc186990709" w:history="1">
             <w:r>
               <w:rPr>
                 <w:rStyle w:val="Lienhypertexte"/>
@@ -1346,7 +1345,7 @@
                 <w:noProof/>
                 <w:webHidden/>
               </w:rPr>
-              <w:instrText xml:space="preserve"> PAGEREF _Toc183100806 \h </w:instrText>
+              <w:instrText xml:space="preserve"> PAGEREF _Toc186990709 \h </w:instrText>
             </w:r>
             <w:r>
               <w:rPr>
@@ -1366,7 +1365,7 @@
                 <w:noProof/>
                 <w:webHidden/>
               </w:rPr>
-              <w:t>4</w:t>
+              <w:t>6</w:t>
             </w:r>
             <w:r>
               <w:rPr>
@@ -1390,7 +1389,7 @@
               <w:lang w:eastAsia="fr-FR"/>
             </w:rPr>
           </w:pPr>
-          <w:hyperlink w:anchor="_Toc183100807" w:history="1">
+          <w:hyperlink w:anchor="_Toc186990710" w:history="1">
             <w:r>
               <w:rPr>
                 <w:rStyle w:val="Lienhypertexte"/>
@@ -1432,7 +1431,7 @@
                 <w:noProof/>
                 <w:webHidden/>
               </w:rPr>
-              <w:instrText xml:space="preserve"> PAGEREF _Toc183100807 \h </w:instrText>
+              <w:instrText xml:space="preserve"> PAGEREF _Toc186990710 \h </w:instrText>
             </w:r>
             <w:r>
               <w:rPr>
@@ -1452,7 +1451,7 @@
                 <w:noProof/>
                 <w:webHidden/>
               </w:rPr>
-              <w:t>4</w:t>
+              <w:t>6</w:t>
             </w:r>
             <w:r>
               <w:rPr>
@@ -1476,7 +1475,7 @@
               <w:lang w:eastAsia="fr-FR"/>
             </w:rPr>
           </w:pPr>
-          <w:hyperlink w:anchor="_Toc183100808" w:history="1">
+          <w:hyperlink w:anchor="_Toc186990711" w:history="1">
             <w:r>
               <w:rPr>
                 <w:rStyle w:val="Lienhypertexte"/>
@@ -1518,7 +1517,7 @@
                 <w:noProof/>
                 <w:webHidden/>
               </w:rPr>
-              <w:instrText xml:space="preserve"> PAGEREF _Toc183100808 \h </w:instrText>
+              <w:instrText xml:space="preserve"> PAGEREF _Toc186990711 \h </w:instrText>
             </w:r>
             <w:r>
               <w:rPr>
@@ -1538,7 +1537,7 @@
                 <w:noProof/>
                 <w:webHidden/>
               </w:rPr>
-              <w:t>4</w:t>
+              <w:t>6</w:t>
             </w:r>
             <w:r>
               <w:rPr>
@@ -1562,7 +1561,7 @@
               <w:lang w:eastAsia="fr-FR"/>
             </w:rPr>
           </w:pPr>
-          <w:hyperlink w:anchor="_Toc183100809" w:history="1">
+          <w:hyperlink w:anchor="_Toc186990712" w:history="1">
             <w:r>
               <w:rPr>
                 <w:rStyle w:val="Lienhypertexte"/>
@@ -1604,7 +1603,7 @@
                 <w:noProof/>
                 <w:webHidden/>
               </w:rPr>
-              <w:instrText xml:space="preserve"> PAGEREF _Toc183100809 \h </w:instrText>
+              <w:instrText xml:space="preserve"> PAGEREF _Toc186990712 \h </w:instrText>
             </w:r>
             <w:r>
               <w:rPr>
@@ -1624,7 +1623,7 @@
                 <w:noProof/>
                 <w:webHidden/>
               </w:rPr>
-              <w:t>5</w:t>
+              <w:t>7</w:t>
             </w:r>
             <w:r>
               <w:rPr>
@@ -1648,7 +1647,7 @@
               <w:lang w:eastAsia="fr-FR"/>
             </w:rPr>
           </w:pPr>
-          <w:hyperlink w:anchor="_Toc183100810" w:history="1">
+          <w:hyperlink w:anchor="_Toc186990713" w:history="1">
             <w:r>
               <w:rPr>
                 <w:rStyle w:val="Lienhypertexte"/>
@@ -1690,7 +1689,7 @@
                 <w:noProof/>
                 <w:webHidden/>
               </w:rPr>
-              <w:instrText xml:space="preserve"> PAGEREF _Toc183100810 \h </w:instrText>
+              <w:instrText xml:space="preserve"> PAGEREF _Toc186990713 \h </w:instrText>
             </w:r>
             <w:r>
               <w:rPr>
@@ -1710,7 +1709,7 @@
                 <w:noProof/>
                 <w:webHidden/>
               </w:rPr>
-              <w:t>5</w:t>
+              <w:t>7</w:t>
             </w:r>
             <w:r>
               <w:rPr>
@@ -1734,7 +1733,7 @@
               <w:lang w:eastAsia="fr-FR"/>
             </w:rPr>
           </w:pPr>
-          <w:hyperlink w:anchor="_Toc183100811" w:history="1">
+          <w:hyperlink w:anchor="_Toc186990714" w:history="1">
             <w:r>
               <w:rPr>
                 <w:rStyle w:val="Lienhypertexte"/>
@@ -1776,7 +1775,7 @@
                 <w:noProof/>
                 <w:webHidden/>
               </w:rPr>
-              <w:instrText xml:space="preserve"> PAGEREF _Toc183100811 \h </w:instrText>
+              <w:instrText xml:space="preserve"> PAGEREF _Toc186990714 \h </w:instrText>
             </w:r>
             <w:r>
               <w:rPr>
@@ -1796,7 +1795,7 @@
                 <w:noProof/>
                 <w:webHidden/>
               </w:rPr>
-              <w:t>5</w:t>
+              <w:t>8</w:t>
             </w:r>
             <w:r>
               <w:rPr>
@@ -1836,7 +1835,7 @@
           <w:numId w:val="8"/>
         </w:numPr>
       </w:pPr>
-      <w:bookmarkStart w:id="0" w:name="_Toc183100795"/>
+      <w:bookmarkStart w:id="0" w:name="_Toc186990698"/>
       <w:r>
         <w:lastRenderedPageBreak/>
         <w:t>Description des choix de conception et d’implémentation relatifs aux structures de données utilisées et à la démarche adoptée</w:t>
@@ -1864,7 +1863,7 @@
           <w:numId w:val="8"/>
         </w:numPr>
       </w:pPr>
-      <w:bookmarkStart w:id="1" w:name="_Toc183100796"/>
+      <w:bookmarkStart w:id="1" w:name="_Toc186990699"/>
       <w:r>
         <w:t>Choix des structures de données</w:t>
       </w:r>
@@ -1924,7 +1923,7 @@
           <w:numId w:val="8"/>
         </w:numPr>
       </w:pPr>
-      <w:bookmarkStart w:id="2" w:name="_Toc183100797"/>
+      <w:bookmarkStart w:id="2" w:name="_Toc186990700"/>
       <w:r>
         <w:t>Types de structures de données utilisées</w:t>
       </w:r>
@@ -1981,7 +1980,7 @@
           <w:numId w:val="8"/>
         </w:numPr>
       </w:pPr>
-      <w:bookmarkStart w:id="3" w:name="_Toc183100798"/>
+      <w:bookmarkStart w:id="3" w:name="_Toc186990701"/>
       <w:r>
         <w:t>Critères de sélection</w:t>
       </w:r>
@@ -2024,7 +2023,7 @@
           <w:numId w:val="8"/>
         </w:numPr>
       </w:pPr>
-      <w:bookmarkStart w:id="4" w:name="_Toc183100799"/>
+      <w:bookmarkStart w:id="4" w:name="_Toc186990702"/>
       <w:r>
         <w:t>Démarche adoptée</w:t>
       </w:r>
@@ -2118,7 +2117,7 @@
           <w:numId w:val="8"/>
         </w:numPr>
       </w:pPr>
-      <w:bookmarkStart w:id="5" w:name="_Toc183100800"/>
+      <w:bookmarkStart w:id="5" w:name="_Toc186990703"/>
       <w:r>
         <w:t>Algorithmes des sous-programmes</w:t>
       </w:r>
@@ -2135,7 +2134,7 @@
           <w:numId w:val="8"/>
         </w:numPr>
       </w:pPr>
-      <w:bookmarkStart w:id="6" w:name="_Toc183100801"/>
+      <w:bookmarkStart w:id="6" w:name="_Toc186990704"/>
       <w:proofErr w:type="spellStart"/>
       <w:r>
         <w:t>InitNeur</w:t>
@@ -2478,7 +2477,7 @@
           <w:numId w:val="8"/>
         </w:numPr>
       </w:pPr>
-      <w:bookmarkStart w:id="7" w:name="_Toc183100802"/>
+      <w:bookmarkStart w:id="7" w:name="_Toc186990705"/>
       <w:proofErr w:type="spellStart"/>
       <w:r>
         <w:t>OutNeurone</w:t>
@@ -2758,7 +2757,7 @@
           <w:numId w:val="8"/>
         </w:numPr>
       </w:pPr>
-      <w:bookmarkStart w:id="8" w:name="_Toc183100803"/>
+      <w:bookmarkStart w:id="8" w:name="_Toc186990706"/>
       <w:proofErr w:type="spellStart"/>
       <w:r>
         <w:t>InitCouche</w:t>
@@ -3245,7 +3244,7 @@
           <w:numId w:val="8"/>
         </w:numPr>
       </w:pPr>
-      <w:bookmarkStart w:id="9" w:name="_Toc183100804"/>
+      <w:bookmarkStart w:id="9" w:name="_Toc186990707"/>
       <w:proofErr w:type="spellStart"/>
       <w:r>
         <w:t>OutCouche</w:t>
@@ -3521,7 +3520,7 @@
           <w:numId w:val="8"/>
         </w:numPr>
       </w:pPr>
-      <w:bookmarkStart w:id="10" w:name="_Toc183100805"/>
+      <w:bookmarkStart w:id="10" w:name="_Toc186990708"/>
       <w:proofErr w:type="spellStart"/>
       <w:r>
         <w:t>CreerResNeur</w:t>
@@ -4029,7 +4028,7 @@
           <w:numId w:val="8"/>
         </w:numPr>
       </w:pPr>
-      <w:bookmarkStart w:id="11" w:name="_Toc183100806"/>
+      <w:bookmarkStart w:id="11" w:name="_Toc186990709"/>
       <w:proofErr w:type="spellStart"/>
       <w:r>
         <w:t>PropagationAvant</w:t>
@@ -4417,7 +4416,7 @@
           <w:numId w:val="8"/>
         </w:numPr>
       </w:pPr>
-      <w:bookmarkStart w:id="12" w:name="_Toc183100807"/>
+      <w:bookmarkStart w:id="12" w:name="_Toc186990710"/>
       <w:r>
         <w:t>Jeux d’essais</w:t>
       </w:r>
@@ -4431,7 +4430,7 @@
           <w:numId w:val="8"/>
         </w:numPr>
       </w:pPr>
-      <w:bookmarkStart w:id="13" w:name="_Toc183100808"/>
+      <w:bookmarkStart w:id="13" w:name="_Toc186990711"/>
       <w:r>
         <w:t>Réseau ET</w:t>
       </w:r>
@@ -4533,7 +4532,7 @@
           <w:numId w:val="8"/>
         </w:numPr>
       </w:pPr>
-      <w:bookmarkStart w:id="14" w:name="_Toc183100809"/>
+      <w:bookmarkStart w:id="14" w:name="_Toc186990712"/>
       <w:r>
         <w:t>Réseau OU</w:t>
       </w:r>
@@ -4634,7 +4633,7 @@
           <w:numId w:val="8"/>
         </w:numPr>
       </w:pPr>
-      <w:bookmarkStart w:id="15" w:name="_Toc183100810"/>
+      <w:bookmarkStart w:id="15" w:name="_Toc186990713"/>
       <w:r>
         <w:t>Réseau NOT</w:t>
       </w:r>
@@ -4735,7 +4734,7 @@
           <w:numId w:val="8"/>
         </w:numPr>
       </w:pPr>
-      <w:bookmarkStart w:id="16" w:name="_Toc183100811"/>
+      <w:bookmarkStart w:id="16" w:name="_Toc186990714"/>
       <w:r>
         <w:lastRenderedPageBreak/>
         <w:t xml:space="preserve">Réseau </w:t>
@@ -4892,6 +4891,9 @@
         <w:br/>
       </w:r>
       <w:r>
+        <w:rPr>
+          <w:noProof/>
+        </w:rPr>
         <w:drawing>
           <wp:inline distT="0" distB="0" distL="0" distR="0" wp14:anchorId="2D702992" wp14:editId="39EC1A78">
             <wp:extent cx="5760720" cy="2618105"/>
@@ -9321,9 +9323,11 @@
     <w:rsid w:val="00235B1D"/>
     <w:rsid w:val="00303EA6"/>
     <w:rsid w:val="003B7B5A"/>
+    <w:rsid w:val="00445B86"/>
     <w:rsid w:val="00467C6E"/>
     <w:rsid w:val="005174ED"/>
     <w:rsid w:val="00535A86"/>
+    <w:rsid w:val="00580BDC"/>
     <w:rsid w:val="007217F5"/>
     <w:rsid w:val="00757A89"/>
     <w:rsid w:val="007632B8"/>
